--- a/Marika_Nishi_Resume.docx
+++ b/Marika_Nishi_Resume.docx
@@ -43,7 +43,7 @@
           <w:sz w:val="20"/>
           <w:szCs w:val="10"/>
         </w:rPr>
-        <w:t>Perception Robotics</w:t>
+        <w:t>Robotics</w:t>
       </w:r>
       <w:r>
         <w:rPr>
@@ -51,7 +51,15 @@
           <w:sz w:val="20"/>
           <w:szCs w:val="10"/>
         </w:rPr>
-        <w:t xml:space="preserve"> Engineer</w:t>
+        <w:t xml:space="preserve"> </w:t>
+      </w:r>
+      <w:r>
+        <w:rPr>
+          <w:rFonts w:ascii="Times New Roman" w:hAnsi="Times New Roman" w:cs="Times New Roman"/>
+          <w:sz w:val="20"/>
+          <w:szCs w:val="10"/>
+        </w:rPr>
+        <w:t>Engineer</w:t>
       </w:r>
     </w:p>
     <w:p>
@@ -736,6 +744,24 @@
           <w:sz w:val="21"/>
           <w:szCs w:val="21"/>
         </w:rPr>
+        <w:t xml:space="preserve">C++, </w:t>
+      </w:r>
+      <w:r>
+        <w:rPr>
+          <w:rFonts w:ascii="Garamond" w:hAnsi="Garamond" w:cs="Arial"/>
+          <w:iCs/>
+          <w:sz w:val="21"/>
+          <w:szCs w:val="21"/>
+        </w:rPr>
+        <w:t xml:space="preserve">C, </w:t>
+      </w:r>
+      <w:r>
+        <w:rPr>
+          <w:rFonts w:ascii="Garamond" w:hAnsi="Garamond" w:cs="Arial"/>
+          <w:iCs/>
+          <w:sz w:val="21"/>
+          <w:szCs w:val="21"/>
+        </w:rPr>
         <w:t>Python,</w:t>
       </w:r>
       <w:r>
@@ -763,24 +789,6 @@
           <w:sz w:val="21"/>
           <w:szCs w:val="21"/>
         </w:rPr>
-        <w:t xml:space="preserve">C++, </w:t>
-      </w:r>
-      <w:r>
-        <w:rPr>
-          <w:rFonts w:ascii="Garamond" w:hAnsi="Garamond" w:cs="Arial"/>
-          <w:iCs/>
-          <w:sz w:val="21"/>
-          <w:szCs w:val="21"/>
-        </w:rPr>
-        <w:t xml:space="preserve">C, </w:t>
-      </w:r>
-      <w:r>
-        <w:rPr>
-          <w:rFonts w:ascii="Garamond" w:hAnsi="Garamond" w:cs="Arial"/>
-          <w:iCs/>
-          <w:sz w:val="21"/>
-          <w:szCs w:val="21"/>
-        </w:rPr>
         <w:t>Git,</w:t>
       </w:r>
       <w:r>
@@ -799,16 +807,124 @@
           <w:sz w:val="21"/>
           <w:szCs w:val="21"/>
         </w:rPr>
-        <w:t xml:space="preserve">ROS, ROS2, </w:t>
-      </w:r>
-      <w:r>
-        <w:rPr>
-          <w:rFonts w:ascii="Garamond" w:hAnsi="Garamond" w:cs="Arial"/>
-          <w:iCs/>
-          <w:sz w:val="21"/>
-          <w:szCs w:val="21"/>
-        </w:rPr>
-        <w:t xml:space="preserve">Linux, </w:t>
+        <w:t>ROS, ROS2,</w:t>
+      </w:r>
+      <w:r>
+        <w:rPr>
+          <w:rFonts w:ascii="Garamond" w:hAnsi="Garamond" w:cs="Arial"/>
+          <w:iCs/>
+          <w:sz w:val="21"/>
+          <w:szCs w:val="21"/>
+        </w:rPr>
+        <w:t xml:space="preserve"> AI,</w:t>
+      </w:r>
+      <w:r>
+        <w:rPr>
+          <w:rFonts w:ascii="Garamond" w:hAnsi="Garamond" w:cs="Arial"/>
+          <w:iCs/>
+          <w:sz w:val="21"/>
+          <w:szCs w:val="21"/>
+        </w:rPr>
+        <w:t xml:space="preserve"> ML,</w:t>
+      </w:r>
+      <w:r>
+        <w:rPr>
+          <w:rFonts w:ascii="Garamond" w:hAnsi="Garamond" w:cs="Arial"/>
+          <w:iCs/>
+          <w:sz w:val="21"/>
+          <w:szCs w:val="21"/>
+        </w:rPr>
+        <w:t xml:space="preserve"> </w:t>
+      </w:r>
+      <w:r>
+        <w:rPr>
+          <w:rFonts w:ascii="Garamond" w:hAnsi="Garamond" w:cs="Arial"/>
+          <w:iCs/>
+          <w:sz w:val="21"/>
+          <w:szCs w:val="21"/>
+        </w:rPr>
+        <w:t xml:space="preserve">simulation (Gazebo, NVIDIA Isaac Sim), </w:t>
+      </w:r>
+      <w:r>
+        <w:rPr>
+          <w:rFonts w:ascii="Garamond" w:hAnsi="Garamond" w:cs="Arial"/>
+          <w:iCs/>
+          <w:sz w:val="21"/>
+          <w:szCs w:val="21"/>
+        </w:rPr>
+        <w:t xml:space="preserve">self navigation, </w:t>
+      </w:r>
+      <w:r>
+        <w:rPr>
+          <w:rFonts w:ascii="Garamond" w:hAnsi="Garamond" w:cs="Arial"/>
+          <w:iCs/>
+          <w:sz w:val="21"/>
+          <w:szCs w:val="21"/>
+        </w:rPr>
+        <w:t xml:space="preserve">ML-based planning, </w:t>
+      </w:r>
+      <w:r>
+        <w:rPr>
+          <w:rFonts w:ascii="Garamond" w:hAnsi="Garamond" w:cs="Arial"/>
+          <w:iCs/>
+          <w:sz w:val="21"/>
+          <w:szCs w:val="21"/>
+        </w:rPr>
+        <w:t>autonomous driving, machine learning</w:t>
+      </w:r>
+      <w:r>
+        <w:rPr>
+          <w:rFonts w:ascii="Garamond" w:hAnsi="Garamond" w:cs="Arial"/>
+          <w:iCs/>
+          <w:sz w:val="21"/>
+          <w:szCs w:val="21"/>
+        </w:rPr>
+        <w:t xml:space="preserve">, </w:t>
+      </w:r>
+      <w:r>
+        <w:rPr>
+          <w:rFonts w:ascii="Garamond" w:hAnsi="Garamond" w:cs="Arial"/>
+          <w:iCs/>
+          <w:sz w:val="21"/>
+          <w:szCs w:val="21"/>
+        </w:rPr>
+        <w:t xml:space="preserve">control, </w:t>
+      </w:r>
+      <w:r>
+        <w:rPr>
+          <w:rFonts w:ascii="Garamond" w:hAnsi="Garamond" w:cs="Arial"/>
+          <w:iCs/>
+          <w:sz w:val="21"/>
+          <w:szCs w:val="21"/>
+        </w:rPr>
+        <w:t xml:space="preserve">localization, </w:t>
+      </w:r>
+      <w:r>
+        <w:rPr>
+          <w:rFonts w:ascii="Garamond" w:hAnsi="Garamond" w:cs="Arial"/>
+          <w:iCs/>
+          <w:sz w:val="21"/>
+          <w:szCs w:val="21"/>
+        </w:rPr>
+        <w:t xml:space="preserve">sensor fusion, </w:t>
+      </w:r>
+      <w:r>
+        <w:rPr>
+          <w:rFonts w:ascii="Garamond" w:hAnsi="Garamond" w:cs="Arial"/>
+          <w:iCs/>
+          <w:sz w:val="21"/>
+          <w:szCs w:val="21"/>
+        </w:rPr>
+        <w:t xml:space="preserve">SLAM, </w:t>
+      </w:r>
+      <w:r>
+        <w:rPr>
+          <w:rFonts w:ascii="Garamond" w:hAnsi="Garamond" w:cs="Arial"/>
+          <w:iCs/>
+          <w:sz w:val="21"/>
+          <w:szCs w:val="21"/>
+        </w:rPr>
+        <w:t xml:space="preserve">EKF, </w:t>
       </w:r>
       <w:r>
         <w:rPr>
@@ -825,187 +941,7 @@
           <w:sz w:val="21"/>
           <w:szCs w:val="21"/>
         </w:rPr>
-        <w:t xml:space="preserve">SLAM, </w:t>
-      </w:r>
-      <w:r>
-        <w:rPr>
-          <w:rFonts w:ascii="Garamond" w:hAnsi="Garamond" w:cs="Arial"/>
-          <w:iCs/>
-          <w:sz w:val="21"/>
-          <w:szCs w:val="21"/>
-        </w:rPr>
-        <w:t xml:space="preserve">AWS, Docker, </w:t>
-      </w:r>
-      <w:r>
-        <w:rPr>
-          <w:rFonts w:ascii="Garamond" w:hAnsi="Garamond" w:cs="Arial"/>
-          <w:iCs/>
-          <w:sz w:val="21"/>
-          <w:szCs w:val="21"/>
-        </w:rPr>
-        <w:t xml:space="preserve">visualizations, </w:t>
-      </w:r>
-      <w:r>
-        <w:rPr>
-          <w:rFonts w:ascii="Garamond" w:hAnsi="Garamond" w:cs="Arial"/>
-          <w:iCs/>
-          <w:sz w:val="21"/>
-          <w:szCs w:val="21"/>
-        </w:rPr>
-        <w:t xml:space="preserve">ML-based planning, </w:t>
-      </w:r>
-      <w:r>
-        <w:rPr>
-          <w:rFonts w:ascii="Garamond" w:hAnsi="Garamond" w:cs="Arial"/>
-          <w:iCs/>
-          <w:sz w:val="21"/>
-          <w:szCs w:val="21"/>
-        </w:rPr>
-        <w:t>sensor fusion</w:t>
-      </w:r>
-      <w:r>
-        <w:rPr>
-          <w:rFonts w:ascii="Garamond" w:hAnsi="Garamond" w:cs="Arial"/>
-          <w:iCs/>
-          <w:sz w:val="21"/>
-          <w:szCs w:val="21"/>
-        </w:rPr>
-        <w:t xml:space="preserve">, </w:t>
-      </w:r>
-      <w:r>
-        <w:rPr>
-          <w:rFonts w:ascii="Garamond" w:hAnsi="Garamond" w:cs="Arial"/>
-          <w:iCs/>
-          <w:sz w:val="21"/>
-          <w:szCs w:val="21"/>
-        </w:rPr>
-        <w:t xml:space="preserve">EKF, </w:t>
-      </w:r>
-      <w:r>
-        <w:rPr>
-          <w:rFonts w:ascii="Garamond" w:hAnsi="Garamond" w:cs="Arial"/>
-          <w:iCs/>
-          <w:sz w:val="21"/>
-          <w:szCs w:val="21"/>
-        </w:rPr>
-        <w:t>AI</w:t>
-      </w:r>
-      <w:r>
-        <w:rPr>
-          <w:rFonts w:ascii="Garamond" w:hAnsi="Garamond" w:cs="Arial"/>
-          <w:iCs/>
-          <w:sz w:val="21"/>
-          <w:szCs w:val="21"/>
-        </w:rPr>
-        <w:t xml:space="preserve">, </w:t>
-      </w:r>
-      <w:r>
-        <w:rPr>
-          <w:rFonts w:ascii="Garamond" w:hAnsi="Garamond" w:cs="Arial"/>
-          <w:iCs/>
-          <w:sz w:val="21"/>
-          <w:szCs w:val="21"/>
-        </w:rPr>
-        <w:t xml:space="preserve">MATLAB, Simulink, </w:t>
-      </w:r>
-      <w:r>
-        <w:rPr>
-          <w:rFonts w:ascii="Garamond" w:hAnsi="Garamond" w:cs="Arial"/>
-          <w:iCs/>
-          <w:sz w:val="21"/>
-          <w:szCs w:val="21"/>
-        </w:rPr>
-        <w:t xml:space="preserve">autonomous driving, </w:t>
-      </w:r>
-      <w:r>
-        <w:rPr>
-          <w:rFonts w:ascii="Garamond" w:hAnsi="Garamond" w:cs="Arial"/>
-          <w:iCs/>
-          <w:sz w:val="21"/>
-          <w:szCs w:val="21"/>
-        </w:rPr>
-        <w:t xml:space="preserve">control, </w:t>
-      </w:r>
-      <w:r>
-        <w:rPr>
-          <w:rFonts w:ascii="Garamond" w:hAnsi="Garamond" w:cs="Arial"/>
-          <w:iCs/>
-          <w:sz w:val="21"/>
-          <w:szCs w:val="21"/>
-        </w:rPr>
-        <w:t>simulation (Gazebo, Isaac</w:t>
-      </w:r>
-      <w:r>
-        <w:rPr>
-          <w:rFonts w:ascii="Garamond" w:hAnsi="Garamond" w:cs="Arial"/>
-          <w:iCs/>
-          <w:sz w:val="21"/>
-          <w:szCs w:val="21"/>
-        </w:rPr>
-        <w:t xml:space="preserve"> </w:t>
-      </w:r>
-      <w:r>
-        <w:rPr>
-          <w:rFonts w:ascii="Garamond" w:hAnsi="Garamond" w:cs="Arial"/>
-          <w:iCs/>
-          <w:sz w:val="21"/>
-          <w:szCs w:val="21"/>
-        </w:rPr>
-        <w:t>Sim</w:t>
-      </w:r>
-      <w:r>
-        <w:rPr>
-          <w:rFonts w:ascii="Garamond" w:hAnsi="Garamond" w:cs="Arial"/>
-          <w:iCs/>
-          <w:sz w:val="21"/>
-          <w:szCs w:val="21"/>
-        </w:rPr>
-        <w:t>, Mu</w:t>
-      </w:r>
-      <w:r>
-        <w:rPr>
-          <w:rFonts w:ascii="Garamond" w:hAnsi="Garamond" w:cs="Arial"/>
-          <w:iCs/>
-          <w:sz w:val="21"/>
-          <w:szCs w:val="21"/>
-        </w:rPr>
-        <w:t>J</w:t>
-      </w:r>
-      <w:r>
-        <w:rPr>
-          <w:rFonts w:ascii="Garamond" w:hAnsi="Garamond" w:cs="Arial"/>
-          <w:iCs/>
-          <w:sz w:val="21"/>
-          <w:szCs w:val="21"/>
-        </w:rPr>
-        <w:t>o</w:t>
-      </w:r>
-      <w:r>
-        <w:rPr>
-          <w:rFonts w:ascii="Garamond" w:hAnsi="Garamond" w:cs="Arial"/>
-          <w:iCs/>
-          <w:sz w:val="21"/>
-          <w:szCs w:val="21"/>
-        </w:rPr>
-        <w:t>C</w:t>
-      </w:r>
-      <w:r>
-        <w:rPr>
-          <w:rFonts w:ascii="Garamond" w:hAnsi="Garamond" w:cs="Arial"/>
-          <w:iCs/>
-          <w:sz w:val="21"/>
-          <w:szCs w:val="21"/>
-        </w:rPr>
-        <w:t>o</w:t>
-      </w:r>
-      <w:r>
-        <w:rPr>
-          <w:rFonts w:ascii="Garamond" w:hAnsi="Garamond" w:cs="Arial"/>
-          <w:iCs/>
-          <w:sz w:val="21"/>
-          <w:szCs w:val="21"/>
-        </w:rPr>
-        <w:t>)</w:t>
+        <w:t>Linux</w:t>
       </w:r>
     </w:p>
     <w:p>
@@ -1046,15 +982,55 @@
           <w:sz w:val="21"/>
           <w:szCs w:val="21"/>
         </w:rPr>
-        <w:t>CAN bus communication,</w:t>
-      </w:r>
-      <w:r>
-        <w:rPr>
-          <w:rFonts w:ascii="Garamond" w:hAnsi="Garamond" w:cs="Arial"/>
-          <w:sz w:val="21"/>
-          <w:szCs w:val="21"/>
-        </w:rPr>
-        <w:t xml:space="preserve"> </w:t>
+        <w:t xml:space="preserve">UAVs, </w:t>
+      </w:r>
+      <w:r>
+        <w:rPr>
+          <w:rFonts w:ascii="Garamond" w:hAnsi="Garamond" w:cs="Arial"/>
+          <w:sz w:val="21"/>
+          <w:szCs w:val="21"/>
+        </w:rPr>
+        <w:t>RGB camera</w:t>
+      </w:r>
+      <w:r>
+        <w:rPr>
+          <w:rFonts w:ascii="Garamond" w:hAnsi="Garamond" w:cs="Arial"/>
+          <w:sz w:val="21"/>
+          <w:szCs w:val="21"/>
+        </w:rPr>
+        <w:t>s</w:t>
+      </w:r>
+      <w:r>
+        <w:rPr>
+          <w:rFonts w:ascii="Garamond" w:hAnsi="Garamond" w:cs="Arial"/>
+          <w:sz w:val="21"/>
+          <w:szCs w:val="21"/>
+        </w:rPr>
+        <w:t xml:space="preserve">, </w:t>
+      </w:r>
+      <w:r>
+        <w:rPr>
+          <w:rFonts w:ascii="Garamond" w:hAnsi="Garamond" w:cs="Arial"/>
+          <w:sz w:val="21"/>
+          <w:szCs w:val="21"/>
+        </w:rPr>
+        <w:t xml:space="preserve">depth </w:t>
+      </w:r>
+      <w:r>
+        <w:rPr>
+          <w:rFonts w:ascii="Garamond" w:hAnsi="Garamond" w:cs="Arial"/>
+          <w:sz w:val="21"/>
+          <w:szCs w:val="21"/>
+        </w:rPr>
+        <w:t>sensors</w:t>
+      </w:r>
+      <w:r>
+        <w:rPr>
+          <w:rFonts w:ascii="Garamond" w:hAnsi="Garamond" w:cs="Arial"/>
+          <w:sz w:val="21"/>
+          <w:szCs w:val="21"/>
+        </w:rPr>
+        <w:t xml:space="preserve">, </w:t>
       </w:r>
       <w:r>
         <w:rPr>
@@ -1078,7 +1054,7 @@
           <w:sz w:val="21"/>
           <w:szCs w:val="21"/>
         </w:rPr>
-        <w:t xml:space="preserve">GNSS, </w:t>
+        <w:t xml:space="preserve">RTK-GPS, </w:t>
       </w:r>
       <w:r>
         <w:rPr>
@@ -1094,39 +1070,15 @@
           <w:sz w:val="21"/>
           <w:szCs w:val="21"/>
         </w:rPr>
-        <w:t>RGB camera</w:t>
-      </w:r>
-      <w:r>
-        <w:rPr>
-          <w:rFonts w:ascii="Garamond" w:hAnsi="Garamond" w:cs="Arial"/>
-          <w:sz w:val="21"/>
-          <w:szCs w:val="21"/>
-        </w:rPr>
-        <w:t>s</w:t>
-      </w:r>
-      <w:r>
-        <w:rPr>
-          <w:rFonts w:ascii="Garamond" w:hAnsi="Garamond" w:cs="Arial"/>
-          <w:sz w:val="21"/>
-          <w:szCs w:val="21"/>
-        </w:rPr>
-        <w:t xml:space="preserve">, </w:t>
-      </w:r>
-      <w:r>
-        <w:rPr>
-          <w:rFonts w:ascii="Garamond" w:hAnsi="Garamond" w:cs="Arial"/>
-          <w:sz w:val="21"/>
-          <w:szCs w:val="21"/>
-        </w:rPr>
-        <w:t xml:space="preserve">radar, </w:t>
-      </w:r>
-      <w:r>
-        <w:rPr>
-          <w:rFonts w:ascii="Garamond" w:hAnsi="Garamond" w:cs="Arial"/>
-          <w:sz w:val="21"/>
-          <w:szCs w:val="21"/>
-        </w:rPr>
         <w:t>microcontroller</w:t>
+      </w:r>
+      <w:r>
+        <w:rPr>
+          <w:rFonts w:ascii="Garamond" w:hAnsi="Garamond" w:cs="Arial"/>
+          <w:sz w:val="21"/>
+          <w:szCs w:val="21"/>
+        </w:rPr>
+        <w:t>, CAN</w:t>
       </w:r>
     </w:p>
     <w:p>
@@ -4885,6 +4837,15 @@
 </file>
 
 <file path=customXml/item1.xml><?xml version="1.0" encoding="utf-8"?>
+<?mso-contentType ?>
+<FormTemplates xmlns="http://schemas.microsoft.com/sharepoint/v3/contenttype/forms">
+  <Display>DocumentLibraryForm</Display>
+  <Edit>DocumentLibraryForm</Edit>
+  <New>DocumentLibraryForm</New>
+</FormTemplates>
+</file>
+
+<file path=customXml/item2.xml><?xml version="1.0" encoding="utf-8"?>
 <ct:contentTypeSchema xmlns:ct="http://schemas.microsoft.com/office/2006/metadata/contentType" xmlns:ma="http://schemas.microsoft.com/office/2006/metadata/properties/metaAttributes" ct:_="" ma:_="" ma:contentTypeName="Document" ma:contentTypeID="0x010100E00F7205C82CFC49993A09459E403F9D" ma:contentTypeVersion="11" ma:contentTypeDescription="Create a new document." ma:contentTypeScope="" ma:versionID="15ca1506d9d0bc3d30df8ed0110f0d4e">
   <xsd:schema xmlns:xsd="http://www.w3.org/2001/XMLSchema" xmlns:xs="http://www.w3.org/2001/XMLSchema" xmlns:p="http://schemas.microsoft.com/office/2006/metadata/properties" xmlns:ns2="8f1b7c86-42c5-4929-b887-8cfd13270314" xmlns:ns3="671c1944-cc4f-476c-949f-52559c641db4" targetNamespace="http://schemas.microsoft.com/office/2006/metadata/properties" ma:root="true" ma:fieldsID="db6c2aada95e6879eb2870ebec6b4aa1" ns2:_="" ns3:_="">
     <xsd:import namespace="8f1b7c86-42c5-4929-b887-8cfd13270314"/>
@@ -5095,16 +5056,15 @@
 </ct:contentTypeSchema>
 </file>
 
-<file path=customXml/item2.xml><?xml version="1.0" encoding="utf-8"?>
-<?mso-contentType ?>
-<FormTemplates xmlns="http://schemas.microsoft.com/sharepoint/v3/contenttype/forms">
-  <Display>DocumentLibraryForm</Display>
-  <Edit>DocumentLibraryForm</Edit>
-  <New>DocumentLibraryForm</New>
-</FormTemplates>
+<file path=customXml/itemProps1.xml><?xml version="1.0" encoding="utf-8"?>
+<ds:datastoreItem xmlns:ds="http://schemas.openxmlformats.org/officeDocument/2006/customXml" ds:itemID="{8E8AFA64-578D-46FF-A288-428D1FA7C9F1}">
+  <ds:schemaRefs>
+    <ds:schemaRef ds:uri="http://schemas.microsoft.com/sharepoint/v3/contenttype/forms"/>
+  </ds:schemaRefs>
+</ds:datastoreItem>
 </file>
 
-<file path=customXml/itemProps1.xml><?xml version="1.0" encoding="utf-8"?>
+<file path=customXml/itemProps2.xml><?xml version="1.0" encoding="utf-8"?>
 <ds:datastoreItem xmlns:ds="http://schemas.openxmlformats.org/officeDocument/2006/customXml" ds:itemID="{5ECCFF00-82E4-439E-8D62-678F77120EF2}">
   <ds:schemaRefs>
     <ds:schemaRef ds:uri="http://schemas.microsoft.com/office/2006/metadata/contentType"/>
@@ -5121,12 +5081,4 @@
     <ds:schemaRef ds:uri="http://schemas.microsoft.com/internal/obd"/>
   </ds:schemaRefs>
 </ds:datastoreItem>
-</file>
-
-<file path=customXml/itemProps2.xml><?xml version="1.0" encoding="utf-8"?>
-<ds:datastoreItem xmlns:ds="http://schemas.openxmlformats.org/officeDocument/2006/customXml" ds:itemID="{8E8AFA64-578D-46FF-A288-428D1FA7C9F1}">
-  <ds:schemaRefs>
-    <ds:schemaRef ds:uri="http://schemas.microsoft.com/sharepoint/v3/contenttype/forms"/>
-  </ds:schemaRefs>
-</ds:datastoreItem>
 </file>
--- a/Marika_Nishi_Resume.docx
+++ b/Marika_Nishi_Resume.docx
@@ -43,14 +43,7 @@
           <w:rFonts w:ascii="Times New Roman" w:hAnsi="Times New Roman" w:cs="Times New Roman"/>
           <w:szCs w:val="14"/>
         </w:rPr>
-        <w:t>Robotics</w:t>
-      </w:r>
-      <w:r>
-        <w:rPr>
-          <w:rFonts w:ascii="Times New Roman" w:hAnsi="Times New Roman" w:cs="Times New Roman"/>
-          <w:szCs w:val="14"/>
-        </w:rPr>
-        <w:t xml:space="preserve"> Engineer</w:t>
+        <w:t>Member of Technical Staff - Robot Learning</w:t>
       </w:r>
     </w:p>
     <w:p>
@@ -114,7 +107,6 @@
         </w:rPr>
         <w:t>-</w:t>
       </w:r>
-      <w:proofErr w:type="gramStart"/>
       <w:r>
         <w:rPr>
           <w:rFonts w:ascii="Garamond" w:hAnsi="Garamond" w:cs="Arial"/>
@@ -137,16 +129,7 @@
           <w:sz w:val="18"/>
           <w:szCs w:val="18"/>
         </w:rPr>
-        <w:t>Philadelphia</w:t>
-      </w:r>
-      <w:proofErr w:type="gramEnd"/>
-      <w:r>
-        <w:rPr>
-          <w:rFonts w:ascii="Garamond" w:hAnsi="Garamond" w:cs="Arial"/>
-          <w:sz w:val="18"/>
-          <w:szCs w:val="18"/>
-        </w:rPr>
-        <w:t xml:space="preserve">, PA </w:t>
+        <w:t xml:space="preserve">Philadelphia, PA </w:t>
       </w:r>
       <w:hyperlink r:id="rId9" w:history="1">
         <w:r>
@@ -454,7 +437,7 @@
           <w:sz w:val="21"/>
           <w:szCs w:val="21"/>
         </w:rPr>
-        <w:t>78</w:t>
+        <w:t>81</w:t>
       </w:r>
       <w:r>
         <w:rPr>
@@ -773,7 +756,79 @@
           <w:sz w:val="21"/>
           <w:szCs w:val="21"/>
         </w:rPr>
-        <w:t xml:space="preserve">industrial communication protocols (CAN), </w:t>
+        <w:t>Python,</w:t>
+      </w:r>
+      <w:r>
+        <w:rPr>
+          <w:rFonts w:ascii="Garamond" w:hAnsi="Garamond" w:cs="Arial"/>
+          <w:iCs/>
+          <w:sz w:val="21"/>
+          <w:szCs w:val="21"/>
+        </w:rPr>
+        <w:t xml:space="preserve"> </w:t>
+      </w:r>
+      <w:r>
+        <w:rPr>
+          <w:rFonts w:ascii="Garamond" w:hAnsi="Garamond" w:cs="Arial"/>
+          <w:iCs/>
+          <w:sz w:val="21"/>
+          <w:szCs w:val="21"/>
+        </w:rPr>
+        <w:t xml:space="preserve">PyTorch, </w:t>
+      </w:r>
+      <w:r>
+        <w:rPr>
+          <w:rFonts w:ascii="Garamond" w:hAnsi="Garamond" w:cs="Arial"/>
+          <w:iCs/>
+          <w:sz w:val="21"/>
+          <w:szCs w:val="21"/>
+        </w:rPr>
+        <w:t xml:space="preserve">C++, </w:t>
+      </w:r>
+      <w:r>
+        <w:rPr>
+          <w:rFonts w:ascii="Garamond" w:hAnsi="Garamond" w:cs="Arial"/>
+          <w:iCs/>
+          <w:sz w:val="21"/>
+          <w:szCs w:val="21"/>
+        </w:rPr>
+        <w:t xml:space="preserve">C, </w:t>
+      </w:r>
+      <w:r>
+        <w:rPr>
+          <w:rFonts w:ascii="Garamond" w:hAnsi="Garamond" w:cs="Arial"/>
+          <w:iCs/>
+          <w:sz w:val="21"/>
+          <w:szCs w:val="21"/>
+        </w:rPr>
+        <w:t xml:space="preserve">ROS, ROS2, </w:t>
+      </w:r>
+      <w:r>
+        <w:rPr>
+          <w:rFonts w:ascii="Garamond" w:hAnsi="Garamond" w:cs="Arial"/>
+          <w:iCs/>
+          <w:sz w:val="21"/>
+          <w:szCs w:val="21"/>
+        </w:rPr>
+        <w:t>AI, ML</w:t>
+      </w:r>
+      <w:r>
+        <w:rPr>
+          <w:rFonts w:ascii="Garamond" w:hAnsi="Garamond" w:cs="Arial"/>
+          <w:iCs/>
+          <w:sz w:val="21"/>
+          <w:szCs w:val="21"/>
+        </w:rPr>
+        <w:t xml:space="preserve">, </w:t>
+      </w:r>
+      <w:r>
+        <w:rPr>
+          <w:rFonts w:ascii="Garamond" w:hAnsi="Garamond" w:cs="Arial"/>
+          <w:iCs/>
+          <w:sz w:val="21"/>
+          <w:szCs w:val="21"/>
+        </w:rPr>
+        <w:t xml:space="preserve">Linux, </w:t>
       </w:r>
       <w:r>
         <w:rPr>
@@ -814,80 +869,6 @@
           <w:sz w:val="21"/>
           <w:szCs w:val="21"/>
         </w:rPr>
-        <w:t>Python,</w:t>
-      </w:r>
-      <w:r>
-        <w:rPr>
-          <w:rFonts w:ascii="Garamond" w:hAnsi="Garamond" w:cs="Arial"/>
-          <w:iCs/>
-          <w:sz w:val="21"/>
-          <w:szCs w:val="21"/>
-        </w:rPr>
-        <w:t xml:space="preserve"> </w:t>
-      </w:r>
-      <w:r>
-        <w:rPr>
-          <w:rFonts w:ascii="Garamond" w:hAnsi="Garamond" w:cs="Arial"/>
-          <w:iCs/>
-          <w:sz w:val="21"/>
-          <w:szCs w:val="21"/>
-        </w:rPr>
-        <w:t xml:space="preserve">PyTorch, </w:t>
-      </w:r>
-      <w:proofErr w:type="gramStart"/>
-      <w:r>
-        <w:rPr>
-          <w:rFonts w:ascii="Garamond" w:hAnsi="Garamond" w:cs="Arial"/>
-          <w:iCs/>
-          <w:sz w:val="21"/>
-          <w:szCs w:val="21"/>
-        </w:rPr>
-        <w:t>C++, C</w:t>
-      </w:r>
-      <w:proofErr w:type="gramEnd"/>
-      <w:r>
-        <w:rPr>
-          <w:rFonts w:ascii="Garamond" w:hAnsi="Garamond" w:cs="Arial"/>
-          <w:iCs/>
-          <w:sz w:val="21"/>
-          <w:szCs w:val="21"/>
-        </w:rPr>
-        <w:t xml:space="preserve">, </w:t>
-      </w:r>
-      <w:r>
-        <w:rPr>
-          <w:rFonts w:ascii="Garamond" w:hAnsi="Garamond" w:cs="Arial"/>
-          <w:iCs/>
-          <w:sz w:val="21"/>
-          <w:szCs w:val="21"/>
-        </w:rPr>
-        <w:t>ROS,</w:t>
-      </w:r>
-      <w:r>
-        <w:rPr>
-          <w:rFonts w:ascii="Garamond" w:hAnsi="Garamond" w:cs="Arial"/>
-          <w:iCs/>
-          <w:sz w:val="21"/>
-          <w:szCs w:val="21"/>
-        </w:rPr>
-        <w:t xml:space="preserve"> ROS2,</w:t>
-      </w:r>
-      <w:r>
-        <w:rPr>
-          <w:rFonts w:ascii="Garamond" w:hAnsi="Garamond" w:cs="Arial"/>
-          <w:iCs/>
-          <w:sz w:val="21"/>
-          <w:szCs w:val="21"/>
-        </w:rPr>
-        <w:t xml:space="preserve"> </w:t>
-      </w:r>
-      <w:r>
-        <w:rPr>
-          <w:rFonts w:ascii="Garamond" w:hAnsi="Garamond" w:cs="Arial"/>
-          <w:iCs/>
-          <w:sz w:val="21"/>
-          <w:szCs w:val="21"/>
-        </w:rPr>
         <w:t xml:space="preserve">SQL, </w:t>
       </w:r>
       <w:r>
@@ -920,7 +901,7 @@
           <w:sz w:val="21"/>
           <w:szCs w:val="21"/>
         </w:rPr>
-        <w:t xml:space="preserve">usion, OpenCV, segmentation, </w:t>
+        <w:t xml:space="preserve">usion, OpenCV, </w:t>
       </w:r>
       <w:r>
         <w:rPr>
@@ -1016,6 +997,70 @@
           <w:sz w:val="21"/>
           <w:szCs w:val="21"/>
         </w:rPr>
+        <w:t xml:space="preserve">sensors, actuators, multimeter, </w:t>
+      </w:r>
+      <w:r>
+        <w:rPr>
+          <w:rFonts w:ascii="Garamond" w:hAnsi="Garamond" w:cs="Arial"/>
+          <w:sz w:val="21"/>
+          <w:szCs w:val="21"/>
+        </w:rPr>
+        <w:t xml:space="preserve">microcontrollers, </w:t>
+      </w:r>
+      <w:r>
+        <w:rPr>
+          <w:rFonts w:ascii="Garamond" w:hAnsi="Garamond" w:cs="Arial"/>
+          <w:sz w:val="21"/>
+          <w:szCs w:val="21"/>
+        </w:rPr>
+        <w:t>LiDAR</w:t>
+      </w:r>
+      <w:r>
+        <w:rPr>
+          <w:rFonts w:ascii="Garamond" w:hAnsi="Garamond" w:cs="Arial"/>
+          <w:sz w:val="21"/>
+          <w:szCs w:val="21"/>
+        </w:rPr>
+        <w:t>, RGB camera</w:t>
+      </w:r>
+      <w:r>
+        <w:rPr>
+          <w:rFonts w:ascii="Garamond" w:hAnsi="Garamond" w:cs="Arial"/>
+          <w:sz w:val="21"/>
+          <w:szCs w:val="21"/>
+        </w:rPr>
+        <w:t>s</w:t>
+      </w:r>
+      <w:r>
+        <w:rPr>
+          <w:rFonts w:ascii="Garamond" w:hAnsi="Garamond" w:cs="Arial"/>
+          <w:sz w:val="21"/>
+          <w:szCs w:val="21"/>
+        </w:rPr>
+        <w:t>, GPS</w:t>
+      </w:r>
+      <w:r>
+        <w:rPr>
+          <w:rFonts w:ascii="Garamond" w:hAnsi="Garamond" w:cs="Arial"/>
+          <w:sz w:val="21"/>
+          <w:szCs w:val="21"/>
+        </w:rPr>
+        <w:t>, IMU</w:t>
+      </w:r>
+      <w:r>
+        <w:rPr>
+          <w:rFonts w:ascii="Garamond" w:hAnsi="Garamond" w:cs="Arial"/>
+          <w:sz w:val="21"/>
+          <w:szCs w:val="21"/>
+        </w:rPr>
+        <w:t xml:space="preserve">, </w:t>
+      </w:r>
+      <w:r>
+        <w:rPr>
+          <w:rFonts w:ascii="Garamond" w:hAnsi="Garamond" w:cs="Arial"/>
+          <w:sz w:val="21"/>
+          <w:szCs w:val="21"/>
+        </w:rPr>
         <w:t xml:space="preserve">CAD, </w:t>
       </w:r>
       <w:r>
@@ -1024,80 +1069,7 @@
           <w:sz w:val="21"/>
           <w:szCs w:val="21"/>
         </w:rPr>
-        <w:t>LiDAR</w:t>
-      </w:r>
-      <w:r>
-        <w:rPr>
-          <w:rFonts w:ascii="Garamond" w:hAnsi="Garamond" w:cs="Arial"/>
-          <w:sz w:val="21"/>
-          <w:szCs w:val="21"/>
-        </w:rPr>
-        <w:t xml:space="preserve">, </w:t>
-      </w:r>
-      <w:r>
-        <w:rPr>
-          <w:rFonts w:ascii="Garamond" w:hAnsi="Garamond" w:cs="Arial"/>
-          <w:sz w:val="21"/>
-          <w:szCs w:val="21"/>
-        </w:rPr>
-        <w:t xml:space="preserve">circuit design, </w:t>
-      </w:r>
-      <w:r>
-        <w:rPr>
-          <w:rFonts w:ascii="Garamond" w:hAnsi="Garamond" w:cs="Arial"/>
-          <w:sz w:val="21"/>
-          <w:szCs w:val="21"/>
-        </w:rPr>
-        <w:t>RGB camera</w:t>
-      </w:r>
-      <w:r>
-        <w:rPr>
-          <w:rFonts w:ascii="Garamond" w:hAnsi="Garamond" w:cs="Arial"/>
-          <w:sz w:val="21"/>
-          <w:szCs w:val="21"/>
-        </w:rPr>
-        <w:t>s</w:t>
-      </w:r>
-      <w:r>
-        <w:rPr>
-          <w:rFonts w:ascii="Garamond" w:hAnsi="Garamond" w:cs="Arial"/>
-          <w:sz w:val="21"/>
-          <w:szCs w:val="21"/>
-        </w:rPr>
-        <w:t>, GPS</w:t>
-      </w:r>
-      <w:r>
-        <w:rPr>
-          <w:rFonts w:ascii="Garamond" w:hAnsi="Garamond" w:cs="Arial"/>
-          <w:sz w:val="21"/>
-          <w:szCs w:val="21"/>
-        </w:rPr>
-        <w:t xml:space="preserve">, IMU, </w:t>
-      </w:r>
-      <w:r>
-        <w:rPr>
-          <w:rFonts w:ascii="Garamond" w:hAnsi="Garamond" w:cs="Arial"/>
-          <w:sz w:val="21"/>
-          <w:szCs w:val="21"/>
-        </w:rPr>
-        <w:t xml:space="preserve">actuators, </w:t>
-      </w:r>
-      <w:r>
-        <w:rPr>
-          <w:rFonts w:ascii="Garamond" w:hAnsi="Garamond" w:cs="Arial"/>
-          <w:iCs/>
-          <w:sz w:val="21"/>
-          <w:szCs w:val="21"/>
-        </w:rPr>
-        <w:t xml:space="preserve">3D printers, laser cutters, </w:t>
-      </w:r>
-      <w:r>
-        <w:rPr>
-          <w:rFonts w:ascii="Garamond" w:hAnsi="Garamond" w:cs="Arial"/>
-          <w:sz w:val="21"/>
-          <w:szCs w:val="21"/>
-        </w:rPr>
-        <w:t>microcontroller</w:t>
+        <w:t>mechatronics</w:t>
       </w:r>
     </w:p>
     <w:p>
@@ -1310,25 +1282,7 @@
           <w:sz w:val="21"/>
           <w:szCs w:val="21"/>
         </w:rPr>
-        <w:t xml:space="preserve">Visibility Evaluation Around Unsignalized Intersections with Occlusion </w:t>
-      </w:r>
-      <w:proofErr w:type="gramStart"/>
-      <w:r>
-        <w:rPr>
-          <w:rFonts w:ascii="Garamond" w:hAnsi="Garamond" w:cs="Arial"/>
-          <w:sz w:val="21"/>
-          <w:szCs w:val="21"/>
-        </w:rPr>
-        <w:t>From</w:t>
-      </w:r>
-      <w:proofErr w:type="gramEnd"/>
-      <w:r>
-        <w:rPr>
-          <w:rFonts w:ascii="Garamond" w:hAnsi="Garamond" w:cs="Arial"/>
-          <w:sz w:val="21"/>
-          <w:szCs w:val="21"/>
-        </w:rPr>
-        <w:t xml:space="preserve"> Arbitrary On-road Viewpoints Using Point Cloud Maps</w:t>
+        <w:t>Visibility Evaluation Around Unsignalized Intersections with Occlusion From Arbitrary On-road Viewpoints Using Point Cloud Maps</w:t>
       </w:r>
       <w:r>
         <w:rPr>
@@ -2149,25 +2103,7 @@
           <w:sz w:val="21"/>
           <w:szCs w:val="21"/>
         </w:rPr>
-        <w:t xml:space="preserve">Designed and built </w:t>
-      </w:r>
-      <w:proofErr w:type="gramStart"/>
-      <w:r>
-        <w:rPr>
-          <w:rFonts w:ascii="Garamond" w:hAnsi="Garamond" w:cs="Arial"/>
-          <w:sz w:val="21"/>
-          <w:szCs w:val="21"/>
-        </w:rPr>
-        <w:t>map</w:t>
-      </w:r>
-      <w:proofErr w:type="gramEnd"/>
-      <w:r>
-        <w:rPr>
-          <w:rFonts w:ascii="Garamond" w:hAnsi="Garamond" w:cs="Arial"/>
-          <w:sz w:val="21"/>
-          <w:szCs w:val="21"/>
-        </w:rPr>
-        <w:t xml:space="preserve"> to enhance autonomous driving/ADAS by visualizing key information, such as routes and vehicle state using MATLAB; helped company’s engineers understand signals sent from cars visually</w:t>
+        <w:t>Designed and built map to enhance autonomous driving/ADAS by visualizing key information, such as routes and vehicle state using MATLAB; helped company’s engineers understand signals sent from cars visually</w:t>
       </w:r>
     </w:p>
     <w:p>
@@ -2193,25 +2129,7 @@
           <w:sz w:val="21"/>
           <w:szCs w:val="21"/>
         </w:rPr>
-        <w:t xml:space="preserve">Improved software that </w:t>
-      </w:r>
-      <w:proofErr w:type="gramStart"/>
-      <w:r>
-        <w:rPr>
-          <w:rFonts w:ascii="Garamond" w:hAnsi="Garamond" w:cs="Arial"/>
-          <w:sz w:val="21"/>
-          <w:szCs w:val="21"/>
-        </w:rPr>
-        <w:t>processed</w:t>
-      </w:r>
-      <w:proofErr w:type="gramEnd"/>
-      <w:r>
-        <w:rPr>
-          <w:rFonts w:ascii="Garamond" w:hAnsi="Garamond" w:cs="Arial"/>
-          <w:sz w:val="21"/>
-          <w:szCs w:val="21"/>
-        </w:rPr>
-        <w:t xml:space="preserve"> CAN signals from cars by fixing signal decoding; refined system output accuracy</w:t>
+        <w:t>Improved software that processed CAN signals from cars by fixing signal decoding; refined system output accuracy</w:t>
       </w:r>
     </w:p>
     <w:p>
@@ -2715,27 +2633,7 @@
           <w:sz w:val="21"/>
           <w:szCs w:val="21"/>
         </w:rPr>
-        <w:t xml:space="preserve">Extended Kalman </w:t>
-      </w:r>
-      <w:proofErr w:type="gramStart"/>
-      <w:r>
-        <w:rPr>
-          <w:rFonts w:ascii="Garamond" w:hAnsi="Garamond" w:cs="Arial"/>
-          <w:i/>
-          <w:sz w:val="21"/>
-          <w:szCs w:val="21"/>
-        </w:rPr>
-        <w:t>Filter ,</w:t>
-      </w:r>
-      <w:proofErr w:type="gramEnd"/>
-      <w:r>
-        <w:rPr>
-          <w:rFonts w:ascii="Garamond" w:hAnsi="Garamond" w:cs="Arial"/>
-          <w:i/>
-          <w:sz w:val="21"/>
-          <w:szCs w:val="21"/>
-        </w:rPr>
-        <w:t xml:space="preserve"> </w:t>
+        <w:t xml:space="preserve">Extended Kalman Filter , </w:t>
       </w:r>
       <w:r>
         <w:rPr>
@@ -2882,54 +2780,16 @@
           <w:sz w:val="21"/>
           <w:szCs w:val="21"/>
         </w:rPr>
-        <w:t xml:space="preserve"> among </w:t>
-      </w:r>
-      <w:proofErr w:type="gramStart"/>
-      <w:r>
-        <w:rPr>
-          <w:rFonts w:ascii="Garamond" w:hAnsi="Garamond" w:cs="Arial"/>
-          <w:sz w:val="21"/>
-          <w:szCs w:val="21"/>
-        </w:rPr>
-        <w:t>pedestrian</w:t>
-      </w:r>
-      <w:proofErr w:type="gramEnd"/>
-      <w:r>
-        <w:rPr>
-          <w:rFonts w:ascii="Garamond" w:hAnsi="Garamond" w:cs="Arial"/>
-          <w:sz w:val="21"/>
-          <w:szCs w:val="21"/>
-        </w:rPr>
-        <w:t xml:space="preserve">, </w:t>
-      </w:r>
-      <w:proofErr w:type="gramStart"/>
-      <w:r>
-        <w:rPr>
-          <w:rFonts w:ascii="Garamond" w:hAnsi="Garamond" w:cs="Arial"/>
-          <w:sz w:val="21"/>
-          <w:szCs w:val="21"/>
-        </w:rPr>
-        <w:t>cyclist</w:t>
-      </w:r>
-      <w:proofErr w:type="gramEnd"/>
-      <w:r>
-        <w:rPr>
-          <w:rFonts w:ascii="Garamond" w:hAnsi="Garamond" w:cs="Arial"/>
-          <w:sz w:val="21"/>
-          <w:szCs w:val="21"/>
-        </w:rPr>
-        <w:t xml:space="preserve">, and intelligent </w:t>
-      </w:r>
-      <w:proofErr w:type="gramStart"/>
-      <w:r>
-        <w:rPr>
-          <w:rFonts w:ascii="Garamond" w:hAnsi="Garamond" w:cs="Arial"/>
-          <w:sz w:val="21"/>
-          <w:szCs w:val="21"/>
-        </w:rPr>
-        <w:t>wheelchair</w:t>
-      </w:r>
-      <w:proofErr w:type="gramEnd"/>
+        <w:t xml:space="preserve"> among pedestrian, cyclist, and intelligent wheelchair</w:t>
+      </w:r>
+      <w:r>
+        <w:rPr>
+          <w:rFonts w:ascii="Garamond" w:hAnsi="Garamond" w:cs="Arial"/>
+          <w:sz w:val="21"/>
+          <w:szCs w:val="21"/>
+        </w:rPr>
+        <w:t xml:space="preserve"> outdoors</w:t>
+      </w:r>
     </w:p>
     <w:p>
       <w:pPr>
@@ -4405,15 +4265,6 @@
 </file>
 
 <file path=customXml/item1.xml><?xml version="1.0" encoding="utf-8"?>
-<?mso-contentType ?>
-<FormTemplates xmlns="http://schemas.microsoft.com/sharepoint/v3/contenttype/forms">
-  <Display>DocumentLibraryForm</Display>
-  <Edit>DocumentLibraryForm</Edit>
-  <New>DocumentLibraryForm</New>
-</FormTemplates>
-</file>
-
-<file path=customXml/item2.xml><?xml version="1.0" encoding="utf-8"?>
 <ct:contentTypeSchema xmlns:ct="http://schemas.microsoft.com/office/2006/metadata/contentType" xmlns:ma="http://schemas.microsoft.com/office/2006/metadata/properties/metaAttributes" ct:_="" ma:_="" ma:contentTypeName="Document" ma:contentTypeID="0x010100E00F7205C82CFC49993A09459E403F9D" ma:contentTypeVersion="11" ma:contentTypeDescription="Create a new document." ma:contentTypeScope="" ma:versionID="15ca1506d9d0bc3d30df8ed0110f0d4e">
   <xsd:schema xmlns:xsd="http://www.w3.org/2001/XMLSchema" xmlns:xs="http://www.w3.org/2001/XMLSchema" xmlns:p="http://schemas.microsoft.com/office/2006/metadata/properties" xmlns:ns2="8f1b7c86-42c5-4929-b887-8cfd13270314" xmlns:ns3="671c1944-cc4f-476c-949f-52559c641db4" targetNamespace="http://schemas.microsoft.com/office/2006/metadata/properties" ma:root="true" ma:fieldsID="db6c2aada95e6879eb2870ebec6b4aa1" ns2:_="" ns3:_="">
     <xsd:import namespace="8f1b7c86-42c5-4929-b887-8cfd13270314"/>
@@ -4624,15 +4475,16 @@
 </ct:contentTypeSchema>
 </file>
 
-<file path=customXml/itemProps1.xml><?xml version="1.0" encoding="utf-8"?>
-<ds:datastoreItem xmlns:ds="http://schemas.openxmlformats.org/officeDocument/2006/customXml" ds:itemID="{8E8AFA64-578D-46FF-A288-428D1FA7C9F1}">
-  <ds:schemaRefs>
-    <ds:schemaRef ds:uri="http://schemas.microsoft.com/sharepoint/v3/contenttype/forms"/>
-  </ds:schemaRefs>
-</ds:datastoreItem>
+<file path=customXml/item2.xml><?xml version="1.0" encoding="utf-8"?>
+<?mso-contentType ?>
+<FormTemplates xmlns="http://schemas.microsoft.com/sharepoint/v3/contenttype/forms">
+  <Display>DocumentLibraryForm</Display>
+  <Edit>DocumentLibraryForm</Edit>
+  <New>DocumentLibraryForm</New>
+</FormTemplates>
 </file>
 
-<file path=customXml/itemProps2.xml><?xml version="1.0" encoding="utf-8"?>
+<file path=customXml/itemProps1.xml><?xml version="1.0" encoding="utf-8"?>
 <ds:datastoreItem xmlns:ds="http://schemas.openxmlformats.org/officeDocument/2006/customXml" ds:itemID="{5ECCFF00-82E4-439E-8D62-678F77120EF2}">
   <ds:schemaRefs>
     <ds:schemaRef ds:uri="http://schemas.microsoft.com/office/2006/metadata/contentType"/>
@@ -4649,4 +4501,12 @@
     <ds:schemaRef ds:uri="http://schemas.microsoft.com/internal/obd"/>
   </ds:schemaRefs>
 </ds:datastoreItem>
+</file>
+
+<file path=customXml/itemProps2.xml><?xml version="1.0" encoding="utf-8"?>
+<ds:datastoreItem xmlns:ds="http://schemas.openxmlformats.org/officeDocument/2006/customXml" ds:itemID="{8E8AFA64-578D-46FF-A288-428D1FA7C9F1}">
+  <ds:schemaRefs>
+    <ds:schemaRef ds:uri="http://schemas.microsoft.com/sharepoint/v3/contenttype/forms"/>
+  </ds:schemaRefs>
+</ds:datastoreItem>
 </file>
--- a/Marika_Nishi_Resume.docx
+++ b/Marika_Nishi_Resume.docx
@@ -29,37 +29,6 @@
           <w:sz w:val="40"/>
         </w:rPr>
         <w:t>Marika Nishi</w:t>
-      </w:r>
-      <w:r>
-        <w:rPr>
-          <w:rFonts w:ascii="Times New Roman" w:hAnsi="Times New Roman" w:cs="Times New Roman"/>
-          <w:sz w:val="40"/>
-        </w:rPr>
-        <w:t xml:space="preserve"> </w:t>
-      </w:r>
-      <w:r>
-        <w:rPr>
-          <w:rFonts w:ascii="Times New Roman" w:hAnsi="Times New Roman" w:cs="Times New Roman"/>
-          <w:sz w:val="20"/>
-          <w:szCs w:val="10"/>
-        </w:rPr>
-        <w:t>Robotics</w:t>
-      </w:r>
-      <w:r>
-        <w:rPr>
-          <w:rFonts w:ascii="Times New Roman" w:hAnsi="Times New Roman" w:cs="Times New Roman"/>
-          <w:sz w:val="20"/>
-          <w:szCs w:val="10"/>
-        </w:rPr>
-        <w:t xml:space="preserve"> </w:t>
-      </w:r>
-      <w:r>
-        <w:rPr>
-          <w:rFonts w:ascii="Times New Roman" w:hAnsi="Times New Roman" w:cs="Times New Roman"/>
-          <w:sz w:val="20"/>
-          <w:szCs w:val="10"/>
-        </w:rPr>
-        <w:t>Engineer</w:t>
       </w:r>
     </w:p>
     <w:p>
@@ -744,16 +713,7 @@
           <w:sz w:val="21"/>
           <w:szCs w:val="21"/>
         </w:rPr>
-        <w:t xml:space="preserve">C++, </w:t>
-      </w:r>
-      <w:r>
-        <w:rPr>
-          <w:rFonts w:ascii="Garamond" w:hAnsi="Garamond" w:cs="Arial"/>
-          <w:iCs/>
-          <w:sz w:val="21"/>
-          <w:szCs w:val="21"/>
-        </w:rPr>
-        <w:t xml:space="preserve">C, </w:t>
+        <w:t xml:space="preserve">C++, C, </w:t>
       </w:r>
       <w:r>
         <w:rPr>
@@ -789,88 +749,16 @@
           <w:sz w:val="21"/>
           <w:szCs w:val="21"/>
         </w:rPr>
-        <w:t>Git,</w:t>
-      </w:r>
-      <w:r>
-        <w:rPr>
-          <w:rFonts w:ascii="Garamond" w:hAnsi="Garamond" w:cs="Arial"/>
-          <w:iCs/>
-          <w:sz w:val="21"/>
-          <w:szCs w:val="21"/>
-        </w:rPr>
-        <w:t xml:space="preserve"> </w:t>
-      </w:r>
-      <w:r>
-        <w:rPr>
-          <w:rFonts w:ascii="Garamond" w:hAnsi="Garamond" w:cs="Arial"/>
-          <w:iCs/>
-          <w:sz w:val="21"/>
-          <w:szCs w:val="21"/>
-        </w:rPr>
-        <w:t>ROS, ROS2,</w:t>
-      </w:r>
-      <w:r>
-        <w:rPr>
-          <w:rFonts w:ascii="Garamond" w:hAnsi="Garamond" w:cs="Arial"/>
-          <w:iCs/>
-          <w:sz w:val="21"/>
-          <w:szCs w:val="21"/>
-        </w:rPr>
-        <w:t xml:space="preserve"> AI,</w:t>
-      </w:r>
-      <w:r>
-        <w:rPr>
-          <w:rFonts w:ascii="Garamond" w:hAnsi="Garamond" w:cs="Arial"/>
-          <w:iCs/>
-          <w:sz w:val="21"/>
-          <w:szCs w:val="21"/>
-        </w:rPr>
-        <w:t xml:space="preserve"> ML,</w:t>
-      </w:r>
-      <w:r>
-        <w:rPr>
-          <w:rFonts w:ascii="Garamond" w:hAnsi="Garamond" w:cs="Arial"/>
-          <w:iCs/>
-          <w:sz w:val="21"/>
-          <w:szCs w:val="21"/>
-        </w:rPr>
-        <w:t xml:space="preserve"> </w:t>
-      </w:r>
-      <w:r>
-        <w:rPr>
-          <w:rFonts w:ascii="Garamond" w:hAnsi="Garamond" w:cs="Arial"/>
-          <w:iCs/>
-          <w:sz w:val="21"/>
-          <w:szCs w:val="21"/>
-        </w:rPr>
-        <w:t xml:space="preserve">simulation (Gazebo, NVIDIA Isaac Sim), </w:t>
-      </w:r>
-      <w:r>
-        <w:rPr>
-          <w:rFonts w:ascii="Garamond" w:hAnsi="Garamond" w:cs="Arial"/>
-          <w:iCs/>
-          <w:sz w:val="21"/>
-          <w:szCs w:val="21"/>
-        </w:rPr>
-        <w:t xml:space="preserve">self navigation, </w:t>
-      </w:r>
-      <w:r>
-        <w:rPr>
-          <w:rFonts w:ascii="Garamond" w:hAnsi="Garamond" w:cs="Arial"/>
-          <w:iCs/>
-          <w:sz w:val="21"/>
-          <w:szCs w:val="21"/>
-        </w:rPr>
-        <w:t xml:space="preserve">ML-based planning, </w:t>
-      </w:r>
-      <w:r>
-        <w:rPr>
-          <w:rFonts w:ascii="Garamond" w:hAnsi="Garamond" w:cs="Arial"/>
-          <w:iCs/>
-          <w:sz w:val="21"/>
-          <w:szCs w:val="21"/>
-        </w:rPr>
-        <w:t>autonomous driving, machine learning</w:t>
+        <w:t>ROS, ROS2</w:t>
+      </w:r>
+      <w:r>
+        <w:rPr>
+          <w:rFonts w:ascii="Garamond" w:hAnsi="Garamond" w:cs="Arial"/>
+          <w:iCs/>
+          <w:sz w:val="21"/>
+          <w:szCs w:val="21"/>
+        </w:rPr>
+        <w:t>, AI, ML</w:t>
       </w:r>
       <w:r>
         <w:rPr>
@@ -888,6 +776,95 @@
           <w:sz w:val="21"/>
           <w:szCs w:val="21"/>
         </w:rPr>
+        <w:t xml:space="preserve">autonomous vehicle, </w:t>
+      </w:r>
+      <w:r>
+        <w:rPr>
+          <w:rFonts w:ascii="Garamond" w:hAnsi="Garamond" w:cs="Arial"/>
+          <w:iCs/>
+          <w:sz w:val="21"/>
+          <w:szCs w:val="21"/>
+        </w:rPr>
+        <w:t xml:space="preserve">drone, </w:t>
+      </w:r>
+      <w:r>
+        <w:rPr>
+          <w:rFonts w:ascii="Garamond" w:hAnsi="Garamond" w:cs="Arial"/>
+          <w:iCs/>
+          <w:sz w:val="21"/>
+          <w:szCs w:val="21"/>
+        </w:rPr>
+        <w:t xml:space="preserve">navigation, localization, SLAM, </w:t>
+      </w:r>
+      <w:r>
+        <w:rPr>
+          <w:rFonts w:ascii="Garamond" w:hAnsi="Garamond" w:cs="Arial"/>
+          <w:sz w:val="21"/>
+          <w:szCs w:val="21"/>
+        </w:rPr>
+        <w:t xml:space="preserve">perception, </w:t>
+      </w:r>
+      <w:r>
+        <w:rPr>
+          <w:rFonts w:ascii="Garamond" w:hAnsi="Garamond" w:cs="Arial"/>
+          <w:iCs/>
+          <w:sz w:val="21"/>
+          <w:szCs w:val="21"/>
+        </w:rPr>
+        <w:t xml:space="preserve">sensor fusion, </w:t>
+      </w:r>
+      <w:r>
+        <w:rPr>
+          <w:rFonts w:ascii="Garamond" w:hAnsi="Garamond" w:cs="Arial"/>
+          <w:iCs/>
+          <w:sz w:val="21"/>
+          <w:szCs w:val="21"/>
+        </w:rPr>
+        <w:t xml:space="preserve">EKF, </w:t>
+      </w:r>
+      <w:r>
+        <w:rPr>
+          <w:rFonts w:ascii="Garamond" w:hAnsi="Garamond" w:cs="Arial"/>
+          <w:iCs/>
+          <w:sz w:val="21"/>
+          <w:szCs w:val="21"/>
+        </w:rPr>
+        <w:t xml:space="preserve">motion planning, </w:t>
+      </w:r>
+      <w:r>
+        <w:rPr>
+          <w:rFonts w:ascii="Garamond" w:hAnsi="Garamond" w:cs="Arial"/>
+          <w:iCs/>
+          <w:sz w:val="21"/>
+          <w:szCs w:val="21"/>
+        </w:rPr>
+        <w:t xml:space="preserve">ML-based </w:t>
+      </w:r>
+      <w:r>
+        <w:rPr>
+          <w:rFonts w:ascii="Garamond" w:hAnsi="Garamond" w:cs="Arial"/>
+          <w:iCs/>
+          <w:sz w:val="21"/>
+          <w:szCs w:val="21"/>
+        </w:rPr>
+        <w:t>control</w:t>
+      </w:r>
+      <w:r>
+        <w:rPr>
+          <w:rFonts w:ascii="Garamond" w:hAnsi="Garamond" w:cs="Arial"/>
+          <w:iCs/>
+          <w:sz w:val="21"/>
+          <w:szCs w:val="21"/>
+        </w:rPr>
+        <w:t xml:space="preserve">, </w:t>
+      </w:r>
+      <w:r>
+        <w:rPr>
+          <w:rFonts w:ascii="Garamond" w:hAnsi="Garamond" w:cs="Arial"/>
+          <w:iCs/>
+          <w:sz w:val="21"/>
+          <w:szCs w:val="21"/>
+        </w:rPr>
         <w:t xml:space="preserve">control, </w:t>
       </w:r>
       <w:r>
@@ -897,42 +874,7 @@
           <w:sz w:val="21"/>
           <w:szCs w:val="21"/>
         </w:rPr>
-        <w:t xml:space="preserve">localization, </w:t>
-      </w:r>
-      <w:r>
-        <w:rPr>
-          <w:rFonts w:ascii="Garamond" w:hAnsi="Garamond" w:cs="Arial"/>
-          <w:iCs/>
-          <w:sz w:val="21"/>
-          <w:szCs w:val="21"/>
-        </w:rPr>
-        <w:t xml:space="preserve">sensor fusion, </w:t>
-      </w:r>
-      <w:r>
-        <w:rPr>
-          <w:rFonts w:ascii="Garamond" w:hAnsi="Garamond" w:cs="Arial"/>
-          <w:iCs/>
-          <w:sz w:val="21"/>
-          <w:szCs w:val="21"/>
-        </w:rPr>
-        <w:t xml:space="preserve">SLAM, </w:t>
-      </w:r>
-      <w:r>
-        <w:rPr>
-          <w:rFonts w:ascii="Garamond" w:hAnsi="Garamond" w:cs="Arial"/>
-          <w:iCs/>
-          <w:sz w:val="21"/>
-          <w:szCs w:val="21"/>
-        </w:rPr>
-        <w:t xml:space="preserve">EKF, </w:t>
-      </w:r>
-      <w:r>
-        <w:rPr>
-          <w:rFonts w:ascii="Garamond" w:hAnsi="Garamond" w:cs="Arial"/>
-          <w:sz w:val="21"/>
-          <w:szCs w:val="21"/>
-        </w:rPr>
-        <w:t xml:space="preserve">perception, </w:t>
+        <w:t xml:space="preserve">simulation (Gazebo, Isaac Sim), </w:t>
       </w:r>
       <w:r>
         <w:rPr>
@@ -942,6 +884,15 @@
           <w:szCs w:val="21"/>
         </w:rPr>
         <w:t>Linux</w:t>
+      </w:r>
+      <w:r>
+        <w:rPr>
+          <w:rFonts w:ascii="Garamond" w:hAnsi="Garamond" w:cs="Arial"/>
+          <w:iCs/>
+          <w:sz w:val="21"/>
+          <w:szCs w:val="21"/>
+        </w:rPr>
+        <w:t>, OS</w:t>
       </w:r>
     </w:p>
     <w:p>
@@ -982,7 +933,7 @@
           <w:sz w:val="21"/>
           <w:szCs w:val="21"/>
         </w:rPr>
-        <w:t xml:space="preserve">UAVs, </w:t>
+        <w:t xml:space="preserve">CAN, </w:t>
       </w:r>
       <w:r>
         <w:rPr>
@@ -1070,6 +1021,22 @@
           <w:sz w:val="21"/>
           <w:szCs w:val="21"/>
         </w:rPr>
+        <w:t xml:space="preserve">UAV, </w:t>
+      </w:r>
+      <w:r>
+        <w:rPr>
+          <w:rFonts w:ascii="Garamond" w:hAnsi="Garamond" w:cs="Arial"/>
+          <w:sz w:val="21"/>
+          <w:szCs w:val="21"/>
+        </w:rPr>
+        <w:t xml:space="preserve">motors, </w:t>
+      </w:r>
+      <w:r>
+        <w:rPr>
+          <w:rFonts w:ascii="Garamond" w:hAnsi="Garamond" w:cs="Arial"/>
+          <w:sz w:val="21"/>
+          <w:szCs w:val="21"/>
+        </w:rPr>
         <w:t>microcontroller</w:t>
       </w:r>
       <w:r>
@@ -1078,7 +1045,7 @@
           <w:sz w:val="21"/>
           <w:szCs w:val="21"/>
         </w:rPr>
-        <w:t>, CAN</w:t>
+        <w:t>, 3d printing</w:t>
       </w:r>
     </w:p>
     <w:p>
@@ -1716,7 +1683,23 @@
           <w:sz w:val="21"/>
           <w:szCs w:val="21"/>
         </w:rPr>
-        <w:t xml:space="preserve">Investigate autonomous truck on-road test failures by tracing issues across a large-scale perception, planning, and control software </w:t>
+        <w:t>Investigate</w:t>
+      </w:r>
+      <w:r>
+        <w:rPr>
+          <w:rFonts w:ascii="Garamond" w:hAnsi="Garamond" w:cs="Arial"/>
+          <w:sz w:val="21"/>
+          <w:szCs w:val="21"/>
+        </w:rPr>
+        <w:t>d</w:t>
+      </w:r>
+      <w:r>
+        <w:rPr>
+          <w:rFonts w:ascii="Garamond" w:hAnsi="Garamond" w:cs="Arial"/>
+          <w:sz w:val="21"/>
+          <w:szCs w:val="21"/>
+        </w:rPr>
+        <w:t xml:space="preserve"> autonomous truck on-road test failures by tracing issues across a large-scale perception, planning, and control software </w:t>
       </w:r>
       <w:r>
         <w:rPr>
@@ -1766,15 +1749,47 @@
           <w:sz w:val="21"/>
           <w:szCs w:val="21"/>
         </w:rPr>
-        <w:t>Use SQL to analyze autonomous driving on-road test data and quantitatively evaluate performance</w:t>
-      </w:r>
-      <w:r>
-        <w:rPr>
-          <w:rFonts w:ascii="Garamond" w:hAnsi="Garamond" w:cs="Arial"/>
-          <w:sz w:val="21"/>
-          <w:szCs w:val="21"/>
-        </w:rPr>
-        <w:t xml:space="preserve"> in dashboards</w:t>
+        <w:t>Use</w:t>
+      </w:r>
+      <w:r>
+        <w:rPr>
+          <w:rFonts w:ascii="Garamond" w:hAnsi="Garamond" w:cs="Arial"/>
+          <w:sz w:val="21"/>
+          <w:szCs w:val="21"/>
+        </w:rPr>
+        <w:t>d</w:t>
+      </w:r>
+      <w:r>
+        <w:rPr>
+          <w:rFonts w:ascii="Garamond" w:hAnsi="Garamond" w:cs="Arial"/>
+          <w:sz w:val="21"/>
+          <w:szCs w:val="21"/>
+        </w:rPr>
+        <w:t xml:space="preserve"> SQL to analyze autonomous driving on-road test data and quantitatively evaluate performance</w:t>
+      </w:r>
+      <w:r>
+        <w:rPr>
+          <w:rFonts w:ascii="Garamond" w:hAnsi="Garamond" w:cs="Arial"/>
+          <w:sz w:val="21"/>
+          <w:szCs w:val="21"/>
+        </w:rPr>
+        <w:t xml:space="preserve"> </w:t>
+      </w:r>
+      <w:r>
+        <w:rPr>
+          <w:rFonts w:ascii="Garamond" w:hAnsi="Garamond" w:cs="Arial"/>
+          <w:sz w:val="21"/>
+          <w:szCs w:val="21"/>
+        </w:rPr>
+        <w:t>on</w:t>
+      </w:r>
+      <w:r>
+        <w:rPr>
+          <w:rFonts w:ascii="Garamond" w:hAnsi="Garamond" w:cs="Arial"/>
+          <w:sz w:val="21"/>
+          <w:szCs w:val="21"/>
+        </w:rPr>
+        <w:t xml:space="preserve"> dashboards</w:t>
       </w:r>
     </w:p>
     <w:p>

--- a/Marika_Nishi_Resume.docx
+++ b/Marika_Nishi_Resume.docx
@@ -43,7 +43,7 @@
           <w:rFonts w:ascii="Times New Roman" w:hAnsi="Times New Roman" w:cs="Times New Roman"/>
           <w:szCs w:val="14"/>
         </w:rPr>
-        <w:t>Member of Technical Staff - Robot Learning</w:t>
+        <w:t>Automation Engineer</w:t>
       </w:r>
     </w:p>
     <w:p>
@@ -810,7 +810,7 @@
           <w:sz w:val="21"/>
           <w:szCs w:val="21"/>
         </w:rPr>
-        <w:t>AI, ML</w:t>
+        <w:t>ML</w:t>
       </w:r>
       <w:r>
         <w:rPr>
@@ -828,6 +828,15 @@
           <w:sz w:val="21"/>
           <w:szCs w:val="21"/>
         </w:rPr>
+        <w:t xml:space="preserve">AI, </w:t>
+      </w:r>
+      <w:r>
+        <w:rPr>
+          <w:rFonts w:ascii="Garamond" w:hAnsi="Garamond" w:cs="Arial"/>
+          <w:iCs/>
+          <w:sz w:val="21"/>
+          <w:szCs w:val="21"/>
+        </w:rPr>
         <w:t xml:space="preserve">Linux, </w:t>
       </w:r>
       <w:r>
@@ -915,6 +924,15 @@
       <w:r>
         <w:rPr>
           <w:rFonts w:ascii="Garamond" w:hAnsi="Garamond" w:cs="Arial"/>
+          <w:iCs/>
+          <w:sz w:val="21"/>
+          <w:szCs w:val="21"/>
+        </w:rPr>
+        <w:t xml:space="preserve">control, </w:t>
+      </w:r>
+      <w:r>
+        <w:rPr>
+          <w:rFonts w:ascii="Garamond" w:hAnsi="Garamond" w:cs="Arial"/>
           <w:sz w:val="21"/>
           <w:szCs w:val="21"/>
         </w:rPr>
@@ -959,6 +977,46 @@
           <w:szCs w:val="21"/>
         </w:rPr>
         <w:t>autonomous driving</w:t>
+      </w:r>
+      <w:r>
+        <w:rPr>
+          <w:rFonts w:ascii="Garamond" w:hAnsi="Garamond" w:cs="Arial"/>
+          <w:sz w:val="21"/>
+          <w:szCs w:val="21"/>
+        </w:rPr>
+        <w:t xml:space="preserve">, </w:t>
+      </w:r>
+      <w:r>
+        <w:rPr>
+          <w:rFonts w:ascii="Garamond" w:hAnsi="Garamond" w:cs="Arial"/>
+          <w:sz w:val="21"/>
+          <w:szCs w:val="21"/>
+        </w:rPr>
+        <w:t>version control tools</w:t>
+      </w:r>
+      <w:r>
+        <w:rPr>
+          <w:rFonts w:ascii="Garamond" w:hAnsi="Garamond" w:cs="Arial"/>
+          <w:sz w:val="21"/>
+          <w:szCs w:val="21"/>
+        </w:rPr>
+        <w:t xml:space="preserve"> (</w:t>
+      </w:r>
+      <w:r>
+        <w:rPr>
+          <w:rFonts w:ascii="Garamond" w:hAnsi="Garamond" w:cs="Arial"/>
+          <w:sz w:val="21"/>
+          <w:szCs w:val="21"/>
+        </w:rPr>
+        <w:t>Git, GitHub</w:t>
+      </w:r>
+      <w:r>
+        <w:rPr>
+          <w:rFonts w:ascii="Garamond" w:hAnsi="Garamond" w:cs="Arial"/>
+          <w:sz w:val="21"/>
+          <w:szCs w:val="21"/>
+        </w:rPr>
+        <w:t>)</w:t>
       </w:r>
     </w:p>
     <w:p>
@@ -997,15 +1055,71 @@
           <w:sz w:val="21"/>
           <w:szCs w:val="21"/>
         </w:rPr>
-        <w:t xml:space="preserve">sensors, actuators, multimeter, </w:t>
-      </w:r>
-      <w:r>
-        <w:rPr>
-          <w:rFonts w:ascii="Garamond" w:hAnsi="Garamond" w:cs="Arial"/>
-          <w:sz w:val="21"/>
-          <w:szCs w:val="21"/>
-        </w:rPr>
-        <w:t xml:space="preserve">microcontrollers, </w:t>
+        <w:t xml:space="preserve">sensors, actuators, </w:t>
+      </w:r>
+      <w:r>
+        <w:rPr>
+          <w:rFonts w:ascii="Garamond" w:hAnsi="Garamond" w:cs="Arial"/>
+          <w:sz w:val="21"/>
+          <w:szCs w:val="21"/>
+        </w:rPr>
+        <w:t xml:space="preserve">CAD, </w:t>
+      </w:r>
+      <w:r>
+        <w:rPr>
+          <w:rFonts w:ascii="Garamond" w:hAnsi="Garamond" w:cs="Arial"/>
+          <w:sz w:val="21"/>
+          <w:szCs w:val="21"/>
+        </w:rPr>
+        <w:t>3D print</w:t>
+      </w:r>
+      <w:r>
+        <w:rPr>
+          <w:rFonts w:ascii="Garamond" w:hAnsi="Garamond" w:cs="Arial"/>
+          <w:sz w:val="21"/>
+          <w:szCs w:val="21"/>
+        </w:rPr>
+        <w:t>ing</w:t>
+      </w:r>
+      <w:r>
+        <w:rPr>
+          <w:rFonts w:ascii="Garamond" w:hAnsi="Garamond" w:cs="Arial"/>
+          <w:sz w:val="21"/>
+          <w:szCs w:val="21"/>
+        </w:rPr>
+        <w:t xml:space="preserve">, </w:t>
+      </w:r>
+      <w:r>
+        <w:rPr>
+          <w:rFonts w:ascii="Garamond" w:hAnsi="Garamond" w:cs="Arial"/>
+          <w:sz w:val="21"/>
+          <w:szCs w:val="21"/>
+        </w:rPr>
+        <w:t xml:space="preserve">TCP/IP, </w:t>
+      </w:r>
+      <w:r>
+        <w:rPr>
+          <w:rFonts w:ascii="Garamond" w:hAnsi="Garamond" w:cs="Arial"/>
+          <w:sz w:val="21"/>
+          <w:szCs w:val="21"/>
+        </w:rPr>
+        <w:t>microcontroller,</w:t>
+      </w:r>
+      <w:r>
+        <w:rPr>
+          <w:rFonts w:ascii="Garamond" w:hAnsi="Garamond" w:cs="Arial"/>
+          <w:sz w:val="21"/>
+          <w:szCs w:val="21"/>
+        </w:rPr>
+        <w:t xml:space="preserve"> Arduino</w:t>
+      </w:r>
+      <w:r>
+        <w:rPr>
+          <w:rFonts w:ascii="Garamond" w:hAnsi="Garamond" w:cs="Arial"/>
+          <w:sz w:val="21"/>
+          <w:szCs w:val="21"/>
+        </w:rPr>
+        <w:t xml:space="preserve">, </w:t>
       </w:r>
       <w:r>
         <w:rPr>
@@ -1046,30 +1160,6 @@
           <w:szCs w:val="21"/>
         </w:rPr>
         <w:t>, IMU</w:t>
-      </w:r>
-      <w:r>
-        <w:rPr>
-          <w:rFonts w:ascii="Garamond" w:hAnsi="Garamond" w:cs="Arial"/>
-          <w:sz w:val="21"/>
-          <w:szCs w:val="21"/>
-        </w:rPr>
-        <w:t xml:space="preserve">, </w:t>
-      </w:r>
-      <w:r>
-        <w:rPr>
-          <w:rFonts w:ascii="Garamond" w:hAnsi="Garamond" w:cs="Arial"/>
-          <w:sz w:val="21"/>
-          <w:szCs w:val="21"/>
-        </w:rPr>
-        <w:t xml:space="preserve">CAD, </w:t>
-      </w:r>
-      <w:r>
-        <w:rPr>
-          <w:rFonts w:ascii="Garamond" w:hAnsi="Garamond" w:cs="Arial"/>
-          <w:sz w:val="21"/>
-          <w:szCs w:val="21"/>
-        </w:rPr>
-        <w:t>mechatronics</w:t>
       </w:r>
     </w:p>
     <w:p>
@@ -2531,7 +2621,7 @@
         <w:pStyle w:val="ListParagraph"/>
         <w:numPr>
           <w:ilvl w:val="0"/>
-          <w:numId w:val="2"/>
+          <w:numId w:val="5"/>
         </w:numPr>
         <w:tabs>
           <w:tab w:val="right" w:pos="10440"/>
@@ -3217,6 +3307,119 @@
     </w:lvl>
   </w:abstractNum>
   <w:abstractNum w:abstractNumId="2" w15:restartNumberingAfterBreak="0">
+    <w:nsid w:val="5DF42BDD"/>
+    <w:multiLevelType w:val="hybridMultilevel"/>
+    <w:tmpl w:val="C7B85AD2"/>
+    <w:lvl w:ilvl="0" w:tplc="6604260A">
+      <w:numFmt w:val="bullet"/>
+      <w:lvlText w:val="-"/>
+      <w:lvlJc w:val="left"/>
+      <w:pPr>
+        <w:ind w:left="720" w:hanging="360"/>
+      </w:pPr>
+      <w:rPr>
+        <w:rFonts w:ascii="Garamond" w:eastAsiaTheme="minorEastAsia" w:hAnsi="Garamond" w:cs="Arial" w:hint="default"/>
+        <w:sz w:val="21"/>
+      </w:rPr>
+    </w:lvl>
+    <w:lvl w:ilvl="1" w:tplc="04090003" w:tentative="1">
+      <w:start w:val="1"/>
+      <w:numFmt w:val="bullet"/>
+      <w:lvlText w:val="o"/>
+      <w:lvlJc w:val="left"/>
+      <w:pPr>
+        <w:ind w:left="1440" w:hanging="360"/>
+      </w:pPr>
+      <w:rPr>
+        <w:rFonts w:ascii="Courier New" w:hAnsi="Courier New" w:cs="Courier New" w:hint="default"/>
+      </w:rPr>
+    </w:lvl>
+    <w:lvl w:ilvl="2" w:tplc="04090005" w:tentative="1">
+      <w:start w:val="1"/>
+      <w:numFmt w:val="bullet"/>
+      <w:lvlText w:val=""/>
+      <w:lvlJc w:val="left"/>
+      <w:pPr>
+        <w:ind w:left="2160" w:hanging="360"/>
+      </w:pPr>
+      <w:rPr>
+        <w:rFonts w:ascii="Wingdings" w:hAnsi="Wingdings" w:hint="default"/>
+      </w:rPr>
+    </w:lvl>
+    <w:lvl w:ilvl="3" w:tplc="04090001" w:tentative="1">
+      <w:start w:val="1"/>
+      <w:numFmt w:val="bullet"/>
+      <w:lvlText w:val=""/>
+      <w:lvlJc w:val="left"/>
+      <w:pPr>
+        <w:ind w:left="2880" w:hanging="360"/>
+      </w:pPr>
+      <w:rPr>
+        <w:rFonts w:ascii="Symbol" w:hAnsi="Symbol" w:hint="default"/>
+      </w:rPr>
+    </w:lvl>
+    <w:lvl w:ilvl="4" w:tplc="04090003" w:tentative="1">
+      <w:start w:val="1"/>
+      <w:numFmt w:val="bullet"/>
+      <w:lvlText w:val="o"/>
+      <w:lvlJc w:val="left"/>
+      <w:pPr>
+        <w:ind w:left="3600" w:hanging="360"/>
+      </w:pPr>
+      <w:rPr>
+        <w:rFonts w:ascii="Courier New" w:hAnsi="Courier New" w:cs="Courier New" w:hint="default"/>
+      </w:rPr>
+    </w:lvl>
+    <w:lvl w:ilvl="5" w:tplc="04090005" w:tentative="1">
+      <w:start w:val="1"/>
+      <w:numFmt w:val="bullet"/>
+      <w:lvlText w:val=""/>
+      <w:lvlJc w:val="left"/>
+      <w:pPr>
+        <w:ind w:left="4320" w:hanging="360"/>
+      </w:pPr>
+      <w:rPr>
+        <w:rFonts w:ascii="Wingdings" w:hAnsi="Wingdings" w:hint="default"/>
+      </w:rPr>
+    </w:lvl>
+    <w:lvl w:ilvl="6" w:tplc="04090001" w:tentative="1">
+      <w:start w:val="1"/>
+      <w:numFmt w:val="bullet"/>
+      <w:lvlText w:val=""/>
+      <w:lvlJc w:val="left"/>
+      <w:pPr>
+        <w:ind w:left="5040" w:hanging="360"/>
+      </w:pPr>
+      <w:rPr>
+        <w:rFonts w:ascii="Symbol" w:hAnsi="Symbol" w:hint="default"/>
+      </w:rPr>
+    </w:lvl>
+    <w:lvl w:ilvl="7" w:tplc="04090003" w:tentative="1">
+      <w:start w:val="1"/>
+      <w:numFmt w:val="bullet"/>
+      <w:lvlText w:val="o"/>
+      <w:lvlJc w:val="left"/>
+      <w:pPr>
+        <w:ind w:left="5760" w:hanging="360"/>
+      </w:pPr>
+      <w:rPr>
+        <w:rFonts w:ascii="Courier New" w:hAnsi="Courier New" w:cs="Courier New" w:hint="default"/>
+      </w:rPr>
+    </w:lvl>
+    <w:lvl w:ilvl="8" w:tplc="04090005" w:tentative="1">
+      <w:start w:val="1"/>
+      <w:numFmt w:val="bullet"/>
+      <w:lvlText w:val=""/>
+      <w:lvlJc w:val="left"/>
+      <w:pPr>
+        <w:ind w:left="6480" w:hanging="360"/>
+      </w:pPr>
+      <w:rPr>
+        <w:rFonts w:ascii="Wingdings" w:hAnsi="Wingdings" w:hint="default"/>
+      </w:rPr>
+    </w:lvl>
+  </w:abstractNum>
+  <w:abstractNum w:abstractNumId="3" w15:restartNumberingAfterBreak="0">
     <w:nsid w:val="645B451C"/>
     <w:multiLevelType w:val="hybridMultilevel"/>
     <w:tmpl w:val="1E18F3D2"/>
@@ -3329,14 +3532,134 @@
       </w:rPr>
     </w:lvl>
   </w:abstractNum>
+  <w:abstractNum w:abstractNumId="4" w15:restartNumberingAfterBreak="0">
+    <w:nsid w:val="75EA6237"/>
+    <w:multiLevelType w:val="hybridMultilevel"/>
+    <w:tmpl w:val="302437B8"/>
+    <w:lvl w:ilvl="0" w:tplc="04090001">
+      <w:start w:val="1"/>
+      <w:numFmt w:val="bullet"/>
+      <w:lvlText w:val=""/>
+      <w:lvlJc w:val="left"/>
+      <w:pPr>
+        <w:ind w:left="720" w:hanging="360"/>
+      </w:pPr>
+      <w:rPr>
+        <w:rFonts w:ascii="Symbol" w:hAnsi="Symbol" w:hint="default"/>
+        <w:sz w:val="21"/>
+      </w:rPr>
+    </w:lvl>
+    <w:lvl w:ilvl="1" w:tplc="04090003" w:tentative="1">
+      <w:start w:val="1"/>
+      <w:numFmt w:val="bullet"/>
+      <w:lvlText w:val="o"/>
+      <w:lvlJc w:val="left"/>
+      <w:pPr>
+        <w:ind w:left="1440" w:hanging="360"/>
+      </w:pPr>
+      <w:rPr>
+        <w:rFonts w:ascii="Courier New" w:hAnsi="Courier New" w:cs="Courier New" w:hint="default"/>
+      </w:rPr>
+    </w:lvl>
+    <w:lvl w:ilvl="2" w:tplc="04090005" w:tentative="1">
+      <w:start w:val="1"/>
+      <w:numFmt w:val="bullet"/>
+      <w:lvlText w:val=""/>
+      <w:lvlJc w:val="left"/>
+      <w:pPr>
+        <w:ind w:left="2160" w:hanging="360"/>
+      </w:pPr>
+      <w:rPr>
+        <w:rFonts w:ascii="Wingdings" w:hAnsi="Wingdings" w:hint="default"/>
+      </w:rPr>
+    </w:lvl>
+    <w:lvl w:ilvl="3" w:tplc="04090001" w:tentative="1">
+      <w:start w:val="1"/>
+      <w:numFmt w:val="bullet"/>
+      <w:lvlText w:val=""/>
+      <w:lvlJc w:val="left"/>
+      <w:pPr>
+        <w:ind w:left="2880" w:hanging="360"/>
+      </w:pPr>
+      <w:rPr>
+        <w:rFonts w:ascii="Symbol" w:hAnsi="Symbol" w:hint="default"/>
+      </w:rPr>
+    </w:lvl>
+    <w:lvl w:ilvl="4" w:tplc="04090003" w:tentative="1">
+      <w:start w:val="1"/>
+      <w:numFmt w:val="bullet"/>
+      <w:lvlText w:val="o"/>
+      <w:lvlJc w:val="left"/>
+      <w:pPr>
+        <w:ind w:left="3600" w:hanging="360"/>
+      </w:pPr>
+      <w:rPr>
+        <w:rFonts w:ascii="Courier New" w:hAnsi="Courier New" w:cs="Courier New" w:hint="default"/>
+      </w:rPr>
+    </w:lvl>
+    <w:lvl w:ilvl="5" w:tplc="04090005" w:tentative="1">
+      <w:start w:val="1"/>
+      <w:numFmt w:val="bullet"/>
+      <w:lvlText w:val=""/>
+      <w:lvlJc w:val="left"/>
+      <w:pPr>
+        <w:ind w:left="4320" w:hanging="360"/>
+      </w:pPr>
+      <w:rPr>
+        <w:rFonts w:ascii="Wingdings" w:hAnsi="Wingdings" w:hint="default"/>
+      </w:rPr>
+    </w:lvl>
+    <w:lvl w:ilvl="6" w:tplc="04090001" w:tentative="1">
+      <w:start w:val="1"/>
+      <w:numFmt w:val="bullet"/>
+      <w:lvlText w:val=""/>
+      <w:lvlJc w:val="left"/>
+      <w:pPr>
+        <w:ind w:left="5040" w:hanging="360"/>
+      </w:pPr>
+      <w:rPr>
+        <w:rFonts w:ascii="Symbol" w:hAnsi="Symbol" w:hint="default"/>
+      </w:rPr>
+    </w:lvl>
+    <w:lvl w:ilvl="7" w:tplc="04090003" w:tentative="1">
+      <w:start w:val="1"/>
+      <w:numFmt w:val="bullet"/>
+      <w:lvlText w:val="o"/>
+      <w:lvlJc w:val="left"/>
+      <w:pPr>
+        <w:ind w:left="5760" w:hanging="360"/>
+      </w:pPr>
+      <w:rPr>
+        <w:rFonts w:ascii="Courier New" w:hAnsi="Courier New" w:cs="Courier New" w:hint="default"/>
+      </w:rPr>
+    </w:lvl>
+    <w:lvl w:ilvl="8" w:tplc="04090005" w:tentative="1">
+      <w:start w:val="1"/>
+      <w:numFmt w:val="bullet"/>
+      <w:lvlText w:val=""/>
+      <w:lvlJc w:val="left"/>
+      <w:pPr>
+        <w:ind w:left="6480" w:hanging="360"/>
+      </w:pPr>
+      <w:rPr>
+        <w:rFonts w:ascii="Wingdings" w:hAnsi="Wingdings" w:hint="default"/>
+      </w:rPr>
+    </w:lvl>
+  </w:abstractNum>
   <w:num w:numId="1" w16cid:durableId="810052991">
     <w:abstractNumId w:val="0"/>
   </w:num>
   <w:num w:numId="2" w16cid:durableId="1402673005">
-    <w:abstractNumId w:val="2"/>
+    <w:abstractNumId w:val="3"/>
   </w:num>
   <w:num w:numId="3" w16cid:durableId="2107991064">
     <w:abstractNumId w:val="1"/>
+  </w:num>
+  <w:num w:numId="4" w16cid:durableId="796606295">
+    <w:abstractNumId w:val="2"/>
+  </w:num>
+  <w:num w:numId="5" w16cid:durableId="683900849">
+    <w:abstractNumId w:val="4"/>
   </w:num>
 </w:numbering>
 </file>
@@ -3739,6 +4062,7 @@
   <w:style w:type="paragraph" w:default="1" w:styleId="Normal">
     <w:name w:val="Normal"/>
     <w:qFormat/>
+    <w:rsid w:val="00547767"/>
   </w:style>
   <w:style w:type="character" w:default="1" w:styleId="DefaultParagraphFont">
     <w:name w:val="Default Paragraph Font"/>
@@ -4265,6 +4589,15 @@
 </file>
 
 <file path=customXml/item1.xml><?xml version="1.0" encoding="utf-8"?>
+<?mso-contentType ?>
+<FormTemplates xmlns="http://schemas.microsoft.com/sharepoint/v3/contenttype/forms">
+  <Display>DocumentLibraryForm</Display>
+  <Edit>DocumentLibraryForm</Edit>
+  <New>DocumentLibraryForm</New>
+</FormTemplates>
+</file>
+
+<file path=customXml/item2.xml><?xml version="1.0" encoding="utf-8"?>
 <ct:contentTypeSchema xmlns:ct="http://schemas.microsoft.com/office/2006/metadata/contentType" xmlns:ma="http://schemas.microsoft.com/office/2006/metadata/properties/metaAttributes" ct:_="" ma:_="" ma:contentTypeName="Document" ma:contentTypeID="0x010100E00F7205C82CFC49993A09459E403F9D" ma:contentTypeVersion="11" ma:contentTypeDescription="Create a new document." ma:contentTypeScope="" ma:versionID="15ca1506d9d0bc3d30df8ed0110f0d4e">
   <xsd:schema xmlns:xsd="http://www.w3.org/2001/XMLSchema" xmlns:xs="http://www.w3.org/2001/XMLSchema" xmlns:p="http://schemas.microsoft.com/office/2006/metadata/properties" xmlns:ns2="8f1b7c86-42c5-4929-b887-8cfd13270314" xmlns:ns3="671c1944-cc4f-476c-949f-52559c641db4" targetNamespace="http://schemas.microsoft.com/office/2006/metadata/properties" ma:root="true" ma:fieldsID="db6c2aada95e6879eb2870ebec6b4aa1" ns2:_="" ns3:_="">
     <xsd:import namespace="8f1b7c86-42c5-4929-b887-8cfd13270314"/>
@@ -4475,16 +4808,15 @@
 </ct:contentTypeSchema>
 </file>
 
-<file path=customXml/item2.xml><?xml version="1.0" encoding="utf-8"?>
-<?mso-contentType ?>
-<FormTemplates xmlns="http://schemas.microsoft.com/sharepoint/v3/contenttype/forms">
-  <Display>DocumentLibraryForm</Display>
-  <Edit>DocumentLibraryForm</Edit>
-  <New>DocumentLibraryForm</New>
-</FormTemplates>
+<file path=customXml/itemProps1.xml><?xml version="1.0" encoding="utf-8"?>
+<ds:datastoreItem xmlns:ds="http://schemas.openxmlformats.org/officeDocument/2006/customXml" ds:itemID="{8E8AFA64-578D-46FF-A288-428D1FA7C9F1}">
+  <ds:schemaRefs>
+    <ds:schemaRef ds:uri="http://schemas.microsoft.com/sharepoint/v3/contenttype/forms"/>
+  </ds:schemaRefs>
+</ds:datastoreItem>
 </file>
 
-<file path=customXml/itemProps1.xml><?xml version="1.0" encoding="utf-8"?>
+<file path=customXml/itemProps2.xml><?xml version="1.0" encoding="utf-8"?>
 <ds:datastoreItem xmlns:ds="http://schemas.openxmlformats.org/officeDocument/2006/customXml" ds:itemID="{5ECCFF00-82E4-439E-8D62-678F77120EF2}">
   <ds:schemaRefs>
     <ds:schemaRef ds:uri="http://schemas.microsoft.com/office/2006/metadata/contentType"/>
@@ -4501,12 +4833,4 @@
     <ds:schemaRef ds:uri="http://schemas.microsoft.com/internal/obd"/>
   </ds:schemaRefs>
 </ds:datastoreItem>
-</file>
-
-<file path=customXml/itemProps2.xml><?xml version="1.0" encoding="utf-8"?>
-<ds:datastoreItem xmlns:ds="http://schemas.openxmlformats.org/officeDocument/2006/customXml" ds:itemID="{8E8AFA64-578D-46FF-A288-428D1FA7C9F1}">
-  <ds:schemaRefs>
-    <ds:schemaRef ds:uri="http://schemas.microsoft.com/sharepoint/v3/contenttype/forms"/>
-  </ds:schemaRefs>
-</ds:datastoreItem>
 </file>
--- a/Marika_Nishi_Resume.docx
+++ b/Marika_Nishi_Resume.docx
@@ -29,6 +29,45 @@
           <w:sz w:val="40"/>
         </w:rPr>
         <w:t>Marika Nishi</w:t>
+      </w:r>
+      <w:r>
+        <w:rPr>
+          <w:rFonts w:ascii="Times New Roman" w:hAnsi="Times New Roman" w:cs="Times New Roman"/>
+          <w:sz w:val="40"/>
+        </w:rPr>
+        <w:t xml:space="preserve"> </w:t>
+      </w:r>
+      <w:r>
+        <w:rPr>
+          <w:rFonts w:ascii="Times New Roman" w:hAnsi="Times New Roman" w:cs="Times New Roman"/>
+          <w:sz w:val="20"/>
+          <w:szCs w:val="10"/>
+        </w:rPr>
+        <w:t>Robotics</w:t>
+      </w:r>
+      <w:r>
+        <w:rPr>
+          <w:rFonts w:ascii="Times New Roman" w:hAnsi="Times New Roman" w:cs="Times New Roman"/>
+          <w:sz w:val="20"/>
+          <w:szCs w:val="10"/>
+        </w:rPr>
+        <w:t xml:space="preserve"> </w:t>
+      </w:r>
+      <w:r>
+        <w:rPr>
+          <w:rFonts w:ascii="Times New Roman" w:hAnsi="Times New Roman" w:cs="Times New Roman"/>
+          <w:sz w:val="20"/>
+          <w:szCs w:val="10"/>
+        </w:rPr>
+        <w:t>Application</w:t>
+      </w:r>
+      <w:r>
+        <w:rPr>
+          <w:rFonts w:ascii="Times New Roman" w:hAnsi="Times New Roman" w:cs="Times New Roman"/>
+          <w:sz w:val="20"/>
+          <w:szCs w:val="10"/>
+        </w:rPr>
+        <w:t xml:space="preserve"> Engineer</w:t>
       </w:r>
     </w:p>
     <w:p>
@@ -713,6 +752,33 @@
           <w:sz w:val="21"/>
           <w:szCs w:val="21"/>
         </w:rPr>
+        <w:t>Python,</w:t>
+      </w:r>
+      <w:r>
+        <w:rPr>
+          <w:rFonts w:ascii="Garamond" w:hAnsi="Garamond" w:cs="Arial"/>
+          <w:iCs/>
+          <w:sz w:val="21"/>
+          <w:szCs w:val="21"/>
+        </w:rPr>
+        <w:t xml:space="preserve"> </w:t>
+      </w:r>
+      <w:r>
+        <w:rPr>
+          <w:rFonts w:ascii="Garamond" w:hAnsi="Garamond" w:cs="Arial"/>
+          <w:iCs/>
+          <w:sz w:val="21"/>
+          <w:szCs w:val="21"/>
+        </w:rPr>
+        <w:t xml:space="preserve">PyTorch, </w:t>
+      </w:r>
+      <w:r>
+        <w:rPr>
+          <w:rFonts w:ascii="Garamond" w:hAnsi="Garamond" w:cs="Arial"/>
+          <w:iCs/>
+          <w:sz w:val="21"/>
+          <w:szCs w:val="21"/>
+        </w:rPr>
         <w:t xml:space="preserve">C++, C, </w:t>
       </w:r>
       <w:r>
@@ -722,7 +788,70 @@
           <w:sz w:val="21"/>
           <w:szCs w:val="21"/>
         </w:rPr>
-        <w:t>Python,</w:t>
+        <w:t>ROS, ROS2</w:t>
+      </w:r>
+      <w:r>
+        <w:rPr>
+          <w:rFonts w:ascii="Garamond" w:hAnsi="Garamond" w:cs="Arial"/>
+          <w:iCs/>
+          <w:sz w:val="21"/>
+          <w:szCs w:val="21"/>
+        </w:rPr>
+        <w:t>, Linux</w:t>
+      </w:r>
+      <w:r>
+        <w:rPr>
+          <w:rFonts w:ascii="Garamond" w:hAnsi="Garamond" w:cs="Arial"/>
+          <w:iCs/>
+          <w:sz w:val="21"/>
+          <w:szCs w:val="21"/>
+        </w:rPr>
+        <w:t>, Docker, Git, protobuf</w:t>
+      </w:r>
+      <w:r>
+        <w:rPr>
+          <w:rFonts w:ascii="Garamond" w:hAnsi="Garamond" w:cs="Arial"/>
+          <w:iCs/>
+          <w:sz w:val="21"/>
+          <w:szCs w:val="21"/>
+        </w:rPr>
+        <w:t xml:space="preserve">, </w:t>
+      </w:r>
+      <w:r>
+        <w:rPr>
+          <w:rFonts w:ascii="Garamond" w:hAnsi="Garamond" w:cs="Arial"/>
+          <w:iCs/>
+          <w:sz w:val="21"/>
+          <w:szCs w:val="21"/>
+        </w:rPr>
+        <w:t xml:space="preserve">SQL, </w:t>
+      </w:r>
+      <w:r>
+        <w:rPr>
+          <w:rFonts w:ascii="Garamond" w:hAnsi="Garamond" w:cs="Arial"/>
+          <w:iCs/>
+          <w:sz w:val="21"/>
+          <w:szCs w:val="21"/>
+        </w:rPr>
+        <w:t xml:space="preserve">Jupyter notebooks, </w:t>
+      </w:r>
+      <w:r>
+        <w:rPr>
+          <w:rFonts w:ascii="Garamond" w:hAnsi="Garamond" w:cs="Arial"/>
+          <w:iCs/>
+          <w:sz w:val="21"/>
+          <w:szCs w:val="21"/>
+        </w:rPr>
+        <w:t>AI, ML</w:t>
+      </w:r>
+      <w:r>
+        <w:rPr>
+          <w:rFonts w:ascii="Garamond" w:hAnsi="Garamond" w:cs="Arial"/>
+          <w:iCs/>
+          <w:sz w:val="21"/>
+          <w:szCs w:val="21"/>
+        </w:rPr>
+        <w:t>,</w:t>
       </w:r>
       <w:r>
         <w:rPr>
@@ -740,69 +869,7 @@
           <w:sz w:val="21"/>
           <w:szCs w:val="21"/>
         </w:rPr>
-        <w:t xml:space="preserve">PyTorch, </w:t>
-      </w:r>
-      <w:r>
-        <w:rPr>
-          <w:rFonts w:ascii="Garamond" w:hAnsi="Garamond" w:cs="Arial"/>
-          <w:iCs/>
-          <w:sz w:val="21"/>
-          <w:szCs w:val="21"/>
-        </w:rPr>
-        <w:t>ROS, ROS2</w:t>
-      </w:r>
-      <w:r>
-        <w:rPr>
-          <w:rFonts w:ascii="Garamond" w:hAnsi="Garamond" w:cs="Arial"/>
-          <w:iCs/>
-          <w:sz w:val="21"/>
-          <w:szCs w:val="21"/>
-        </w:rPr>
-        <w:t>, AI, ML</w:t>
-      </w:r>
-      <w:r>
-        <w:rPr>
-          <w:rFonts w:ascii="Garamond" w:hAnsi="Garamond" w:cs="Arial"/>
-          <w:iCs/>
-          <w:sz w:val="21"/>
-          <w:szCs w:val="21"/>
-        </w:rPr>
-        <w:t xml:space="preserve">, </w:t>
-      </w:r>
-      <w:r>
-        <w:rPr>
-          <w:rFonts w:ascii="Garamond" w:hAnsi="Garamond" w:cs="Arial"/>
-          <w:iCs/>
-          <w:sz w:val="21"/>
-          <w:szCs w:val="21"/>
-        </w:rPr>
-        <w:t xml:space="preserve">autonomous vehicle, </w:t>
-      </w:r>
-      <w:r>
-        <w:rPr>
-          <w:rFonts w:ascii="Garamond" w:hAnsi="Garamond" w:cs="Arial"/>
-          <w:iCs/>
-          <w:sz w:val="21"/>
-          <w:szCs w:val="21"/>
-        </w:rPr>
-        <w:t xml:space="preserve">drone, </w:t>
-      </w:r>
-      <w:r>
-        <w:rPr>
-          <w:rFonts w:ascii="Garamond" w:hAnsi="Garamond" w:cs="Arial"/>
-          <w:iCs/>
-          <w:sz w:val="21"/>
-          <w:szCs w:val="21"/>
-        </w:rPr>
-        <w:t xml:space="preserve">navigation, localization, SLAM, </w:t>
-      </w:r>
-      <w:r>
-        <w:rPr>
-          <w:rFonts w:ascii="Garamond" w:hAnsi="Garamond" w:cs="Arial"/>
-          <w:sz w:val="21"/>
-          <w:szCs w:val="21"/>
-        </w:rPr>
-        <w:t xml:space="preserve">perception, </w:t>
+        <w:t xml:space="preserve">EKF, </w:t>
       </w:r>
       <w:r>
         <w:rPr>
@@ -820,43 +887,34 @@
           <w:sz w:val="21"/>
           <w:szCs w:val="21"/>
         </w:rPr>
-        <w:t xml:space="preserve">EKF, </w:t>
-      </w:r>
-      <w:r>
-        <w:rPr>
-          <w:rFonts w:ascii="Garamond" w:hAnsi="Garamond" w:cs="Arial"/>
-          <w:iCs/>
-          <w:sz w:val="21"/>
-          <w:szCs w:val="21"/>
-        </w:rPr>
-        <w:t xml:space="preserve">motion planning, </w:t>
-      </w:r>
-      <w:r>
-        <w:rPr>
-          <w:rFonts w:ascii="Garamond" w:hAnsi="Garamond" w:cs="Arial"/>
-          <w:iCs/>
-          <w:sz w:val="21"/>
-          <w:szCs w:val="21"/>
-        </w:rPr>
-        <w:t xml:space="preserve">ML-based </w:t>
-      </w:r>
-      <w:r>
-        <w:rPr>
-          <w:rFonts w:ascii="Garamond" w:hAnsi="Garamond" w:cs="Arial"/>
-          <w:iCs/>
-          <w:sz w:val="21"/>
-          <w:szCs w:val="21"/>
-        </w:rPr>
-        <w:t>control</w:t>
-      </w:r>
-      <w:r>
-        <w:rPr>
-          <w:rFonts w:ascii="Garamond" w:hAnsi="Garamond" w:cs="Arial"/>
-          <w:iCs/>
-          <w:sz w:val="21"/>
-          <w:szCs w:val="21"/>
-        </w:rPr>
-        <w:t xml:space="preserve">, </w:t>
+        <w:t>motion planning,</w:t>
+      </w:r>
+      <w:r>
+        <w:rPr>
+          <w:rFonts w:ascii="Garamond" w:hAnsi="Garamond" w:cs="Arial"/>
+          <w:iCs/>
+          <w:sz w:val="21"/>
+          <w:szCs w:val="21"/>
+        </w:rPr>
+        <w:t xml:space="preserve"> </w:t>
+      </w:r>
+      <w:r>
+        <w:rPr>
+          <w:rFonts w:ascii="Garamond" w:hAnsi="Garamond" w:cs="Arial"/>
+          <w:iCs/>
+          <w:sz w:val="21"/>
+          <w:szCs w:val="21"/>
+        </w:rPr>
+        <w:t>autonomous driving,</w:t>
+      </w:r>
+      <w:r>
+        <w:rPr>
+          <w:rFonts w:ascii="Garamond" w:hAnsi="Garamond" w:cs="Arial"/>
+          <w:iCs/>
+          <w:sz w:val="21"/>
+          <w:szCs w:val="21"/>
+        </w:rPr>
+        <w:t xml:space="preserve"> </w:t>
       </w:r>
       <w:r>
         <w:rPr>
@@ -874,25 +932,42 @@
           <w:sz w:val="21"/>
           <w:szCs w:val="21"/>
         </w:rPr>
-        <w:t xml:space="preserve">simulation (Gazebo, Isaac Sim), </w:t>
-      </w:r>
-      <w:r>
-        <w:rPr>
-          <w:rFonts w:ascii="Garamond" w:hAnsi="Garamond" w:cs="Arial"/>
-          <w:iCs/>
-          <w:sz w:val="21"/>
-          <w:szCs w:val="21"/>
-        </w:rPr>
-        <w:t>Linux</w:t>
-      </w:r>
-      <w:r>
-        <w:rPr>
-          <w:rFonts w:ascii="Garamond" w:hAnsi="Garamond" w:cs="Arial"/>
-          <w:iCs/>
-          <w:sz w:val="21"/>
-          <w:szCs w:val="21"/>
-        </w:rPr>
-        <w:t>, OS</w:t>
+        <w:t xml:space="preserve">drones, </w:t>
+      </w:r>
+      <w:r>
+        <w:rPr>
+          <w:rFonts w:ascii="Garamond" w:hAnsi="Garamond" w:cs="Arial"/>
+          <w:sz w:val="21"/>
+          <w:szCs w:val="21"/>
+        </w:rPr>
+        <w:t>perception,</w:t>
+      </w:r>
+      <w:r>
+        <w:rPr>
+          <w:rFonts w:ascii="Garamond" w:hAnsi="Garamond" w:cs="Arial"/>
+          <w:iCs/>
+          <w:sz w:val="21"/>
+          <w:szCs w:val="21"/>
+        </w:rPr>
+        <w:t xml:space="preserve"> </w:t>
+      </w:r>
+      <w:r>
+        <w:rPr>
+          <w:rFonts w:ascii="Garamond" w:hAnsi="Garamond" w:cs="Arial"/>
+          <w:iCs/>
+          <w:sz w:val="21"/>
+          <w:szCs w:val="21"/>
+        </w:rPr>
+        <w:t xml:space="preserve">SLAM, </w:t>
+      </w:r>
+      <w:r>
+        <w:rPr>
+          <w:rFonts w:ascii="Garamond" w:hAnsi="Garamond" w:cs="Arial"/>
+          <w:iCs/>
+          <w:sz w:val="21"/>
+          <w:szCs w:val="21"/>
+        </w:rPr>
+        <w:t>simulation (Gazebo, Isaac Sim)</w:t>
       </w:r>
     </w:p>
     <w:p>
@@ -933,7 +1008,71 @@
           <w:sz w:val="21"/>
           <w:szCs w:val="21"/>
         </w:rPr>
-        <w:t xml:space="preserve">CAN, </w:t>
+        <w:t>LiDAR</w:t>
+      </w:r>
+      <w:r>
+        <w:rPr>
+          <w:rFonts w:ascii="Garamond" w:hAnsi="Garamond" w:cs="Arial"/>
+          <w:sz w:val="21"/>
+          <w:szCs w:val="21"/>
+        </w:rPr>
+        <w:t xml:space="preserve">, </w:t>
+      </w:r>
+      <w:r>
+        <w:rPr>
+          <w:rFonts w:ascii="Garamond" w:hAnsi="Garamond" w:cs="Arial"/>
+          <w:sz w:val="21"/>
+          <w:szCs w:val="21"/>
+        </w:rPr>
+        <w:t>RTK-GNSS, GNSS,</w:t>
+      </w:r>
+      <w:r>
+        <w:rPr>
+          <w:rFonts w:ascii="Garamond" w:hAnsi="Garamond" w:cs="Arial"/>
+          <w:sz w:val="21"/>
+          <w:szCs w:val="21"/>
+        </w:rPr>
+        <w:t xml:space="preserve"> </w:t>
+      </w:r>
+      <w:r>
+        <w:rPr>
+          <w:rFonts w:ascii="Garamond" w:hAnsi="Garamond" w:cs="Arial"/>
+          <w:sz w:val="21"/>
+          <w:szCs w:val="21"/>
+        </w:rPr>
+        <w:t>IMU,</w:t>
+      </w:r>
+      <w:r>
+        <w:rPr>
+          <w:rFonts w:ascii="Garamond" w:hAnsi="Garamond" w:cs="Arial"/>
+          <w:sz w:val="21"/>
+          <w:szCs w:val="21"/>
+        </w:rPr>
+        <w:t xml:space="preserve"> </w:t>
+      </w:r>
+      <w:r>
+        <w:rPr>
+          <w:rFonts w:ascii="Garamond" w:hAnsi="Garamond" w:cs="Arial"/>
+          <w:sz w:val="21"/>
+          <w:szCs w:val="21"/>
+        </w:rPr>
+        <w:t>CAN</w:t>
+      </w:r>
+      <w:r>
+        <w:rPr>
+          <w:rFonts w:ascii="Garamond" w:hAnsi="Garamond" w:cs="Arial"/>
+          <w:sz w:val="21"/>
+          <w:szCs w:val="21"/>
+        </w:rPr>
+        <w:t xml:space="preserve"> bus</w:t>
+      </w:r>
+      <w:r>
+        <w:rPr>
+          <w:rFonts w:ascii="Garamond" w:hAnsi="Garamond" w:cs="Arial"/>
+          <w:sz w:val="21"/>
+          <w:szCs w:val="21"/>
+        </w:rPr>
+        <w:t xml:space="preserve">, </w:t>
       </w:r>
       <w:r>
         <w:rPr>
@@ -989,46 +1128,6 @@
           <w:sz w:val="21"/>
           <w:szCs w:val="21"/>
         </w:rPr>
-        <w:t>LiDAR</w:t>
-      </w:r>
-      <w:r>
-        <w:rPr>
-          <w:rFonts w:ascii="Garamond" w:hAnsi="Garamond" w:cs="Arial"/>
-          <w:sz w:val="21"/>
-          <w:szCs w:val="21"/>
-        </w:rPr>
-        <w:t xml:space="preserve">, </w:t>
-      </w:r>
-      <w:r>
-        <w:rPr>
-          <w:rFonts w:ascii="Garamond" w:hAnsi="Garamond" w:cs="Arial"/>
-          <w:sz w:val="21"/>
-          <w:szCs w:val="21"/>
-        </w:rPr>
-        <w:t xml:space="preserve">RTK-GPS, </w:t>
-      </w:r>
-      <w:r>
-        <w:rPr>
-          <w:rFonts w:ascii="Garamond" w:hAnsi="Garamond" w:cs="Arial"/>
-          <w:sz w:val="21"/>
-          <w:szCs w:val="21"/>
-        </w:rPr>
-        <w:t xml:space="preserve">IMU, </w:t>
-      </w:r>
-      <w:r>
-        <w:rPr>
-          <w:rFonts w:ascii="Garamond" w:hAnsi="Garamond" w:cs="Arial"/>
-          <w:sz w:val="21"/>
-          <w:szCs w:val="21"/>
-        </w:rPr>
-        <w:t xml:space="preserve">UAV, </w:t>
-      </w:r>
-      <w:r>
-        <w:rPr>
-          <w:rFonts w:ascii="Garamond" w:hAnsi="Garamond" w:cs="Arial"/>
-          <w:sz w:val="21"/>
-          <w:szCs w:val="21"/>
-        </w:rPr>
         <w:t xml:space="preserve">motors, </w:t>
       </w:r>
       <w:r>
@@ -1038,14 +1137,6 @@
           <w:szCs w:val="21"/>
         </w:rPr>
         <w:t>microcontroller</w:t>
-      </w:r>
-      <w:r>
-        <w:rPr>
-          <w:rFonts w:ascii="Garamond" w:hAnsi="Garamond" w:cs="Arial"/>
-          <w:sz w:val="21"/>
-          <w:szCs w:val="21"/>
-        </w:rPr>
-        <w:t>, 3d printing</w:t>
       </w:r>
     </w:p>
     <w:p>
@@ -3190,7 +3281,7 @@
           <w:sz w:val="21"/>
           <w:szCs w:val="21"/>
         </w:rPr>
-        <w:t>Developed autonomous racing car that was 1/10 scale of F1 racing cars; designed and implemented motion planning and vehicle control systems using Python, C++, ROS, SLAM localization; won second place for fastest lap in race</w:t>
+        <w:t>Developed a 1/10-scale autonomous racing car; implemented SLAM localization and supported integration and testing of motion planning and vehicle control systems using Python, C++, and ROS; won second place for fastest lap in race</w:t>
       </w:r>
     </w:p>
     <w:p>
@@ -4852,15 +4943,6 @@
 </file>
 
 <file path=customXml/item1.xml><?xml version="1.0" encoding="utf-8"?>
-<?mso-contentType ?>
-<FormTemplates xmlns="http://schemas.microsoft.com/sharepoint/v3/contenttype/forms">
-  <Display>DocumentLibraryForm</Display>
-  <Edit>DocumentLibraryForm</Edit>
-  <New>DocumentLibraryForm</New>
-</FormTemplates>
-</file>
-
-<file path=customXml/item2.xml><?xml version="1.0" encoding="utf-8"?>
 <ct:contentTypeSchema xmlns:ct="http://schemas.microsoft.com/office/2006/metadata/contentType" xmlns:ma="http://schemas.microsoft.com/office/2006/metadata/properties/metaAttributes" ct:_="" ma:_="" ma:contentTypeName="Document" ma:contentTypeID="0x010100E00F7205C82CFC49993A09459E403F9D" ma:contentTypeVersion="11" ma:contentTypeDescription="Create a new document." ma:contentTypeScope="" ma:versionID="15ca1506d9d0bc3d30df8ed0110f0d4e">
   <xsd:schema xmlns:xsd="http://www.w3.org/2001/XMLSchema" xmlns:xs="http://www.w3.org/2001/XMLSchema" xmlns:p="http://schemas.microsoft.com/office/2006/metadata/properties" xmlns:ns2="8f1b7c86-42c5-4929-b887-8cfd13270314" xmlns:ns3="671c1944-cc4f-476c-949f-52559c641db4" targetNamespace="http://schemas.microsoft.com/office/2006/metadata/properties" ma:root="true" ma:fieldsID="db6c2aada95e6879eb2870ebec6b4aa1" ns2:_="" ns3:_="">
     <xsd:import namespace="8f1b7c86-42c5-4929-b887-8cfd13270314"/>
@@ -5071,15 +5153,16 @@
 </ct:contentTypeSchema>
 </file>
 
-<file path=customXml/itemProps1.xml><?xml version="1.0" encoding="utf-8"?>
-<ds:datastoreItem xmlns:ds="http://schemas.openxmlformats.org/officeDocument/2006/customXml" ds:itemID="{8E8AFA64-578D-46FF-A288-428D1FA7C9F1}">
-  <ds:schemaRefs>
-    <ds:schemaRef ds:uri="http://schemas.microsoft.com/sharepoint/v3/contenttype/forms"/>
-  </ds:schemaRefs>
-</ds:datastoreItem>
+<file path=customXml/item2.xml><?xml version="1.0" encoding="utf-8"?>
+<?mso-contentType ?>
+<FormTemplates xmlns="http://schemas.microsoft.com/sharepoint/v3/contenttype/forms">
+  <Display>DocumentLibraryForm</Display>
+  <Edit>DocumentLibraryForm</Edit>
+  <New>DocumentLibraryForm</New>
+</FormTemplates>
 </file>
 
-<file path=customXml/itemProps2.xml><?xml version="1.0" encoding="utf-8"?>
+<file path=customXml/itemProps1.xml><?xml version="1.0" encoding="utf-8"?>
 <ds:datastoreItem xmlns:ds="http://schemas.openxmlformats.org/officeDocument/2006/customXml" ds:itemID="{5ECCFF00-82E4-439E-8D62-678F77120EF2}">
   <ds:schemaRefs>
     <ds:schemaRef ds:uri="http://schemas.microsoft.com/office/2006/metadata/contentType"/>
@@ -5096,4 +5179,12 @@
     <ds:schemaRef ds:uri="http://schemas.microsoft.com/internal/obd"/>
   </ds:schemaRefs>
 </ds:datastoreItem>
+</file>
+
+<file path=customXml/itemProps2.xml><?xml version="1.0" encoding="utf-8"?>
+<ds:datastoreItem xmlns:ds="http://schemas.openxmlformats.org/officeDocument/2006/customXml" ds:itemID="{8E8AFA64-578D-46FF-A288-428D1FA7C9F1}">
+  <ds:schemaRefs>
+    <ds:schemaRef ds:uri="http://schemas.microsoft.com/sharepoint/v3/contenttype/forms"/>
+  </ds:schemaRefs>
+</ds:datastoreItem>
 </file>
--- a/Marika_Nishi_Resume.docx
+++ b/Marika_Nishi_Resume.docx
@@ -43,7 +43,14 @@
           <w:rFonts w:ascii="Times New Roman" w:hAnsi="Times New Roman" w:cs="Times New Roman"/>
           <w:szCs w:val="14"/>
         </w:rPr>
-        <w:t>Automation Engineer</w:t>
+        <w:t>Robotics</w:t>
+      </w:r>
+      <w:r>
+        <w:rPr>
+          <w:rFonts w:ascii="Times New Roman" w:hAnsi="Times New Roman" w:cs="Times New Roman"/>
+          <w:szCs w:val="14"/>
+        </w:rPr>
+        <w:t xml:space="preserve"> Engineer</w:t>
       </w:r>
     </w:p>
     <w:p>
@@ -107,6 +114,7 @@
         </w:rPr>
         <w:t>-</w:t>
       </w:r>
+      <w:proofErr w:type="gramStart"/>
       <w:r>
         <w:rPr>
           <w:rFonts w:ascii="Garamond" w:hAnsi="Garamond" w:cs="Arial"/>
@@ -129,7 +137,16 @@
           <w:sz w:val="18"/>
           <w:szCs w:val="18"/>
         </w:rPr>
-        <w:t xml:space="preserve">Philadelphia, PA </w:t>
+        <w:t>Philadelphia</w:t>
+      </w:r>
+      <w:proofErr w:type="gramEnd"/>
+      <w:r>
+        <w:rPr>
+          <w:rFonts w:ascii="Garamond" w:hAnsi="Garamond" w:cs="Arial"/>
+          <w:sz w:val="18"/>
+          <w:szCs w:val="18"/>
+        </w:rPr>
+        <w:t xml:space="preserve">, PA </w:t>
       </w:r>
       <w:hyperlink r:id="rId9" w:history="1">
         <w:r>
@@ -139,7 +156,27 @@
             <w:sz w:val="18"/>
             <w:szCs w:val="18"/>
           </w:rPr>
-          <w:t>linkedin.com/in/marika-nishi/</w:t>
+          <w:t>linkedin.com/in/</w:t>
+        </w:r>
+        <w:proofErr w:type="spellStart"/>
+        <w:r>
+          <w:rPr>
+            <w:rStyle w:val="Hyperlink"/>
+            <w:rFonts w:ascii="Garamond" w:hAnsi="Garamond" w:cs="Arial"/>
+            <w:sz w:val="18"/>
+            <w:szCs w:val="18"/>
+          </w:rPr>
+          <w:t>marika-nishi</w:t>
+        </w:r>
+        <w:proofErr w:type="spellEnd"/>
+        <w:r>
+          <w:rPr>
+            <w:rStyle w:val="Hyperlink"/>
+            <w:rFonts w:ascii="Garamond" w:hAnsi="Garamond" w:cs="Arial"/>
+            <w:sz w:val="18"/>
+            <w:szCs w:val="18"/>
+          </w:rPr>
+          <w:t>/</w:t>
         </w:r>
       </w:hyperlink>
       <w:r>
@@ -767,14 +804,25 @@
         </w:rPr>
         <w:t xml:space="preserve"> </w:t>
       </w:r>
-      <w:r>
-        <w:rPr>
-          <w:rFonts w:ascii="Garamond" w:hAnsi="Garamond" w:cs="Arial"/>
-          <w:iCs/>
-          <w:sz w:val="21"/>
-          <w:szCs w:val="21"/>
-        </w:rPr>
-        <w:t xml:space="preserve">PyTorch, </w:t>
+      <w:proofErr w:type="spellStart"/>
+      <w:r>
+        <w:rPr>
+          <w:rFonts w:ascii="Garamond" w:hAnsi="Garamond" w:cs="Arial"/>
+          <w:iCs/>
+          <w:sz w:val="21"/>
+          <w:szCs w:val="21"/>
+        </w:rPr>
+        <w:t>PyTorch</w:t>
+      </w:r>
+      <w:proofErr w:type="spellEnd"/>
+      <w:r>
+        <w:rPr>
+          <w:rFonts w:ascii="Garamond" w:hAnsi="Garamond" w:cs="Arial"/>
+          <w:iCs/>
+          <w:sz w:val="21"/>
+          <w:szCs w:val="21"/>
+        </w:rPr>
+        <w:t xml:space="preserve">, </w:t>
       </w:r>
       <w:r>
         <w:rPr>
@@ -810,7 +858,7 @@
           <w:sz w:val="21"/>
           <w:szCs w:val="21"/>
         </w:rPr>
-        <w:t>ML</w:t>
+        <w:t>Machine Learning</w:t>
       </w:r>
       <w:r>
         <w:rPr>
@@ -954,6 +1002,7 @@
         </w:rPr>
         <w:t xml:space="preserve">, </w:t>
       </w:r>
+      <w:proofErr w:type="spellStart"/>
       <w:r>
         <w:rPr>
           <w:rFonts w:ascii="Garamond" w:hAnsi="Garamond" w:cs="Arial"/>
@@ -962,6 +1011,7 @@
         </w:rPr>
         <w:t>IsaacSim</w:t>
       </w:r>
+      <w:proofErr w:type="spellEnd"/>
       <w:r>
         <w:rPr>
           <w:rFonts w:ascii="Garamond" w:hAnsi="Garamond" w:cs="Arial"/>
@@ -992,23 +1042,23 @@
           <w:sz w:val="21"/>
           <w:szCs w:val="21"/>
         </w:rPr>
-        <w:t>version control tools</w:t>
-      </w:r>
-      <w:r>
-        <w:rPr>
-          <w:rFonts w:ascii="Garamond" w:hAnsi="Garamond" w:cs="Arial"/>
-          <w:sz w:val="21"/>
-          <w:szCs w:val="21"/>
-        </w:rPr>
-        <w:t xml:space="preserve"> (</w:t>
-      </w:r>
-      <w:r>
-        <w:rPr>
-          <w:rFonts w:ascii="Garamond" w:hAnsi="Garamond" w:cs="Arial"/>
-          <w:sz w:val="21"/>
-          <w:szCs w:val="21"/>
-        </w:rPr>
-        <w:t>Git, GitHub</w:t>
+        <w:t xml:space="preserve">version control </w:t>
+      </w:r>
+      <w:r>
+        <w:rPr>
+          <w:rFonts w:ascii="Garamond" w:hAnsi="Garamond" w:cs="Arial"/>
+          <w:sz w:val="21"/>
+          <w:szCs w:val="21"/>
+        </w:rPr>
+        <w:t>(</w:t>
+      </w:r>
+      <w:r>
+        <w:rPr>
+          <w:rFonts w:ascii="Garamond" w:hAnsi="Garamond" w:cs="Arial"/>
+          <w:sz w:val="21"/>
+          <w:szCs w:val="21"/>
+        </w:rPr>
+        <w:t>Git</w:t>
       </w:r>
       <w:r>
         <w:rPr>
@@ -1055,7 +1105,7 @@
           <w:sz w:val="21"/>
           <w:szCs w:val="21"/>
         </w:rPr>
-        <w:t xml:space="preserve">sensors, actuators, </w:t>
+        <w:t xml:space="preserve">mechatronics, </w:t>
       </w:r>
       <w:r>
         <w:rPr>
@@ -1071,15 +1121,23 @@
           <w:sz w:val="21"/>
           <w:szCs w:val="21"/>
         </w:rPr>
-        <w:t>3D print</w:t>
-      </w:r>
-      <w:r>
-        <w:rPr>
-          <w:rFonts w:ascii="Garamond" w:hAnsi="Garamond" w:cs="Arial"/>
-          <w:sz w:val="21"/>
-          <w:szCs w:val="21"/>
-        </w:rPr>
-        <w:t>ing</w:t>
+        <w:t xml:space="preserve">TCP/IP, </w:t>
+      </w:r>
+      <w:r>
+        <w:rPr>
+          <w:rFonts w:ascii="Garamond" w:hAnsi="Garamond" w:cs="Arial"/>
+          <w:sz w:val="21"/>
+          <w:szCs w:val="21"/>
+        </w:rPr>
+        <w:t>microcontroller,</w:t>
+      </w:r>
+      <w:r>
+        <w:rPr>
+          <w:rFonts w:ascii="Garamond" w:hAnsi="Garamond" w:cs="Arial"/>
+          <w:sz w:val="21"/>
+          <w:szCs w:val="21"/>
+        </w:rPr>
+        <w:t xml:space="preserve"> Arduino</w:t>
       </w:r>
       <w:r>
         <w:rPr>
@@ -1095,38 +1153,6 @@
           <w:sz w:val="21"/>
           <w:szCs w:val="21"/>
         </w:rPr>
-        <w:t xml:space="preserve">TCP/IP, </w:t>
-      </w:r>
-      <w:r>
-        <w:rPr>
-          <w:rFonts w:ascii="Garamond" w:hAnsi="Garamond" w:cs="Arial"/>
-          <w:sz w:val="21"/>
-          <w:szCs w:val="21"/>
-        </w:rPr>
-        <w:t>microcontroller,</w:t>
-      </w:r>
-      <w:r>
-        <w:rPr>
-          <w:rFonts w:ascii="Garamond" w:hAnsi="Garamond" w:cs="Arial"/>
-          <w:sz w:val="21"/>
-          <w:szCs w:val="21"/>
-        </w:rPr>
-        <w:t xml:space="preserve"> Arduino</w:t>
-      </w:r>
-      <w:r>
-        <w:rPr>
-          <w:rFonts w:ascii="Garamond" w:hAnsi="Garamond" w:cs="Arial"/>
-          <w:sz w:val="21"/>
-          <w:szCs w:val="21"/>
-        </w:rPr>
-        <w:t xml:space="preserve">, </w:t>
-      </w:r>
-      <w:r>
-        <w:rPr>
-          <w:rFonts w:ascii="Garamond" w:hAnsi="Garamond" w:cs="Arial"/>
-          <w:sz w:val="21"/>
-          <w:szCs w:val="21"/>
-        </w:rPr>
         <w:t>LiDAR</w:t>
       </w:r>
       <w:r>
@@ -1135,7 +1161,23 @@
           <w:sz w:val="21"/>
           <w:szCs w:val="21"/>
         </w:rPr>
-        <w:t>, RGB camera</w:t>
+        <w:t>, RGB</w:t>
+      </w:r>
+      <w:r>
+        <w:rPr>
+          <w:rFonts w:ascii="Garamond" w:hAnsi="Garamond" w:cs="Arial"/>
+          <w:sz w:val="21"/>
+          <w:szCs w:val="21"/>
+        </w:rPr>
+        <w:t>D</w:t>
+      </w:r>
+      <w:r>
+        <w:rPr>
+          <w:rFonts w:ascii="Garamond" w:hAnsi="Garamond" w:cs="Arial"/>
+          <w:sz w:val="21"/>
+          <w:szCs w:val="21"/>
+        </w:rPr>
+        <w:t xml:space="preserve"> camera</w:t>
       </w:r>
       <w:r>
         <w:rPr>
@@ -1372,7 +1414,25 @@
           <w:sz w:val="21"/>
           <w:szCs w:val="21"/>
         </w:rPr>
-        <w:t>Visibility Evaluation Around Unsignalized Intersections with Occlusion From Arbitrary On-road Viewpoints Using Point Cloud Maps</w:t>
+        <w:t xml:space="preserve">Visibility Evaluation Around Unsignalized Intersections with Occlusion </w:t>
+      </w:r>
+      <w:proofErr w:type="gramStart"/>
+      <w:r>
+        <w:rPr>
+          <w:rFonts w:ascii="Garamond" w:hAnsi="Garamond" w:cs="Arial"/>
+          <w:sz w:val="21"/>
+          <w:szCs w:val="21"/>
+        </w:rPr>
+        <w:t>From</w:t>
+      </w:r>
+      <w:proofErr w:type="gramEnd"/>
+      <w:r>
+        <w:rPr>
+          <w:rFonts w:ascii="Garamond" w:hAnsi="Garamond" w:cs="Arial"/>
+          <w:sz w:val="21"/>
+          <w:szCs w:val="21"/>
+        </w:rPr>
+        <w:t xml:space="preserve"> Arbitrary On-road Viewpoints Using Point Cloud Maps</w:t>
       </w:r>
       <w:r>
         <w:rPr>
@@ -1651,8 +1711,18 @@
           <w:sz w:val="21"/>
           <w:szCs w:val="21"/>
         </w:rPr>
-        <w:t>with IsaacSim</w:t>
-      </w:r>
+        <w:t xml:space="preserve">with </w:t>
+      </w:r>
+      <w:proofErr w:type="spellStart"/>
+      <w:r>
+        <w:rPr>
+          <w:rFonts w:ascii="Garamond" w:hAnsi="Garamond" w:cs="Arial"/>
+          <w:sz w:val="21"/>
+          <w:szCs w:val="21"/>
+        </w:rPr>
+        <w:t>IsaacSim</w:t>
+      </w:r>
+      <w:proofErr w:type="spellEnd"/>
     </w:p>
     <w:p>
       <w:pPr>
@@ -2193,7 +2263,25 @@
           <w:sz w:val="21"/>
           <w:szCs w:val="21"/>
         </w:rPr>
-        <w:t>Designed and built map to enhance autonomous driving/ADAS by visualizing key information, such as routes and vehicle state using MATLAB; helped company’s engineers understand signals sent from cars visually</w:t>
+        <w:t xml:space="preserve">Designed and built </w:t>
+      </w:r>
+      <w:proofErr w:type="gramStart"/>
+      <w:r>
+        <w:rPr>
+          <w:rFonts w:ascii="Garamond" w:hAnsi="Garamond" w:cs="Arial"/>
+          <w:sz w:val="21"/>
+          <w:szCs w:val="21"/>
+        </w:rPr>
+        <w:t>map</w:t>
+      </w:r>
+      <w:proofErr w:type="gramEnd"/>
+      <w:r>
+        <w:rPr>
+          <w:rFonts w:ascii="Garamond" w:hAnsi="Garamond" w:cs="Arial"/>
+          <w:sz w:val="21"/>
+          <w:szCs w:val="21"/>
+        </w:rPr>
+        <w:t xml:space="preserve"> to enhance autonomous driving/ADAS by visualizing key information, such as routes and vehicle state using MATLAB; helped company’s engineers understand signals sent from cars visually</w:t>
       </w:r>
     </w:p>
     <w:p>
@@ -2219,7 +2307,25 @@
           <w:sz w:val="21"/>
           <w:szCs w:val="21"/>
         </w:rPr>
-        <w:t>Improved software that processed CAN signals from cars by fixing signal decoding; refined system output accuracy</w:t>
+        <w:t xml:space="preserve">Improved software that </w:t>
+      </w:r>
+      <w:proofErr w:type="gramStart"/>
+      <w:r>
+        <w:rPr>
+          <w:rFonts w:ascii="Garamond" w:hAnsi="Garamond" w:cs="Arial"/>
+          <w:sz w:val="21"/>
+          <w:szCs w:val="21"/>
+        </w:rPr>
+        <w:t>processed</w:t>
+      </w:r>
+      <w:proofErr w:type="gramEnd"/>
+      <w:r>
+        <w:rPr>
+          <w:rFonts w:ascii="Garamond" w:hAnsi="Garamond" w:cs="Arial"/>
+          <w:sz w:val="21"/>
+          <w:szCs w:val="21"/>
+        </w:rPr>
+        <w:t xml:space="preserve"> CAN signals from cars by fixing signal decoding; refined system output accuracy</w:t>
       </w:r>
     </w:p>
     <w:p>
@@ -2723,7 +2829,27 @@
           <w:sz w:val="21"/>
           <w:szCs w:val="21"/>
         </w:rPr>
-        <w:t xml:space="preserve">Extended Kalman Filter , </w:t>
+        <w:t xml:space="preserve">Extended Kalman </w:t>
+      </w:r>
+      <w:proofErr w:type="gramStart"/>
+      <w:r>
+        <w:rPr>
+          <w:rFonts w:ascii="Garamond" w:hAnsi="Garamond" w:cs="Arial"/>
+          <w:i/>
+          <w:sz w:val="21"/>
+          <w:szCs w:val="21"/>
+        </w:rPr>
+        <w:t>Filter ,</w:t>
+      </w:r>
+      <w:proofErr w:type="gramEnd"/>
+      <w:r>
+        <w:rPr>
+          <w:rFonts w:ascii="Garamond" w:hAnsi="Garamond" w:cs="Arial"/>
+          <w:i/>
+          <w:sz w:val="21"/>
+          <w:szCs w:val="21"/>
+        </w:rPr>
+        <w:t xml:space="preserve"> </w:t>
       </w:r>
       <w:r>
         <w:rPr>
@@ -2870,8 +2996,54 @@
           <w:sz w:val="21"/>
           <w:szCs w:val="21"/>
         </w:rPr>
-        <w:t xml:space="preserve"> among pedestrian, cyclist, and intelligent wheelchair</w:t>
-      </w:r>
+        <w:t xml:space="preserve"> among </w:t>
+      </w:r>
+      <w:proofErr w:type="gramStart"/>
+      <w:r>
+        <w:rPr>
+          <w:rFonts w:ascii="Garamond" w:hAnsi="Garamond" w:cs="Arial"/>
+          <w:sz w:val="21"/>
+          <w:szCs w:val="21"/>
+        </w:rPr>
+        <w:t>pedestrian</w:t>
+      </w:r>
+      <w:proofErr w:type="gramEnd"/>
+      <w:r>
+        <w:rPr>
+          <w:rFonts w:ascii="Garamond" w:hAnsi="Garamond" w:cs="Arial"/>
+          <w:sz w:val="21"/>
+          <w:szCs w:val="21"/>
+        </w:rPr>
+        <w:t xml:space="preserve">, </w:t>
+      </w:r>
+      <w:proofErr w:type="gramStart"/>
+      <w:r>
+        <w:rPr>
+          <w:rFonts w:ascii="Garamond" w:hAnsi="Garamond" w:cs="Arial"/>
+          <w:sz w:val="21"/>
+          <w:szCs w:val="21"/>
+        </w:rPr>
+        <w:t>cyclist</w:t>
+      </w:r>
+      <w:proofErr w:type="gramEnd"/>
+      <w:r>
+        <w:rPr>
+          <w:rFonts w:ascii="Garamond" w:hAnsi="Garamond" w:cs="Arial"/>
+          <w:sz w:val="21"/>
+          <w:szCs w:val="21"/>
+        </w:rPr>
+        <w:t xml:space="preserve">, and intelligent </w:t>
+      </w:r>
+      <w:proofErr w:type="gramStart"/>
+      <w:r>
+        <w:rPr>
+          <w:rFonts w:ascii="Garamond" w:hAnsi="Garamond" w:cs="Arial"/>
+          <w:sz w:val="21"/>
+          <w:szCs w:val="21"/>
+        </w:rPr>
+        <w:t>wheelchair</w:t>
+      </w:r>
+      <w:proofErr w:type="gramEnd"/>
       <w:r>
         <w:rPr>
           <w:rFonts w:ascii="Garamond" w:hAnsi="Garamond" w:cs="Arial"/>
@@ -4589,15 +4761,6 @@
 </file>
 
 <file path=customXml/item1.xml><?xml version="1.0" encoding="utf-8"?>
-<?mso-contentType ?>
-<FormTemplates xmlns="http://schemas.microsoft.com/sharepoint/v3/contenttype/forms">
-  <Display>DocumentLibraryForm</Display>
-  <Edit>DocumentLibraryForm</Edit>
-  <New>DocumentLibraryForm</New>
-</FormTemplates>
-</file>
-
-<file path=customXml/item2.xml><?xml version="1.0" encoding="utf-8"?>
 <ct:contentTypeSchema xmlns:ct="http://schemas.microsoft.com/office/2006/metadata/contentType" xmlns:ma="http://schemas.microsoft.com/office/2006/metadata/properties/metaAttributes" ct:_="" ma:_="" ma:contentTypeName="Document" ma:contentTypeID="0x010100E00F7205C82CFC49993A09459E403F9D" ma:contentTypeVersion="11" ma:contentTypeDescription="Create a new document." ma:contentTypeScope="" ma:versionID="15ca1506d9d0bc3d30df8ed0110f0d4e">
   <xsd:schema xmlns:xsd="http://www.w3.org/2001/XMLSchema" xmlns:xs="http://www.w3.org/2001/XMLSchema" xmlns:p="http://schemas.microsoft.com/office/2006/metadata/properties" xmlns:ns2="8f1b7c86-42c5-4929-b887-8cfd13270314" xmlns:ns3="671c1944-cc4f-476c-949f-52559c641db4" targetNamespace="http://schemas.microsoft.com/office/2006/metadata/properties" ma:root="true" ma:fieldsID="db6c2aada95e6879eb2870ebec6b4aa1" ns2:_="" ns3:_="">
     <xsd:import namespace="8f1b7c86-42c5-4929-b887-8cfd13270314"/>
@@ -4808,15 +4971,16 @@
 </ct:contentTypeSchema>
 </file>
 
-<file path=customXml/itemProps1.xml><?xml version="1.0" encoding="utf-8"?>
-<ds:datastoreItem xmlns:ds="http://schemas.openxmlformats.org/officeDocument/2006/customXml" ds:itemID="{8E8AFA64-578D-46FF-A288-428D1FA7C9F1}">
-  <ds:schemaRefs>
-    <ds:schemaRef ds:uri="http://schemas.microsoft.com/sharepoint/v3/contenttype/forms"/>
-  </ds:schemaRefs>
-</ds:datastoreItem>
+<file path=customXml/item2.xml><?xml version="1.0" encoding="utf-8"?>
+<?mso-contentType ?>
+<FormTemplates xmlns="http://schemas.microsoft.com/sharepoint/v3/contenttype/forms">
+  <Display>DocumentLibraryForm</Display>
+  <Edit>DocumentLibraryForm</Edit>
+  <New>DocumentLibraryForm</New>
+</FormTemplates>
 </file>
 
-<file path=customXml/itemProps2.xml><?xml version="1.0" encoding="utf-8"?>
+<file path=customXml/itemProps1.xml><?xml version="1.0" encoding="utf-8"?>
 <ds:datastoreItem xmlns:ds="http://schemas.openxmlformats.org/officeDocument/2006/customXml" ds:itemID="{5ECCFF00-82E4-439E-8D62-678F77120EF2}">
   <ds:schemaRefs>
     <ds:schemaRef ds:uri="http://schemas.microsoft.com/office/2006/metadata/contentType"/>
@@ -4833,4 +4997,12 @@
     <ds:schemaRef ds:uri="http://schemas.microsoft.com/internal/obd"/>
   </ds:schemaRefs>
 </ds:datastoreItem>
+</file>
+
+<file path=customXml/itemProps2.xml><?xml version="1.0" encoding="utf-8"?>
+<ds:datastoreItem xmlns:ds="http://schemas.openxmlformats.org/officeDocument/2006/customXml" ds:itemID="{8E8AFA64-578D-46FF-A288-428D1FA7C9F1}">
+  <ds:schemaRefs>
+    <ds:schemaRef ds:uri="http://schemas.microsoft.com/sharepoint/v3/contenttype/forms"/>
+  </ds:schemaRefs>
+</ds:datastoreItem>
 </file>
--- a/Marika_Nishi_Resume.docx
+++ b/Marika_Nishi_Resume.docx
@@ -40,34 +40,10 @@
       <w:r>
         <w:rPr>
           <w:rFonts w:ascii="Times New Roman" w:hAnsi="Times New Roman" w:cs="Times New Roman"/>
-          <w:sz w:val="20"/>
-          <w:szCs w:val="10"/>
-        </w:rPr>
-        <w:t>Robotics</w:t>
-      </w:r>
-      <w:r>
-        <w:rPr>
-          <w:rFonts w:ascii="Times New Roman" w:hAnsi="Times New Roman" w:cs="Times New Roman"/>
-          <w:sz w:val="20"/>
-          <w:szCs w:val="10"/>
-        </w:rPr>
-        <w:t xml:space="preserve"> </w:t>
-      </w:r>
-      <w:r>
-        <w:rPr>
-          <w:rFonts w:ascii="Times New Roman" w:hAnsi="Times New Roman" w:cs="Times New Roman"/>
-          <w:sz w:val="20"/>
-          <w:szCs w:val="10"/>
-        </w:rPr>
-        <w:t>Application</w:t>
-      </w:r>
-      <w:r>
-        <w:rPr>
-          <w:rFonts w:ascii="Times New Roman" w:hAnsi="Times New Roman" w:cs="Times New Roman"/>
-          <w:sz w:val="20"/>
-          <w:szCs w:val="10"/>
-        </w:rPr>
-        <w:t xml:space="preserve"> Engineer</w:t>
+          <w:sz w:val="18"/>
+          <w:szCs w:val="8"/>
+        </w:rPr>
+        <w:t>Robotics Engineer</w:t>
       </w:r>
     </w:p>
     <w:p>
@@ -131,6 +107,7 @@
         </w:rPr>
         <w:t>-</w:t>
       </w:r>
+      <w:proofErr w:type="gramStart"/>
       <w:r>
         <w:rPr>
           <w:rFonts w:ascii="Garamond" w:hAnsi="Garamond" w:cs="Arial"/>
@@ -153,7 +130,16 @@
           <w:sz w:val="18"/>
           <w:szCs w:val="18"/>
         </w:rPr>
-        <w:t xml:space="preserve">Philadelphia, PA </w:t>
+        <w:t>Philadelphia</w:t>
+      </w:r>
+      <w:proofErr w:type="gramEnd"/>
+      <w:r>
+        <w:rPr>
+          <w:rFonts w:ascii="Garamond" w:hAnsi="Garamond" w:cs="Arial"/>
+          <w:sz w:val="18"/>
+          <w:szCs w:val="18"/>
+        </w:rPr>
+        <w:t xml:space="preserve">, PA </w:t>
       </w:r>
       <w:hyperlink r:id="rId9" w:history="1">
         <w:r>
@@ -163,7 +149,27 @@
             <w:sz w:val="18"/>
             <w:szCs w:val="18"/>
           </w:rPr>
-          <w:t>linkedin.com/in/marika-nishi/</w:t>
+          <w:t>linkedin.com/in/</w:t>
+        </w:r>
+        <w:proofErr w:type="spellStart"/>
+        <w:r>
+          <w:rPr>
+            <w:rStyle w:val="Hyperlink"/>
+            <w:rFonts w:ascii="Garamond" w:hAnsi="Garamond" w:cs="Arial"/>
+            <w:sz w:val="18"/>
+            <w:szCs w:val="18"/>
+          </w:rPr>
+          <w:t>marika-nishi</w:t>
+        </w:r>
+        <w:proofErr w:type="spellEnd"/>
+        <w:r>
+          <w:rPr>
+            <w:rStyle w:val="Hyperlink"/>
+            <w:rFonts w:ascii="Garamond" w:hAnsi="Garamond" w:cs="Arial"/>
+            <w:sz w:val="18"/>
+            <w:szCs w:val="18"/>
+          </w:rPr>
+          <w:t>/</w:t>
         </w:r>
       </w:hyperlink>
       <w:r>
@@ -763,14 +769,25 @@
         </w:rPr>
         <w:t xml:space="preserve"> </w:t>
       </w:r>
-      <w:r>
-        <w:rPr>
-          <w:rFonts w:ascii="Garamond" w:hAnsi="Garamond" w:cs="Arial"/>
-          <w:iCs/>
-          <w:sz w:val="21"/>
-          <w:szCs w:val="21"/>
-        </w:rPr>
-        <w:t xml:space="preserve">PyTorch, </w:t>
+      <w:proofErr w:type="spellStart"/>
+      <w:r>
+        <w:rPr>
+          <w:rFonts w:ascii="Garamond" w:hAnsi="Garamond" w:cs="Arial"/>
+          <w:iCs/>
+          <w:sz w:val="21"/>
+          <w:szCs w:val="21"/>
+        </w:rPr>
+        <w:t>PyTorch</w:t>
+      </w:r>
+      <w:proofErr w:type="spellEnd"/>
+      <w:r>
+        <w:rPr>
+          <w:rFonts w:ascii="Garamond" w:hAnsi="Garamond" w:cs="Arial"/>
+          <w:iCs/>
+          <w:sz w:val="21"/>
+          <w:szCs w:val="21"/>
+        </w:rPr>
+        <w:t xml:space="preserve">, </w:t>
       </w:r>
       <w:r>
         <w:rPr>
@@ -797,24 +814,6 @@
           <w:sz w:val="21"/>
           <w:szCs w:val="21"/>
         </w:rPr>
-        <w:t>, Linux</w:t>
-      </w:r>
-      <w:r>
-        <w:rPr>
-          <w:rFonts w:ascii="Garamond" w:hAnsi="Garamond" w:cs="Arial"/>
-          <w:iCs/>
-          <w:sz w:val="21"/>
-          <w:szCs w:val="21"/>
-        </w:rPr>
-        <w:t>, Docker, Git, protobuf</w:t>
-      </w:r>
-      <w:r>
-        <w:rPr>
-          <w:rFonts w:ascii="Garamond" w:hAnsi="Garamond" w:cs="Arial"/>
-          <w:iCs/>
-          <w:sz w:val="21"/>
-          <w:szCs w:val="21"/>
-        </w:rPr>
         <w:t xml:space="preserve">, </w:t>
       </w:r>
       <w:r>
@@ -824,34 +823,16 @@
           <w:sz w:val="21"/>
           <w:szCs w:val="21"/>
         </w:rPr>
-        <w:t xml:space="preserve">SQL, </w:t>
-      </w:r>
-      <w:r>
-        <w:rPr>
-          <w:rFonts w:ascii="Garamond" w:hAnsi="Garamond" w:cs="Arial"/>
-          <w:iCs/>
-          <w:sz w:val="21"/>
-          <w:szCs w:val="21"/>
-        </w:rPr>
-        <w:t xml:space="preserve">Jupyter notebooks, </w:t>
-      </w:r>
-      <w:r>
-        <w:rPr>
-          <w:rFonts w:ascii="Garamond" w:hAnsi="Garamond" w:cs="Arial"/>
-          <w:iCs/>
-          <w:sz w:val="21"/>
-          <w:szCs w:val="21"/>
-        </w:rPr>
-        <w:t>AI, ML</w:t>
-      </w:r>
-      <w:r>
-        <w:rPr>
-          <w:rFonts w:ascii="Garamond" w:hAnsi="Garamond" w:cs="Arial"/>
-          <w:iCs/>
-          <w:sz w:val="21"/>
-          <w:szCs w:val="21"/>
-        </w:rPr>
-        <w:t>,</w:t>
+        <w:t xml:space="preserve">ML, </w:t>
+      </w:r>
+      <w:r>
+        <w:rPr>
+          <w:rFonts w:ascii="Garamond" w:hAnsi="Garamond" w:cs="Arial"/>
+          <w:iCs/>
+          <w:sz w:val="21"/>
+          <w:szCs w:val="21"/>
+        </w:rPr>
+        <w:t>AI,</w:t>
       </w:r>
       <w:r>
         <w:rPr>
@@ -869,25 +850,43 @@
           <w:sz w:val="21"/>
           <w:szCs w:val="21"/>
         </w:rPr>
-        <w:t xml:space="preserve">EKF, </w:t>
-      </w:r>
-      <w:r>
-        <w:rPr>
-          <w:rFonts w:ascii="Garamond" w:hAnsi="Garamond" w:cs="Arial"/>
-          <w:iCs/>
-          <w:sz w:val="21"/>
-          <w:szCs w:val="21"/>
-        </w:rPr>
-        <w:t xml:space="preserve">sensor fusion, </w:t>
-      </w:r>
-      <w:r>
-        <w:rPr>
-          <w:rFonts w:ascii="Garamond" w:hAnsi="Garamond" w:cs="Arial"/>
-          <w:iCs/>
-          <w:sz w:val="21"/>
-          <w:szCs w:val="21"/>
-        </w:rPr>
-        <w:t>motion planning,</w:t>
+        <w:t xml:space="preserve">perception, </w:t>
+      </w:r>
+      <w:r>
+        <w:rPr>
+          <w:rFonts w:ascii="Garamond" w:hAnsi="Garamond" w:cs="Arial"/>
+          <w:iCs/>
+          <w:sz w:val="21"/>
+          <w:szCs w:val="21"/>
+        </w:rPr>
+        <w:t xml:space="preserve">computer vision, </w:t>
+      </w:r>
+      <w:r>
+        <w:rPr>
+          <w:rFonts w:ascii="Garamond" w:hAnsi="Garamond" w:cs="Arial"/>
+          <w:iCs/>
+          <w:sz w:val="21"/>
+          <w:szCs w:val="21"/>
+        </w:rPr>
+        <w:t xml:space="preserve">SLAM, localization, </w:t>
+      </w:r>
+      <w:r>
+        <w:rPr>
+          <w:rFonts w:ascii="Garamond" w:hAnsi="Garamond" w:cs="Arial"/>
+          <w:iCs/>
+          <w:sz w:val="21"/>
+          <w:szCs w:val="21"/>
+        </w:rPr>
+        <w:t xml:space="preserve">sensor fusion, EKF, </w:t>
+      </w:r>
+      <w:r>
+        <w:rPr>
+          <w:rFonts w:ascii="Garamond" w:hAnsi="Garamond" w:cs="Arial"/>
+          <w:iCs/>
+          <w:sz w:val="21"/>
+          <w:szCs w:val="21"/>
+        </w:rPr>
+        <w:t>OpenCV,</w:t>
       </w:r>
       <w:r>
         <w:rPr>
@@ -905,7 +904,16 @@
           <w:sz w:val="21"/>
           <w:szCs w:val="21"/>
         </w:rPr>
-        <w:t>autonomous driving,</w:t>
+        <w:t xml:space="preserve">motion </w:t>
+      </w:r>
+      <w:r>
+        <w:rPr>
+          <w:rFonts w:ascii="Garamond" w:hAnsi="Garamond" w:cs="Arial"/>
+          <w:iCs/>
+          <w:sz w:val="21"/>
+          <w:szCs w:val="21"/>
+        </w:rPr>
+        <w:t>planning,</w:t>
       </w:r>
       <w:r>
         <w:rPr>
@@ -923,42 +931,7 @@
           <w:sz w:val="21"/>
           <w:szCs w:val="21"/>
         </w:rPr>
-        <w:t xml:space="preserve">control, </w:t>
-      </w:r>
-      <w:r>
-        <w:rPr>
-          <w:rFonts w:ascii="Garamond" w:hAnsi="Garamond" w:cs="Arial"/>
-          <w:iCs/>
-          <w:sz w:val="21"/>
-          <w:szCs w:val="21"/>
-        </w:rPr>
-        <w:t xml:space="preserve">drones, </w:t>
-      </w:r>
-      <w:r>
-        <w:rPr>
-          <w:rFonts w:ascii="Garamond" w:hAnsi="Garamond" w:cs="Arial"/>
-          <w:sz w:val="21"/>
-          <w:szCs w:val="21"/>
-        </w:rPr>
-        <w:t>perception,</w:t>
-      </w:r>
-      <w:r>
-        <w:rPr>
-          <w:rFonts w:ascii="Garamond" w:hAnsi="Garamond" w:cs="Arial"/>
-          <w:iCs/>
-          <w:sz w:val="21"/>
-          <w:szCs w:val="21"/>
-        </w:rPr>
-        <w:t xml:space="preserve"> </w:t>
-      </w:r>
-      <w:r>
-        <w:rPr>
-          <w:rFonts w:ascii="Garamond" w:hAnsi="Garamond" w:cs="Arial"/>
-          <w:iCs/>
-          <w:sz w:val="21"/>
-          <w:szCs w:val="21"/>
-        </w:rPr>
-        <w:t xml:space="preserve">SLAM, </w:t>
+        <w:t xml:space="preserve">ML-based control, </w:t>
       </w:r>
       <w:r>
         <w:rPr>
@@ -968,6 +941,15 @@
           <w:szCs w:val="21"/>
         </w:rPr>
         <w:t>simulation (Gazebo, Isaac Sim)</w:t>
+      </w:r>
+      <w:r>
+        <w:rPr>
+          <w:rFonts w:ascii="Garamond" w:hAnsi="Garamond" w:cs="Arial"/>
+          <w:iCs/>
+          <w:sz w:val="21"/>
+          <w:szCs w:val="21"/>
+        </w:rPr>
+        <w:t>, autonomous driving, drones</w:t>
       </w:r>
     </w:p>
     <w:p>
@@ -1008,6 +990,14 @@
           <w:sz w:val="21"/>
           <w:szCs w:val="21"/>
         </w:rPr>
+        <w:t xml:space="preserve">CAN, </w:t>
+      </w:r>
+      <w:r>
+        <w:rPr>
+          <w:rFonts w:ascii="Garamond" w:hAnsi="Garamond" w:cs="Arial"/>
+          <w:sz w:val="21"/>
+          <w:szCs w:val="21"/>
+        </w:rPr>
         <w:t>LiDAR</w:t>
       </w:r>
       <w:r>
@@ -1056,15 +1046,15 @@
           <w:sz w:val="21"/>
           <w:szCs w:val="21"/>
         </w:rPr>
-        <w:t>CAN</w:t>
-      </w:r>
-      <w:r>
-        <w:rPr>
-          <w:rFonts w:ascii="Garamond" w:hAnsi="Garamond" w:cs="Arial"/>
-          <w:sz w:val="21"/>
-          <w:szCs w:val="21"/>
-        </w:rPr>
-        <w:t xml:space="preserve"> bus</w:t>
+        <w:t>RGB camera</w:t>
+      </w:r>
+      <w:r>
+        <w:rPr>
+          <w:rFonts w:ascii="Garamond" w:hAnsi="Garamond" w:cs="Arial"/>
+          <w:sz w:val="21"/>
+          <w:szCs w:val="21"/>
+        </w:rPr>
+        <w:t>s</w:t>
       </w:r>
       <w:r>
         <w:rPr>
@@ -1080,15 +1070,15 @@
           <w:sz w:val="21"/>
           <w:szCs w:val="21"/>
         </w:rPr>
-        <w:t>RGB camera</w:t>
-      </w:r>
-      <w:r>
-        <w:rPr>
-          <w:rFonts w:ascii="Garamond" w:hAnsi="Garamond" w:cs="Arial"/>
-          <w:sz w:val="21"/>
-          <w:szCs w:val="21"/>
-        </w:rPr>
-        <w:t>s</w:t>
+        <w:t xml:space="preserve">depth </w:t>
+      </w:r>
+      <w:r>
+        <w:rPr>
+          <w:rFonts w:ascii="Garamond" w:hAnsi="Garamond" w:cs="Arial"/>
+          <w:sz w:val="21"/>
+          <w:szCs w:val="21"/>
+        </w:rPr>
+        <w:t>sensors</w:t>
       </w:r>
       <w:r>
         <w:rPr>
@@ -1104,30 +1094,6 @@
           <w:sz w:val="21"/>
           <w:szCs w:val="21"/>
         </w:rPr>
-        <w:t xml:space="preserve">depth </w:t>
-      </w:r>
-      <w:r>
-        <w:rPr>
-          <w:rFonts w:ascii="Garamond" w:hAnsi="Garamond" w:cs="Arial"/>
-          <w:sz w:val="21"/>
-          <w:szCs w:val="21"/>
-        </w:rPr>
-        <w:t>sensors</w:t>
-      </w:r>
-      <w:r>
-        <w:rPr>
-          <w:rFonts w:ascii="Garamond" w:hAnsi="Garamond" w:cs="Arial"/>
-          <w:sz w:val="21"/>
-          <w:szCs w:val="21"/>
-        </w:rPr>
-        <w:t xml:space="preserve">, </w:t>
-      </w:r>
-      <w:r>
-        <w:rPr>
-          <w:rFonts w:ascii="Garamond" w:hAnsi="Garamond" w:cs="Arial"/>
-          <w:sz w:val="21"/>
-          <w:szCs w:val="21"/>
-        </w:rPr>
         <w:t xml:space="preserve">motors, </w:t>
       </w:r>
       <w:r>
@@ -1137,6 +1103,14 @@
           <w:szCs w:val="21"/>
         </w:rPr>
         <w:t>microcontroller</w:t>
+      </w:r>
+      <w:r>
+        <w:rPr>
+          <w:rFonts w:ascii="Garamond" w:hAnsi="Garamond" w:cs="Arial"/>
+          <w:sz w:val="21"/>
+          <w:szCs w:val="21"/>
+        </w:rPr>
+        <w:t>, CAD</w:t>
       </w:r>
     </w:p>
     <w:p>
@@ -1341,7 +1315,25 @@
           <w:sz w:val="21"/>
           <w:szCs w:val="21"/>
         </w:rPr>
-        <w:t>Visibility Evaluation Around Unsignalized Intersections with Occlusion From Arbitrary On-road Viewpoints Using Point Cloud Maps</w:t>
+        <w:t xml:space="preserve">Visibility Evaluation Around Unsignalized Intersections with Occlusion </w:t>
+      </w:r>
+      <w:proofErr w:type="gramStart"/>
+      <w:r>
+        <w:rPr>
+          <w:rFonts w:ascii="Garamond" w:hAnsi="Garamond" w:cs="Arial"/>
+          <w:sz w:val="21"/>
+          <w:szCs w:val="21"/>
+        </w:rPr>
+        <w:t>From</w:t>
+      </w:r>
+      <w:proofErr w:type="gramEnd"/>
+      <w:r>
+        <w:rPr>
+          <w:rFonts w:ascii="Garamond" w:hAnsi="Garamond" w:cs="Arial"/>
+          <w:sz w:val="21"/>
+          <w:szCs w:val="21"/>
+        </w:rPr>
+        <w:t xml:space="preserve"> Arbitrary On-road Viewpoints Using Point Cloud Maps</w:t>
       </w:r>
       <w:r>
         <w:rPr>
@@ -1636,8 +1628,18 @@
           <w:sz w:val="21"/>
           <w:szCs w:val="21"/>
         </w:rPr>
-        <w:t>with IsaacSim</w:t>
-      </w:r>
+        <w:t xml:space="preserve">with </w:t>
+      </w:r>
+      <w:proofErr w:type="spellStart"/>
+      <w:r>
+        <w:rPr>
+          <w:rFonts w:ascii="Garamond" w:hAnsi="Garamond" w:cs="Arial"/>
+          <w:sz w:val="21"/>
+          <w:szCs w:val="21"/>
+        </w:rPr>
+        <w:t>IsaacSim</w:t>
+      </w:r>
+      <w:proofErr w:type="spellEnd"/>
     </w:p>
     <w:p>
       <w:pPr>
@@ -1806,7 +1808,25 @@
           <w:sz w:val="21"/>
           <w:szCs w:val="21"/>
         </w:rPr>
-        <w:t xml:space="preserve"> built with Bazel and protobuf, identifying root causes through code analysis and debuggin</w:t>
+        <w:t xml:space="preserve"> built with Bazel and </w:t>
+      </w:r>
+      <w:proofErr w:type="spellStart"/>
+      <w:r>
+        <w:rPr>
+          <w:rFonts w:ascii="Garamond" w:hAnsi="Garamond" w:cs="Arial"/>
+          <w:sz w:val="21"/>
+          <w:szCs w:val="21"/>
+        </w:rPr>
+        <w:t>protobuf</w:t>
+      </w:r>
+      <w:proofErr w:type="spellEnd"/>
+      <w:r>
+        <w:rPr>
+          <w:rFonts w:ascii="Garamond" w:hAnsi="Garamond" w:cs="Arial"/>
+          <w:sz w:val="21"/>
+          <w:szCs w:val="21"/>
+        </w:rPr>
+        <w:t>, identifying root causes through code analysis and debuggin</w:t>
       </w:r>
       <w:r>
         <w:rPr>
@@ -2479,6 +2499,7 @@
         </w:rPr>
         <w:t xml:space="preserve">Designed and built </w:t>
       </w:r>
+      <w:proofErr w:type="gramStart"/>
       <w:r>
         <w:rPr>
           <w:rFonts w:ascii="Garamond" w:hAnsi="Garamond" w:cs="Arial"/>
@@ -2487,6 +2508,7 @@
         </w:rPr>
         <w:t>map</w:t>
       </w:r>
+      <w:proofErr w:type="gramEnd"/>
       <w:r>
         <w:rPr>
           <w:rFonts w:ascii="Garamond" w:hAnsi="Garamond" w:cs="Arial"/>
@@ -2623,7 +2645,25 @@
           <w:sz w:val="21"/>
           <w:szCs w:val="21"/>
         </w:rPr>
-        <w:t xml:space="preserve"> that processed </w:t>
+        <w:t xml:space="preserve"> that </w:t>
+      </w:r>
+      <w:proofErr w:type="gramStart"/>
+      <w:r>
+        <w:rPr>
+          <w:rFonts w:ascii="Garamond" w:hAnsi="Garamond" w:cs="Arial"/>
+          <w:sz w:val="21"/>
+          <w:szCs w:val="21"/>
+        </w:rPr>
+        <w:t>processed</w:t>
+      </w:r>
+      <w:proofErr w:type="gramEnd"/>
+      <w:r>
+        <w:rPr>
+          <w:rFonts w:ascii="Garamond" w:hAnsi="Garamond" w:cs="Arial"/>
+          <w:sz w:val="21"/>
+          <w:szCs w:val="21"/>
+        </w:rPr>
+        <w:t xml:space="preserve"> </w:t>
       </w:r>
       <w:r>
         <w:rPr>
@@ -3336,7 +3376,27 @@
           <w:sz w:val="21"/>
           <w:szCs w:val="21"/>
         </w:rPr>
-        <w:t>Prototyping, Extended Kalman Filter , C++, ROS</w:t>
+        <w:t xml:space="preserve">Prototyping, Extended Kalman </w:t>
+      </w:r>
+      <w:proofErr w:type="gramStart"/>
+      <w:r>
+        <w:rPr>
+          <w:rFonts w:ascii="Garamond" w:hAnsi="Garamond" w:cs="Arial"/>
+          <w:i/>
+          <w:sz w:val="21"/>
+          <w:szCs w:val="21"/>
+        </w:rPr>
+        <w:t>Filter ,</w:t>
+      </w:r>
+      <w:proofErr w:type="gramEnd"/>
+      <w:r>
+        <w:rPr>
+          <w:rFonts w:ascii="Garamond" w:hAnsi="Garamond" w:cs="Arial"/>
+          <w:i/>
+          <w:sz w:val="21"/>
+          <w:szCs w:val="21"/>
+        </w:rPr>
+        <w:t xml:space="preserve"> C++, ROS</w:t>
       </w:r>
       <w:r>
         <w:rPr>
@@ -3466,8 +3526,54 @@
           <w:sz w:val="21"/>
           <w:szCs w:val="21"/>
         </w:rPr>
-        <w:t xml:space="preserve"> among pedestrian, cyclist, and intelligent wheelchair</w:t>
-      </w:r>
+        <w:t xml:space="preserve"> among </w:t>
+      </w:r>
+      <w:proofErr w:type="gramStart"/>
+      <w:r>
+        <w:rPr>
+          <w:rFonts w:ascii="Garamond" w:hAnsi="Garamond" w:cs="Arial"/>
+          <w:sz w:val="21"/>
+          <w:szCs w:val="21"/>
+        </w:rPr>
+        <w:t>pedestrian</w:t>
+      </w:r>
+      <w:proofErr w:type="gramEnd"/>
+      <w:r>
+        <w:rPr>
+          <w:rFonts w:ascii="Garamond" w:hAnsi="Garamond" w:cs="Arial"/>
+          <w:sz w:val="21"/>
+          <w:szCs w:val="21"/>
+        </w:rPr>
+        <w:t xml:space="preserve">, </w:t>
+      </w:r>
+      <w:proofErr w:type="gramStart"/>
+      <w:r>
+        <w:rPr>
+          <w:rFonts w:ascii="Garamond" w:hAnsi="Garamond" w:cs="Arial"/>
+          <w:sz w:val="21"/>
+          <w:szCs w:val="21"/>
+        </w:rPr>
+        <w:t>cyclist</w:t>
+      </w:r>
+      <w:proofErr w:type="gramEnd"/>
+      <w:r>
+        <w:rPr>
+          <w:rFonts w:ascii="Garamond" w:hAnsi="Garamond" w:cs="Arial"/>
+          <w:sz w:val="21"/>
+          <w:szCs w:val="21"/>
+        </w:rPr>
+        <w:t xml:space="preserve">, and intelligent </w:t>
+      </w:r>
+      <w:proofErr w:type="gramStart"/>
+      <w:r>
+        <w:rPr>
+          <w:rFonts w:ascii="Garamond" w:hAnsi="Garamond" w:cs="Arial"/>
+          <w:sz w:val="21"/>
+          <w:szCs w:val="21"/>
+        </w:rPr>
+        <w:t>wheelchair</w:t>
+      </w:r>
+      <w:proofErr w:type="gramEnd"/>
     </w:p>
     <w:p>
       <w:pPr>

--- a/Marika_Nishi_Resume.docx
+++ b/Marika_Nishi_Resume.docx
@@ -40,10 +40,26 @@
       <w:r>
         <w:rPr>
           <w:rFonts w:ascii="Times New Roman" w:hAnsi="Times New Roman" w:cs="Times New Roman"/>
-          <w:sz w:val="18"/>
-          <w:szCs w:val="8"/>
-        </w:rPr>
-        <w:t>Robotics Engineer</w:t>
+          <w:sz w:val="21"/>
+          <w:szCs w:val="12"/>
+        </w:rPr>
+        <w:t>Autonomy Software</w:t>
+      </w:r>
+      <w:r>
+        <w:rPr>
+          <w:rFonts w:ascii="Times New Roman" w:hAnsi="Times New Roman" w:cs="Times New Roman"/>
+          <w:sz w:val="21"/>
+          <w:szCs w:val="12"/>
+        </w:rPr>
+        <w:t xml:space="preserve"> </w:t>
+      </w:r>
+      <w:r>
+        <w:rPr>
+          <w:rFonts w:ascii="Times New Roman" w:hAnsi="Times New Roman" w:cs="Times New Roman"/>
+          <w:sz w:val="21"/>
+          <w:szCs w:val="12"/>
+        </w:rPr>
+        <w:t>Engineer</w:t>
       </w:r>
     </w:p>
     <w:p>
@@ -107,7 +123,6 @@
         </w:rPr>
         <w:t>-</w:t>
       </w:r>
-      <w:proofErr w:type="gramStart"/>
       <w:r>
         <w:rPr>
           <w:rFonts w:ascii="Garamond" w:hAnsi="Garamond" w:cs="Arial"/>
@@ -130,16 +145,7 @@
           <w:sz w:val="18"/>
           <w:szCs w:val="18"/>
         </w:rPr>
-        <w:t>Philadelphia</w:t>
-      </w:r>
-      <w:proofErr w:type="gramEnd"/>
-      <w:r>
-        <w:rPr>
-          <w:rFonts w:ascii="Garamond" w:hAnsi="Garamond" w:cs="Arial"/>
-          <w:sz w:val="18"/>
-          <w:szCs w:val="18"/>
-        </w:rPr>
-        <w:t xml:space="preserve">, PA </w:t>
+        <w:t xml:space="preserve">Philadelphia, PA </w:t>
       </w:r>
       <w:hyperlink r:id="rId9" w:history="1">
         <w:r>
@@ -149,27 +155,7 @@
             <w:sz w:val="18"/>
             <w:szCs w:val="18"/>
           </w:rPr>
-          <w:t>linkedin.com/in/</w:t>
-        </w:r>
-        <w:proofErr w:type="spellStart"/>
-        <w:r>
-          <w:rPr>
-            <w:rStyle w:val="Hyperlink"/>
-            <w:rFonts w:ascii="Garamond" w:hAnsi="Garamond" w:cs="Arial"/>
-            <w:sz w:val="18"/>
-            <w:szCs w:val="18"/>
-          </w:rPr>
-          <w:t>marika-nishi</w:t>
-        </w:r>
-        <w:proofErr w:type="spellEnd"/>
-        <w:r>
-          <w:rPr>
-            <w:rStyle w:val="Hyperlink"/>
-            <w:rFonts w:ascii="Garamond" w:hAnsi="Garamond" w:cs="Arial"/>
-            <w:sz w:val="18"/>
-            <w:szCs w:val="18"/>
-          </w:rPr>
-          <w:t>/</w:t>
+          <w:t>linkedin.com/in/marika-nishi/</w:t>
         </w:r>
       </w:hyperlink>
       <w:r>
@@ -758,6 +744,15 @@
           <w:sz w:val="21"/>
           <w:szCs w:val="21"/>
         </w:rPr>
+        <w:t xml:space="preserve">C++, C, </w:t>
+      </w:r>
+      <w:r>
+        <w:rPr>
+          <w:rFonts w:ascii="Garamond" w:hAnsi="Garamond" w:cs="Arial"/>
+          <w:iCs/>
+          <w:sz w:val="21"/>
+          <w:szCs w:val="21"/>
+        </w:rPr>
         <w:t>Python,</w:t>
       </w:r>
       <w:r>
@@ -769,17 +764,33 @@
         </w:rPr>
         <w:t xml:space="preserve"> </w:t>
       </w:r>
-      <w:proofErr w:type="spellStart"/>
-      <w:r>
-        <w:rPr>
-          <w:rFonts w:ascii="Garamond" w:hAnsi="Garamond" w:cs="Arial"/>
-          <w:iCs/>
-          <w:sz w:val="21"/>
-          <w:szCs w:val="21"/>
-        </w:rPr>
-        <w:t>PyTorch</w:t>
-      </w:r>
-      <w:proofErr w:type="spellEnd"/>
+      <w:r>
+        <w:rPr>
+          <w:rFonts w:ascii="Garamond" w:hAnsi="Garamond" w:cs="Arial"/>
+          <w:iCs/>
+          <w:sz w:val="21"/>
+          <w:szCs w:val="21"/>
+        </w:rPr>
+        <w:t xml:space="preserve">PyTorch, </w:t>
+      </w:r>
+      <w:r>
+        <w:rPr>
+          <w:rFonts w:ascii="Garamond" w:hAnsi="Garamond" w:cs="Arial"/>
+          <w:iCs/>
+          <w:sz w:val="21"/>
+          <w:szCs w:val="21"/>
+        </w:rPr>
+        <w:t xml:space="preserve">MATLAB, </w:t>
+      </w:r>
+      <w:r>
+        <w:rPr>
+          <w:rFonts w:ascii="Garamond" w:hAnsi="Garamond" w:cs="Arial"/>
+          <w:iCs/>
+          <w:sz w:val="21"/>
+          <w:szCs w:val="21"/>
+        </w:rPr>
+        <w:t>ROS, ROS2</w:t>
+      </w:r>
       <w:r>
         <w:rPr>
           <w:rFonts w:ascii="Garamond" w:hAnsi="Garamond" w:cs="Arial"/>
@@ -796,16 +807,7 @@
           <w:sz w:val="21"/>
           <w:szCs w:val="21"/>
         </w:rPr>
-        <w:t xml:space="preserve">C++, C, </w:t>
-      </w:r>
-      <w:r>
-        <w:rPr>
-          <w:rFonts w:ascii="Garamond" w:hAnsi="Garamond" w:cs="Arial"/>
-          <w:iCs/>
-          <w:sz w:val="21"/>
-          <w:szCs w:val="21"/>
-        </w:rPr>
-        <w:t>ROS, ROS2</w:t>
+        <w:t>ML</w:t>
       </w:r>
       <w:r>
         <w:rPr>
@@ -823,15 +825,6 @@
           <w:sz w:val="21"/>
           <w:szCs w:val="21"/>
         </w:rPr>
-        <w:t xml:space="preserve">ML, </w:t>
-      </w:r>
-      <w:r>
-        <w:rPr>
-          <w:rFonts w:ascii="Garamond" w:hAnsi="Garamond" w:cs="Arial"/>
-          <w:iCs/>
-          <w:sz w:val="21"/>
-          <w:szCs w:val="21"/>
-        </w:rPr>
         <w:t>AI,</w:t>
       </w:r>
       <w:r>
@@ -850,25 +843,88 @@
           <w:sz w:val="21"/>
           <w:szCs w:val="21"/>
         </w:rPr>
-        <w:t xml:space="preserve">perception, </w:t>
-      </w:r>
-      <w:r>
-        <w:rPr>
-          <w:rFonts w:ascii="Garamond" w:hAnsi="Garamond" w:cs="Arial"/>
-          <w:iCs/>
-          <w:sz w:val="21"/>
-          <w:szCs w:val="21"/>
-        </w:rPr>
-        <w:t xml:space="preserve">computer vision, </w:t>
-      </w:r>
-      <w:r>
-        <w:rPr>
-          <w:rFonts w:ascii="Garamond" w:hAnsi="Garamond" w:cs="Arial"/>
-          <w:iCs/>
-          <w:sz w:val="21"/>
-          <w:szCs w:val="21"/>
-        </w:rPr>
-        <w:t xml:space="preserve">SLAM, localization, </w:t>
+        <w:t>perception</w:t>
+      </w:r>
+      <w:r>
+        <w:rPr>
+          <w:rFonts w:ascii="Garamond" w:hAnsi="Garamond" w:cs="Arial"/>
+          <w:iCs/>
+          <w:sz w:val="21"/>
+          <w:szCs w:val="21"/>
+        </w:rPr>
+        <w:t xml:space="preserve">, </w:t>
+      </w:r>
+      <w:r>
+        <w:rPr>
+          <w:rFonts w:ascii="Garamond" w:hAnsi="Garamond" w:cs="Arial"/>
+          <w:iCs/>
+          <w:sz w:val="21"/>
+          <w:szCs w:val="21"/>
+        </w:rPr>
+        <w:t xml:space="preserve">trajectorg </w:t>
+      </w:r>
+      <w:r>
+        <w:rPr>
+          <w:rFonts w:ascii="Garamond" w:hAnsi="Garamond" w:cs="Arial"/>
+          <w:iCs/>
+          <w:sz w:val="21"/>
+          <w:szCs w:val="21"/>
+        </w:rPr>
+        <w:t xml:space="preserve">planning, execution, </w:t>
+      </w:r>
+      <w:r>
+        <w:rPr>
+          <w:rFonts w:ascii="Garamond" w:hAnsi="Garamond" w:cs="Arial"/>
+          <w:iCs/>
+          <w:sz w:val="21"/>
+          <w:szCs w:val="21"/>
+        </w:rPr>
+        <w:t xml:space="preserve">simulation (IsaacSim, Gazebo, MuJoCo), </w:t>
+      </w:r>
+      <w:r>
+        <w:rPr>
+          <w:rFonts w:ascii="Garamond" w:hAnsi="Garamond" w:cs="Arial"/>
+          <w:iCs/>
+          <w:sz w:val="21"/>
+          <w:szCs w:val="21"/>
+        </w:rPr>
+        <w:t xml:space="preserve">drone, </w:t>
+      </w:r>
+      <w:r>
+        <w:rPr>
+          <w:rFonts w:ascii="Garamond" w:hAnsi="Garamond" w:cs="Arial"/>
+          <w:iCs/>
+          <w:sz w:val="21"/>
+          <w:szCs w:val="21"/>
+        </w:rPr>
+        <w:t xml:space="preserve">autonomous driving, </w:t>
+      </w:r>
+      <w:r>
+        <w:rPr>
+          <w:rFonts w:ascii="Garamond" w:hAnsi="Garamond" w:cs="Arial"/>
+          <w:iCs/>
+          <w:sz w:val="21"/>
+          <w:szCs w:val="21"/>
+        </w:rPr>
+        <w:t>Lin</w:t>
+      </w:r>
+      <w:r>
+        <w:rPr>
+          <w:rFonts w:ascii="Garamond" w:hAnsi="Garamond" w:cs="Arial"/>
+          <w:iCs/>
+          <w:sz w:val="21"/>
+          <w:szCs w:val="21"/>
+        </w:rPr>
+        <w:t>u</w:t>
+      </w:r>
+      <w:r>
+        <w:rPr>
+          <w:rFonts w:ascii="Garamond" w:hAnsi="Garamond" w:cs="Arial"/>
+          <w:iCs/>
+          <w:sz w:val="21"/>
+          <w:szCs w:val="21"/>
+        </w:rPr>
+        <w:t xml:space="preserve">x, </w:t>
       </w:r>
       <w:r>
         <w:rPr>
@@ -886,7 +942,7 @@
           <w:sz w:val="21"/>
           <w:szCs w:val="21"/>
         </w:rPr>
-        <w:t>OpenCV,</w:t>
+        <w:t>Git,</w:t>
       </w:r>
       <w:r>
         <w:rPr>
@@ -904,52 +960,7 @@
           <w:sz w:val="21"/>
           <w:szCs w:val="21"/>
         </w:rPr>
-        <w:t xml:space="preserve">motion </w:t>
-      </w:r>
-      <w:r>
-        <w:rPr>
-          <w:rFonts w:ascii="Garamond" w:hAnsi="Garamond" w:cs="Arial"/>
-          <w:iCs/>
-          <w:sz w:val="21"/>
-          <w:szCs w:val="21"/>
-        </w:rPr>
-        <w:t>planning,</w:t>
-      </w:r>
-      <w:r>
-        <w:rPr>
-          <w:rFonts w:ascii="Garamond" w:hAnsi="Garamond" w:cs="Arial"/>
-          <w:iCs/>
-          <w:sz w:val="21"/>
-          <w:szCs w:val="21"/>
-        </w:rPr>
-        <w:t xml:space="preserve"> </w:t>
-      </w:r>
-      <w:r>
-        <w:rPr>
-          <w:rFonts w:ascii="Garamond" w:hAnsi="Garamond" w:cs="Arial"/>
-          <w:iCs/>
-          <w:sz w:val="21"/>
-          <w:szCs w:val="21"/>
-        </w:rPr>
-        <w:t xml:space="preserve">ML-based control, </w:t>
-      </w:r>
-      <w:r>
-        <w:rPr>
-          <w:rFonts w:ascii="Garamond" w:hAnsi="Garamond" w:cs="Arial"/>
-          <w:iCs/>
-          <w:sz w:val="21"/>
-          <w:szCs w:val="21"/>
-        </w:rPr>
-        <w:t>simulation (Gazebo, Isaac Sim)</w:t>
-      </w:r>
-      <w:r>
-        <w:rPr>
-          <w:rFonts w:ascii="Garamond" w:hAnsi="Garamond" w:cs="Arial"/>
-          <w:iCs/>
-          <w:sz w:val="21"/>
-          <w:szCs w:val="21"/>
-        </w:rPr>
-        <w:t>, autonomous driving, drones</w:t>
+        <w:t>ML-based control</w:t>
       </w:r>
     </w:p>
     <w:p>
@@ -977,6 +988,62 @@
       <w:r>
         <w:rPr>
           <w:rFonts w:ascii="Garamond" w:hAnsi="Garamond" w:cs="Arial"/>
+          <w:sz w:val="21"/>
+          <w:szCs w:val="21"/>
+        </w:rPr>
+        <w:t xml:space="preserve"> </w:t>
+      </w:r>
+      <w:r>
+        <w:rPr>
+          <w:rFonts w:ascii="Garamond" w:hAnsi="Garamond" w:cs="Arial"/>
+          <w:sz w:val="21"/>
+          <w:szCs w:val="21"/>
+        </w:rPr>
+        <w:t>aerodynamics</w:t>
+      </w:r>
+      <w:r>
+        <w:rPr>
+          <w:rFonts w:ascii="Garamond" w:hAnsi="Garamond" w:cs="Arial"/>
+          <w:sz w:val="21"/>
+          <w:szCs w:val="21"/>
+        </w:rPr>
+        <w:t xml:space="preserve">, </w:t>
+      </w:r>
+      <w:r>
+        <w:rPr>
+          <w:rFonts w:ascii="Garamond" w:hAnsi="Garamond" w:cs="Arial"/>
+          <w:sz w:val="21"/>
+          <w:szCs w:val="21"/>
+        </w:rPr>
+        <w:t>RGB</w:t>
+      </w:r>
+      <w:r>
+        <w:rPr>
+          <w:rFonts w:ascii="Garamond" w:hAnsi="Garamond" w:cs="Arial"/>
+          <w:sz w:val="21"/>
+          <w:szCs w:val="21"/>
+        </w:rPr>
+        <w:t>D</w:t>
+      </w:r>
+      <w:r>
+        <w:rPr>
+          <w:rFonts w:ascii="Garamond" w:hAnsi="Garamond" w:cs="Arial"/>
+          <w:sz w:val="21"/>
+          <w:szCs w:val="21"/>
+        </w:rPr>
+        <w:t xml:space="preserve"> camera</w:t>
+      </w:r>
+      <w:r>
+        <w:rPr>
+          <w:rFonts w:ascii="Garamond" w:hAnsi="Garamond" w:cs="Arial"/>
+          <w:sz w:val="21"/>
+          <w:szCs w:val="21"/>
+        </w:rPr>
+        <w:t>s,</w:t>
+      </w:r>
+      <w:r>
+        <w:rPr>
+          <w:rFonts w:ascii="Garamond" w:hAnsi="Garamond" w:cs="Arial"/>
           <w:b/>
           <w:bCs/>
           <w:sz w:val="21"/>
@@ -990,14 +1057,6 @@
           <w:sz w:val="21"/>
           <w:szCs w:val="21"/>
         </w:rPr>
-        <w:t xml:space="preserve">CAN, </w:t>
-      </w:r>
-      <w:r>
-        <w:rPr>
-          <w:rFonts w:ascii="Garamond" w:hAnsi="Garamond" w:cs="Arial"/>
-          <w:sz w:val="21"/>
-          <w:szCs w:val="21"/>
-        </w:rPr>
         <w:t>LiDAR</w:t>
       </w:r>
       <w:r>
@@ -1006,15 +1065,31 @@
           <w:sz w:val="21"/>
           <w:szCs w:val="21"/>
         </w:rPr>
-        <w:t xml:space="preserve">, </w:t>
-      </w:r>
-      <w:r>
-        <w:rPr>
-          <w:rFonts w:ascii="Garamond" w:hAnsi="Garamond" w:cs="Arial"/>
-          <w:sz w:val="21"/>
-          <w:szCs w:val="21"/>
-        </w:rPr>
-        <w:t>RTK-GNSS, GNSS,</w:t>
+        <w:t>,</w:t>
+      </w:r>
+      <w:r>
+        <w:rPr>
+          <w:rFonts w:ascii="Garamond" w:hAnsi="Garamond" w:cs="Arial"/>
+          <w:sz w:val="21"/>
+          <w:szCs w:val="21"/>
+        </w:rPr>
+        <w:t xml:space="preserve"> Time-of-Flight sensors, </w:t>
+      </w:r>
+      <w:r>
+        <w:rPr>
+          <w:rFonts w:ascii="Garamond" w:hAnsi="Garamond" w:cs="Arial"/>
+          <w:sz w:val="21"/>
+          <w:szCs w:val="21"/>
+        </w:rPr>
+        <w:t xml:space="preserve">RTK-GNSS, </w:t>
+      </w:r>
+      <w:r>
+        <w:rPr>
+          <w:rFonts w:ascii="Garamond" w:hAnsi="Garamond" w:cs="Arial"/>
+          <w:sz w:val="21"/>
+          <w:szCs w:val="21"/>
+        </w:rPr>
+        <w:t>IMU,</w:t>
       </w:r>
       <w:r>
         <w:rPr>
@@ -1030,87 +1105,15 @@
           <w:sz w:val="21"/>
           <w:szCs w:val="21"/>
         </w:rPr>
-        <w:t>IMU,</w:t>
-      </w:r>
-      <w:r>
-        <w:rPr>
-          <w:rFonts w:ascii="Garamond" w:hAnsi="Garamond" w:cs="Arial"/>
-          <w:sz w:val="21"/>
-          <w:szCs w:val="21"/>
-        </w:rPr>
-        <w:t xml:space="preserve"> </w:t>
-      </w:r>
-      <w:r>
-        <w:rPr>
-          <w:rFonts w:ascii="Garamond" w:hAnsi="Garamond" w:cs="Arial"/>
-          <w:sz w:val="21"/>
-          <w:szCs w:val="21"/>
-        </w:rPr>
-        <w:t>RGB camera</w:t>
-      </w:r>
-      <w:r>
-        <w:rPr>
-          <w:rFonts w:ascii="Garamond" w:hAnsi="Garamond" w:cs="Arial"/>
-          <w:sz w:val="21"/>
-          <w:szCs w:val="21"/>
-        </w:rPr>
-        <w:t>s</w:t>
-      </w:r>
-      <w:r>
-        <w:rPr>
-          <w:rFonts w:ascii="Garamond" w:hAnsi="Garamond" w:cs="Arial"/>
-          <w:sz w:val="21"/>
-          <w:szCs w:val="21"/>
-        </w:rPr>
-        <w:t xml:space="preserve">, </w:t>
-      </w:r>
-      <w:r>
-        <w:rPr>
-          <w:rFonts w:ascii="Garamond" w:hAnsi="Garamond" w:cs="Arial"/>
-          <w:sz w:val="21"/>
-          <w:szCs w:val="21"/>
-        </w:rPr>
-        <w:t xml:space="preserve">depth </w:t>
-      </w:r>
-      <w:r>
-        <w:rPr>
-          <w:rFonts w:ascii="Garamond" w:hAnsi="Garamond" w:cs="Arial"/>
-          <w:sz w:val="21"/>
-          <w:szCs w:val="21"/>
-        </w:rPr>
-        <w:t>sensors</w:t>
-      </w:r>
-      <w:r>
-        <w:rPr>
-          <w:rFonts w:ascii="Garamond" w:hAnsi="Garamond" w:cs="Arial"/>
-          <w:sz w:val="21"/>
-          <w:szCs w:val="21"/>
-        </w:rPr>
-        <w:t xml:space="preserve">, </w:t>
-      </w:r>
-      <w:r>
-        <w:rPr>
-          <w:rFonts w:ascii="Garamond" w:hAnsi="Garamond" w:cs="Arial"/>
-          <w:sz w:val="21"/>
-          <w:szCs w:val="21"/>
-        </w:rPr>
-        <w:t xml:space="preserve">motors, </w:t>
-      </w:r>
-      <w:r>
-        <w:rPr>
-          <w:rFonts w:ascii="Garamond" w:hAnsi="Garamond" w:cs="Arial"/>
-          <w:sz w:val="21"/>
-          <w:szCs w:val="21"/>
-        </w:rPr>
-        <w:t>microcontroller</w:t>
-      </w:r>
-      <w:r>
-        <w:rPr>
-          <w:rFonts w:ascii="Garamond" w:hAnsi="Garamond" w:cs="Arial"/>
-          <w:sz w:val="21"/>
-          <w:szCs w:val="21"/>
-        </w:rPr>
-        <w:t>, CAD</w:t>
+        <w:t>motors</w:t>
+      </w:r>
+      <w:r>
+        <w:rPr>
+          <w:rFonts w:ascii="Garamond" w:hAnsi="Garamond" w:cs="Arial"/>
+          <w:sz w:val="21"/>
+          <w:szCs w:val="21"/>
+        </w:rPr>
+        <w:t>, microcontrollers</w:t>
       </w:r>
     </w:p>
     <w:p>
@@ -1315,25 +1318,7 @@
           <w:sz w:val="21"/>
           <w:szCs w:val="21"/>
         </w:rPr>
-        <w:t xml:space="preserve">Visibility Evaluation Around Unsignalized Intersections with Occlusion </w:t>
-      </w:r>
-      <w:proofErr w:type="gramStart"/>
-      <w:r>
-        <w:rPr>
-          <w:rFonts w:ascii="Garamond" w:hAnsi="Garamond" w:cs="Arial"/>
-          <w:sz w:val="21"/>
-          <w:szCs w:val="21"/>
-        </w:rPr>
-        <w:t>From</w:t>
-      </w:r>
-      <w:proofErr w:type="gramEnd"/>
-      <w:r>
-        <w:rPr>
-          <w:rFonts w:ascii="Garamond" w:hAnsi="Garamond" w:cs="Arial"/>
-          <w:sz w:val="21"/>
-          <w:szCs w:val="21"/>
-        </w:rPr>
-        <w:t xml:space="preserve"> Arbitrary On-road Viewpoints Using Point Cloud Maps</w:t>
+        <w:t>Visibility Evaluation Around Unsignalized Intersections with Occlusion From Arbitrary On-road Viewpoints Using Point Cloud Maps</w:t>
       </w:r>
       <w:r>
         <w:rPr>
@@ -1628,18 +1613,8 @@
           <w:sz w:val="21"/>
           <w:szCs w:val="21"/>
         </w:rPr>
-        <w:t xml:space="preserve">with </w:t>
-      </w:r>
-      <w:proofErr w:type="spellStart"/>
-      <w:r>
-        <w:rPr>
-          <w:rFonts w:ascii="Garamond" w:hAnsi="Garamond" w:cs="Arial"/>
-          <w:sz w:val="21"/>
-          <w:szCs w:val="21"/>
-        </w:rPr>
-        <w:t>IsaacSim</w:t>
-      </w:r>
-      <w:proofErr w:type="spellEnd"/>
+        <w:t>with IsaacSim</w:t>
+      </w:r>
     </w:p>
     <w:p>
       <w:pPr>
@@ -1808,25 +1783,7 @@
           <w:sz w:val="21"/>
           <w:szCs w:val="21"/>
         </w:rPr>
-        <w:t xml:space="preserve"> built with Bazel and </w:t>
-      </w:r>
-      <w:proofErr w:type="spellStart"/>
-      <w:r>
-        <w:rPr>
-          <w:rFonts w:ascii="Garamond" w:hAnsi="Garamond" w:cs="Arial"/>
-          <w:sz w:val="21"/>
-          <w:szCs w:val="21"/>
-        </w:rPr>
-        <w:t>protobuf</w:t>
-      </w:r>
-      <w:proofErr w:type="spellEnd"/>
-      <w:r>
-        <w:rPr>
-          <w:rFonts w:ascii="Garamond" w:hAnsi="Garamond" w:cs="Arial"/>
-          <w:sz w:val="21"/>
-          <w:szCs w:val="21"/>
-        </w:rPr>
-        <w:t>, identifying root causes through code analysis and debuggin</w:t>
+        <w:t xml:space="preserve"> built with Bazel and protobuf, identifying root causes through code analysis and debuggin</w:t>
       </w:r>
       <w:r>
         <w:rPr>
@@ -2499,7 +2456,6 @@
         </w:rPr>
         <w:t xml:space="preserve">Designed and built </w:t>
       </w:r>
-      <w:proofErr w:type="gramStart"/>
       <w:r>
         <w:rPr>
           <w:rFonts w:ascii="Garamond" w:hAnsi="Garamond" w:cs="Arial"/>
@@ -2508,7 +2464,6 @@
         </w:rPr>
         <w:t>map</w:t>
       </w:r>
-      <w:proofErr w:type="gramEnd"/>
       <w:r>
         <w:rPr>
           <w:rFonts w:ascii="Garamond" w:hAnsi="Garamond" w:cs="Arial"/>
@@ -2645,25 +2600,7 @@
           <w:sz w:val="21"/>
           <w:szCs w:val="21"/>
         </w:rPr>
-        <w:t xml:space="preserve"> that </w:t>
-      </w:r>
-      <w:proofErr w:type="gramStart"/>
-      <w:r>
-        <w:rPr>
-          <w:rFonts w:ascii="Garamond" w:hAnsi="Garamond" w:cs="Arial"/>
-          <w:sz w:val="21"/>
-          <w:szCs w:val="21"/>
-        </w:rPr>
-        <w:t>processed</w:t>
-      </w:r>
-      <w:proofErr w:type="gramEnd"/>
-      <w:r>
-        <w:rPr>
-          <w:rFonts w:ascii="Garamond" w:hAnsi="Garamond" w:cs="Arial"/>
-          <w:sz w:val="21"/>
-          <w:szCs w:val="21"/>
-        </w:rPr>
-        <w:t xml:space="preserve"> </w:t>
+        <w:t xml:space="preserve"> that processed </w:t>
       </w:r>
       <w:r>
         <w:rPr>
@@ -3376,27 +3313,7 @@
           <w:sz w:val="21"/>
           <w:szCs w:val="21"/>
         </w:rPr>
-        <w:t xml:space="preserve">Prototyping, Extended Kalman </w:t>
-      </w:r>
-      <w:proofErr w:type="gramStart"/>
-      <w:r>
-        <w:rPr>
-          <w:rFonts w:ascii="Garamond" w:hAnsi="Garamond" w:cs="Arial"/>
-          <w:i/>
-          <w:sz w:val="21"/>
-          <w:szCs w:val="21"/>
-        </w:rPr>
-        <w:t>Filter ,</w:t>
-      </w:r>
-      <w:proofErr w:type="gramEnd"/>
-      <w:r>
-        <w:rPr>
-          <w:rFonts w:ascii="Garamond" w:hAnsi="Garamond" w:cs="Arial"/>
-          <w:i/>
-          <w:sz w:val="21"/>
-          <w:szCs w:val="21"/>
-        </w:rPr>
-        <w:t xml:space="preserve"> C++, ROS</w:t>
+        <w:t>Prototyping, Extended Kalman Filter , C++, ROS</w:t>
       </w:r>
       <w:r>
         <w:rPr>
@@ -3526,54 +3443,8 @@
           <w:sz w:val="21"/>
           <w:szCs w:val="21"/>
         </w:rPr>
-        <w:t xml:space="preserve"> among </w:t>
-      </w:r>
-      <w:proofErr w:type="gramStart"/>
-      <w:r>
-        <w:rPr>
-          <w:rFonts w:ascii="Garamond" w:hAnsi="Garamond" w:cs="Arial"/>
-          <w:sz w:val="21"/>
-          <w:szCs w:val="21"/>
-        </w:rPr>
-        <w:t>pedestrian</w:t>
-      </w:r>
-      <w:proofErr w:type="gramEnd"/>
-      <w:r>
-        <w:rPr>
-          <w:rFonts w:ascii="Garamond" w:hAnsi="Garamond" w:cs="Arial"/>
-          <w:sz w:val="21"/>
-          <w:szCs w:val="21"/>
-        </w:rPr>
-        <w:t xml:space="preserve">, </w:t>
-      </w:r>
-      <w:proofErr w:type="gramStart"/>
-      <w:r>
-        <w:rPr>
-          <w:rFonts w:ascii="Garamond" w:hAnsi="Garamond" w:cs="Arial"/>
-          <w:sz w:val="21"/>
-          <w:szCs w:val="21"/>
-        </w:rPr>
-        <w:t>cyclist</w:t>
-      </w:r>
-      <w:proofErr w:type="gramEnd"/>
-      <w:r>
-        <w:rPr>
-          <w:rFonts w:ascii="Garamond" w:hAnsi="Garamond" w:cs="Arial"/>
-          <w:sz w:val="21"/>
-          <w:szCs w:val="21"/>
-        </w:rPr>
-        <w:t xml:space="preserve">, and intelligent </w:t>
-      </w:r>
-      <w:proofErr w:type="gramStart"/>
-      <w:r>
-        <w:rPr>
-          <w:rFonts w:ascii="Garamond" w:hAnsi="Garamond" w:cs="Arial"/>
-          <w:sz w:val="21"/>
-          <w:szCs w:val="21"/>
-        </w:rPr>
-        <w:t>wheelchair</w:t>
-      </w:r>
-      <w:proofErr w:type="gramEnd"/>
+        <w:t xml:space="preserve"> among pedestrian, cyclist, and intelligent wheelchair</w:t>
+      </w:r>
     </w:p>
     <w:p>
       <w:pPr>
@@ -5049,6 +4920,15 @@
 </file>
 
 <file path=customXml/item1.xml><?xml version="1.0" encoding="utf-8"?>
+<?mso-contentType ?>
+<FormTemplates xmlns="http://schemas.microsoft.com/sharepoint/v3/contenttype/forms">
+  <Display>DocumentLibraryForm</Display>
+  <Edit>DocumentLibraryForm</Edit>
+  <New>DocumentLibraryForm</New>
+</FormTemplates>
+</file>
+
+<file path=customXml/item2.xml><?xml version="1.0" encoding="utf-8"?>
 <ct:contentTypeSchema xmlns:ct="http://schemas.microsoft.com/office/2006/metadata/contentType" xmlns:ma="http://schemas.microsoft.com/office/2006/metadata/properties/metaAttributes" ct:_="" ma:_="" ma:contentTypeName="Document" ma:contentTypeID="0x010100E00F7205C82CFC49993A09459E403F9D" ma:contentTypeVersion="11" ma:contentTypeDescription="Create a new document." ma:contentTypeScope="" ma:versionID="15ca1506d9d0bc3d30df8ed0110f0d4e">
   <xsd:schema xmlns:xsd="http://www.w3.org/2001/XMLSchema" xmlns:xs="http://www.w3.org/2001/XMLSchema" xmlns:p="http://schemas.microsoft.com/office/2006/metadata/properties" xmlns:ns2="8f1b7c86-42c5-4929-b887-8cfd13270314" xmlns:ns3="671c1944-cc4f-476c-949f-52559c641db4" targetNamespace="http://schemas.microsoft.com/office/2006/metadata/properties" ma:root="true" ma:fieldsID="db6c2aada95e6879eb2870ebec6b4aa1" ns2:_="" ns3:_="">
     <xsd:import namespace="8f1b7c86-42c5-4929-b887-8cfd13270314"/>
@@ -5259,16 +5139,15 @@
 </ct:contentTypeSchema>
 </file>
 
-<file path=customXml/item2.xml><?xml version="1.0" encoding="utf-8"?>
-<?mso-contentType ?>
-<FormTemplates xmlns="http://schemas.microsoft.com/sharepoint/v3/contenttype/forms">
-  <Display>DocumentLibraryForm</Display>
-  <Edit>DocumentLibraryForm</Edit>
-  <New>DocumentLibraryForm</New>
-</FormTemplates>
+<file path=customXml/itemProps1.xml><?xml version="1.0" encoding="utf-8"?>
+<ds:datastoreItem xmlns:ds="http://schemas.openxmlformats.org/officeDocument/2006/customXml" ds:itemID="{8E8AFA64-578D-46FF-A288-428D1FA7C9F1}">
+  <ds:schemaRefs>
+    <ds:schemaRef ds:uri="http://schemas.microsoft.com/sharepoint/v3/contenttype/forms"/>
+  </ds:schemaRefs>
+</ds:datastoreItem>
 </file>
 
-<file path=customXml/itemProps1.xml><?xml version="1.0" encoding="utf-8"?>
+<file path=customXml/itemProps2.xml><?xml version="1.0" encoding="utf-8"?>
 <ds:datastoreItem xmlns:ds="http://schemas.openxmlformats.org/officeDocument/2006/customXml" ds:itemID="{5ECCFF00-82E4-439E-8D62-678F77120EF2}">
   <ds:schemaRefs>
     <ds:schemaRef ds:uri="http://schemas.microsoft.com/office/2006/metadata/contentType"/>
@@ -5285,12 +5164,4 @@
     <ds:schemaRef ds:uri="http://schemas.microsoft.com/internal/obd"/>
   </ds:schemaRefs>
 </ds:datastoreItem>
-</file>
-
-<file path=customXml/itemProps2.xml><?xml version="1.0" encoding="utf-8"?>
-<ds:datastoreItem xmlns:ds="http://schemas.openxmlformats.org/officeDocument/2006/customXml" ds:itemID="{8E8AFA64-578D-46FF-A288-428D1FA7C9F1}">
-  <ds:schemaRefs>
-    <ds:schemaRef ds:uri="http://schemas.microsoft.com/sharepoint/v3/contenttype/forms"/>
-  </ds:schemaRefs>
-</ds:datastoreItem>
 </file>
--- a/Marika_Nishi_Resume.docx
+++ b/Marika_Nishi_Resume.docx
@@ -43,7 +43,7 @@
           <w:rFonts w:ascii="Times New Roman" w:hAnsi="Times New Roman" w:cs="Times New Roman"/>
           <w:szCs w:val="14"/>
         </w:rPr>
-        <w:t>Robotics</w:t>
+        <w:t>Entry Level Electrical Design</w:t>
       </w:r>
       <w:r>
         <w:rPr>
@@ -114,7 +114,6 @@
         </w:rPr>
         <w:t>-</w:t>
       </w:r>
-      <w:proofErr w:type="gramStart"/>
       <w:r>
         <w:rPr>
           <w:rFonts w:ascii="Garamond" w:hAnsi="Garamond" w:cs="Arial"/>
@@ -137,16 +136,7 @@
           <w:sz w:val="18"/>
           <w:szCs w:val="18"/>
         </w:rPr>
-        <w:t>Philadelphia</w:t>
-      </w:r>
-      <w:proofErr w:type="gramEnd"/>
-      <w:r>
-        <w:rPr>
-          <w:rFonts w:ascii="Garamond" w:hAnsi="Garamond" w:cs="Arial"/>
-          <w:sz w:val="18"/>
-          <w:szCs w:val="18"/>
-        </w:rPr>
-        <w:t xml:space="preserve">, PA </w:t>
+        <w:t xml:space="preserve">Philadelphia, PA </w:t>
       </w:r>
       <w:hyperlink r:id="rId9" w:history="1">
         <w:r>
@@ -156,27 +146,7 @@
             <w:sz w:val="18"/>
             <w:szCs w:val="18"/>
           </w:rPr>
-          <w:t>linkedin.com/in/</w:t>
-        </w:r>
-        <w:proofErr w:type="spellStart"/>
-        <w:r>
-          <w:rPr>
-            <w:rStyle w:val="Hyperlink"/>
-            <w:rFonts w:ascii="Garamond" w:hAnsi="Garamond" w:cs="Arial"/>
-            <w:sz w:val="18"/>
-            <w:szCs w:val="18"/>
-          </w:rPr>
-          <w:t>marika-nishi</w:t>
-        </w:r>
-        <w:proofErr w:type="spellEnd"/>
-        <w:r>
-          <w:rPr>
-            <w:rStyle w:val="Hyperlink"/>
-            <w:rFonts w:ascii="Garamond" w:hAnsi="Garamond" w:cs="Arial"/>
-            <w:sz w:val="18"/>
-            <w:szCs w:val="18"/>
-          </w:rPr>
-          <w:t>/</w:t>
+          <w:t>linkedin.com/in/marika-nishi/</w:t>
         </w:r>
       </w:hyperlink>
       <w:r>
@@ -804,17 +774,51 @@
         </w:rPr>
         <w:t xml:space="preserve"> </w:t>
       </w:r>
-      <w:proofErr w:type="spellStart"/>
-      <w:r>
-        <w:rPr>
-          <w:rFonts w:ascii="Garamond" w:hAnsi="Garamond" w:cs="Arial"/>
-          <w:iCs/>
-          <w:sz w:val="21"/>
-          <w:szCs w:val="21"/>
-        </w:rPr>
-        <w:t>PyTorch</w:t>
-      </w:r>
-      <w:proofErr w:type="spellEnd"/>
+      <w:r>
+        <w:rPr>
+          <w:rFonts w:ascii="Garamond" w:hAnsi="Garamond" w:cs="Arial"/>
+          <w:iCs/>
+          <w:sz w:val="21"/>
+          <w:szCs w:val="21"/>
+        </w:rPr>
+        <w:t xml:space="preserve">PyTorch, </w:t>
+      </w:r>
+      <w:r>
+        <w:rPr>
+          <w:rFonts w:ascii="Garamond" w:hAnsi="Garamond" w:cs="Arial"/>
+          <w:iCs/>
+          <w:sz w:val="21"/>
+          <w:szCs w:val="21"/>
+        </w:rPr>
+        <w:t xml:space="preserve">C++, </w:t>
+      </w:r>
+      <w:r>
+        <w:rPr>
+          <w:rFonts w:ascii="Garamond" w:hAnsi="Garamond" w:cs="Arial"/>
+          <w:iCs/>
+          <w:sz w:val="21"/>
+          <w:szCs w:val="21"/>
+        </w:rPr>
+        <w:t xml:space="preserve">C, </w:t>
+      </w:r>
+      <w:r>
+        <w:rPr>
+          <w:rFonts w:ascii="Garamond" w:hAnsi="Garamond" w:cs="Arial"/>
+          <w:iCs/>
+          <w:sz w:val="21"/>
+          <w:szCs w:val="21"/>
+        </w:rPr>
+        <w:t xml:space="preserve">ROS, ROS2, </w:t>
+      </w:r>
+      <w:r>
+        <w:rPr>
+          <w:rFonts w:ascii="Garamond" w:hAnsi="Garamond" w:cs="Arial"/>
+          <w:iCs/>
+          <w:sz w:val="21"/>
+          <w:szCs w:val="21"/>
+        </w:rPr>
+        <w:t>Machine Learning</w:t>
+      </w:r>
       <w:r>
         <w:rPr>
           <w:rFonts w:ascii="Garamond" w:hAnsi="Garamond" w:cs="Arial"/>
@@ -831,39 +835,127 @@
           <w:sz w:val="21"/>
           <w:szCs w:val="21"/>
         </w:rPr>
-        <w:t xml:space="preserve">C++, </w:t>
-      </w:r>
-      <w:r>
-        <w:rPr>
-          <w:rFonts w:ascii="Garamond" w:hAnsi="Garamond" w:cs="Arial"/>
-          <w:iCs/>
-          <w:sz w:val="21"/>
-          <w:szCs w:val="21"/>
-        </w:rPr>
-        <w:t xml:space="preserve">C, </w:t>
-      </w:r>
-      <w:r>
-        <w:rPr>
-          <w:rFonts w:ascii="Garamond" w:hAnsi="Garamond" w:cs="Arial"/>
-          <w:iCs/>
-          <w:sz w:val="21"/>
-          <w:szCs w:val="21"/>
-        </w:rPr>
-        <w:t xml:space="preserve">ROS, ROS2, </w:t>
-      </w:r>
-      <w:r>
-        <w:rPr>
-          <w:rFonts w:ascii="Garamond" w:hAnsi="Garamond" w:cs="Arial"/>
-          <w:iCs/>
-          <w:sz w:val="21"/>
-          <w:szCs w:val="21"/>
-        </w:rPr>
-        <w:t>Machine Learning</w:t>
-      </w:r>
-      <w:r>
-        <w:rPr>
-          <w:rFonts w:ascii="Garamond" w:hAnsi="Garamond" w:cs="Arial"/>
-          <w:iCs/>
+        <w:t xml:space="preserve">AI, </w:t>
+      </w:r>
+      <w:r>
+        <w:rPr>
+          <w:rFonts w:ascii="Garamond" w:hAnsi="Garamond" w:cs="Arial"/>
+          <w:iCs/>
+          <w:sz w:val="21"/>
+          <w:szCs w:val="21"/>
+        </w:rPr>
+        <w:t xml:space="preserve">Linux, </w:t>
+      </w:r>
+      <w:r>
+        <w:rPr>
+          <w:rFonts w:ascii="Garamond" w:hAnsi="Garamond" w:cs="Arial"/>
+          <w:sz w:val="21"/>
+          <w:szCs w:val="21"/>
+        </w:rPr>
+        <w:t xml:space="preserve">SLAM, </w:t>
+      </w:r>
+      <w:r>
+        <w:rPr>
+          <w:rFonts w:ascii="Garamond" w:hAnsi="Garamond" w:cs="Arial"/>
+          <w:sz w:val="21"/>
+          <w:szCs w:val="21"/>
+        </w:rPr>
+        <w:t xml:space="preserve">perception, </w:t>
+      </w:r>
+      <w:r>
+        <w:rPr>
+          <w:rFonts w:ascii="Garamond" w:hAnsi="Garamond" w:cs="Arial"/>
+          <w:sz w:val="21"/>
+          <w:szCs w:val="21"/>
+        </w:rPr>
+        <w:t>p</w:t>
+      </w:r>
+      <w:r>
+        <w:rPr>
+          <w:rFonts w:ascii="Garamond" w:hAnsi="Garamond" w:cs="Arial"/>
+          <w:sz w:val="21"/>
+          <w:szCs w:val="21"/>
+        </w:rPr>
+        <w:t xml:space="preserve">rogramming, </w:t>
+      </w:r>
+      <w:r>
+        <w:rPr>
+          <w:rFonts w:ascii="Garamond" w:hAnsi="Garamond" w:cs="Arial"/>
+          <w:iCs/>
+          <w:sz w:val="21"/>
+          <w:szCs w:val="21"/>
+        </w:rPr>
+        <w:t xml:space="preserve">SQL, </w:t>
+      </w:r>
+      <w:r>
+        <w:rPr>
+          <w:rFonts w:ascii="Garamond" w:hAnsi="Garamond" w:cs="Arial"/>
+          <w:sz w:val="21"/>
+          <w:szCs w:val="21"/>
+        </w:rPr>
+        <w:t>s</w:t>
+      </w:r>
+      <w:r>
+        <w:rPr>
+          <w:rFonts w:ascii="Garamond" w:hAnsi="Garamond" w:cs="Arial"/>
+          <w:sz w:val="21"/>
+          <w:szCs w:val="21"/>
+        </w:rPr>
+        <w:t xml:space="preserve">ensor </w:t>
+      </w:r>
+      <w:r>
+        <w:rPr>
+          <w:rFonts w:ascii="Garamond" w:hAnsi="Garamond" w:cs="Arial"/>
+          <w:sz w:val="21"/>
+          <w:szCs w:val="21"/>
+        </w:rPr>
+        <w:t>f</w:t>
+      </w:r>
+      <w:r>
+        <w:rPr>
+          <w:rFonts w:ascii="Garamond" w:hAnsi="Garamond" w:cs="Arial"/>
+          <w:sz w:val="21"/>
+          <w:szCs w:val="21"/>
+        </w:rPr>
+        <w:t xml:space="preserve">usion, OpenCV, </w:t>
+      </w:r>
+      <w:r>
+        <w:rPr>
+          <w:rFonts w:ascii="Garamond" w:hAnsi="Garamond" w:cs="Arial"/>
+          <w:iCs/>
+          <w:sz w:val="21"/>
+          <w:szCs w:val="21"/>
+        </w:rPr>
+        <w:t xml:space="preserve">ML-based planning, </w:t>
+      </w:r>
+      <w:r>
+        <w:rPr>
+          <w:rFonts w:ascii="Garamond" w:hAnsi="Garamond" w:cs="Arial"/>
+          <w:iCs/>
+          <w:sz w:val="21"/>
+          <w:szCs w:val="21"/>
+        </w:rPr>
+        <w:t xml:space="preserve">control, </w:t>
+      </w:r>
+      <w:r>
+        <w:rPr>
+          <w:rFonts w:ascii="Garamond" w:hAnsi="Garamond" w:cs="Arial"/>
+          <w:sz w:val="21"/>
+          <w:szCs w:val="21"/>
+        </w:rPr>
+        <w:t>s</w:t>
+      </w:r>
+      <w:r>
+        <w:rPr>
+          <w:rFonts w:ascii="Garamond" w:hAnsi="Garamond" w:cs="Arial"/>
+          <w:sz w:val="21"/>
+          <w:szCs w:val="21"/>
+        </w:rPr>
+        <w:t>imulator (Gazebo</w:t>
+      </w:r>
+      <w:r>
+        <w:rPr>
+          <w:rFonts w:ascii="Garamond" w:hAnsi="Garamond" w:cs="Arial"/>
           <w:sz w:val="21"/>
           <w:szCs w:val="21"/>
         </w:rPr>
@@ -872,146 +964,11 @@
       <w:r>
         <w:rPr>
           <w:rFonts w:ascii="Garamond" w:hAnsi="Garamond" w:cs="Arial"/>
-          <w:iCs/>
-          <w:sz w:val="21"/>
-          <w:szCs w:val="21"/>
-        </w:rPr>
-        <w:t xml:space="preserve">AI, </w:t>
-      </w:r>
-      <w:r>
-        <w:rPr>
-          <w:rFonts w:ascii="Garamond" w:hAnsi="Garamond" w:cs="Arial"/>
-          <w:iCs/>
-          <w:sz w:val="21"/>
-          <w:szCs w:val="21"/>
-        </w:rPr>
-        <w:t xml:space="preserve">Linux, </w:t>
-      </w:r>
-      <w:r>
-        <w:rPr>
-          <w:rFonts w:ascii="Garamond" w:hAnsi="Garamond" w:cs="Arial"/>
-          <w:sz w:val="21"/>
-          <w:szCs w:val="21"/>
-        </w:rPr>
-        <w:t xml:space="preserve">SLAM, </w:t>
-      </w:r>
-      <w:r>
-        <w:rPr>
-          <w:rFonts w:ascii="Garamond" w:hAnsi="Garamond" w:cs="Arial"/>
-          <w:sz w:val="21"/>
-          <w:szCs w:val="21"/>
-        </w:rPr>
-        <w:t xml:space="preserve">perception, </w:t>
-      </w:r>
-      <w:r>
-        <w:rPr>
-          <w:rFonts w:ascii="Garamond" w:hAnsi="Garamond" w:cs="Arial"/>
-          <w:sz w:val="21"/>
-          <w:szCs w:val="21"/>
-        </w:rPr>
-        <w:t>p</w:t>
-      </w:r>
-      <w:r>
-        <w:rPr>
-          <w:rFonts w:ascii="Garamond" w:hAnsi="Garamond" w:cs="Arial"/>
-          <w:sz w:val="21"/>
-          <w:szCs w:val="21"/>
-        </w:rPr>
-        <w:t xml:space="preserve">rogramming, </w:t>
-      </w:r>
-      <w:r>
-        <w:rPr>
-          <w:rFonts w:ascii="Garamond" w:hAnsi="Garamond" w:cs="Arial"/>
-          <w:iCs/>
-          <w:sz w:val="21"/>
-          <w:szCs w:val="21"/>
-        </w:rPr>
-        <w:t xml:space="preserve">SQL, </w:t>
-      </w:r>
-      <w:r>
-        <w:rPr>
-          <w:rFonts w:ascii="Garamond" w:hAnsi="Garamond" w:cs="Arial"/>
-          <w:sz w:val="21"/>
-          <w:szCs w:val="21"/>
-        </w:rPr>
-        <w:t>s</w:t>
-      </w:r>
-      <w:r>
-        <w:rPr>
-          <w:rFonts w:ascii="Garamond" w:hAnsi="Garamond" w:cs="Arial"/>
-          <w:sz w:val="21"/>
-          <w:szCs w:val="21"/>
-        </w:rPr>
-        <w:t xml:space="preserve">ensor </w:t>
-      </w:r>
-      <w:r>
-        <w:rPr>
-          <w:rFonts w:ascii="Garamond" w:hAnsi="Garamond" w:cs="Arial"/>
-          <w:sz w:val="21"/>
-          <w:szCs w:val="21"/>
-        </w:rPr>
-        <w:t>f</w:t>
-      </w:r>
-      <w:r>
-        <w:rPr>
-          <w:rFonts w:ascii="Garamond" w:hAnsi="Garamond" w:cs="Arial"/>
-          <w:sz w:val="21"/>
-          <w:szCs w:val="21"/>
-        </w:rPr>
-        <w:t xml:space="preserve">usion, OpenCV, </w:t>
-      </w:r>
-      <w:r>
-        <w:rPr>
-          <w:rFonts w:ascii="Garamond" w:hAnsi="Garamond" w:cs="Arial"/>
-          <w:iCs/>
-          <w:sz w:val="21"/>
-          <w:szCs w:val="21"/>
-        </w:rPr>
-        <w:t xml:space="preserve">ML-based planning, </w:t>
-      </w:r>
-      <w:r>
-        <w:rPr>
-          <w:rFonts w:ascii="Garamond" w:hAnsi="Garamond" w:cs="Arial"/>
-          <w:iCs/>
-          <w:sz w:val="21"/>
-          <w:szCs w:val="21"/>
-        </w:rPr>
-        <w:t xml:space="preserve">control, </w:t>
-      </w:r>
-      <w:r>
-        <w:rPr>
-          <w:rFonts w:ascii="Garamond" w:hAnsi="Garamond" w:cs="Arial"/>
-          <w:sz w:val="21"/>
-          <w:szCs w:val="21"/>
-        </w:rPr>
-        <w:t>s</w:t>
-      </w:r>
-      <w:r>
-        <w:rPr>
-          <w:rFonts w:ascii="Garamond" w:hAnsi="Garamond" w:cs="Arial"/>
-          <w:sz w:val="21"/>
-          <w:szCs w:val="21"/>
-        </w:rPr>
-        <w:t>imulator (Gazebo</w:t>
-      </w:r>
-      <w:r>
-        <w:rPr>
-          <w:rFonts w:ascii="Garamond" w:hAnsi="Garamond" w:cs="Arial"/>
-          <w:sz w:val="21"/>
-          <w:szCs w:val="21"/>
-        </w:rPr>
-        <w:t xml:space="preserve">, </w:t>
-      </w:r>
-      <w:proofErr w:type="spellStart"/>
-      <w:r>
-        <w:rPr>
-          <w:rFonts w:ascii="Garamond" w:hAnsi="Garamond" w:cs="Arial"/>
           <w:sz w:val="21"/>
           <w:szCs w:val="21"/>
         </w:rPr>
         <w:t>IsaacSim</w:t>
       </w:r>
-      <w:proofErr w:type="spellEnd"/>
       <w:r>
         <w:rPr>
           <w:rFonts w:ascii="Garamond" w:hAnsi="Garamond" w:cs="Arial"/>
@@ -1121,6 +1078,14 @@
           <w:sz w:val="21"/>
           <w:szCs w:val="21"/>
         </w:rPr>
+        <w:t xml:space="preserve">signal processing, </w:t>
+      </w:r>
+      <w:r>
+        <w:rPr>
+          <w:rFonts w:ascii="Garamond" w:hAnsi="Garamond" w:cs="Arial"/>
+          <w:sz w:val="21"/>
+          <w:szCs w:val="21"/>
+        </w:rPr>
         <w:t xml:space="preserve">TCP/IP, </w:t>
       </w:r>
       <w:r>
@@ -1194,14 +1159,6 @@
           <w:szCs w:val="21"/>
         </w:rPr>
         <w:t>, GPS</w:t>
-      </w:r>
-      <w:r>
-        <w:rPr>
-          <w:rFonts w:ascii="Garamond" w:hAnsi="Garamond" w:cs="Arial"/>
-          <w:sz w:val="21"/>
-          <w:szCs w:val="21"/>
-        </w:rPr>
-        <w:t>, IMU</w:t>
       </w:r>
     </w:p>
     <w:p>
@@ -1414,25 +1371,7 @@
           <w:sz w:val="21"/>
           <w:szCs w:val="21"/>
         </w:rPr>
-        <w:t xml:space="preserve">Visibility Evaluation Around Unsignalized Intersections with Occlusion </w:t>
-      </w:r>
-      <w:proofErr w:type="gramStart"/>
-      <w:r>
-        <w:rPr>
-          <w:rFonts w:ascii="Garamond" w:hAnsi="Garamond" w:cs="Arial"/>
-          <w:sz w:val="21"/>
-          <w:szCs w:val="21"/>
-        </w:rPr>
-        <w:t>From</w:t>
-      </w:r>
-      <w:proofErr w:type="gramEnd"/>
-      <w:r>
-        <w:rPr>
-          <w:rFonts w:ascii="Garamond" w:hAnsi="Garamond" w:cs="Arial"/>
-          <w:sz w:val="21"/>
-          <w:szCs w:val="21"/>
-        </w:rPr>
-        <w:t xml:space="preserve"> Arbitrary On-road Viewpoints Using Point Cloud Maps</w:t>
+        <w:t>Visibility Evaluation Around Unsignalized Intersections with Occlusion From Arbitrary On-road Viewpoints Using Point Cloud Maps</w:t>
       </w:r>
       <w:r>
         <w:rPr>
@@ -1711,18 +1650,8 @@
           <w:sz w:val="21"/>
           <w:szCs w:val="21"/>
         </w:rPr>
-        <w:t xml:space="preserve">with </w:t>
-      </w:r>
-      <w:proofErr w:type="spellStart"/>
-      <w:r>
-        <w:rPr>
-          <w:rFonts w:ascii="Garamond" w:hAnsi="Garamond" w:cs="Arial"/>
-          <w:sz w:val="21"/>
-          <w:szCs w:val="21"/>
-        </w:rPr>
-        <w:t>IsaacSim</w:t>
-      </w:r>
-      <w:proofErr w:type="spellEnd"/>
+        <w:t>with IsaacSim</w:t>
+      </w:r>
     </w:p>
     <w:p>
       <w:pPr>
@@ -2263,25 +2192,7 @@
           <w:sz w:val="21"/>
           <w:szCs w:val="21"/>
         </w:rPr>
-        <w:t xml:space="preserve">Designed and built </w:t>
-      </w:r>
-      <w:proofErr w:type="gramStart"/>
-      <w:r>
-        <w:rPr>
-          <w:rFonts w:ascii="Garamond" w:hAnsi="Garamond" w:cs="Arial"/>
-          <w:sz w:val="21"/>
-          <w:szCs w:val="21"/>
-        </w:rPr>
-        <w:t>map</w:t>
-      </w:r>
-      <w:proofErr w:type="gramEnd"/>
-      <w:r>
-        <w:rPr>
-          <w:rFonts w:ascii="Garamond" w:hAnsi="Garamond" w:cs="Arial"/>
-          <w:sz w:val="21"/>
-          <w:szCs w:val="21"/>
-        </w:rPr>
-        <w:t xml:space="preserve"> to enhance autonomous driving/ADAS by visualizing key information, such as routes and vehicle state using MATLAB; helped company’s engineers understand signals sent from cars visually</w:t>
+        <w:t>Designed and built map to enhance autonomous driving/ADAS by visualizing key information, such as routes and vehicle state using MATLAB; helped company’s engineers understand signals sent from cars visually</w:t>
       </w:r>
     </w:p>
     <w:p>
@@ -2307,25 +2218,7 @@
           <w:sz w:val="21"/>
           <w:szCs w:val="21"/>
         </w:rPr>
-        <w:t xml:space="preserve">Improved software that </w:t>
-      </w:r>
-      <w:proofErr w:type="gramStart"/>
-      <w:r>
-        <w:rPr>
-          <w:rFonts w:ascii="Garamond" w:hAnsi="Garamond" w:cs="Arial"/>
-          <w:sz w:val="21"/>
-          <w:szCs w:val="21"/>
-        </w:rPr>
-        <w:t>processed</w:t>
-      </w:r>
-      <w:proofErr w:type="gramEnd"/>
-      <w:r>
-        <w:rPr>
-          <w:rFonts w:ascii="Garamond" w:hAnsi="Garamond" w:cs="Arial"/>
-          <w:sz w:val="21"/>
-          <w:szCs w:val="21"/>
-        </w:rPr>
-        <w:t xml:space="preserve"> CAN signals from cars by fixing signal decoding; refined system output accuracy</w:t>
+        <w:t>Improved software that processed CAN signals from cars by fixing signal decoding; refined system output accuracy</w:t>
       </w:r>
     </w:p>
     <w:p>
@@ -2829,27 +2722,7 @@
           <w:sz w:val="21"/>
           <w:szCs w:val="21"/>
         </w:rPr>
-        <w:t xml:space="preserve">Extended Kalman </w:t>
-      </w:r>
-      <w:proofErr w:type="gramStart"/>
-      <w:r>
-        <w:rPr>
-          <w:rFonts w:ascii="Garamond" w:hAnsi="Garamond" w:cs="Arial"/>
-          <w:i/>
-          <w:sz w:val="21"/>
-          <w:szCs w:val="21"/>
-        </w:rPr>
-        <w:t>Filter ,</w:t>
-      </w:r>
-      <w:proofErr w:type="gramEnd"/>
-      <w:r>
-        <w:rPr>
-          <w:rFonts w:ascii="Garamond" w:hAnsi="Garamond" w:cs="Arial"/>
-          <w:i/>
-          <w:sz w:val="21"/>
-          <w:szCs w:val="21"/>
-        </w:rPr>
-        <w:t xml:space="preserve"> </w:t>
+        <w:t xml:space="preserve">Extended Kalman Filter , </w:t>
       </w:r>
       <w:r>
         <w:rPr>
@@ -2996,54 +2869,8 @@
           <w:sz w:val="21"/>
           <w:szCs w:val="21"/>
         </w:rPr>
-        <w:t xml:space="preserve"> among </w:t>
-      </w:r>
-      <w:proofErr w:type="gramStart"/>
-      <w:r>
-        <w:rPr>
-          <w:rFonts w:ascii="Garamond" w:hAnsi="Garamond" w:cs="Arial"/>
-          <w:sz w:val="21"/>
-          <w:szCs w:val="21"/>
-        </w:rPr>
-        <w:t>pedestrian</w:t>
-      </w:r>
-      <w:proofErr w:type="gramEnd"/>
-      <w:r>
-        <w:rPr>
-          <w:rFonts w:ascii="Garamond" w:hAnsi="Garamond" w:cs="Arial"/>
-          <w:sz w:val="21"/>
-          <w:szCs w:val="21"/>
-        </w:rPr>
-        <w:t xml:space="preserve">, </w:t>
-      </w:r>
-      <w:proofErr w:type="gramStart"/>
-      <w:r>
-        <w:rPr>
-          <w:rFonts w:ascii="Garamond" w:hAnsi="Garamond" w:cs="Arial"/>
-          <w:sz w:val="21"/>
-          <w:szCs w:val="21"/>
-        </w:rPr>
-        <w:t>cyclist</w:t>
-      </w:r>
-      <w:proofErr w:type="gramEnd"/>
-      <w:r>
-        <w:rPr>
-          <w:rFonts w:ascii="Garamond" w:hAnsi="Garamond" w:cs="Arial"/>
-          <w:sz w:val="21"/>
-          <w:szCs w:val="21"/>
-        </w:rPr>
-        <w:t xml:space="preserve">, and intelligent </w:t>
-      </w:r>
-      <w:proofErr w:type="gramStart"/>
-      <w:r>
-        <w:rPr>
-          <w:rFonts w:ascii="Garamond" w:hAnsi="Garamond" w:cs="Arial"/>
-          <w:sz w:val="21"/>
-          <w:szCs w:val="21"/>
-        </w:rPr>
-        <w:t>wheelchair</w:t>
-      </w:r>
-      <w:proofErr w:type="gramEnd"/>
+        <w:t xml:space="preserve"> among pedestrian, cyclist, and intelligent wheelchair</w:t>
+      </w:r>
       <w:r>
         <w:rPr>
           <w:rFonts w:ascii="Garamond" w:hAnsi="Garamond" w:cs="Arial"/>
@@ -4761,6 +4588,15 @@
 </file>
 
 <file path=customXml/item1.xml><?xml version="1.0" encoding="utf-8"?>
+<?mso-contentType ?>
+<FormTemplates xmlns="http://schemas.microsoft.com/sharepoint/v3/contenttype/forms">
+  <Display>DocumentLibraryForm</Display>
+  <Edit>DocumentLibraryForm</Edit>
+  <New>DocumentLibraryForm</New>
+</FormTemplates>
+</file>
+
+<file path=customXml/item2.xml><?xml version="1.0" encoding="utf-8"?>
 <ct:contentTypeSchema xmlns:ct="http://schemas.microsoft.com/office/2006/metadata/contentType" xmlns:ma="http://schemas.microsoft.com/office/2006/metadata/properties/metaAttributes" ct:_="" ma:_="" ma:contentTypeName="Document" ma:contentTypeID="0x010100E00F7205C82CFC49993A09459E403F9D" ma:contentTypeVersion="11" ma:contentTypeDescription="Create a new document." ma:contentTypeScope="" ma:versionID="15ca1506d9d0bc3d30df8ed0110f0d4e">
   <xsd:schema xmlns:xsd="http://www.w3.org/2001/XMLSchema" xmlns:xs="http://www.w3.org/2001/XMLSchema" xmlns:p="http://schemas.microsoft.com/office/2006/metadata/properties" xmlns:ns2="8f1b7c86-42c5-4929-b887-8cfd13270314" xmlns:ns3="671c1944-cc4f-476c-949f-52559c641db4" targetNamespace="http://schemas.microsoft.com/office/2006/metadata/properties" ma:root="true" ma:fieldsID="db6c2aada95e6879eb2870ebec6b4aa1" ns2:_="" ns3:_="">
     <xsd:import namespace="8f1b7c86-42c5-4929-b887-8cfd13270314"/>
@@ -4971,16 +4807,15 @@
 </ct:contentTypeSchema>
 </file>
 
-<file path=customXml/item2.xml><?xml version="1.0" encoding="utf-8"?>
-<?mso-contentType ?>
-<FormTemplates xmlns="http://schemas.microsoft.com/sharepoint/v3/contenttype/forms">
-  <Display>DocumentLibraryForm</Display>
-  <Edit>DocumentLibraryForm</Edit>
-  <New>DocumentLibraryForm</New>
-</FormTemplates>
+<file path=customXml/itemProps1.xml><?xml version="1.0" encoding="utf-8"?>
+<ds:datastoreItem xmlns:ds="http://schemas.openxmlformats.org/officeDocument/2006/customXml" ds:itemID="{8E8AFA64-578D-46FF-A288-428D1FA7C9F1}">
+  <ds:schemaRefs>
+    <ds:schemaRef ds:uri="http://schemas.microsoft.com/sharepoint/v3/contenttype/forms"/>
+  </ds:schemaRefs>
+</ds:datastoreItem>
 </file>
 
-<file path=customXml/itemProps1.xml><?xml version="1.0" encoding="utf-8"?>
+<file path=customXml/itemProps2.xml><?xml version="1.0" encoding="utf-8"?>
 <ds:datastoreItem xmlns:ds="http://schemas.openxmlformats.org/officeDocument/2006/customXml" ds:itemID="{5ECCFF00-82E4-439E-8D62-678F77120EF2}">
   <ds:schemaRefs>
     <ds:schemaRef ds:uri="http://schemas.microsoft.com/office/2006/metadata/contentType"/>
@@ -4997,12 +4832,4 @@
     <ds:schemaRef ds:uri="http://schemas.microsoft.com/internal/obd"/>
   </ds:schemaRefs>
 </ds:datastoreItem>
-</file>
-
-<file path=customXml/itemProps2.xml><?xml version="1.0" encoding="utf-8"?>
-<ds:datastoreItem xmlns:ds="http://schemas.openxmlformats.org/officeDocument/2006/customXml" ds:itemID="{8E8AFA64-578D-46FF-A288-428D1FA7C9F1}">
-  <ds:schemaRefs>
-    <ds:schemaRef ds:uri="http://schemas.microsoft.com/sharepoint/v3/contenttype/forms"/>
-  </ds:schemaRefs>
-</ds:datastoreItem>
 </file>
--- a/Marika_Nishi_Resume.docx
+++ b/Marika_Nishi_Resume.docx
@@ -43,23 +43,7 @@
           <w:sz w:val="21"/>
           <w:szCs w:val="12"/>
         </w:rPr>
-        <w:t>Autonomy Software</w:t>
-      </w:r>
-      <w:r>
-        <w:rPr>
-          <w:rFonts w:ascii="Times New Roman" w:hAnsi="Times New Roman" w:cs="Times New Roman"/>
-          <w:sz w:val="21"/>
-          <w:szCs w:val="12"/>
-        </w:rPr>
-        <w:t xml:space="preserve"> </w:t>
-      </w:r>
-      <w:r>
-        <w:rPr>
-          <w:rFonts w:ascii="Times New Roman" w:hAnsi="Times New Roman" w:cs="Times New Roman"/>
-          <w:sz w:val="21"/>
-          <w:szCs w:val="12"/>
-        </w:rPr>
-        <w:t>Engineer</w:t>
+        <w:t>Field Application Engineer</w:t>
       </w:r>
     </w:p>
     <w:p>
@@ -123,6 +107,7 @@
         </w:rPr>
         <w:t>-</w:t>
       </w:r>
+      <w:proofErr w:type="gramStart"/>
       <w:r>
         <w:rPr>
           <w:rFonts w:ascii="Garamond" w:hAnsi="Garamond" w:cs="Arial"/>
@@ -145,7 +130,16 @@
           <w:sz w:val="18"/>
           <w:szCs w:val="18"/>
         </w:rPr>
-        <w:t xml:space="preserve">Philadelphia, PA </w:t>
+        <w:t>Philadelphia</w:t>
+      </w:r>
+      <w:proofErr w:type="gramEnd"/>
+      <w:r>
+        <w:rPr>
+          <w:rFonts w:ascii="Garamond" w:hAnsi="Garamond" w:cs="Arial"/>
+          <w:sz w:val="18"/>
+          <w:szCs w:val="18"/>
+        </w:rPr>
+        <w:t xml:space="preserve">, PA </w:t>
       </w:r>
       <w:hyperlink r:id="rId9" w:history="1">
         <w:r>
@@ -744,16 +738,36 @@
           <w:sz w:val="21"/>
           <w:szCs w:val="21"/>
         </w:rPr>
-        <w:t xml:space="preserve">C++, C, </w:t>
-      </w:r>
-      <w:r>
-        <w:rPr>
-          <w:rFonts w:ascii="Garamond" w:hAnsi="Garamond" w:cs="Arial"/>
-          <w:iCs/>
-          <w:sz w:val="21"/>
-          <w:szCs w:val="21"/>
-        </w:rPr>
-        <w:t>Python,</w:t>
+        <w:t xml:space="preserve">C++, </w:t>
+      </w:r>
+      <w:proofErr w:type="gramStart"/>
+      <w:r>
+        <w:rPr>
+          <w:rFonts w:ascii="Garamond" w:hAnsi="Garamond" w:cs="Arial"/>
+          <w:iCs/>
+          <w:sz w:val="21"/>
+          <w:szCs w:val="21"/>
+        </w:rPr>
+        <w:t xml:space="preserve">C, </w:t>
+      </w:r>
+      <w:r>
+        <w:rPr>
+          <w:rFonts w:ascii="Garamond" w:hAnsi="Garamond" w:cs="Arial"/>
+          <w:iCs/>
+          <w:sz w:val="21"/>
+          <w:szCs w:val="21"/>
+        </w:rPr>
+        <w:t>Python</w:t>
+      </w:r>
+      <w:proofErr w:type="gramEnd"/>
+      <w:r>
+        <w:rPr>
+          <w:rFonts w:ascii="Garamond" w:hAnsi="Garamond" w:cs="Arial"/>
+          <w:iCs/>
+          <w:sz w:val="21"/>
+          <w:szCs w:val="21"/>
+        </w:rPr>
+        <w:t>,</w:t>
       </w:r>
       <w:r>
         <w:rPr>
@@ -843,6 +857,15 @@
           <w:sz w:val="21"/>
           <w:szCs w:val="21"/>
         </w:rPr>
+        <w:t xml:space="preserve">AGV, AMR, </w:t>
+      </w:r>
+      <w:r>
+        <w:rPr>
+          <w:rFonts w:ascii="Garamond" w:hAnsi="Garamond" w:cs="Arial"/>
+          <w:iCs/>
+          <w:sz w:val="21"/>
+          <w:szCs w:val="21"/>
+        </w:rPr>
         <w:t>perception</w:t>
       </w:r>
       <w:r>
@@ -888,16 +911,7 @@
           <w:sz w:val="21"/>
           <w:szCs w:val="21"/>
         </w:rPr>
-        <w:t xml:space="preserve">drone, </w:t>
-      </w:r>
-      <w:r>
-        <w:rPr>
-          <w:rFonts w:ascii="Garamond" w:hAnsi="Garamond" w:cs="Arial"/>
-          <w:iCs/>
-          <w:sz w:val="21"/>
-          <w:szCs w:val="21"/>
-        </w:rPr>
-        <w:t xml:space="preserve">autonomous driving, </w:t>
+        <w:t xml:space="preserve">drone, autonomous driving, </w:t>
       </w:r>
       <w:r>
         <w:rPr>
@@ -999,15 +1013,31 @@
           <w:sz w:val="21"/>
           <w:szCs w:val="21"/>
         </w:rPr>
-        <w:t>aerodynamics</w:t>
-      </w:r>
-      <w:r>
-        <w:rPr>
-          <w:rFonts w:ascii="Garamond" w:hAnsi="Garamond" w:cs="Arial"/>
-          <w:sz w:val="21"/>
-          <w:szCs w:val="21"/>
-        </w:rPr>
-        <w:t xml:space="preserve">, </w:t>
+        <w:t>LiDAR</w:t>
+      </w:r>
+      <w:r>
+        <w:rPr>
+          <w:rFonts w:ascii="Garamond" w:hAnsi="Garamond" w:cs="Arial"/>
+          <w:sz w:val="21"/>
+          <w:szCs w:val="21"/>
+        </w:rPr>
+        <w:t>,</w:t>
+      </w:r>
+      <w:r>
+        <w:rPr>
+          <w:rFonts w:ascii="Garamond" w:hAnsi="Garamond" w:cs="Arial"/>
+          <w:sz w:val="21"/>
+          <w:szCs w:val="21"/>
+        </w:rPr>
+        <w:t xml:space="preserve"> </w:t>
+      </w:r>
+      <w:r>
+        <w:rPr>
+          <w:rFonts w:ascii="Garamond" w:hAnsi="Garamond" w:cs="Arial"/>
+          <w:sz w:val="21"/>
+          <w:szCs w:val="21"/>
+        </w:rPr>
+        <w:t xml:space="preserve">radar, </w:t>
       </w:r>
       <w:r>
         <w:rPr>
@@ -1057,23 +1087,7 @@
           <w:sz w:val="21"/>
           <w:szCs w:val="21"/>
         </w:rPr>
-        <w:t>LiDAR</w:t>
-      </w:r>
-      <w:r>
-        <w:rPr>
-          <w:rFonts w:ascii="Garamond" w:hAnsi="Garamond" w:cs="Arial"/>
-          <w:sz w:val="21"/>
-          <w:szCs w:val="21"/>
-        </w:rPr>
-        <w:t>,</w:t>
-      </w:r>
-      <w:r>
-        <w:rPr>
-          <w:rFonts w:ascii="Garamond" w:hAnsi="Garamond" w:cs="Arial"/>
-          <w:sz w:val="21"/>
-          <w:szCs w:val="21"/>
-        </w:rPr>
-        <w:t xml:space="preserve"> Time-of-Flight sensors, </w:t>
+        <w:t xml:space="preserve">Time-of-Flight sensors, </w:t>
       </w:r>
       <w:r>
         <w:rPr>
@@ -1318,7 +1332,25 @@
           <w:sz w:val="21"/>
           <w:szCs w:val="21"/>
         </w:rPr>
-        <w:t>Visibility Evaluation Around Unsignalized Intersections with Occlusion From Arbitrary On-road Viewpoints Using Point Cloud Maps</w:t>
+        <w:t xml:space="preserve">Visibility Evaluation Around Unsignalized Intersections with Occlusion </w:t>
+      </w:r>
+      <w:proofErr w:type="gramStart"/>
+      <w:r>
+        <w:rPr>
+          <w:rFonts w:ascii="Garamond" w:hAnsi="Garamond" w:cs="Arial"/>
+          <w:sz w:val="21"/>
+          <w:szCs w:val="21"/>
+        </w:rPr>
+        <w:t>From</w:t>
+      </w:r>
+      <w:proofErr w:type="gramEnd"/>
+      <w:r>
+        <w:rPr>
+          <w:rFonts w:ascii="Garamond" w:hAnsi="Garamond" w:cs="Arial"/>
+          <w:sz w:val="21"/>
+          <w:szCs w:val="21"/>
+        </w:rPr>
+        <w:t xml:space="preserve"> Arbitrary On-road Viewpoints Using Point Cloud Maps</w:t>
       </w:r>
       <w:r>
         <w:rPr>
@@ -2456,6 +2488,7 @@
         </w:rPr>
         <w:t xml:space="preserve">Designed and built </w:t>
       </w:r>
+      <w:proofErr w:type="gramStart"/>
       <w:r>
         <w:rPr>
           <w:rFonts w:ascii="Garamond" w:hAnsi="Garamond" w:cs="Arial"/>
@@ -2464,6 +2497,7 @@
         </w:rPr>
         <w:t>map</w:t>
       </w:r>
+      <w:proofErr w:type="gramEnd"/>
       <w:r>
         <w:rPr>
           <w:rFonts w:ascii="Garamond" w:hAnsi="Garamond" w:cs="Arial"/>
@@ -2600,7 +2634,25 @@
           <w:sz w:val="21"/>
           <w:szCs w:val="21"/>
         </w:rPr>
-        <w:t xml:space="preserve"> that processed </w:t>
+        <w:t xml:space="preserve"> that </w:t>
+      </w:r>
+      <w:proofErr w:type="gramStart"/>
+      <w:r>
+        <w:rPr>
+          <w:rFonts w:ascii="Garamond" w:hAnsi="Garamond" w:cs="Arial"/>
+          <w:sz w:val="21"/>
+          <w:szCs w:val="21"/>
+        </w:rPr>
+        <w:t>processed</w:t>
+      </w:r>
+      <w:proofErr w:type="gramEnd"/>
+      <w:r>
+        <w:rPr>
+          <w:rFonts w:ascii="Garamond" w:hAnsi="Garamond" w:cs="Arial"/>
+          <w:sz w:val="21"/>
+          <w:szCs w:val="21"/>
+        </w:rPr>
+        <w:t xml:space="preserve"> </w:t>
       </w:r>
       <w:r>
         <w:rPr>
@@ -3313,7 +3365,27 @@
           <w:sz w:val="21"/>
           <w:szCs w:val="21"/>
         </w:rPr>
-        <w:t>Prototyping, Extended Kalman Filter , C++, ROS</w:t>
+        <w:t xml:space="preserve">Prototyping, Extended Kalman </w:t>
+      </w:r>
+      <w:proofErr w:type="gramStart"/>
+      <w:r>
+        <w:rPr>
+          <w:rFonts w:ascii="Garamond" w:hAnsi="Garamond" w:cs="Arial"/>
+          <w:i/>
+          <w:sz w:val="21"/>
+          <w:szCs w:val="21"/>
+        </w:rPr>
+        <w:t>Filter ,</w:t>
+      </w:r>
+      <w:proofErr w:type="gramEnd"/>
+      <w:r>
+        <w:rPr>
+          <w:rFonts w:ascii="Garamond" w:hAnsi="Garamond" w:cs="Arial"/>
+          <w:i/>
+          <w:sz w:val="21"/>
+          <w:szCs w:val="21"/>
+        </w:rPr>
+        <w:t xml:space="preserve"> C++, ROS</w:t>
       </w:r>
       <w:r>
         <w:rPr>
@@ -3443,8 +3515,54 @@
           <w:sz w:val="21"/>
           <w:szCs w:val="21"/>
         </w:rPr>
-        <w:t xml:space="preserve"> among pedestrian, cyclist, and intelligent wheelchair</w:t>
-      </w:r>
+        <w:t xml:space="preserve"> among </w:t>
+      </w:r>
+      <w:proofErr w:type="gramStart"/>
+      <w:r>
+        <w:rPr>
+          <w:rFonts w:ascii="Garamond" w:hAnsi="Garamond" w:cs="Arial"/>
+          <w:sz w:val="21"/>
+          <w:szCs w:val="21"/>
+        </w:rPr>
+        <w:t>pedestrian</w:t>
+      </w:r>
+      <w:proofErr w:type="gramEnd"/>
+      <w:r>
+        <w:rPr>
+          <w:rFonts w:ascii="Garamond" w:hAnsi="Garamond" w:cs="Arial"/>
+          <w:sz w:val="21"/>
+          <w:szCs w:val="21"/>
+        </w:rPr>
+        <w:t xml:space="preserve">, </w:t>
+      </w:r>
+      <w:proofErr w:type="gramStart"/>
+      <w:r>
+        <w:rPr>
+          <w:rFonts w:ascii="Garamond" w:hAnsi="Garamond" w:cs="Arial"/>
+          <w:sz w:val="21"/>
+          <w:szCs w:val="21"/>
+        </w:rPr>
+        <w:t>cyclist</w:t>
+      </w:r>
+      <w:proofErr w:type="gramEnd"/>
+      <w:r>
+        <w:rPr>
+          <w:rFonts w:ascii="Garamond" w:hAnsi="Garamond" w:cs="Arial"/>
+          <w:sz w:val="21"/>
+          <w:szCs w:val="21"/>
+        </w:rPr>
+        <w:t xml:space="preserve">, and intelligent </w:t>
+      </w:r>
+      <w:proofErr w:type="gramStart"/>
+      <w:r>
+        <w:rPr>
+          <w:rFonts w:ascii="Garamond" w:hAnsi="Garamond" w:cs="Arial"/>
+          <w:sz w:val="21"/>
+          <w:szCs w:val="21"/>
+        </w:rPr>
+        <w:t>wheelchair</w:t>
+      </w:r>
+      <w:proofErr w:type="gramEnd"/>
     </w:p>
     <w:p>
       <w:pPr>
@@ -3563,6 +3681,7 @@
           <w:sz w:val="21"/>
           <w:szCs w:val="21"/>
         </w:rPr>
+        <w:lastRenderedPageBreak/>
         <w:t>Operated</w:t>
       </w:r>
       <w:r>
@@ -4920,15 +5039,6 @@
 </file>
 
 <file path=customXml/item1.xml><?xml version="1.0" encoding="utf-8"?>
-<?mso-contentType ?>
-<FormTemplates xmlns="http://schemas.microsoft.com/sharepoint/v3/contenttype/forms">
-  <Display>DocumentLibraryForm</Display>
-  <Edit>DocumentLibraryForm</Edit>
-  <New>DocumentLibraryForm</New>
-</FormTemplates>
-</file>
-
-<file path=customXml/item2.xml><?xml version="1.0" encoding="utf-8"?>
 <ct:contentTypeSchema xmlns:ct="http://schemas.microsoft.com/office/2006/metadata/contentType" xmlns:ma="http://schemas.microsoft.com/office/2006/metadata/properties/metaAttributes" ct:_="" ma:_="" ma:contentTypeName="Document" ma:contentTypeID="0x010100E00F7205C82CFC49993A09459E403F9D" ma:contentTypeVersion="11" ma:contentTypeDescription="Create a new document." ma:contentTypeScope="" ma:versionID="15ca1506d9d0bc3d30df8ed0110f0d4e">
   <xsd:schema xmlns:xsd="http://www.w3.org/2001/XMLSchema" xmlns:xs="http://www.w3.org/2001/XMLSchema" xmlns:p="http://schemas.microsoft.com/office/2006/metadata/properties" xmlns:ns2="8f1b7c86-42c5-4929-b887-8cfd13270314" xmlns:ns3="671c1944-cc4f-476c-949f-52559c641db4" targetNamespace="http://schemas.microsoft.com/office/2006/metadata/properties" ma:root="true" ma:fieldsID="db6c2aada95e6879eb2870ebec6b4aa1" ns2:_="" ns3:_="">
     <xsd:import namespace="8f1b7c86-42c5-4929-b887-8cfd13270314"/>
@@ -5139,15 +5249,16 @@
 </ct:contentTypeSchema>
 </file>
 
-<file path=customXml/itemProps1.xml><?xml version="1.0" encoding="utf-8"?>
-<ds:datastoreItem xmlns:ds="http://schemas.openxmlformats.org/officeDocument/2006/customXml" ds:itemID="{8E8AFA64-578D-46FF-A288-428D1FA7C9F1}">
-  <ds:schemaRefs>
-    <ds:schemaRef ds:uri="http://schemas.microsoft.com/sharepoint/v3/contenttype/forms"/>
-  </ds:schemaRefs>
-</ds:datastoreItem>
+<file path=customXml/item2.xml><?xml version="1.0" encoding="utf-8"?>
+<?mso-contentType ?>
+<FormTemplates xmlns="http://schemas.microsoft.com/sharepoint/v3/contenttype/forms">
+  <Display>DocumentLibraryForm</Display>
+  <Edit>DocumentLibraryForm</Edit>
+  <New>DocumentLibraryForm</New>
+</FormTemplates>
 </file>
 
-<file path=customXml/itemProps2.xml><?xml version="1.0" encoding="utf-8"?>
+<file path=customXml/itemProps1.xml><?xml version="1.0" encoding="utf-8"?>
 <ds:datastoreItem xmlns:ds="http://schemas.openxmlformats.org/officeDocument/2006/customXml" ds:itemID="{5ECCFF00-82E4-439E-8D62-678F77120EF2}">
   <ds:schemaRefs>
     <ds:schemaRef ds:uri="http://schemas.microsoft.com/office/2006/metadata/contentType"/>
@@ -5164,4 +5275,12 @@
     <ds:schemaRef ds:uri="http://schemas.microsoft.com/internal/obd"/>
   </ds:schemaRefs>
 </ds:datastoreItem>
+</file>
+
+<file path=customXml/itemProps2.xml><?xml version="1.0" encoding="utf-8"?>
+<ds:datastoreItem xmlns:ds="http://schemas.openxmlformats.org/officeDocument/2006/customXml" ds:itemID="{8E8AFA64-578D-46FF-A288-428D1FA7C9F1}">
+  <ds:schemaRefs>
+    <ds:schemaRef ds:uri="http://schemas.microsoft.com/sharepoint/v3/contenttype/forms"/>
+  </ds:schemaRefs>
+</ds:datastoreItem>
 </file>
--- a/Marika_Nishi_Resume.docx
+++ b/Marika_Nishi_Resume.docx
@@ -43,7 +43,7 @@
           <w:rFonts w:ascii="Times New Roman" w:hAnsi="Times New Roman" w:cs="Times New Roman"/>
           <w:szCs w:val="14"/>
         </w:rPr>
-        <w:t>Entry Level Electrical Design</w:t>
+        <w:t>Robotics</w:t>
       </w:r>
       <w:r>
         <w:rPr>
@@ -1062,14 +1062,6 @@
           <w:sz w:val="21"/>
           <w:szCs w:val="21"/>
         </w:rPr>
-        <w:t xml:space="preserve">mechatronics, </w:t>
-      </w:r>
-      <w:r>
-        <w:rPr>
-          <w:rFonts w:ascii="Garamond" w:hAnsi="Garamond" w:cs="Arial"/>
-          <w:sz w:val="21"/>
-          <w:szCs w:val="21"/>
-        </w:rPr>
         <w:t xml:space="preserve">CAD, </w:t>
       </w:r>
       <w:r>
@@ -1078,31 +1070,15 @@
           <w:sz w:val="21"/>
           <w:szCs w:val="21"/>
         </w:rPr>
-        <w:t xml:space="preserve">signal processing, </w:t>
-      </w:r>
-      <w:r>
-        <w:rPr>
-          <w:rFonts w:ascii="Garamond" w:hAnsi="Garamond" w:cs="Arial"/>
-          <w:sz w:val="21"/>
-          <w:szCs w:val="21"/>
-        </w:rPr>
-        <w:t xml:space="preserve">TCP/IP, </w:t>
-      </w:r>
-      <w:r>
-        <w:rPr>
-          <w:rFonts w:ascii="Garamond" w:hAnsi="Garamond" w:cs="Arial"/>
-          <w:sz w:val="21"/>
-          <w:szCs w:val="21"/>
-        </w:rPr>
-        <w:t>microcontroller,</w:t>
-      </w:r>
-      <w:r>
-        <w:rPr>
-          <w:rFonts w:ascii="Garamond" w:hAnsi="Garamond" w:cs="Arial"/>
-          <w:sz w:val="21"/>
-          <w:szCs w:val="21"/>
-        </w:rPr>
-        <w:t xml:space="preserve"> Arduino</w:t>
+        <w:t>electronic</w:t>
+      </w:r>
+      <w:r>
+        <w:rPr>
+          <w:rFonts w:ascii="Garamond" w:hAnsi="Garamond" w:cs="Arial"/>
+          <w:sz w:val="21"/>
+          <w:szCs w:val="21"/>
+        </w:rPr>
+        <w:t xml:space="preserve"> design</w:t>
       </w:r>
       <w:r>
         <w:rPr>
@@ -1118,6 +1094,54 @@
           <w:sz w:val="21"/>
           <w:szCs w:val="21"/>
         </w:rPr>
+        <w:t xml:space="preserve">prototyping, validation, </w:t>
+      </w:r>
+      <w:r>
+        <w:rPr>
+          <w:rFonts w:ascii="Garamond" w:hAnsi="Garamond" w:cs="Arial"/>
+          <w:sz w:val="21"/>
+          <w:szCs w:val="21"/>
+        </w:rPr>
+        <w:t>s</w:t>
+      </w:r>
+      <w:r>
+        <w:rPr>
+          <w:rFonts w:ascii="Garamond" w:hAnsi="Garamond" w:cs="Arial"/>
+          <w:sz w:val="21"/>
+          <w:szCs w:val="21"/>
+        </w:rPr>
+        <w:t>ensors, actuators</w:t>
+      </w:r>
+      <w:r>
+        <w:rPr>
+          <w:rFonts w:ascii="Garamond" w:hAnsi="Garamond" w:cs="Arial"/>
+          <w:sz w:val="21"/>
+          <w:szCs w:val="21"/>
+        </w:rPr>
+        <w:t xml:space="preserve">, </w:t>
+      </w:r>
+      <w:r>
+        <w:rPr>
+          <w:rFonts w:ascii="Garamond" w:hAnsi="Garamond" w:cs="Arial"/>
+          <w:sz w:val="21"/>
+          <w:szCs w:val="21"/>
+        </w:rPr>
+        <w:t>Arduino</w:t>
+      </w:r>
+      <w:r>
+        <w:rPr>
+          <w:rFonts w:ascii="Garamond" w:hAnsi="Garamond" w:cs="Arial"/>
+          <w:sz w:val="21"/>
+          <w:szCs w:val="21"/>
+        </w:rPr>
+        <w:t xml:space="preserve">, </w:t>
+      </w:r>
+      <w:r>
+        <w:rPr>
+          <w:rFonts w:ascii="Garamond" w:hAnsi="Garamond" w:cs="Arial"/>
+          <w:sz w:val="21"/>
+          <w:szCs w:val="21"/>
+        </w:rPr>
         <w:t>LiDAR</w:t>
       </w:r>
       <w:r>
@@ -1158,7 +1182,23 @@
           <w:sz w:val="21"/>
           <w:szCs w:val="21"/>
         </w:rPr>
-        <w:t>, GPS</w:t>
+        <w:t>, G</w:t>
+      </w:r>
+      <w:r>
+        <w:rPr>
+          <w:rFonts w:ascii="Garamond" w:hAnsi="Garamond" w:cs="Arial"/>
+          <w:sz w:val="21"/>
+          <w:szCs w:val="21"/>
+        </w:rPr>
+        <w:t>NS</w:t>
+      </w:r>
+      <w:r>
+        <w:rPr>
+          <w:rFonts w:ascii="Garamond" w:hAnsi="Garamond" w:cs="Arial"/>
+          <w:sz w:val="21"/>
+          <w:szCs w:val="21"/>
+        </w:rPr>
+        <w:t>S</w:t>
       </w:r>
     </w:p>
     <w:p>
@@ -4588,15 +4628,6 @@
 </file>
 
 <file path=customXml/item1.xml><?xml version="1.0" encoding="utf-8"?>
-<?mso-contentType ?>
-<FormTemplates xmlns="http://schemas.microsoft.com/sharepoint/v3/contenttype/forms">
-  <Display>DocumentLibraryForm</Display>
-  <Edit>DocumentLibraryForm</Edit>
-  <New>DocumentLibraryForm</New>
-</FormTemplates>
-</file>
-
-<file path=customXml/item2.xml><?xml version="1.0" encoding="utf-8"?>
 <ct:contentTypeSchema xmlns:ct="http://schemas.microsoft.com/office/2006/metadata/contentType" xmlns:ma="http://schemas.microsoft.com/office/2006/metadata/properties/metaAttributes" ct:_="" ma:_="" ma:contentTypeName="Document" ma:contentTypeID="0x010100E00F7205C82CFC49993A09459E403F9D" ma:contentTypeVersion="11" ma:contentTypeDescription="Create a new document." ma:contentTypeScope="" ma:versionID="15ca1506d9d0bc3d30df8ed0110f0d4e">
   <xsd:schema xmlns:xsd="http://www.w3.org/2001/XMLSchema" xmlns:xs="http://www.w3.org/2001/XMLSchema" xmlns:p="http://schemas.microsoft.com/office/2006/metadata/properties" xmlns:ns2="8f1b7c86-42c5-4929-b887-8cfd13270314" xmlns:ns3="671c1944-cc4f-476c-949f-52559c641db4" targetNamespace="http://schemas.microsoft.com/office/2006/metadata/properties" ma:root="true" ma:fieldsID="db6c2aada95e6879eb2870ebec6b4aa1" ns2:_="" ns3:_="">
     <xsd:import namespace="8f1b7c86-42c5-4929-b887-8cfd13270314"/>
@@ -4807,15 +4838,16 @@
 </ct:contentTypeSchema>
 </file>
 
-<file path=customXml/itemProps1.xml><?xml version="1.0" encoding="utf-8"?>
-<ds:datastoreItem xmlns:ds="http://schemas.openxmlformats.org/officeDocument/2006/customXml" ds:itemID="{8E8AFA64-578D-46FF-A288-428D1FA7C9F1}">
-  <ds:schemaRefs>
-    <ds:schemaRef ds:uri="http://schemas.microsoft.com/sharepoint/v3/contenttype/forms"/>
-  </ds:schemaRefs>
-</ds:datastoreItem>
+<file path=customXml/item2.xml><?xml version="1.0" encoding="utf-8"?>
+<?mso-contentType ?>
+<FormTemplates xmlns="http://schemas.microsoft.com/sharepoint/v3/contenttype/forms">
+  <Display>DocumentLibraryForm</Display>
+  <Edit>DocumentLibraryForm</Edit>
+  <New>DocumentLibraryForm</New>
+</FormTemplates>
 </file>
 
-<file path=customXml/itemProps2.xml><?xml version="1.0" encoding="utf-8"?>
+<file path=customXml/itemProps1.xml><?xml version="1.0" encoding="utf-8"?>
 <ds:datastoreItem xmlns:ds="http://schemas.openxmlformats.org/officeDocument/2006/customXml" ds:itemID="{5ECCFF00-82E4-439E-8D62-678F77120EF2}">
   <ds:schemaRefs>
     <ds:schemaRef ds:uri="http://schemas.microsoft.com/office/2006/metadata/contentType"/>
@@ -4832,4 +4864,12 @@
     <ds:schemaRef ds:uri="http://schemas.microsoft.com/internal/obd"/>
   </ds:schemaRefs>
 </ds:datastoreItem>
+</file>
+
+<file path=customXml/itemProps2.xml><?xml version="1.0" encoding="utf-8"?>
+<ds:datastoreItem xmlns:ds="http://schemas.openxmlformats.org/officeDocument/2006/customXml" ds:itemID="{8E8AFA64-578D-46FF-A288-428D1FA7C9F1}">
+  <ds:schemaRefs>
+    <ds:schemaRef ds:uri="http://schemas.microsoft.com/sharepoint/v3/contenttype/forms"/>
+  </ds:schemaRefs>
+</ds:datastoreItem>
 </file>
--- a/Marika_Nishi_Resume.docx
+++ b/Marika_Nishi_Resume.docx
@@ -43,7 +43,15 @@
           <w:sz w:val="21"/>
           <w:szCs w:val="12"/>
         </w:rPr>
-        <w:t>Field Application Engineer</w:t>
+        <w:t>Robotics</w:t>
+      </w:r>
+      <w:r>
+        <w:rPr>
+          <w:rFonts w:ascii="Times New Roman" w:hAnsi="Times New Roman" w:cs="Times New Roman"/>
+          <w:sz w:val="21"/>
+          <w:szCs w:val="12"/>
+        </w:rPr>
+        <w:t xml:space="preserve"> Engineer</w:t>
       </w:r>
     </w:p>
     <w:p>
@@ -107,7 +115,6 @@
         </w:rPr>
         <w:t>-</w:t>
       </w:r>
-      <w:proofErr w:type="gramStart"/>
       <w:r>
         <w:rPr>
           <w:rFonts w:ascii="Garamond" w:hAnsi="Garamond" w:cs="Arial"/>
@@ -130,16 +137,7 @@
           <w:sz w:val="18"/>
           <w:szCs w:val="18"/>
         </w:rPr>
-        <w:t>Philadelphia</w:t>
-      </w:r>
-      <w:proofErr w:type="gramEnd"/>
-      <w:r>
-        <w:rPr>
-          <w:rFonts w:ascii="Garamond" w:hAnsi="Garamond" w:cs="Arial"/>
-          <w:sz w:val="18"/>
-          <w:szCs w:val="18"/>
-        </w:rPr>
-        <w:t xml:space="preserve">, PA </w:t>
+        <w:t xml:space="preserve">Philadelphia, PA </w:t>
       </w:r>
       <w:hyperlink r:id="rId9" w:history="1">
         <w:r>
@@ -738,36 +736,16 @@
           <w:sz w:val="21"/>
           <w:szCs w:val="21"/>
         </w:rPr>
-        <w:t xml:space="preserve">C++, </w:t>
-      </w:r>
-      <w:proofErr w:type="gramStart"/>
-      <w:r>
-        <w:rPr>
-          <w:rFonts w:ascii="Garamond" w:hAnsi="Garamond" w:cs="Arial"/>
-          <w:iCs/>
-          <w:sz w:val="21"/>
-          <w:szCs w:val="21"/>
-        </w:rPr>
-        <w:t xml:space="preserve">C, </w:t>
-      </w:r>
-      <w:r>
-        <w:rPr>
-          <w:rFonts w:ascii="Garamond" w:hAnsi="Garamond" w:cs="Arial"/>
-          <w:iCs/>
-          <w:sz w:val="21"/>
-          <w:szCs w:val="21"/>
-        </w:rPr>
-        <w:t>Python</w:t>
-      </w:r>
-      <w:proofErr w:type="gramEnd"/>
-      <w:r>
-        <w:rPr>
-          <w:rFonts w:ascii="Garamond" w:hAnsi="Garamond" w:cs="Arial"/>
-          <w:iCs/>
-          <w:sz w:val="21"/>
-          <w:szCs w:val="21"/>
-        </w:rPr>
-        <w:t>,</w:t>
+        <w:t xml:space="preserve">C++, C, </w:t>
+      </w:r>
+      <w:r>
+        <w:rPr>
+          <w:rFonts w:ascii="Garamond" w:hAnsi="Garamond" w:cs="Arial"/>
+          <w:iCs/>
+          <w:sz w:val="21"/>
+          <w:szCs w:val="21"/>
+        </w:rPr>
+        <w:t>Python,</w:t>
       </w:r>
       <w:r>
         <w:rPr>
@@ -857,15 +835,6 @@
           <w:sz w:val="21"/>
           <w:szCs w:val="21"/>
         </w:rPr>
-        <w:t xml:space="preserve">AGV, AMR, </w:t>
-      </w:r>
-      <w:r>
-        <w:rPr>
-          <w:rFonts w:ascii="Garamond" w:hAnsi="Garamond" w:cs="Arial"/>
-          <w:iCs/>
-          <w:sz w:val="21"/>
-          <w:szCs w:val="21"/>
-        </w:rPr>
         <w:t>perception</w:t>
       </w:r>
       <w:r>
@@ -884,16 +853,61 @@
           <w:sz w:val="21"/>
           <w:szCs w:val="21"/>
         </w:rPr>
-        <w:t xml:space="preserve">trajectorg </w:t>
-      </w:r>
-      <w:r>
-        <w:rPr>
-          <w:rFonts w:ascii="Garamond" w:hAnsi="Garamond" w:cs="Arial"/>
-          <w:iCs/>
-          <w:sz w:val="21"/>
-          <w:szCs w:val="21"/>
-        </w:rPr>
-        <w:t xml:space="preserve">planning, execution, </w:t>
+        <w:t>trajector</w:t>
+      </w:r>
+      <w:r>
+        <w:rPr>
+          <w:rFonts w:ascii="Garamond" w:hAnsi="Garamond" w:cs="Arial"/>
+          <w:iCs/>
+          <w:sz w:val="21"/>
+          <w:szCs w:val="21"/>
+        </w:rPr>
+        <w:t>y</w:t>
+      </w:r>
+      <w:r>
+        <w:rPr>
+          <w:rFonts w:ascii="Garamond" w:hAnsi="Garamond" w:cs="Arial"/>
+          <w:iCs/>
+          <w:sz w:val="21"/>
+          <w:szCs w:val="21"/>
+        </w:rPr>
+        <w:t xml:space="preserve"> </w:t>
+      </w:r>
+      <w:r>
+        <w:rPr>
+          <w:rFonts w:ascii="Garamond" w:hAnsi="Garamond" w:cs="Arial"/>
+          <w:iCs/>
+          <w:sz w:val="21"/>
+          <w:szCs w:val="21"/>
+        </w:rPr>
+        <w:t>planning</w:t>
+      </w:r>
+      <w:r>
+        <w:rPr>
+          <w:rFonts w:ascii="Garamond" w:hAnsi="Garamond" w:cs="Arial"/>
+          <w:iCs/>
+          <w:sz w:val="21"/>
+          <w:szCs w:val="21"/>
+        </w:rPr>
+        <w:t xml:space="preserve">, </w:t>
+      </w:r>
+      <w:r>
+        <w:rPr>
+          <w:rFonts w:ascii="Garamond" w:hAnsi="Garamond" w:cs="Arial"/>
+          <w:iCs/>
+          <w:sz w:val="21"/>
+          <w:szCs w:val="21"/>
+        </w:rPr>
+        <w:t>signal-quality assessment</w:t>
+      </w:r>
+      <w:r>
+        <w:rPr>
+          <w:rFonts w:ascii="Garamond" w:hAnsi="Garamond" w:cs="Arial"/>
+          <w:iCs/>
+          <w:sz w:val="21"/>
+          <w:szCs w:val="21"/>
+        </w:rPr>
+        <w:t xml:space="preserve">, </w:t>
       </w:r>
       <w:r>
         <w:rPr>
@@ -947,7 +961,7 @@
           <w:sz w:val="21"/>
           <w:szCs w:val="21"/>
         </w:rPr>
-        <w:t xml:space="preserve">sensor fusion, EKF, </w:t>
+        <w:t xml:space="preserve">sensor fusion, </w:t>
       </w:r>
       <w:r>
         <w:rPr>
@@ -1332,25 +1346,7 @@
           <w:sz w:val="21"/>
           <w:szCs w:val="21"/>
         </w:rPr>
-        <w:t xml:space="preserve">Visibility Evaluation Around Unsignalized Intersections with Occlusion </w:t>
-      </w:r>
-      <w:proofErr w:type="gramStart"/>
-      <w:r>
-        <w:rPr>
-          <w:rFonts w:ascii="Garamond" w:hAnsi="Garamond" w:cs="Arial"/>
-          <w:sz w:val="21"/>
-          <w:szCs w:val="21"/>
-        </w:rPr>
-        <w:t>From</w:t>
-      </w:r>
-      <w:proofErr w:type="gramEnd"/>
-      <w:r>
-        <w:rPr>
-          <w:rFonts w:ascii="Garamond" w:hAnsi="Garamond" w:cs="Arial"/>
-          <w:sz w:val="21"/>
-          <w:szCs w:val="21"/>
-        </w:rPr>
-        <w:t xml:space="preserve"> Arbitrary On-road Viewpoints Using Point Cloud Maps</w:t>
+        <w:t>Visibility Evaluation Around Unsignalized Intersections with Occlusion From Arbitrary On-road Viewpoints Using Point Cloud Maps</w:t>
       </w:r>
       <w:r>
         <w:rPr>
@@ -2488,7 +2484,6 @@
         </w:rPr>
         <w:t xml:space="preserve">Designed and built </w:t>
       </w:r>
-      <w:proofErr w:type="gramStart"/>
       <w:r>
         <w:rPr>
           <w:rFonts w:ascii="Garamond" w:hAnsi="Garamond" w:cs="Arial"/>
@@ -2497,7 +2492,6 @@
         </w:rPr>
         <w:t>map</w:t>
       </w:r>
-      <w:proofErr w:type="gramEnd"/>
       <w:r>
         <w:rPr>
           <w:rFonts w:ascii="Garamond" w:hAnsi="Garamond" w:cs="Arial"/>
@@ -2634,25 +2628,7 @@
           <w:sz w:val="21"/>
           <w:szCs w:val="21"/>
         </w:rPr>
-        <w:t xml:space="preserve"> that </w:t>
-      </w:r>
-      <w:proofErr w:type="gramStart"/>
-      <w:r>
-        <w:rPr>
-          <w:rFonts w:ascii="Garamond" w:hAnsi="Garamond" w:cs="Arial"/>
-          <w:sz w:val="21"/>
-          <w:szCs w:val="21"/>
-        </w:rPr>
-        <w:t>processed</w:t>
-      </w:r>
-      <w:proofErr w:type="gramEnd"/>
-      <w:r>
-        <w:rPr>
-          <w:rFonts w:ascii="Garamond" w:hAnsi="Garamond" w:cs="Arial"/>
-          <w:sz w:val="21"/>
-          <w:szCs w:val="21"/>
-        </w:rPr>
-        <w:t xml:space="preserve"> </w:t>
+        <w:t xml:space="preserve"> that processed </w:t>
       </w:r>
       <w:r>
         <w:rPr>
@@ -3365,27 +3341,7 @@
           <w:sz w:val="21"/>
           <w:szCs w:val="21"/>
         </w:rPr>
-        <w:t xml:space="preserve">Prototyping, Extended Kalman </w:t>
-      </w:r>
-      <w:proofErr w:type="gramStart"/>
-      <w:r>
-        <w:rPr>
-          <w:rFonts w:ascii="Garamond" w:hAnsi="Garamond" w:cs="Arial"/>
-          <w:i/>
-          <w:sz w:val="21"/>
-          <w:szCs w:val="21"/>
-        </w:rPr>
-        <w:t>Filter ,</w:t>
-      </w:r>
-      <w:proofErr w:type="gramEnd"/>
-      <w:r>
-        <w:rPr>
-          <w:rFonts w:ascii="Garamond" w:hAnsi="Garamond" w:cs="Arial"/>
-          <w:i/>
-          <w:sz w:val="21"/>
-          <w:szCs w:val="21"/>
-        </w:rPr>
-        <w:t xml:space="preserve"> C++, ROS</w:t>
+        <w:t>Prototyping, Extended Kalman Filter , C++, ROS</w:t>
       </w:r>
       <w:r>
         <w:rPr>
@@ -3515,54 +3471,8 @@
           <w:sz w:val="21"/>
           <w:szCs w:val="21"/>
         </w:rPr>
-        <w:t xml:space="preserve"> among </w:t>
-      </w:r>
-      <w:proofErr w:type="gramStart"/>
-      <w:r>
-        <w:rPr>
-          <w:rFonts w:ascii="Garamond" w:hAnsi="Garamond" w:cs="Arial"/>
-          <w:sz w:val="21"/>
-          <w:szCs w:val="21"/>
-        </w:rPr>
-        <w:t>pedestrian</w:t>
-      </w:r>
-      <w:proofErr w:type="gramEnd"/>
-      <w:r>
-        <w:rPr>
-          <w:rFonts w:ascii="Garamond" w:hAnsi="Garamond" w:cs="Arial"/>
-          <w:sz w:val="21"/>
-          <w:szCs w:val="21"/>
-        </w:rPr>
-        <w:t xml:space="preserve">, </w:t>
-      </w:r>
-      <w:proofErr w:type="gramStart"/>
-      <w:r>
-        <w:rPr>
-          <w:rFonts w:ascii="Garamond" w:hAnsi="Garamond" w:cs="Arial"/>
-          <w:sz w:val="21"/>
-          <w:szCs w:val="21"/>
-        </w:rPr>
-        <w:t>cyclist</w:t>
-      </w:r>
-      <w:proofErr w:type="gramEnd"/>
-      <w:r>
-        <w:rPr>
-          <w:rFonts w:ascii="Garamond" w:hAnsi="Garamond" w:cs="Arial"/>
-          <w:sz w:val="21"/>
-          <w:szCs w:val="21"/>
-        </w:rPr>
-        <w:t xml:space="preserve">, and intelligent </w:t>
-      </w:r>
-      <w:proofErr w:type="gramStart"/>
-      <w:r>
-        <w:rPr>
-          <w:rFonts w:ascii="Garamond" w:hAnsi="Garamond" w:cs="Arial"/>
-          <w:sz w:val="21"/>
-          <w:szCs w:val="21"/>
-        </w:rPr>
-        <w:t>wheelchair</w:t>
-      </w:r>
-      <w:proofErr w:type="gramEnd"/>
+        <w:t xml:space="preserve"> among pedestrian, cyclist, and intelligent wheelchair</w:t>
+      </w:r>
     </w:p>
     <w:p>
       <w:pPr>
@@ -3681,7 +3591,6 @@
           <w:sz w:val="21"/>
           <w:szCs w:val="21"/>
         </w:rPr>
-        <w:lastRenderedPageBreak/>
         <w:t>Operated</w:t>
       </w:r>
       <w:r>
@@ -5039,6 +4948,15 @@
 </file>
 
 <file path=customXml/item1.xml><?xml version="1.0" encoding="utf-8"?>
+<?mso-contentType ?>
+<FormTemplates xmlns="http://schemas.microsoft.com/sharepoint/v3/contenttype/forms">
+  <Display>DocumentLibraryForm</Display>
+  <Edit>DocumentLibraryForm</Edit>
+  <New>DocumentLibraryForm</New>
+</FormTemplates>
+</file>
+
+<file path=customXml/item2.xml><?xml version="1.0" encoding="utf-8"?>
 <ct:contentTypeSchema xmlns:ct="http://schemas.microsoft.com/office/2006/metadata/contentType" xmlns:ma="http://schemas.microsoft.com/office/2006/metadata/properties/metaAttributes" ct:_="" ma:_="" ma:contentTypeName="Document" ma:contentTypeID="0x010100E00F7205C82CFC49993A09459E403F9D" ma:contentTypeVersion="11" ma:contentTypeDescription="Create a new document." ma:contentTypeScope="" ma:versionID="15ca1506d9d0bc3d30df8ed0110f0d4e">
   <xsd:schema xmlns:xsd="http://www.w3.org/2001/XMLSchema" xmlns:xs="http://www.w3.org/2001/XMLSchema" xmlns:p="http://schemas.microsoft.com/office/2006/metadata/properties" xmlns:ns2="8f1b7c86-42c5-4929-b887-8cfd13270314" xmlns:ns3="671c1944-cc4f-476c-949f-52559c641db4" targetNamespace="http://schemas.microsoft.com/office/2006/metadata/properties" ma:root="true" ma:fieldsID="db6c2aada95e6879eb2870ebec6b4aa1" ns2:_="" ns3:_="">
     <xsd:import namespace="8f1b7c86-42c5-4929-b887-8cfd13270314"/>
@@ -5249,16 +5167,15 @@
 </ct:contentTypeSchema>
 </file>
 
-<file path=customXml/item2.xml><?xml version="1.0" encoding="utf-8"?>
-<?mso-contentType ?>
-<FormTemplates xmlns="http://schemas.microsoft.com/sharepoint/v3/contenttype/forms">
-  <Display>DocumentLibraryForm</Display>
-  <Edit>DocumentLibraryForm</Edit>
-  <New>DocumentLibraryForm</New>
-</FormTemplates>
+<file path=customXml/itemProps1.xml><?xml version="1.0" encoding="utf-8"?>
+<ds:datastoreItem xmlns:ds="http://schemas.openxmlformats.org/officeDocument/2006/customXml" ds:itemID="{8E8AFA64-578D-46FF-A288-428D1FA7C9F1}">
+  <ds:schemaRefs>
+    <ds:schemaRef ds:uri="http://schemas.microsoft.com/sharepoint/v3/contenttype/forms"/>
+  </ds:schemaRefs>
+</ds:datastoreItem>
 </file>
 
-<file path=customXml/itemProps1.xml><?xml version="1.0" encoding="utf-8"?>
+<file path=customXml/itemProps2.xml><?xml version="1.0" encoding="utf-8"?>
 <ds:datastoreItem xmlns:ds="http://schemas.openxmlformats.org/officeDocument/2006/customXml" ds:itemID="{5ECCFF00-82E4-439E-8D62-678F77120EF2}">
   <ds:schemaRefs>
     <ds:schemaRef ds:uri="http://schemas.microsoft.com/office/2006/metadata/contentType"/>
@@ -5275,12 +5192,4 @@
     <ds:schemaRef ds:uri="http://schemas.microsoft.com/internal/obd"/>
   </ds:schemaRefs>
 </ds:datastoreItem>
-</file>
-
-<file path=customXml/itemProps2.xml><?xml version="1.0" encoding="utf-8"?>
-<ds:datastoreItem xmlns:ds="http://schemas.openxmlformats.org/officeDocument/2006/customXml" ds:itemID="{8E8AFA64-578D-46FF-A288-428D1FA7C9F1}">
-  <ds:schemaRefs>
-    <ds:schemaRef ds:uri="http://schemas.microsoft.com/sharepoint/v3/contenttype/forms"/>
-  </ds:schemaRefs>
-</ds:datastoreItem>
 </file>
--- a/Marika_Nishi_Resume.docx
+++ b/Marika_Nishi_Resume.docx
@@ -37,20 +37,6 @@
           <w:sz w:val="40"/>
         </w:rPr>
         <w:t xml:space="preserve"> </w:t>
-      </w:r>
-      <w:r>
-        <w:rPr>
-          <w:rFonts w:ascii="Times New Roman" w:hAnsi="Times New Roman" w:cs="Times New Roman"/>
-          <w:szCs w:val="14"/>
-        </w:rPr>
-        <w:t>Robotics</w:t>
-      </w:r>
-      <w:r>
-        <w:rPr>
-          <w:rFonts w:ascii="Times New Roman" w:hAnsi="Times New Roman" w:cs="Times New Roman"/>
-          <w:szCs w:val="14"/>
-        </w:rPr>
-        <w:t xml:space="preserve"> Engineer</w:t>
       </w:r>
     </w:p>
     <w:p>
@@ -4628,6 +4614,15 @@
 </file>
 
 <file path=customXml/item1.xml><?xml version="1.0" encoding="utf-8"?>
+<?mso-contentType ?>
+<FormTemplates xmlns="http://schemas.microsoft.com/sharepoint/v3/contenttype/forms">
+  <Display>DocumentLibraryForm</Display>
+  <Edit>DocumentLibraryForm</Edit>
+  <New>DocumentLibraryForm</New>
+</FormTemplates>
+</file>
+
+<file path=customXml/item2.xml><?xml version="1.0" encoding="utf-8"?>
 <ct:contentTypeSchema xmlns:ct="http://schemas.microsoft.com/office/2006/metadata/contentType" xmlns:ma="http://schemas.microsoft.com/office/2006/metadata/properties/metaAttributes" ct:_="" ma:_="" ma:contentTypeName="Document" ma:contentTypeID="0x010100E00F7205C82CFC49993A09459E403F9D" ma:contentTypeVersion="11" ma:contentTypeDescription="Create a new document." ma:contentTypeScope="" ma:versionID="15ca1506d9d0bc3d30df8ed0110f0d4e">
   <xsd:schema xmlns:xsd="http://www.w3.org/2001/XMLSchema" xmlns:xs="http://www.w3.org/2001/XMLSchema" xmlns:p="http://schemas.microsoft.com/office/2006/metadata/properties" xmlns:ns2="8f1b7c86-42c5-4929-b887-8cfd13270314" xmlns:ns3="671c1944-cc4f-476c-949f-52559c641db4" targetNamespace="http://schemas.microsoft.com/office/2006/metadata/properties" ma:root="true" ma:fieldsID="db6c2aada95e6879eb2870ebec6b4aa1" ns2:_="" ns3:_="">
     <xsd:import namespace="8f1b7c86-42c5-4929-b887-8cfd13270314"/>
@@ -4838,16 +4833,15 @@
 </ct:contentTypeSchema>
 </file>
 
-<file path=customXml/item2.xml><?xml version="1.0" encoding="utf-8"?>
-<?mso-contentType ?>
-<FormTemplates xmlns="http://schemas.microsoft.com/sharepoint/v3/contenttype/forms">
-  <Display>DocumentLibraryForm</Display>
-  <Edit>DocumentLibraryForm</Edit>
-  <New>DocumentLibraryForm</New>
-</FormTemplates>
+<file path=customXml/itemProps1.xml><?xml version="1.0" encoding="utf-8"?>
+<ds:datastoreItem xmlns:ds="http://schemas.openxmlformats.org/officeDocument/2006/customXml" ds:itemID="{8E8AFA64-578D-46FF-A288-428D1FA7C9F1}">
+  <ds:schemaRefs>
+    <ds:schemaRef ds:uri="http://schemas.microsoft.com/sharepoint/v3/contenttype/forms"/>
+  </ds:schemaRefs>
+</ds:datastoreItem>
 </file>
 
-<file path=customXml/itemProps1.xml><?xml version="1.0" encoding="utf-8"?>
+<file path=customXml/itemProps2.xml><?xml version="1.0" encoding="utf-8"?>
 <ds:datastoreItem xmlns:ds="http://schemas.openxmlformats.org/officeDocument/2006/customXml" ds:itemID="{5ECCFF00-82E4-439E-8D62-678F77120EF2}">
   <ds:schemaRefs>
     <ds:schemaRef ds:uri="http://schemas.microsoft.com/office/2006/metadata/contentType"/>
@@ -4864,12 +4858,4 @@
     <ds:schemaRef ds:uri="http://schemas.microsoft.com/internal/obd"/>
   </ds:schemaRefs>
 </ds:datastoreItem>
-</file>
-
-<file path=customXml/itemProps2.xml><?xml version="1.0" encoding="utf-8"?>
-<ds:datastoreItem xmlns:ds="http://schemas.openxmlformats.org/officeDocument/2006/customXml" ds:itemID="{8E8AFA64-578D-46FF-A288-428D1FA7C9F1}">
-  <ds:schemaRefs>
-    <ds:schemaRef ds:uri="http://schemas.microsoft.com/sharepoint/v3/contenttype/forms"/>
-  </ds:schemaRefs>
-</ds:datastoreItem>
 </file>
--- a/Marika_Nishi_Resume.docx
+++ b/Marika_Nishi_Resume.docx
@@ -33,25 +33,23 @@
       <w:r>
         <w:rPr>
           <w:rFonts w:ascii="Times New Roman" w:hAnsi="Times New Roman" w:cs="Times New Roman"/>
-          <w:sz w:val="40"/>
+          <w:szCs w:val="14"/>
         </w:rPr>
         <w:t xml:space="preserve"> </w:t>
       </w:r>
       <w:r>
         <w:rPr>
           <w:rFonts w:ascii="Times New Roman" w:hAnsi="Times New Roman" w:cs="Times New Roman"/>
-          <w:sz w:val="21"/>
-          <w:szCs w:val="12"/>
-        </w:rPr>
-        <w:t>Robotics</w:t>
+          <w:szCs w:val="14"/>
+        </w:rPr>
+        <w:t>Robotics Software Engineer</w:t>
       </w:r>
       <w:r>
         <w:rPr>
           <w:rFonts w:ascii="Times New Roman" w:hAnsi="Times New Roman" w:cs="Times New Roman"/>
-          <w:sz w:val="21"/>
-          <w:szCs w:val="12"/>
-        </w:rPr>
-        <w:t xml:space="preserve"> Engineer</w:t>
+          <w:szCs w:val="14"/>
+        </w:rPr>
+        <w:t xml:space="preserve"> – New Grad</w:t>
       </w:r>
     </w:p>
     <w:p>
@@ -736,6 +734,33 @@
           <w:sz w:val="21"/>
           <w:szCs w:val="21"/>
         </w:rPr>
+        <w:t>Python,</w:t>
+      </w:r>
+      <w:r>
+        <w:rPr>
+          <w:rFonts w:ascii="Garamond" w:hAnsi="Garamond" w:cs="Arial"/>
+          <w:iCs/>
+          <w:sz w:val="21"/>
+          <w:szCs w:val="21"/>
+        </w:rPr>
+        <w:t xml:space="preserve"> </w:t>
+      </w:r>
+      <w:r>
+        <w:rPr>
+          <w:rFonts w:ascii="Garamond" w:hAnsi="Garamond" w:cs="Arial"/>
+          <w:iCs/>
+          <w:sz w:val="21"/>
+          <w:szCs w:val="21"/>
+        </w:rPr>
+        <w:t xml:space="preserve">PyTorch, </w:t>
+      </w:r>
+      <w:r>
+        <w:rPr>
+          <w:rFonts w:ascii="Garamond" w:hAnsi="Garamond" w:cs="Arial"/>
+          <w:iCs/>
+          <w:sz w:val="21"/>
+          <w:szCs w:val="21"/>
+        </w:rPr>
         <w:t xml:space="preserve">C++, C, </w:t>
       </w:r>
       <w:r>
@@ -745,7 +770,16 @@
           <w:sz w:val="21"/>
           <w:szCs w:val="21"/>
         </w:rPr>
-        <w:t>Python,</w:t>
+        <w:t>ROS, ROS2</w:t>
+      </w:r>
+      <w:r>
+        <w:rPr>
+          <w:rFonts w:ascii="Garamond" w:hAnsi="Garamond" w:cs="Arial"/>
+          <w:iCs/>
+          <w:sz w:val="21"/>
+          <w:szCs w:val="21"/>
+        </w:rPr>
+        <w:t>,</w:t>
       </w:r>
       <w:r>
         <w:rPr>
@@ -763,25 +797,7 @@
           <w:sz w:val="21"/>
           <w:szCs w:val="21"/>
         </w:rPr>
-        <w:t xml:space="preserve">PyTorch, </w:t>
-      </w:r>
-      <w:r>
-        <w:rPr>
-          <w:rFonts w:ascii="Garamond" w:hAnsi="Garamond" w:cs="Arial"/>
-          <w:iCs/>
-          <w:sz w:val="21"/>
-          <w:szCs w:val="21"/>
-        </w:rPr>
-        <w:t xml:space="preserve">MATLAB, </w:t>
-      </w:r>
-      <w:r>
-        <w:rPr>
-          <w:rFonts w:ascii="Garamond" w:hAnsi="Garamond" w:cs="Arial"/>
-          <w:iCs/>
-          <w:sz w:val="21"/>
-          <w:szCs w:val="21"/>
-        </w:rPr>
-        <w:t>ROS, ROS2</w:t>
+        <w:t>ML, AI</w:t>
       </w:r>
       <w:r>
         <w:rPr>
@@ -799,7 +815,25 @@
           <w:sz w:val="21"/>
           <w:szCs w:val="21"/>
         </w:rPr>
-        <w:t>ML</w:t>
+        <w:t xml:space="preserve">autonomous driving, </w:t>
+      </w:r>
+      <w:r>
+        <w:rPr>
+          <w:rFonts w:ascii="Garamond" w:hAnsi="Garamond" w:cs="Arial"/>
+          <w:iCs/>
+          <w:sz w:val="21"/>
+          <w:szCs w:val="21"/>
+        </w:rPr>
+        <w:t xml:space="preserve">CUDA, </w:t>
+      </w:r>
+      <w:r>
+        <w:rPr>
+          <w:rFonts w:ascii="Garamond" w:hAnsi="Garamond" w:cs="Arial"/>
+          <w:iCs/>
+          <w:sz w:val="21"/>
+          <w:szCs w:val="21"/>
+        </w:rPr>
+        <w:t>computer vision</w:t>
       </w:r>
       <w:r>
         <w:rPr>
@@ -817,25 +851,7 @@
           <w:sz w:val="21"/>
           <w:szCs w:val="21"/>
         </w:rPr>
-        <w:t>AI,</w:t>
-      </w:r>
-      <w:r>
-        <w:rPr>
-          <w:rFonts w:ascii="Garamond" w:hAnsi="Garamond" w:cs="Arial"/>
-          <w:iCs/>
-          <w:sz w:val="21"/>
-          <w:szCs w:val="21"/>
-        </w:rPr>
-        <w:t xml:space="preserve"> </w:t>
-      </w:r>
-      <w:r>
-        <w:rPr>
-          <w:rFonts w:ascii="Garamond" w:hAnsi="Garamond" w:cs="Arial"/>
-          <w:iCs/>
-          <w:sz w:val="21"/>
-          <w:szCs w:val="21"/>
-        </w:rPr>
-        <w:t>perception</w:t>
+        <w:t>robot motion</w:t>
       </w:r>
       <w:r>
         <w:rPr>
@@ -853,142 +869,52 @@
           <w:sz w:val="21"/>
           <w:szCs w:val="21"/>
         </w:rPr>
-        <w:t>trajector</w:t>
-      </w:r>
-      <w:r>
-        <w:rPr>
-          <w:rFonts w:ascii="Garamond" w:hAnsi="Garamond" w:cs="Arial"/>
-          <w:iCs/>
-          <w:sz w:val="21"/>
-          <w:szCs w:val="21"/>
-        </w:rPr>
-        <w:t>y</w:t>
-      </w:r>
-      <w:r>
-        <w:rPr>
-          <w:rFonts w:ascii="Garamond" w:hAnsi="Garamond" w:cs="Arial"/>
-          <w:iCs/>
-          <w:sz w:val="21"/>
-          <w:szCs w:val="21"/>
-        </w:rPr>
-        <w:t xml:space="preserve"> </w:t>
-      </w:r>
-      <w:r>
-        <w:rPr>
-          <w:rFonts w:ascii="Garamond" w:hAnsi="Garamond" w:cs="Arial"/>
-          <w:iCs/>
-          <w:sz w:val="21"/>
-          <w:szCs w:val="21"/>
-        </w:rPr>
-        <w:t>planning</w:t>
-      </w:r>
-      <w:r>
-        <w:rPr>
-          <w:rFonts w:ascii="Garamond" w:hAnsi="Garamond" w:cs="Arial"/>
-          <w:iCs/>
-          <w:sz w:val="21"/>
-          <w:szCs w:val="21"/>
-        </w:rPr>
-        <w:t xml:space="preserve">, </w:t>
-      </w:r>
-      <w:r>
-        <w:rPr>
-          <w:rFonts w:ascii="Garamond" w:hAnsi="Garamond" w:cs="Arial"/>
-          <w:iCs/>
-          <w:sz w:val="21"/>
-          <w:szCs w:val="21"/>
-        </w:rPr>
-        <w:t>signal-quality assessment</w:t>
-      </w:r>
-      <w:r>
-        <w:rPr>
-          <w:rFonts w:ascii="Garamond" w:hAnsi="Garamond" w:cs="Arial"/>
-          <w:iCs/>
-          <w:sz w:val="21"/>
-          <w:szCs w:val="21"/>
-        </w:rPr>
-        <w:t xml:space="preserve">, </w:t>
-      </w:r>
-      <w:r>
-        <w:rPr>
-          <w:rFonts w:ascii="Garamond" w:hAnsi="Garamond" w:cs="Arial"/>
-          <w:iCs/>
-          <w:sz w:val="21"/>
-          <w:szCs w:val="21"/>
-        </w:rPr>
-        <w:t xml:space="preserve">simulation (IsaacSim, Gazebo, MuJoCo), </w:t>
-      </w:r>
-      <w:r>
-        <w:rPr>
-          <w:rFonts w:ascii="Garamond" w:hAnsi="Garamond" w:cs="Arial"/>
-          <w:iCs/>
-          <w:sz w:val="21"/>
-          <w:szCs w:val="21"/>
-        </w:rPr>
-        <w:t xml:space="preserve">drone, autonomous driving, </w:t>
-      </w:r>
-      <w:r>
-        <w:rPr>
-          <w:rFonts w:ascii="Garamond" w:hAnsi="Garamond" w:cs="Arial"/>
-          <w:iCs/>
-          <w:sz w:val="21"/>
-          <w:szCs w:val="21"/>
-        </w:rPr>
-        <w:t>Lin</w:t>
-      </w:r>
-      <w:r>
-        <w:rPr>
-          <w:rFonts w:ascii="Garamond" w:hAnsi="Garamond" w:cs="Arial"/>
-          <w:iCs/>
-          <w:sz w:val="21"/>
-          <w:szCs w:val="21"/>
-        </w:rPr>
-        <w:t>u</w:t>
-      </w:r>
-      <w:r>
-        <w:rPr>
-          <w:rFonts w:ascii="Garamond" w:hAnsi="Garamond" w:cs="Arial"/>
-          <w:iCs/>
-          <w:sz w:val="21"/>
-          <w:szCs w:val="21"/>
-        </w:rPr>
-        <w:t xml:space="preserve">x, </w:t>
-      </w:r>
-      <w:r>
-        <w:rPr>
-          <w:rFonts w:ascii="Garamond" w:hAnsi="Garamond" w:cs="Arial"/>
-          <w:iCs/>
-          <w:sz w:val="21"/>
-          <w:szCs w:val="21"/>
-        </w:rPr>
-        <w:t xml:space="preserve">sensor fusion, </w:t>
-      </w:r>
-      <w:r>
-        <w:rPr>
-          <w:rFonts w:ascii="Garamond" w:hAnsi="Garamond" w:cs="Arial"/>
-          <w:iCs/>
-          <w:sz w:val="21"/>
-          <w:szCs w:val="21"/>
-        </w:rPr>
-        <w:t>Git,</w:t>
-      </w:r>
-      <w:r>
-        <w:rPr>
-          <w:rFonts w:ascii="Garamond" w:hAnsi="Garamond" w:cs="Arial"/>
-          <w:iCs/>
-          <w:sz w:val="21"/>
-          <w:szCs w:val="21"/>
-        </w:rPr>
-        <w:t xml:space="preserve"> </w:t>
-      </w:r>
-      <w:r>
-        <w:rPr>
-          <w:rFonts w:ascii="Garamond" w:hAnsi="Garamond" w:cs="Arial"/>
-          <w:iCs/>
-          <w:sz w:val="21"/>
-          <w:szCs w:val="21"/>
-        </w:rPr>
-        <w:t>ML-based control</w:t>
+        <w:t xml:space="preserve">sensor fusion, localization, </w:t>
+      </w:r>
+      <w:r>
+        <w:rPr>
+          <w:rFonts w:ascii="Garamond" w:hAnsi="Garamond" w:cs="Arial"/>
+          <w:iCs/>
+          <w:sz w:val="21"/>
+          <w:szCs w:val="21"/>
+        </w:rPr>
+        <w:t xml:space="preserve">path </w:t>
+      </w:r>
+      <w:r>
+        <w:rPr>
+          <w:rFonts w:ascii="Garamond" w:hAnsi="Garamond" w:cs="Arial"/>
+          <w:iCs/>
+          <w:sz w:val="21"/>
+          <w:szCs w:val="21"/>
+        </w:rPr>
+        <w:t xml:space="preserve">planning, </w:t>
+      </w:r>
+      <w:r>
+        <w:rPr>
+          <w:rFonts w:ascii="Garamond" w:hAnsi="Garamond" w:cs="Arial"/>
+          <w:iCs/>
+          <w:sz w:val="21"/>
+          <w:szCs w:val="21"/>
+        </w:rPr>
+        <w:t xml:space="preserve">EKF, </w:t>
+      </w:r>
+      <w:r>
+        <w:rPr>
+          <w:rFonts w:ascii="Garamond" w:hAnsi="Garamond" w:cs="Arial"/>
+          <w:iCs/>
+          <w:sz w:val="21"/>
+          <w:szCs w:val="21"/>
+        </w:rPr>
+        <w:t xml:space="preserve">OpenCV, Linux, version control, Git, </w:t>
+      </w:r>
+      <w:r>
+        <w:rPr>
+          <w:rFonts w:ascii="Garamond" w:hAnsi="Garamond" w:cs="Arial"/>
+          <w:iCs/>
+          <w:sz w:val="21"/>
+          <w:szCs w:val="21"/>
+        </w:rPr>
+        <w:t>simulation (Isaac Sim, Gazebo)</w:t>
       </w:r>
     </w:p>
     <w:p>
@@ -1027,6 +953,22 @@
           <w:sz w:val="21"/>
           <w:szCs w:val="21"/>
         </w:rPr>
+        <w:t>depth sensors</w:t>
+      </w:r>
+      <w:r>
+        <w:rPr>
+          <w:rFonts w:ascii="Garamond" w:hAnsi="Garamond" w:cs="Arial"/>
+          <w:sz w:val="21"/>
+          <w:szCs w:val="21"/>
+        </w:rPr>
+        <w:t xml:space="preserve">, </w:t>
+      </w:r>
+      <w:r>
+        <w:rPr>
+          <w:rFonts w:ascii="Garamond" w:hAnsi="Garamond" w:cs="Arial"/>
+          <w:sz w:val="21"/>
+          <w:szCs w:val="21"/>
+        </w:rPr>
         <w:t>LiDAR</w:t>
       </w:r>
       <w:r>
@@ -1051,7 +993,7 @@
           <w:sz w:val="21"/>
           <w:szCs w:val="21"/>
         </w:rPr>
-        <w:t xml:space="preserve">radar, </w:t>
+        <w:t xml:space="preserve">radars, </w:t>
       </w:r>
       <w:r>
         <w:rPr>
@@ -1101,15 +1043,7 @@
           <w:sz w:val="21"/>
           <w:szCs w:val="21"/>
         </w:rPr>
-        <w:t xml:space="preserve">Time-of-Flight sensors, </w:t>
-      </w:r>
-      <w:r>
-        <w:rPr>
-          <w:rFonts w:ascii="Garamond" w:hAnsi="Garamond" w:cs="Arial"/>
-          <w:sz w:val="21"/>
-          <w:szCs w:val="21"/>
-        </w:rPr>
-        <w:t xml:space="preserve">RTK-GNSS, </w:t>
+        <w:t xml:space="preserve">RTK-GPS, </w:t>
       </w:r>
       <w:r>
         <w:rPr>
@@ -4948,15 +4882,6 @@
 </file>
 
 <file path=customXml/item1.xml><?xml version="1.0" encoding="utf-8"?>
-<?mso-contentType ?>
-<FormTemplates xmlns="http://schemas.microsoft.com/sharepoint/v3/contenttype/forms">
-  <Display>DocumentLibraryForm</Display>
-  <Edit>DocumentLibraryForm</Edit>
-  <New>DocumentLibraryForm</New>
-</FormTemplates>
-</file>
-
-<file path=customXml/item2.xml><?xml version="1.0" encoding="utf-8"?>
 <ct:contentTypeSchema xmlns:ct="http://schemas.microsoft.com/office/2006/metadata/contentType" xmlns:ma="http://schemas.microsoft.com/office/2006/metadata/properties/metaAttributes" ct:_="" ma:_="" ma:contentTypeName="Document" ma:contentTypeID="0x010100E00F7205C82CFC49993A09459E403F9D" ma:contentTypeVersion="11" ma:contentTypeDescription="Create a new document." ma:contentTypeScope="" ma:versionID="15ca1506d9d0bc3d30df8ed0110f0d4e">
   <xsd:schema xmlns:xsd="http://www.w3.org/2001/XMLSchema" xmlns:xs="http://www.w3.org/2001/XMLSchema" xmlns:p="http://schemas.microsoft.com/office/2006/metadata/properties" xmlns:ns2="8f1b7c86-42c5-4929-b887-8cfd13270314" xmlns:ns3="671c1944-cc4f-476c-949f-52559c641db4" targetNamespace="http://schemas.microsoft.com/office/2006/metadata/properties" ma:root="true" ma:fieldsID="db6c2aada95e6879eb2870ebec6b4aa1" ns2:_="" ns3:_="">
     <xsd:import namespace="8f1b7c86-42c5-4929-b887-8cfd13270314"/>
@@ -5167,15 +5092,16 @@
 </ct:contentTypeSchema>
 </file>
 
-<file path=customXml/itemProps1.xml><?xml version="1.0" encoding="utf-8"?>
-<ds:datastoreItem xmlns:ds="http://schemas.openxmlformats.org/officeDocument/2006/customXml" ds:itemID="{8E8AFA64-578D-46FF-A288-428D1FA7C9F1}">
-  <ds:schemaRefs>
-    <ds:schemaRef ds:uri="http://schemas.microsoft.com/sharepoint/v3/contenttype/forms"/>
-  </ds:schemaRefs>
-</ds:datastoreItem>
+<file path=customXml/item2.xml><?xml version="1.0" encoding="utf-8"?>
+<?mso-contentType ?>
+<FormTemplates xmlns="http://schemas.microsoft.com/sharepoint/v3/contenttype/forms">
+  <Display>DocumentLibraryForm</Display>
+  <Edit>DocumentLibraryForm</Edit>
+  <New>DocumentLibraryForm</New>
+</FormTemplates>
 </file>
 
-<file path=customXml/itemProps2.xml><?xml version="1.0" encoding="utf-8"?>
+<file path=customXml/itemProps1.xml><?xml version="1.0" encoding="utf-8"?>
 <ds:datastoreItem xmlns:ds="http://schemas.openxmlformats.org/officeDocument/2006/customXml" ds:itemID="{5ECCFF00-82E4-439E-8D62-678F77120EF2}">
   <ds:schemaRefs>
     <ds:schemaRef ds:uri="http://schemas.microsoft.com/office/2006/metadata/contentType"/>
@@ -5192,4 +5118,12 @@
     <ds:schemaRef ds:uri="http://schemas.microsoft.com/internal/obd"/>
   </ds:schemaRefs>
 </ds:datastoreItem>
+</file>
+
+<file path=customXml/itemProps2.xml><?xml version="1.0" encoding="utf-8"?>
+<ds:datastoreItem xmlns:ds="http://schemas.openxmlformats.org/officeDocument/2006/customXml" ds:itemID="{8E8AFA64-578D-46FF-A288-428D1FA7C9F1}">
+  <ds:schemaRefs>
+    <ds:schemaRef ds:uri="http://schemas.microsoft.com/sharepoint/v3/contenttype/forms"/>
+  </ds:schemaRefs>
+</ds:datastoreItem>
 </file>
--- a/Marika_Nishi_Resume.docx
+++ b/Marika_Nishi_Resume.docx
@@ -38,6 +38,13 @@
         </w:rPr>
         <w:t xml:space="preserve"> </w:t>
       </w:r>
+      <w:r>
+        <w:rPr>
+          <w:rFonts w:ascii="Times New Roman" w:hAnsi="Times New Roman" w:cs="Times New Roman"/>
+          <w:szCs w:val="14"/>
+        </w:rPr>
+        <w:t>Robotics Engineer</w:t>
+      </w:r>
     </w:p>
     <w:p>
       <w:pPr>
@@ -100,6 +107,7 @@
         </w:rPr>
         <w:t>-</w:t>
       </w:r>
+      <w:proofErr w:type="gramStart"/>
       <w:r>
         <w:rPr>
           <w:rFonts w:ascii="Garamond" w:hAnsi="Garamond" w:cs="Arial"/>
@@ -122,7 +130,16 @@
           <w:sz w:val="18"/>
           <w:szCs w:val="18"/>
         </w:rPr>
-        <w:t xml:space="preserve">Philadelphia, PA </w:t>
+        <w:t>Philadelphia</w:t>
+      </w:r>
+      <w:proofErr w:type="gramEnd"/>
+      <w:r>
+        <w:rPr>
+          <w:rFonts w:ascii="Garamond" w:hAnsi="Garamond" w:cs="Arial"/>
+          <w:sz w:val="18"/>
+          <w:szCs w:val="18"/>
+        </w:rPr>
+        <w:t xml:space="preserve">, PA </w:t>
       </w:r>
       <w:hyperlink r:id="rId9" w:history="1">
         <w:r>
@@ -799,11 +816,19 @@
       <w:r>
         <w:rPr>
           <w:rFonts w:ascii="Garamond" w:hAnsi="Garamond" w:cs="Arial"/>
-          <w:iCs/>
-          <w:sz w:val="21"/>
-          <w:szCs w:val="21"/>
-        </w:rPr>
-        <w:t>Machine Learning</w:t>
+          <w:sz w:val="21"/>
+          <w:szCs w:val="21"/>
+        </w:rPr>
+        <w:t xml:space="preserve">simulation (Gazebo, IsaacSim), </w:t>
+      </w:r>
+      <w:r>
+        <w:rPr>
+          <w:rFonts w:ascii="Garamond" w:hAnsi="Garamond" w:cs="Arial"/>
+          <w:iCs/>
+          <w:sz w:val="21"/>
+          <w:szCs w:val="21"/>
+        </w:rPr>
+        <w:t>ML</w:t>
       </w:r>
       <w:r>
         <w:rPr>
@@ -922,46 +947,6 @@
           <w:szCs w:val="21"/>
         </w:rPr>
         <w:t xml:space="preserve">control, </w:t>
-      </w:r>
-      <w:r>
-        <w:rPr>
-          <w:rFonts w:ascii="Garamond" w:hAnsi="Garamond" w:cs="Arial"/>
-          <w:sz w:val="21"/>
-          <w:szCs w:val="21"/>
-        </w:rPr>
-        <w:t>s</w:t>
-      </w:r>
-      <w:r>
-        <w:rPr>
-          <w:rFonts w:ascii="Garamond" w:hAnsi="Garamond" w:cs="Arial"/>
-          <w:sz w:val="21"/>
-          <w:szCs w:val="21"/>
-        </w:rPr>
-        <w:t>imulator (Gazebo</w:t>
-      </w:r>
-      <w:r>
-        <w:rPr>
-          <w:rFonts w:ascii="Garamond" w:hAnsi="Garamond" w:cs="Arial"/>
-          <w:sz w:val="21"/>
-          <w:szCs w:val="21"/>
-        </w:rPr>
-        <w:t xml:space="preserve">, </w:t>
-      </w:r>
-      <w:r>
-        <w:rPr>
-          <w:rFonts w:ascii="Garamond" w:hAnsi="Garamond" w:cs="Arial"/>
-          <w:sz w:val="21"/>
-          <w:szCs w:val="21"/>
-        </w:rPr>
-        <w:t>IsaacSim</w:t>
-      </w:r>
-      <w:r>
-        <w:rPr>
-          <w:rFonts w:ascii="Garamond" w:hAnsi="Garamond" w:cs="Arial"/>
-          <w:sz w:val="21"/>
-          <w:szCs w:val="21"/>
-        </w:rPr>
-        <w:t xml:space="preserve">), </w:t>
       </w:r>
       <w:r>
         <w:rPr>
@@ -1048,6 +1033,14 @@
           <w:sz w:val="21"/>
           <w:szCs w:val="21"/>
         </w:rPr>
+        <w:t xml:space="preserve">3D </w:t>
+      </w:r>
+      <w:r>
+        <w:rPr>
+          <w:rFonts w:ascii="Garamond" w:hAnsi="Garamond" w:cs="Arial"/>
+          <w:sz w:val="21"/>
+          <w:szCs w:val="21"/>
+        </w:rPr>
         <w:t xml:space="preserve">CAD, </w:t>
       </w:r>
       <w:r>
@@ -1080,7 +1073,15 @@
           <w:sz w:val="21"/>
           <w:szCs w:val="21"/>
         </w:rPr>
-        <w:t xml:space="preserve">prototyping, validation, </w:t>
+        <w:t>validation</w:t>
+      </w:r>
+      <w:r>
+        <w:rPr>
+          <w:rFonts w:ascii="Garamond" w:hAnsi="Garamond" w:cs="Arial"/>
+          <w:sz w:val="21"/>
+          <w:szCs w:val="21"/>
+        </w:rPr>
+        <w:t xml:space="preserve">, </w:t>
       </w:r>
       <w:r>
         <w:rPr>
@@ -1397,7 +1398,25 @@
           <w:sz w:val="21"/>
           <w:szCs w:val="21"/>
         </w:rPr>
-        <w:t>Visibility Evaluation Around Unsignalized Intersections with Occlusion From Arbitrary On-road Viewpoints Using Point Cloud Maps</w:t>
+        <w:t xml:space="preserve">Visibility Evaluation Around Unsignalized Intersections with Occlusion </w:t>
+      </w:r>
+      <w:proofErr w:type="gramStart"/>
+      <w:r>
+        <w:rPr>
+          <w:rFonts w:ascii="Garamond" w:hAnsi="Garamond" w:cs="Arial"/>
+          <w:sz w:val="21"/>
+          <w:szCs w:val="21"/>
+        </w:rPr>
+        <w:t>From</w:t>
+      </w:r>
+      <w:proofErr w:type="gramEnd"/>
+      <w:r>
+        <w:rPr>
+          <w:rFonts w:ascii="Garamond" w:hAnsi="Garamond" w:cs="Arial"/>
+          <w:sz w:val="21"/>
+          <w:szCs w:val="21"/>
+        </w:rPr>
+        <w:t xml:space="preserve"> Arbitrary On-road Viewpoints Using Point Cloud Maps</w:t>
       </w:r>
       <w:r>
         <w:rPr>
@@ -2218,7 +2237,25 @@
           <w:sz w:val="21"/>
           <w:szCs w:val="21"/>
         </w:rPr>
-        <w:t>Designed and built map to enhance autonomous driving/ADAS by visualizing key information, such as routes and vehicle state using MATLAB; helped company’s engineers understand signals sent from cars visually</w:t>
+        <w:t xml:space="preserve">Designed and built </w:t>
+      </w:r>
+      <w:proofErr w:type="gramStart"/>
+      <w:r>
+        <w:rPr>
+          <w:rFonts w:ascii="Garamond" w:hAnsi="Garamond" w:cs="Arial"/>
+          <w:sz w:val="21"/>
+          <w:szCs w:val="21"/>
+        </w:rPr>
+        <w:t>map</w:t>
+      </w:r>
+      <w:proofErr w:type="gramEnd"/>
+      <w:r>
+        <w:rPr>
+          <w:rFonts w:ascii="Garamond" w:hAnsi="Garamond" w:cs="Arial"/>
+          <w:sz w:val="21"/>
+          <w:szCs w:val="21"/>
+        </w:rPr>
+        <w:t xml:space="preserve"> to enhance autonomous driving/ADAS by visualizing key information, such as routes and vehicle state using MATLAB; helped company’s engineers understand signals sent from cars visually</w:t>
       </w:r>
     </w:p>
     <w:p>
@@ -2244,7 +2281,25 @@
           <w:sz w:val="21"/>
           <w:szCs w:val="21"/>
         </w:rPr>
-        <w:t>Improved software that processed CAN signals from cars by fixing signal decoding; refined system output accuracy</w:t>
+        <w:t xml:space="preserve">Improved software that </w:t>
+      </w:r>
+      <w:proofErr w:type="gramStart"/>
+      <w:r>
+        <w:rPr>
+          <w:rFonts w:ascii="Garamond" w:hAnsi="Garamond" w:cs="Arial"/>
+          <w:sz w:val="21"/>
+          <w:szCs w:val="21"/>
+        </w:rPr>
+        <w:t>processed</w:t>
+      </w:r>
+      <w:proofErr w:type="gramEnd"/>
+      <w:r>
+        <w:rPr>
+          <w:rFonts w:ascii="Garamond" w:hAnsi="Garamond" w:cs="Arial"/>
+          <w:sz w:val="21"/>
+          <w:szCs w:val="21"/>
+        </w:rPr>
+        <w:t xml:space="preserve"> CAN signals from cars by fixing signal decoding; refined system output accuracy</w:t>
       </w:r>
     </w:p>
     <w:p>
@@ -2748,7 +2803,27 @@
           <w:sz w:val="21"/>
           <w:szCs w:val="21"/>
         </w:rPr>
-        <w:t xml:space="preserve">Extended Kalman Filter , </w:t>
+        <w:t xml:space="preserve">Extended Kalman </w:t>
+      </w:r>
+      <w:proofErr w:type="gramStart"/>
+      <w:r>
+        <w:rPr>
+          <w:rFonts w:ascii="Garamond" w:hAnsi="Garamond" w:cs="Arial"/>
+          <w:i/>
+          <w:sz w:val="21"/>
+          <w:szCs w:val="21"/>
+        </w:rPr>
+        <w:t>Filter ,</w:t>
+      </w:r>
+      <w:proofErr w:type="gramEnd"/>
+      <w:r>
+        <w:rPr>
+          <w:rFonts w:ascii="Garamond" w:hAnsi="Garamond" w:cs="Arial"/>
+          <w:i/>
+          <w:sz w:val="21"/>
+          <w:szCs w:val="21"/>
+        </w:rPr>
+        <w:t xml:space="preserve"> </w:t>
       </w:r>
       <w:r>
         <w:rPr>
@@ -2895,8 +2970,54 @@
           <w:sz w:val="21"/>
           <w:szCs w:val="21"/>
         </w:rPr>
-        <w:t xml:space="preserve"> among pedestrian, cyclist, and intelligent wheelchair</w:t>
-      </w:r>
+        <w:t xml:space="preserve"> among </w:t>
+      </w:r>
+      <w:proofErr w:type="gramStart"/>
+      <w:r>
+        <w:rPr>
+          <w:rFonts w:ascii="Garamond" w:hAnsi="Garamond" w:cs="Arial"/>
+          <w:sz w:val="21"/>
+          <w:szCs w:val="21"/>
+        </w:rPr>
+        <w:t>pedestrian</w:t>
+      </w:r>
+      <w:proofErr w:type="gramEnd"/>
+      <w:r>
+        <w:rPr>
+          <w:rFonts w:ascii="Garamond" w:hAnsi="Garamond" w:cs="Arial"/>
+          <w:sz w:val="21"/>
+          <w:szCs w:val="21"/>
+        </w:rPr>
+        <w:t xml:space="preserve">, </w:t>
+      </w:r>
+      <w:proofErr w:type="gramStart"/>
+      <w:r>
+        <w:rPr>
+          <w:rFonts w:ascii="Garamond" w:hAnsi="Garamond" w:cs="Arial"/>
+          <w:sz w:val="21"/>
+          <w:szCs w:val="21"/>
+        </w:rPr>
+        <w:t>cyclist</w:t>
+      </w:r>
+      <w:proofErr w:type="gramEnd"/>
+      <w:r>
+        <w:rPr>
+          <w:rFonts w:ascii="Garamond" w:hAnsi="Garamond" w:cs="Arial"/>
+          <w:sz w:val="21"/>
+          <w:szCs w:val="21"/>
+        </w:rPr>
+        <w:t xml:space="preserve">, and intelligent </w:t>
+      </w:r>
+      <w:proofErr w:type="gramStart"/>
+      <w:r>
+        <w:rPr>
+          <w:rFonts w:ascii="Garamond" w:hAnsi="Garamond" w:cs="Arial"/>
+          <w:sz w:val="21"/>
+          <w:szCs w:val="21"/>
+        </w:rPr>
+        <w:t>wheelchair</w:t>
+      </w:r>
+      <w:proofErr w:type="gramEnd"/>
       <w:r>
         <w:rPr>
           <w:rFonts w:ascii="Garamond" w:hAnsi="Garamond" w:cs="Arial"/>
@@ -4614,15 +4735,6 @@
 </file>
 
 <file path=customXml/item1.xml><?xml version="1.0" encoding="utf-8"?>
-<?mso-contentType ?>
-<FormTemplates xmlns="http://schemas.microsoft.com/sharepoint/v3/contenttype/forms">
-  <Display>DocumentLibraryForm</Display>
-  <Edit>DocumentLibraryForm</Edit>
-  <New>DocumentLibraryForm</New>
-</FormTemplates>
-</file>
-
-<file path=customXml/item2.xml><?xml version="1.0" encoding="utf-8"?>
 <ct:contentTypeSchema xmlns:ct="http://schemas.microsoft.com/office/2006/metadata/contentType" xmlns:ma="http://schemas.microsoft.com/office/2006/metadata/properties/metaAttributes" ct:_="" ma:_="" ma:contentTypeName="Document" ma:contentTypeID="0x010100E00F7205C82CFC49993A09459E403F9D" ma:contentTypeVersion="11" ma:contentTypeDescription="Create a new document." ma:contentTypeScope="" ma:versionID="15ca1506d9d0bc3d30df8ed0110f0d4e">
   <xsd:schema xmlns:xsd="http://www.w3.org/2001/XMLSchema" xmlns:xs="http://www.w3.org/2001/XMLSchema" xmlns:p="http://schemas.microsoft.com/office/2006/metadata/properties" xmlns:ns2="8f1b7c86-42c5-4929-b887-8cfd13270314" xmlns:ns3="671c1944-cc4f-476c-949f-52559c641db4" targetNamespace="http://schemas.microsoft.com/office/2006/metadata/properties" ma:root="true" ma:fieldsID="db6c2aada95e6879eb2870ebec6b4aa1" ns2:_="" ns3:_="">
     <xsd:import namespace="8f1b7c86-42c5-4929-b887-8cfd13270314"/>
@@ -4833,15 +4945,16 @@
 </ct:contentTypeSchema>
 </file>
 
-<file path=customXml/itemProps1.xml><?xml version="1.0" encoding="utf-8"?>
-<ds:datastoreItem xmlns:ds="http://schemas.openxmlformats.org/officeDocument/2006/customXml" ds:itemID="{8E8AFA64-578D-46FF-A288-428D1FA7C9F1}">
-  <ds:schemaRefs>
-    <ds:schemaRef ds:uri="http://schemas.microsoft.com/sharepoint/v3/contenttype/forms"/>
-  </ds:schemaRefs>
-</ds:datastoreItem>
+<file path=customXml/item2.xml><?xml version="1.0" encoding="utf-8"?>
+<?mso-contentType ?>
+<FormTemplates xmlns="http://schemas.microsoft.com/sharepoint/v3/contenttype/forms">
+  <Display>DocumentLibraryForm</Display>
+  <Edit>DocumentLibraryForm</Edit>
+  <New>DocumentLibraryForm</New>
+</FormTemplates>
 </file>
 
-<file path=customXml/itemProps2.xml><?xml version="1.0" encoding="utf-8"?>
+<file path=customXml/itemProps1.xml><?xml version="1.0" encoding="utf-8"?>
 <ds:datastoreItem xmlns:ds="http://schemas.openxmlformats.org/officeDocument/2006/customXml" ds:itemID="{5ECCFF00-82E4-439E-8D62-678F77120EF2}">
   <ds:schemaRefs>
     <ds:schemaRef ds:uri="http://schemas.microsoft.com/office/2006/metadata/contentType"/>
@@ -4858,4 +4971,12 @@
     <ds:schemaRef ds:uri="http://schemas.microsoft.com/internal/obd"/>
   </ds:schemaRefs>
 </ds:datastoreItem>
+</file>
+
+<file path=customXml/itemProps2.xml><?xml version="1.0" encoding="utf-8"?>
+<ds:datastoreItem xmlns:ds="http://schemas.openxmlformats.org/officeDocument/2006/customXml" ds:itemID="{8E8AFA64-578D-46FF-A288-428D1FA7C9F1}">
+  <ds:schemaRefs>
+    <ds:schemaRef ds:uri="http://schemas.microsoft.com/sharepoint/v3/contenttype/forms"/>
+  </ds:schemaRefs>
+</ds:datastoreItem>
 </file>
--- a/Marika_Nishi_Resume.docx
+++ b/Marika_Nishi_Resume.docx
@@ -42,14 +42,21 @@
           <w:rFonts w:ascii="Times New Roman" w:hAnsi="Times New Roman" w:cs="Times New Roman"/>
           <w:szCs w:val="14"/>
         </w:rPr>
-        <w:t>Robotics Software Engineer</w:t>
+        <w:t>Software</w:t>
       </w:r>
       <w:r>
         <w:rPr>
           <w:rFonts w:ascii="Times New Roman" w:hAnsi="Times New Roman" w:cs="Times New Roman"/>
           <w:szCs w:val="14"/>
         </w:rPr>
-        <w:t xml:space="preserve"> – New Grad</w:t>
+        <w:t xml:space="preserve"> Engineer</w:t>
+      </w:r>
+      <w:r>
+        <w:rPr>
+          <w:rFonts w:ascii="Times New Roman" w:hAnsi="Times New Roman" w:cs="Times New Roman"/>
+          <w:szCs w:val="14"/>
+        </w:rPr>
+        <w:t>, Robotics</w:t>
       </w:r>
     </w:p>
     <w:p>
@@ -824,7 +831,88 @@
           <w:sz w:val="21"/>
           <w:szCs w:val="21"/>
         </w:rPr>
-        <w:t xml:space="preserve">CUDA, </w:t>
+        <w:t xml:space="preserve">drone, </w:t>
+      </w:r>
+      <w:r>
+        <w:rPr>
+          <w:rFonts w:ascii="Garamond" w:hAnsi="Garamond" w:cs="Arial"/>
+          <w:iCs/>
+          <w:sz w:val="21"/>
+          <w:szCs w:val="21"/>
+        </w:rPr>
+        <w:t xml:space="preserve">navigation, </w:t>
+      </w:r>
+      <w:r>
+        <w:rPr>
+          <w:rFonts w:ascii="Garamond" w:hAnsi="Garamond" w:cs="Arial"/>
+          <w:iCs/>
+          <w:sz w:val="21"/>
+          <w:szCs w:val="21"/>
+        </w:rPr>
+        <w:t>SLAM,</w:t>
+      </w:r>
+      <w:r>
+        <w:rPr>
+          <w:rFonts w:ascii="Garamond" w:hAnsi="Garamond" w:cs="Arial"/>
+          <w:iCs/>
+          <w:sz w:val="21"/>
+          <w:szCs w:val="21"/>
+        </w:rPr>
+        <w:t xml:space="preserve"> </w:t>
+      </w:r>
+      <w:r>
+        <w:rPr>
+          <w:rFonts w:ascii="Garamond" w:hAnsi="Garamond" w:cs="Arial"/>
+          <w:iCs/>
+          <w:sz w:val="21"/>
+          <w:szCs w:val="21"/>
+        </w:rPr>
+        <w:t>simulation (Gazebo</w:t>
+      </w:r>
+      <w:r>
+        <w:rPr>
+          <w:rFonts w:ascii="Garamond" w:hAnsi="Garamond" w:cs="Arial"/>
+          <w:iCs/>
+          <w:sz w:val="21"/>
+          <w:szCs w:val="21"/>
+        </w:rPr>
+        <w:t>, Isaac</w:t>
+      </w:r>
+      <w:r>
+        <w:rPr>
+          <w:rFonts w:ascii="Garamond" w:hAnsi="Garamond" w:cs="Arial"/>
+          <w:iCs/>
+          <w:sz w:val="21"/>
+          <w:szCs w:val="21"/>
+        </w:rPr>
+        <w:t>)</w:t>
+      </w:r>
+      <w:r>
+        <w:rPr>
+          <w:rFonts w:ascii="Garamond" w:hAnsi="Garamond" w:cs="Arial"/>
+          <w:iCs/>
+          <w:sz w:val="21"/>
+          <w:szCs w:val="21"/>
+        </w:rPr>
+        <w:t xml:space="preserve">, </w:t>
+      </w:r>
+      <w:r>
+        <w:rPr>
+          <w:rFonts w:ascii="Garamond" w:hAnsi="Garamond" w:cs="Arial"/>
+          <w:iCs/>
+          <w:sz w:val="21"/>
+          <w:szCs w:val="21"/>
+        </w:rPr>
+        <w:t>perception</w:t>
+      </w:r>
+      <w:r>
+        <w:rPr>
+          <w:rFonts w:ascii="Garamond" w:hAnsi="Garamond" w:cs="Arial"/>
+          <w:iCs/>
+          <w:sz w:val="21"/>
+          <w:szCs w:val="21"/>
+        </w:rPr>
+        <w:t xml:space="preserve">, </w:t>
       </w:r>
       <w:r>
         <w:rPr>
@@ -869,7 +957,7 @@
           <w:sz w:val="21"/>
           <w:szCs w:val="21"/>
         </w:rPr>
-        <w:t xml:space="preserve">sensor fusion, localization, </w:t>
+        <w:t xml:space="preserve">sensor fusion, </w:t>
       </w:r>
       <w:r>
         <w:rPr>
@@ -905,16 +993,7 @@
           <w:sz w:val="21"/>
           <w:szCs w:val="21"/>
         </w:rPr>
-        <w:t xml:space="preserve">OpenCV, Linux, version control, Git, </w:t>
-      </w:r>
-      <w:r>
-        <w:rPr>
-          <w:rFonts w:ascii="Garamond" w:hAnsi="Garamond" w:cs="Arial"/>
-          <w:iCs/>
-          <w:sz w:val="21"/>
-          <w:szCs w:val="21"/>
-        </w:rPr>
-        <w:t>simulation (Isaac Sim, Gazebo)</w:t>
+        <w:t>OpenCV, Linux, Git</w:t>
       </w:r>
     </w:p>
     <w:p>
@@ -953,15 +1032,7 @@
           <w:sz w:val="21"/>
           <w:szCs w:val="21"/>
         </w:rPr>
-        <w:t>depth sensors</w:t>
-      </w:r>
-      <w:r>
-        <w:rPr>
-          <w:rFonts w:ascii="Garamond" w:hAnsi="Garamond" w:cs="Arial"/>
-          <w:sz w:val="21"/>
-          <w:szCs w:val="21"/>
-        </w:rPr>
-        <w:t xml:space="preserve">, </w:t>
+        <w:t xml:space="preserve">CAD, </w:t>
       </w:r>
       <w:r>
         <w:rPr>
@@ -993,49 +1064,49 @@
           <w:sz w:val="21"/>
           <w:szCs w:val="21"/>
         </w:rPr>
+        <w:t>RGB</w:t>
+      </w:r>
+      <w:r>
+        <w:rPr>
+          <w:rFonts w:ascii="Garamond" w:hAnsi="Garamond" w:cs="Arial"/>
+          <w:sz w:val="21"/>
+          <w:szCs w:val="21"/>
+        </w:rPr>
+        <w:t>D</w:t>
+      </w:r>
+      <w:r>
+        <w:rPr>
+          <w:rFonts w:ascii="Garamond" w:hAnsi="Garamond" w:cs="Arial"/>
+          <w:sz w:val="21"/>
+          <w:szCs w:val="21"/>
+        </w:rPr>
+        <w:t xml:space="preserve"> camera</w:t>
+      </w:r>
+      <w:r>
+        <w:rPr>
+          <w:rFonts w:ascii="Garamond" w:hAnsi="Garamond" w:cs="Arial"/>
+          <w:sz w:val="21"/>
+          <w:szCs w:val="21"/>
+        </w:rPr>
+        <w:t>s,</w:t>
+      </w:r>
+      <w:r>
+        <w:rPr>
+          <w:rFonts w:ascii="Garamond" w:hAnsi="Garamond" w:cs="Arial"/>
+          <w:b/>
+          <w:bCs/>
+          <w:sz w:val="21"/>
+          <w:szCs w:val="21"/>
+        </w:rPr>
+        <w:t xml:space="preserve"> </w:t>
+      </w:r>
+      <w:r>
+        <w:rPr>
+          <w:rFonts w:ascii="Garamond" w:hAnsi="Garamond" w:cs="Arial"/>
+          <w:sz w:val="21"/>
+          <w:szCs w:val="21"/>
+        </w:rPr>
         <w:t xml:space="preserve">radars, </w:t>
-      </w:r>
-      <w:r>
-        <w:rPr>
-          <w:rFonts w:ascii="Garamond" w:hAnsi="Garamond" w:cs="Arial"/>
-          <w:sz w:val="21"/>
-          <w:szCs w:val="21"/>
-        </w:rPr>
-        <w:t>RGB</w:t>
-      </w:r>
-      <w:r>
-        <w:rPr>
-          <w:rFonts w:ascii="Garamond" w:hAnsi="Garamond" w:cs="Arial"/>
-          <w:sz w:val="21"/>
-          <w:szCs w:val="21"/>
-        </w:rPr>
-        <w:t>D</w:t>
-      </w:r>
-      <w:r>
-        <w:rPr>
-          <w:rFonts w:ascii="Garamond" w:hAnsi="Garamond" w:cs="Arial"/>
-          <w:sz w:val="21"/>
-          <w:szCs w:val="21"/>
-        </w:rPr>
-        <w:t xml:space="preserve"> camera</w:t>
-      </w:r>
-      <w:r>
-        <w:rPr>
-          <w:rFonts w:ascii="Garamond" w:hAnsi="Garamond" w:cs="Arial"/>
-          <w:sz w:val="21"/>
-          <w:szCs w:val="21"/>
-        </w:rPr>
-        <w:t>s,</w:t>
-      </w:r>
-      <w:r>
-        <w:rPr>
-          <w:rFonts w:ascii="Garamond" w:hAnsi="Garamond" w:cs="Arial"/>
-          <w:b/>
-          <w:bCs/>
-          <w:sz w:val="21"/>
-          <w:szCs w:val="21"/>
-        </w:rPr>
-        <w:t xml:space="preserve"> </w:t>
       </w:r>
       <w:r>
         <w:rPr>

--- a/Marika_Nishi_Resume.docx
+++ b/Marika_Nishi_Resume.docx
@@ -43,7 +43,14 @@
           <w:rFonts w:ascii="Times New Roman" w:hAnsi="Times New Roman" w:cs="Times New Roman"/>
           <w:szCs w:val="14"/>
         </w:rPr>
-        <w:t>Robotics Engineer</w:t>
+        <w:t>Engineer</w:t>
+      </w:r>
+      <w:r>
+        <w:rPr>
+          <w:rFonts w:ascii="Times New Roman" w:hAnsi="Times New Roman" w:cs="Times New Roman"/>
+          <w:szCs w:val="14"/>
+        </w:rPr>
+        <w:t xml:space="preserve"> I</w:t>
       </w:r>
     </w:p>
     <w:p>
@@ -107,7 +114,6 @@
         </w:rPr>
         <w:t>-</w:t>
       </w:r>
-      <w:proofErr w:type="gramStart"/>
       <w:r>
         <w:rPr>
           <w:rFonts w:ascii="Garamond" w:hAnsi="Garamond" w:cs="Arial"/>
@@ -130,16 +136,7 @@
           <w:sz w:val="18"/>
           <w:szCs w:val="18"/>
         </w:rPr>
-        <w:t>Philadelphia</w:t>
-      </w:r>
-      <w:proofErr w:type="gramEnd"/>
-      <w:r>
-        <w:rPr>
-          <w:rFonts w:ascii="Garamond" w:hAnsi="Garamond" w:cs="Arial"/>
-          <w:sz w:val="18"/>
-          <w:szCs w:val="18"/>
-        </w:rPr>
-        <w:t xml:space="preserve">, PA </w:t>
+        <w:t xml:space="preserve">Philadelphia, PA </w:t>
       </w:r>
       <w:hyperlink r:id="rId9" w:history="1">
         <w:r>
@@ -816,6 +813,33 @@
       <w:r>
         <w:rPr>
           <w:rFonts w:ascii="Garamond" w:hAnsi="Garamond" w:cs="Arial"/>
+          <w:iCs/>
+          <w:sz w:val="21"/>
+          <w:szCs w:val="21"/>
+        </w:rPr>
+        <w:t xml:space="preserve">vehicle testing, </w:t>
+      </w:r>
+      <w:r>
+        <w:rPr>
+          <w:rFonts w:ascii="Garamond" w:hAnsi="Garamond" w:cs="Arial"/>
+          <w:iCs/>
+          <w:sz w:val="21"/>
+          <w:szCs w:val="21"/>
+        </w:rPr>
+        <w:t xml:space="preserve">data analysis, </w:t>
+      </w:r>
+      <w:r>
+        <w:rPr>
+          <w:rFonts w:ascii="Garamond" w:hAnsi="Garamond" w:cs="Arial"/>
+          <w:iCs/>
+          <w:sz w:val="21"/>
+          <w:szCs w:val="21"/>
+        </w:rPr>
+        <w:t xml:space="preserve">data acquisition, </w:t>
+      </w:r>
+      <w:r>
+        <w:rPr>
+          <w:rFonts w:ascii="Garamond" w:hAnsi="Garamond" w:cs="Arial"/>
           <w:sz w:val="21"/>
           <w:szCs w:val="21"/>
         </w:rPr>
@@ -851,23 +875,6 @@
       <w:r>
         <w:rPr>
           <w:rFonts w:ascii="Garamond" w:hAnsi="Garamond" w:cs="Arial"/>
-          <w:iCs/>
-          <w:sz w:val="21"/>
-          <w:szCs w:val="21"/>
-        </w:rPr>
-        <w:t xml:space="preserve">Linux, </w:t>
-      </w:r>
-      <w:r>
-        <w:rPr>
-          <w:rFonts w:ascii="Garamond" w:hAnsi="Garamond" w:cs="Arial"/>
-          <w:sz w:val="21"/>
-          <w:szCs w:val="21"/>
-        </w:rPr>
-        <w:t xml:space="preserve">SLAM, </w:t>
-      </w:r>
-      <w:r>
-        <w:rPr>
-          <w:rFonts w:ascii="Garamond" w:hAnsi="Garamond" w:cs="Arial"/>
           <w:sz w:val="21"/>
           <w:szCs w:val="21"/>
         </w:rPr>
@@ -904,31 +911,7 @@
           <w:sz w:val="21"/>
           <w:szCs w:val="21"/>
         </w:rPr>
-        <w:t>s</w:t>
-      </w:r>
-      <w:r>
-        <w:rPr>
-          <w:rFonts w:ascii="Garamond" w:hAnsi="Garamond" w:cs="Arial"/>
-          <w:sz w:val="21"/>
-          <w:szCs w:val="21"/>
-        </w:rPr>
-        <w:t xml:space="preserve">ensor </w:t>
-      </w:r>
-      <w:r>
-        <w:rPr>
-          <w:rFonts w:ascii="Garamond" w:hAnsi="Garamond" w:cs="Arial"/>
-          <w:sz w:val="21"/>
-          <w:szCs w:val="21"/>
-        </w:rPr>
-        <w:t>f</w:t>
-      </w:r>
-      <w:r>
-        <w:rPr>
-          <w:rFonts w:ascii="Garamond" w:hAnsi="Garamond" w:cs="Arial"/>
-          <w:sz w:val="21"/>
-          <w:szCs w:val="21"/>
-        </w:rPr>
-        <w:t xml:space="preserve">usion, OpenCV, </w:t>
+        <w:t xml:space="preserve">OpenCV, </w:t>
       </w:r>
       <w:r>
         <w:rPr>
@@ -955,46 +938,6 @@
           <w:szCs w:val="21"/>
         </w:rPr>
         <w:t>autonomous driving</w:t>
-      </w:r>
-      <w:r>
-        <w:rPr>
-          <w:rFonts w:ascii="Garamond" w:hAnsi="Garamond" w:cs="Arial"/>
-          <w:sz w:val="21"/>
-          <w:szCs w:val="21"/>
-        </w:rPr>
-        <w:t xml:space="preserve">, </w:t>
-      </w:r>
-      <w:r>
-        <w:rPr>
-          <w:rFonts w:ascii="Garamond" w:hAnsi="Garamond" w:cs="Arial"/>
-          <w:sz w:val="21"/>
-          <w:szCs w:val="21"/>
-        </w:rPr>
-        <w:t xml:space="preserve">version control </w:t>
-      </w:r>
-      <w:r>
-        <w:rPr>
-          <w:rFonts w:ascii="Garamond" w:hAnsi="Garamond" w:cs="Arial"/>
-          <w:sz w:val="21"/>
-          <w:szCs w:val="21"/>
-        </w:rPr>
-        <w:t>(</w:t>
-      </w:r>
-      <w:r>
-        <w:rPr>
-          <w:rFonts w:ascii="Garamond" w:hAnsi="Garamond" w:cs="Arial"/>
-          <w:sz w:val="21"/>
-          <w:szCs w:val="21"/>
-        </w:rPr>
-        <w:t>Git</w:t>
-      </w:r>
-      <w:r>
-        <w:rPr>
-          <w:rFonts w:ascii="Garamond" w:hAnsi="Garamond" w:cs="Arial"/>
-          <w:sz w:val="21"/>
-          <w:szCs w:val="21"/>
-        </w:rPr>
-        <w:t>)</w:t>
       </w:r>
     </w:p>
     <w:p>
@@ -1398,25 +1341,7 @@
           <w:sz w:val="21"/>
           <w:szCs w:val="21"/>
         </w:rPr>
-        <w:t xml:space="preserve">Visibility Evaluation Around Unsignalized Intersections with Occlusion </w:t>
-      </w:r>
-      <w:proofErr w:type="gramStart"/>
-      <w:r>
-        <w:rPr>
-          <w:rFonts w:ascii="Garamond" w:hAnsi="Garamond" w:cs="Arial"/>
-          <w:sz w:val="21"/>
-          <w:szCs w:val="21"/>
-        </w:rPr>
-        <w:t>From</w:t>
-      </w:r>
-      <w:proofErr w:type="gramEnd"/>
-      <w:r>
-        <w:rPr>
-          <w:rFonts w:ascii="Garamond" w:hAnsi="Garamond" w:cs="Arial"/>
-          <w:sz w:val="21"/>
-          <w:szCs w:val="21"/>
-        </w:rPr>
-        <w:t xml:space="preserve"> Arbitrary On-road Viewpoints Using Point Cloud Maps</w:t>
+        <w:t>Visibility Evaluation Around Unsignalized Intersections with Occlusion From Arbitrary On-road Viewpoints Using Point Cloud Maps</w:t>
       </w:r>
       <w:r>
         <w:rPr>
@@ -2237,25 +2162,7 @@
           <w:sz w:val="21"/>
           <w:szCs w:val="21"/>
         </w:rPr>
-        <w:t xml:space="preserve">Designed and built </w:t>
-      </w:r>
-      <w:proofErr w:type="gramStart"/>
-      <w:r>
-        <w:rPr>
-          <w:rFonts w:ascii="Garamond" w:hAnsi="Garamond" w:cs="Arial"/>
-          <w:sz w:val="21"/>
-          <w:szCs w:val="21"/>
-        </w:rPr>
-        <w:t>map</w:t>
-      </w:r>
-      <w:proofErr w:type="gramEnd"/>
-      <w:r>
-        <w:rPr>
-          <w:rFonts w:ascii="Garamond" w:hAnsi="Garamond" w:cs="Arial"/>
-          <w:sz w:val="21"/>
-          <w:szCs w:val="21"/>
-        </w:rPr>
-        <w:t xml:space="preserve"> to enhance autonomous driving/ADAS by visualizing key information, such as routes and vehicle state using MATLAB; helped company’s engineers understand signals sent from cars visually</w:t>
+        <w:t>Designed and built map to enhance autonomous driving/ADAS by visualizing key information, such as routes and vehicle state using MATLAB; helped company’s engineers understand signals sent from cars visually</w:t>
       </w:r>
     </w:p>
     <w:p>
@@ -2281,25 +2188,7 @@
           <w:sz w:val="21"/>
           <w:szCs w:val="21"/>
         </w:rPr>
-        <w:t xml:space="preserve">Improved software that </w:t>
-      </w:r>
-      <w:proofErr w:type="gramStart"/>
-      <w:r>
-        <w:rPr>
-          <w:rFonts w:ascii="Garamond" w:hAnsi="Garamond" w:cs="Arial"/>
-          <w:sz w:val="21"/>
-          <w:szCs w:val="21"/>
-        </w:rPr>
-        <w:t>processed</w:t>
-      </w:r>
-      <w:proofErr w:type="gramEnd"/>
-      <w:r>
-        <w:rPr>
-          <w:rFonts w:ascii="Garamond" w:hAnsi="Garamond" w:cs="Arial"/>
-          <w:sz w:val="21"/>
-          <w:szCs w:val="21"/>
-        </w:rPr>
-        <w:t xml:space="preserve"> CAN signals from cars by fixing signal decoding; refined system output accuracy</w:t>
+        <w:t>Improved software that processed CAN signals from cars by fixing signal decoding; refined system output accuracy</w:t>
       </w:r>
     </w:p>
     <w:p>
@@ -2803,27 +2692,7 @@
           <w:sz w:val="21"/>
           <w:szCs w:val="21"/>
         </w:rPr>
-        <w:t xml:space="preserve">Extended Kalman </w:t>
-      </w:r>
-      <w:proofErr w:type="gramStart"/>
-      <w:r>
-        <w:rPr>
-          <w:rFonts w:ascii="Garamond" w:hAnsi="Garamond" w:cs="Arial"/>
-          <w:i/>
-          <w:sz w:val="21"/>
-          <w:szCs w:val="21"/>
-        </w:rPr>
-        <w:t>Filter ,</w:t>
-      </w:r>
-      <w:proofErr w:type="gramEnd"/>
-      <w:r>
-        <w:rPr>
-          <w:rFonts w:ascii="Garamond" w:hAnsi="Garamond" w:cs="Arial"/>
-          <w:i/>
-          <w:sz w:val="21"/>
-          <w:szCs w:val="21"/>
-        </w:rPr>
-        <w:t xml:space="preserve"> </w:t>
+        <w:t xml:space="preserve">Extended Kalman Filter , </w:t>
       </w:r>
       <w:r>
         <w:rPr>
@@ -2970,54 +2839,8 @@
           <w:sz w:val="21"/>
           <w:szCs w:val="21"/>
         </w:rPr>
-        <w:t xml:space="preserve"> among </w:t>
-      </w:r>
-      <w:proofErr w:type="gramStart"/>
-      <w:r>
-        <w:rPr>
-          <w:rFonts w:ascii="Garamond" w:hAnsi="Garamond" w:cs="Arial"/>
-          <w:sz w:val="21"/>
-          <w:szCs w:val="21"/>
-        </w:rPr>
-        <w:t>pedestrian</w:t>
-      </w:r>
-      <w:proofErr w:type="gramEnd"/>
-      <w:r>
-        <w:rPr>
-          <w:rFonts w:ascii="Garamond" w:hAnsi="Garamond" w:cs="Arial"/>
-          <w:sz w:val="21"/>
-          <w:szCs w:val="21"/>
-        </w:rPr>
-        <w:t xml:space="preserve">, </w:t>
-      </w:r>
-      <w:proofErr w:type="gramStart"/>
-      <w:r>
-        <w:rPr>
-          <w:rFonts w:ascii="Garamond" w:hAnsi="Garamond" w:cs="Arial"/>
-          <w:sz w:val="21"/>
-          <w:szCs w:val="21"/>
-        </w:rPr>
-        <w:t>cyclist</w:t>
-      </w:r>
-      <w:proofErr w:type="gramEnd"/>
-      <w:r>
-        <w:rPr>
-          <w:rFonts w:ascii="Garamond" w:hAnsi="Garamond" w:cs="Arial"/>
-          <w:sz w:val="21"/>
-          <w:szCs w:val="21"/>
-        </w:rPr>
-        <w:t xml:space="preserve">, and intelligent </w:t>
-      </w:r>
-      <w:proofErr w:type="gramStart"/>
-      <w:r>
-        <w:rPr>
-          <w:rFonts w:ascii="Garamond" w:hAnsi="Garamond" w:cs="Arial"/>
-          <w:sz w:val="21"/>
-          <w:szCs w:val="21"/>
-        </w:rPr>
-        <w:t>wheelchair</w:t>
-      </w:r>
-      <w:proofErr w:type="gramEnd"/>
+        <w:t xml:space="preserve"> among pedestrian, cyclist, and intelligent wheelchair</w:t>
+      </w:r>
       <w:r>
         <w:rPr>
           <w:rFonts w:ascii="Garamond" w:hAnsi="Garamond" w:cs="Arial"/>
@@ -4735,6 +4558,15 @@
 </file>
 
 <file path=customXml/item1.xml><?xml version="1.0" encoding="utf-8"?>
+<?mso-contentType ?>
+<FormTemplates xmlns="http://schemas.microsoft.com/sharepoint/v3/contenttype/forms">
+  <Display>DocumentLibraryForm</Display>
+  <Edit>DocumentLibraryForm</Edit>
+  <New>DocumentLibraryForm</New>
+</FormTemplates>
+</file>
+
+<file path=customXml/item2.xml><?xml version="1.0" encoding="utf-8"?>
 <ct:contentTypeSchema xmlns:ct="http://schemas.microsoft.com/office/2006/metadata/contentType" xmlns:ma="http://schemas.microsoft.com/office/2006/metadata/properties/metaAttributes" ct:_="" ma:_="" ma:contentTypeName="Document" ma:contentTypeID="0x010100E00F7205C82CFC49993A09459E403F9D" ma:contentTypeVersion="11" ma:contentTypeDescription="Create a new document." ma:contentTypeScope="" ma:versionID="15ca1506d9d0bc3d30df8ed0110f0d4e">
   <xsd:schema xmlns:xsd="http://www.w3.org/2001/XMLSchema" xmlns:xs="http://www.w3.org/2001/XMLSchema" xmlns:p="http://schemas.microsoft.com/office/2006/metadata/properties" xmlns:ns2="8f1b7c86-42c5-4929-b887-8cfd13270314" xmlns:ns3="671c1944-cc4f-476c-949f-52559c641db4" targetNamespace="http://schemas.microsoft.com/office/2006/metadata/properties" ma:root="true" ma:fieldsID="db6c2aada95e6879eb2870ebec6b4aa1" ns2:_="" ns3:_="">
     <xsd:import namespace="8f1b7c86-42c5-4929-b887-8cfd13270314"/>
@@ -4945,16 +4777,15 @@
 </ct:contentTypeSchema>
 </file>
 
-<file path=customXml/item2.xml><?xml version="1.0" encoding="utf-8"?>
-<?mso-contentType ?>
-<FormTemplates xmlns="http://schemas.microsoft.com/sharepoint/v3/contenttype/forms">
-  <Display>DocumentLibraryForm</Display>
-  <Edit>DocumentLibraryForm</Edit>
-  <New>DocumentLibraryForm</New>
-</FormTemplates>
+<file path=customXml/itemProps1.xml><?xml version="1.0" encoding="utf-8"?>
+<ds:datastoreItem xmlns:ds="http://schemas.openxmlformats.org/officeDocument/2006/customXml" ds:itemID="{8E8AFA64-578D-46FF-A288-428D1FA7C9F1}">
+  <ds:schemaRefs>
+    <ds:schemaRef ds:uri="http://schemas.microsoft.com/sharepoint/v3/contenttype/forms"/>
+  </ds:schemaRefs>
+</ds:datastoreItem>
 </file>
 
-<file path=customXml/itemProps1.xml><?xml version="1.0" encoding="utf-8"?>
+<file path=customXml/itemProps2.xml><?xml version="1.0" encoding="utf-8"?>
 <ds:datastoreItem xmlns:ds="http://schemas.openxmlformats.org/officeDocument/2006/customXml" ds:itemID="{5ECCFF00-82E4-439E-8D62-678F77120EF2}">
   <ds:schemaRefs>
     <ds:schemaRef ds:uri="http://schemas.microsoft.com/office/2006/metadata/contentType"/>
@@ -4971,12 +4802,4 @@
     <ds:schemaRef ds:uri="http://schemas.microsoft.com/internal/obd"/>
   </ds:schemaRefs>
 </ds:datastoreItem>
-</file>
-
-<file path=customXml/itemProps2.xml><?xml version="1.0" encoding="utf-8"?>
-<ds:datastoreItem xmlns:ds="http://schemas.openxmlformats.org/officeDocument/2006/customXml" ds:itemID="{8E8AFA64-578D-46FF-A288-428D1FA7C9F1}">
-  <ds:schemaRefs>
-    <ds:schemaRef ds:uri="http://schemas.microsoft.com/sharepoint/v3/contenttype/forms"/>
-  </ds:schemaRefs>
-</ds:datastoreItem>
 </file>
--- a/Marika_Nishi_Resume.docx
+++ b/Marika_Nishi_Resume.docx
@@ -31,27 +31,6 @@
         </w:rPr>
         <w:t>Marika Nishi</w:t>
       </w:r>
-      <w:r>
-        <w:rPr>
-          <w:rFonts w:ascii="Times New Roman" w:hAnsi="Times New Roman" w:cs="Times New Roman"/>
-          <w:sz w:val="40"/>
-        </w:rPr>
-        <w:t xml:space="preserve"> </w:t>
-      </w:r>
-      <w:r>
-        <w:rPr>
-          <w:rFonts w:ascii="Times New Roman" w:hAnsi="Times New Roman" w:cs="Times New Roman"/>
-          <w:szCs w:val="14"/>
-        </w:rPr>
-        <w:t>Engineer</w:t>
-      </w:r>
-      <w:r>
-        <w:rPr>
-          <w:rFonts w:ascii="Times New Roman" w:hAnsi="Times New Roman" w:cs="Times New Roman"/>
-          <w:szCs w:val="14"/>
-        </w:rPr>
-        <w:t xml:space="preserve"> I</w:t>
-      </w:r>
     </w:p>
     <w:p>
       <w:pPr>
@@ -114,6 +93,7 @@
         </w:rPr>
         <w:t>-</w:t>
       </w:r>
+      <w:proofErr w:type="gramStart"/>
       <w:r>
         <w:rPr>
           <w:rFonts w:ascii="Garamond" w:hAnsi="Garamond" w:cs="Arial"/>
@@ -136,7 +116,16 @@
           <w:sz w:val="18"/>
           <w:szCs w:val="18"/>
         </w:rPr>
-        <w:t xml:space="preserve">Philadelphia, PA </w:t>
+        <w:t>Philadelphia</w:t>
+      </w:r>
+      <w:proofErr w:type="gramEnd"/>
+      <w:r>
+        <w:rPr>
+          <w:rFonts w:ascii="Garamond" w:hAnsi="Garamond" w:cs="Arial"/>
+          <w:sz w:val="18"/>
+          <w:szCs w:val="18"/>
+        </w:rPr>
+        <w:t xml:space="preserve">, PA </w:t>
       </w:r>
       <w:hyperlink r:id="rId9" w:history="1">
         <w:r>
@@ -146,7 +135,27 @@
             <w:sz w:val="18"/>
             <w:szCs w:val="18"/>
           </w:rPr>
-          <w:t>linkedin.com/in/marika-nishi/</w:t>
+          <w:t>linkedin.com/in/</w:t>
+        </w:r>
+        <w:proofErr w:type="spellStart"/>
+        <w:r>
+          <w:rPr>
+            <w:rStyle w:val="Hyperlink"/>
+            <w:rFonts w:ascii="Garamond" w:hAnsi="Garamond" w:cs="Arial"/>
+            <w:sz w:val="18"/>
+            <w:szCs w:val="18"/>
+          </w:rPr>
+          <w:t>marika-nishi</w:t>
+        </w:r>
+        <w:proofErr w:type="spellEnd"/>
+        <w:r>
+          <w:rPr>
+            <w:rStyle w:val="Hyperlink"/>
+            <w:rFonts w:ascii="Garamond" w:hAnsi="Garamond" w:cs="Arial"/>
+            <w:sz w:val="18"/>
+            <w:szCs w:val="18"/>
+          </w:rPr>
+          <w:t>/</w:t>
         </w:r>
       </w:hyperlink>
       <w:r>
@@ -774,14 +783,25 @@
         </w:rPr>
         <w:t xml:space="preserve"> </w:t>
       </w:r>
-      <w:r>
-        <w:rPr>
-          <w:rFonts w:ascii="Garamond" w:hAnsi="Garamond" w:cs="Arial"/>
-          <w:iCs/>
-          <w:sz w:val="21"/>
-          <w:szCs w:val="21"/>
-        </w:rPr>
-        <w:t xml:space="preserve">PyTorch, </w:t>
+      <w:proofErr w:type="spellStart"/>
+      <w:r>
+        <w:rPr>
+          <w:rFonts w:ascii="Garamond" w:hAnsi="Garamond" w:cs="Arial"/>
+          <w:iCs/>
+          <w:sz w:val="21"/>
+          <w:szCs w:val="21"/>
+        </w:rPr>
+        <w:t>PyTorch</w:t>
+      </w:r>
+      <w:proofErr w:type="spellEnd"/>
+      <w:r>
+        <w:rPr>
+          <w:rFonts w:ascii="Garamond" w:hAnsi="Garamond" w:cs="Arial"/>
+          <w:iCs/>
+          <w:sz w:val="21"/>
+          <w:szCs w:val="21"/>
+        </w:rPr>
+        <w:t xml:space="preserve">, </w:t>
       </w:r>
       <w:r>
         <w:rPr>
@@ -817,7 +837,7 @@
           <w:sz w:val="21"/>
           <w:szCs w:val="21"/>
         </w:rPr>
-        <w:t xml:space="preserve">vehicle testing, </w:t>
+        <w:t xml:space="preserve">testing, </w:t>
       </w:r>
       <w:r>
         <w:rPr>
@@ -843,7 +863,25 @@
           <w:sz w:val="21"/>
           <w:szCs w:val="21"/>
         </w:rPr>
-        <w:t xml:space="preserve">simulation (Gazebo, IsaacSim), </w:t>
+        <w:t xml:space="preserve">simulation (Gazebo, </w:t>
+      </w:r>
+      <w:proofErr w:type="spellStart"/>
+      <w:r>
+        <w:rPr>
+          <w:rFonts w:ascii="Garamond" w:hAnsi="Garamond" w:cs="Arial"/>
+          <w:sz w:val="21"/>
+          <w:szCs w:val="21"/>
+        </w:rPr>
+        <w:t>IsaacSim</w:t>
+      </w:r>
+      <w:proofErr w:type="spellEnd"/>
+      <w:r>
+        <w:rPr>
+          <w:rFonts w:ascii="Garamond" w:hAnsi="Garamond" w:cs="Arial"/>
+          <w:sz w:val="21"/>
+          <w:szCs w:val="21"/>
+        </w:rPr>
+        <w:t xml:space="preserve">), </w:t>
       </w:r>
       <w:r>
         <w:rPr>
@@ -886,15 +924,32 @@
           <w:sz w:val="21"/>
           <w:szCs w:val="21"/>
         </w:rPr>
-        <w:t>p</w:t>
-      </w:r>
-      <w:r>
-        <w:rPr>
-          <w:rFonts w:ascii="Garamond" w:hAnsi="Garamond" w:cs="Arial"/>
-          <w:sz w:val="21"/>
-          <w:szCs w:val="21"/>
-        </w:rPr>
-        <w:t xml:space="preserve">rogramming, </w:t>
+        <w:t>sensor fusion</w:t>
+      </w:r>
+      <w:r>
+        <w:rPr>
+          <w:rFonts w:ascii="Garamond" w:hAnsi="Garamond" w:cs="Arial"/>
+          <w:sz w:val="21"/>
+          <w:szCs w:val="21"/>
+        </w:rPr>
+        <w:t xml:space="preserve">, </w:t>
+      </w:r>
+      <w:r>
+        <w:rPr>
+          <w:rFonts w:ascii="Garamond" w:hAnsi="Garamond" w:cs="Arial"/>
+          <w:sz w:val="21"/>
+          <w:szCs w:val="21"/>
+        </w:rPr>
+        <w:t xml:space="preserve">path planning, </w:t>
+      </w:r>
+      <w:r>
+        <w:rPr>
+          <w:rFonts w:ascii="Garamond" w:hAnsi="Garamond" w:cs="Arial"/>
+          <w:iCs/>
+          <w:sz w:val="21"/>
+          <w:szCs w:val="21"/>
+        </w:rPr>
+        <w:t xml:space="preserve">ML-based control, </w:t>
       </w:r>
       <w:r>
         <w:rPr>
@@ -916,28 +971,18 @@
       <w:r>
         <w:rPr>
           <w:rFonts w:ascii="Garamond" w:hAnsi="Garamond" w:cs="Arial"/>
-          <w:iCs/>
-          <w:sz w:val="21"/>
-          <w:szCs w:val="21"/>
-        </w:rPr>
-        <w:t xml:space="preserve">ML-based planning, </w:t>
-      </w:r>
-      <w:r>
-        <w:rPr>
-          <w:rFonts w:ascii="Garamond" w:hAnsi="Garamond" w:cs="Arial"/>
-          <w:iCs/>
-          <w:sz w:val="21"/>
-          <w:szCs w:val="21"/>
-        </w:rPr>
-        <w:t xml:space="preserve">control, </w:t>
-      </w:r>
-      <w:r>
-        <w:rPr>
-          <w:rFonts w:ascii="Garamond" w:hAnsi="Garamond" w:cs="Arial"/>
           <w:sz w:val="21"/>
           <w:szCs w:val="21"/>
         </w:rPr>
         <w:t>autonomous driving</w:t>
+      </w:r>
+      <w:r>
+        <w:rPr>
+          <w:rFonts w:ascii="Garamond" w:hAnsi="Garamond" w:cs="Arial"/>
+          <w:sz w:val="21"/>
+          <w:szCs w:val="21"/>
+        </w:rPr>
+        <w:t>, drone</w:t>
       </w:r>
     </w:p>
     <w:p>
@@ -992,15 +1037,25 @@
           <w:sz w:val="21"/>
           <w:szCs w:val="21"/>
         </w:rPr>
-        <w:t>electronic</w:t>
-      </w:r>
-      <w:r>
-        <w:rPr>
-          <w:rFonts w:ascii="Garamond" w:hAnsi="Garamond" w:cs="Arial"/>
-          <w:sz w:val="21"/>
-          <w:szCs w:val="21"/>
-        </w:rPr>
-        <w:t xml:space="preserve"> design</w:t>
+        <w:t xml:space="preserve">3D </w:t>
+      </w:r>
+      <w:proofErr w:type="gramStart"/>
+      <w:r>
+        <w:rPr>
+          <w:rFonts w:ascii="Garamond" w:hAnsi="Garamond" w:cs="Arial"/>
+          <w:sz w:val="21"/>
+          <w:szCs w:val="21"/>
+        </w:rPr>
+        <w:t>print</w:t>
+      </w:r>
+      <w:proofErr w:type="gramEnd"/>
+      <w:r>
+        <w:rPr>
+          <w:rFonts w:ascii="Garamond" w:hAnsi="Garamond" w:cs="Arial"/>
+          <w:sz w:val="21"/>
+          <w:szCs w:val="21"/>
+        </w:rPr>
+        <w:t>, CAN</w:t>
       </w:r>
       <w:r>
         <w:rPr>
@@ -1016,7 +1071,15 @@
           <w:sz w:val="21"/>
           <w:szCs w:val="21"/>
         </w:rPr>
-        <w:t>validation</w:t>
+        <w:t>s</w:t>
+      </w:r>
+      <w:r>
+        <w:rPr>
+          <w:rFonts w:ascii="Garamond" w:hAnsi="Garamond" w:cs="Arial"/>
+          <w:sz w:val="21"/>
+          <w:szCs w:val="21"/>
+        </w:rPr>
+        <w:t>ensors, actuators</w:t>
       </w:r>
       <w:r>
         <w:rPr>
@@ -1032,6 +1095,54 @@
           <w:sz w:val="21"/>
           <w:szCs w:val="21"/>
         </w:rPr>
+        <w:t>Arduino</w:t>
+      </w:r>
+      <w:r>
+        <w:rPr>
+          <w:rFonts w:ascii="Garamond" w:hAnsi="Garamond" w:cs="Arial"/>
+          <w:sz w:val="21"/>
+          <w:szCs w:val="21"/>
+        </w:rPr>
+        <w:t xml:space="preserve">, </w:t>
+      </w:r>
+      <w:r>
+        <w:rPr>
+          <w:rFonts w:ascii="Garamond" w:hAnsi="Garamond" w:cs="Arial"/>
+          <w:sz w:val="21"/>
+          <w:szCs w:val="21"/>
+        </w:rPr>
+        <w:t>LiDAR</w:t>
+      </w:r>
+      <w:r>
+        <w:rPr>
+          <w:rFonts w:ascii="Garamond" w:hAnsi="Garamond" w:cs="Arial"/>
+          <w:sz w:val="21"/>
+          <w:szCs w:val="21"/>
+        </w:rPr>
+        <w:t>, RGB</w:t>
+      </w:r>
+      <w:r>
+        <w:rPr>
+          <w:rFonts w:ascii="Garamond" w:hAnsi="Garamond" w:cs="Arial"/>
+          <w:sz w:val="21"/>
+          <w:szCs w:val="21"/>
+        </w:rPr>
+        <w:t>D</w:t>
+      </w:r>
+      <w:r>
+        <w:rPr>
+          <w:rFonts w:ascii="Garamond" w:hAnsi="Garamond" w:cs="Arial"/>
+          <w:sz w:val="21"/>
+          <w:szCs w:val="21"/>
+        </w:rPr>
+        <w:t xml:space="preserve"> camera</w:t>
+      </w:r>
+      <w:r>
+        <w:rPr>
+          <w:rFonts w:ascii="Garamond" w:hAnsi="Garamond" w:cs="Arial"/>
+          <w:sz w:val="21"/>
+          <w:szCs w:val="21"/>
+        </w:rPr>
         <w:t>s</w:t>
       </w:r>
       <w:r>
@@ -1040,78 +1151,6 @@
           <w:sz w:val="21"/>
           <w:szCs w:val="21"/>
         </w:rPr>
-        <w:t>ensors, actuators</w:t>
-      </w:r>
-      <w:r>
-        <w:rPr>
-          <w:rFonts w:ascii="Garamond" w:hAnsi="Garamond" w:cs="Arial"/>
-          <w:sz w:val="21"/>
-          <w:szCs w:val="21"/>
-        </w:rPr>
-        <w:t xml:space="preserve">, </w:t>
-      </w:r>
-      <w:r>
-        <w:rPr>
-          <w:rFonts w:ascii="Garamond" w:hAnsi="Garamond" w:cs="Arial"/>
-          <w:sz w:val="21"/>
-          <w:szCs w:val="21"/>
-        </w:rPr>
-        <w:t>Arduino</w:t>
-      </w:r>
-      <w:r>
-        <w:rPr>
-          <w:rFonts w:ascii="Garamond" w:hAnsi="Garamond" w:cs="Arial"/>
-          <w:sz w:val="21"/>
-          <w:szCs w:val="21"/>
-        </w:rPr>
-        <w:t xml:space="preserve">, </w:t>
-      </w:r>
-      <w:r>
-        <w:rPr>
-          <w:rFonts w:ascii="Garamond" w:hAnsi="Garamond" w:cs="Arial"/>
-          <w:sz w:val="21"/>
-          <w:szCs w:val="21"/>
-        </w:rPr>
-        <w:t>LiDAR</w:t>
-      </w:r>
-      <w:r>
-        <w:rPr>
-          <w:rFonts w:ascii="Garamond" w:hAnsi="Garamond" w:cs="Arial"/>
-          <w:sz w:val="21"/>
-          <w:szCs w:val="21"/>
-        </w:rPr>
-        <w:t>, RGB</w:t>
-      </w:r>
-      <w:r>
-        <w:rPr>
-          <w:rFonts w:ascii="Garamond" w:hAnsi="Garamond" w:cs="Arial"/>
-          <w:sz w:val="21"/>
-          <w:szCs w:val="21"/>
-        </w:rPr>
-        <w:t>D</w:t>
-      </w:r>
-      <w:r>
-        <w:rPr>
-          <w:rFonts w:ascii="Garamond" w:hAnsi="Garamond" w:cs="Arial"/>
-          <w:sz w:val="21"/>
-          <w:szCs w:val="21"/>
-        </w:rPr>
-        <w:t xml:space="preserve"> camera</w:t>
-      </w:r>
-      <w:r>
-        <w:rPr>
-          <w:rFonts w:ascii="Garamond" w:hAnsi="Garamond" w:cs="Arial"/>
-          <w:sz w:val="21"/>
-          <w:szCs w:val="21"/>
-        </w:rPr>
-        <w:t>s</w:t>
-      </w:r>
-      <w:r>
-        <w:rPr>
-          <w:rFonts w:ascii="Garamond" w:hAnsi="Garamond" w:cs="Arial"/>
-          <w:sz w:val="21"/>
-          <w:szCs w:val="21"/>
-        </w:rPr>
         <w:t>, G</w:t>
       </w:r>
       <w:r>
@@ -1129,6 +1168,14 @@
           <w:szCs w:val="21"/>
         </w:rPr>
         <w:t>S</w:t>
+      </w:r>
+      <w:r>
+        <w:rPr>
+          <w:rFonts w:ascii="Garamond" w:hAnsi="Garamond" w:cs="Arial"/>
+          <w:sz w:val="21"/>
+          <w:szCs w:val="21"/>
+        </w:rPr>
+        <w:t>, RTK-GNSS</w:t>
       </w:r>
     </w:p>
     <w:p>
@@ -1341,7 +1388,25 @@
           <w:sz w:val="21"/>
           <w:szCs w:val="21"/>
         </w:rPr>
-        <w:t>Visibility Evaluation Around Unsignalized Intersections with Occlusion From Arbitrary On-road Viewpoints Using Point Cloud Maps</w:t>
+        <w:t xml:space="preserve">Visibility Evaluation Around Unsignalized Intersections with Occlusion </w:t>
+      </w:r>
+      <w:proofErr w:type="gramStart"/>
+      <w:r>
+        <w:rPr>
+          <w:rFonts w:ascii="Garamond" w:hAnsi="Garamond" w:cs="Arial"/>
+          <w:sz w:val="21"/>
+          <w:szCs w:val="21"/>
+        </w:rPr>
+        <w:t>From</w:t>
+      </w:r>
+      <w:proofErr w:type="gramEnd"/>
+      <w:r>
+        <w:rPr>
+          <w:rFonts w:ascii="Garamond" w:hAnsi="Garamond" w:cs="Arial"/>
+          <w:sz w:val="21"/>
+          <w:szCs w:val="21"/>
+        </w:rPr>
+        <w:t xml:space="preserve"> Arbitrary On-road Viewpoints Using Point Cloud Maps</w:t>
       </w:r>
       <w:r>
         <w:rPr>
@@ -1620,8 +1685,18 @@
           <w:sz w:val="21"/>
           <w:szCs w:val="21"/>
         </w:rPr>
-        <w:t>with IsaacSim</w:t>
-      </w:r>
+        <w:t xml:space="preserve">with </w:t>
+      </w:r>
+      <w:proofErr w:type="spellStart"/>
+      <w:r>
+        <w:rPr>
+          <w:rFonts w:ascii="Garamond" w:hAnsi="Garamond" w:cs="Arial"/>
+          <w:sz w:val="21"/>
+          <w:szCs w:val="21"/>
+        </w:rPr>
+        <w:t>IsaacSim</w:t>
+      </w:r>
+      <w:proofErr w:type="spellEnd"/>
     </w:p>
     <w:p>
       <w:pPr>
@@ -2162,7 +2237,25 @@
           <w:sz w:val="21"/>
           <w:szCs w:val="21"/>
         </w:rPr>
-        <w:t>Designed and built map to enhance autonomous driving/ADAS by visualizing key information, such as routes and vehicle state using MATLAB; helped company’s engineers understand signals sent from cars visually</w:t>
+        <w:t xml:space="preserve">Designed and built </w:t>
+      </w:r>
+      <w:proofErr w:type="gramStart"/>
+      <w:r>
+        <w:rPr>
+          <w:rFonts w:ascii="Garamond" w:hAnsi="Garamond" w:cs="Arial"/>
+          <w:sz w:val="21"/>
+          <w:szCs w:val="21"/>
+        </w:rPr>
+        <w:t>map</w:t>
+      </w:r>
+      <w:proofErr w:type="gramEnd"/>
+      <w:r>
+        <w:rPr>
+          <w:rFonts w:ascii="Garamond" w:hAnsi="Garamond" w:cs="Arial"/>
+          <w:sz w:val="21"/>
+          <w:szCs w:val="21"/>
+        </w:rPr>
+        <w:t xml:space="preserve"> to enhance autonomous driving/ADAS by visualizing key information, such as routes and vehicle state using MATLAB; helped company’s engineers understand signals sent from cars visually</w:t>
       </w:r>
     </w:p>
     <w:p>
@@ -2188,7 +2281,25 @@
           <w:sz w:val="21"/>
           <w:szCs w:val="21"/>
         </w:rPr>
-        <w:t>Improved software that processed CAN signals from cars by fixing signal decoding; refined system output accuracy</w:t>
+        <w:t xml:space="preserve">Improved software that </w:t>
+      </w:r>
+      <w:proofErr w:type="gramStart"/>
+      <w:r>
+        <w:rPr>
+          <w:rFonts w:ascii="Garamond" w:hAnsi="Garamond" w:cs="Arial"/>
+          <w:sz w:val="21"/>
+          <w:szCs w:val="21"/>
+        </w:rPr>
+        <w:t>processed</w:t>
+      </w:r>
+      <w:proofErr w:type="gramEnd"/>
+      <w:r>
+        <w:rPr>
+          <w:rFonts w:ascii="Garamond" w:hAnsi="Garamond" w:cs="Arial"/>
+          <w:sz w:val="21"/>
+          <w:szCs w:val="21"/>
+        </w:rPr>
+        <w:t xml:space="preserve"> CAN signals from cars by fixing signal decoding; refined system output accuracy</w:t>
       </w:r>
     </w:p>
     <w:p>
@@ -2692,7 +2803,27 @@
           <w:sz w:val="21"/>
           <w:szCs w:val="21"/>
         </w:rPr>
-        <w:t xml:space="preserve">Extended Kalman Filter , </w:t>
+        <w:t xml:space="preserve">Extended Kalman </w:t>
+      </w:r>
+      <w:proofErr w:type="gramStart"/>
+      <w:r>
+        <w:rPr>
+          <w:rFonts w:ascii="Garamond" w:hAnsi="Garamond" w:cs="Arial"/>
+          <w:i/>
+          <w:sz w:val="21"/>
+          <w:szCs w:val="21"/>
+        </w:rPr>
+        <w:t>Filter ,</w:t>
+      </w:r>
+      <w:proofErr w:type="gramEnd"/>
+      <w:r>
+        <w:rPr>
+          <w:rFonts w:ascii="Garamond" w:hAnsi="Garamond" w:cs="Arial"/>
+          <w:i/>
+          <w:sz w:val="21"/>
+          <w:szCs w:val="21"/>
+        </w:rPr>
+        <w:t xml:space="preserve"> </w:t>
       </w:r>
       <w:r>
         <w:rPr>
@@ -2839,8 +2970,54 @@
           <w:sz w:val="21"/>
           <w:szCs w:val="21"/>
         </w:rPr>
-        <w:t xml:space="preserve"> among pedestrian, cyclist, and intelligent wheelchair</w:t>
-      </w:r>
+        <w:t xml:space="preserve"> among </w:t>
+      </w:r>
+      <w:proofErr w:type="gramStart"/>
+      <w:r>
+        <w:rPr>
+          <w:rFonts w:ascii="Garamond" w:hAnsi="Garamond" w:cs="Arial"/>
+          <w:sz w:val="21"/>
+          <w:szCs w:val="21"/>
+        </w:rPr>
+        <w:t>pedestrian</w:t>
+      </w:r>
+      <w:proofErr w:type="gramEnd"/>
+      <w:r>
+        <w:rPr>
+          <w:rFonts w:ascii="Garamond" w:hAnsi="Garamond" w:cs="Arial"/>
+          <w:sz w:val="21"/>
+          <w:szCs w:val="21"/>
+        </w:rPr>
+        <w:t xml:space="preserve">, </w:t>
+      </w:r>
+      <w:proofErr w:type="gramStart"/>
+      <w:r>
+        <w:rPr>
+          <w:rFonts w:ascii="Garamond" w:hAnsi="Garamond" w:cs="Arial"/>
+          <w:sz w:val="21"/>
+          <w:szCs w:val="21"/>
+        </w:rPr>
+        <w:t>cyclist</w:t>
+      </w:r>
+      <w:proofErr w:type="gramEnd"/>
+      <w:r>
+        <w:rPr>
+          <w:rFonts w:ascii="Garamond" w:hAnsi="Garamond" w:cs="Arial"/>
+          <w:sz w:val="21"/>
+          <w:szCs w:val="21"/>
+        </w:rPr>
+        <w:t xml:space="preserve">, and intelligent </w:t>
+      </w:r>
+      <w:proofErr w:type="gramStart"/>
+      <w:r>
+        <w:rPr>
+          <w:rFonts w:ascii="Garamond" w:hAnsi="Garamond" w:cs="Arial"/>
+          <w:sz w:val="21"/>
+          <w:szCs w:val="21"/>
+        </w:rPr>
+        <w:t>wheelchair</w:t>
+      </w:r>
+      <w:proofErr w:type="gramEnd"/>
       <w:r>
         <w:rPr>
           <w:rFonts w:ascii="Garamond" w:hAnsi="Garamond" w:cs="Arial"/>
@@ -4558,15 +4735,6 @@
 </file>
 
 <file path=customXml/item1.xml><?xml version="1.0" encoding="utf-8"?>
-<?mso-contentType ?>
-<FormTemplates xmlns="http://schemas.microsoft.com/sharepoint/v3/contenttype/forms">
-  <Display>DocumentLibraryForm</Display>
-  <Edit>DocumentLibraryForm</Edit>
-  <New>DocumentLibraryForm</New>
-</FormTemplates>
-</file>
-
-<file path=customXml/item2.xml><?xml version="1.0" encoding="utf-8"?>
 <ct:contentTypeSchema xmlns:ct="http://schemas.microsoft.com/office/2006/metadata/contentType" xmlns:ma="http://schemas.microsoft.com/office/2006/metadata/properties/metaAttributes" ct:_="" ma:_="" ma:contentTypeName="Document" ma:contentTypeID="0x010100E00F7205C82CFC49993A09459E403F9D" ma:contentTypeVersion="11" ma:contentTypeDescription="Create a new document." ma:contentTypeScope="" ma:versionID="15ca1506d9d0bc3d30df8ed0110f0d4e">
   <xsd:schema xmlns:xsd="http://www.w3.org/2001/XMLSchema" xmlns:xs="http://www.w3.org/2001/XMLSchema" xmlns:p="http://schemas.microsoft.com/office/2006/metadata/properties" xmlns:ns2="8f1b7c86-42c5-4929-b887-8cfd13270314" xmlns:ns3="671c1944-cc4f-476c-949f-52559c641db4" targetNamespace="http://schemas.microsoft.com/office/2006/metadata/properties" ma:root="true" ma:fieldsID="db6c2aada95e6879eb2870ebec6b4aa1" ns2:_="" ns3:_="">
     <xsd:import namespace="8f1b7c86-42c5-4929-b887-8cfd13270314"/>
@@ -4777,15 +4945,16 @@
 </ct:contentTypeSchema>
 </file>
 
-<file path=customXml/itemProps1.xml><?xml version="1.0" encoding="utf-8"?>
-<ds:datastoreItem xmlns:ds="http://schemas.openxmlformats.org/officeDocument/2006/customXml" ds:itemID="{8E8AFA64-578D-46FF-A288-428D1FA7C9F1}">
-  <ds:schemaRefs>
-    <ds:schemaRef ds:uri="http://schemas.microsoft.com/sharepoint/v3/contenttype/forms"/>
-  </ds:schemaRefs>
-</ds:datastoreItem>
+<file path=customXml/item2.xml><?xml version="1.0" encoding="utf-8"?>
+<?mso-contentType ?>
+<FormTemplates xmlns="http://schemas.microsoft.com/sharepoint/v3/contenttype/forms">
+  <Display>DocumentLibraryForm</Display>
+  <Edit>DocumentLibraryForm</Edit>
+  <New>DocumentLibraryForm</New>
+</FormTemplates>
 </file>
 
-<file path=customXml/itemProps2.xml><?xml version="1.0" encoding="utf-8"?>
+<file path=customXml/itemProps1.xml><?xml version="1.0" encoding="utf-8"?>
 <ds:datastoreItem xmlns:ds="http://schemas.openxmlformats.org/officeDocument/2006/customXml" ds:itemID="{5ECCFF00-82E4-439E-8D62-678F77120EF2}">
   <ds:schemaRefs>
     <ds:schemaRef ds:uri="http://schemas.microsoft.com/office/2006/metadata/contentType"/>
@@ -4802,4 +4971,12 @@
     <ds:schemaRef ds:uri="http://schemas.microsoft.com/internal/obd"/>
   </ds:schemaRefs>
 </ds:datastoreItem>
+</file>
+
+<file path=customXml/itemProps2.xml><?xml version="1.0" encoding="utf-8"?>
+<ds:datastoreItem xmlns:ds="http://schemas.openxmlformats.org/officeDocument/2006/customXml" ds:itemID="{8E8AFA64-578D-46FF-A288-428D1FA7C9F1}">
+  <ds:schemaRefs>
+    <ds:schemaRef ds:uri="http://schemas.microsoft.com/sharepoint/v3/contenttype/forms"/>
+  </ds:schemaRefs>
+</ds:datastoreItem>
 </file>
--- a/Marika_Nishi_Resume.docx
+++ b/Marika_Nishi_Resume.docx
@@ -28,35 +28,14 @@
           <w:rFonts w:ascii="Times New Roman" w:hAnsi="Times New Roman" w:cs="Times New Roman"/>
           <w:sz w:val="40"/>
         </w:rPr>
-        <w:t>Marika Nishi</w:t>
+        <w:t>Marika</w:t>
       </w:r>
       <w:r>
         <w:rPr>
           <w:rFonts w:ascii="Times New Roman" w:hAnsi="Times New Roman" w:cs="Times New Roman"/>
-          <w:szCs w:val="14"/>
-        </w:rPr>
-        <w:t xml:space="preserve"> </w:t>
-      </w:r>
-      <w:r>
-        <w:rPr>
-          <w:rFonts w:ascii="Times New Roman" w:hAnsi="Times New Roman" w:cs="Times New Roman"/>
-          <w:szCs w:val="14"/>
-        </w:rPr>
-        <w:t>Software</w:t>
-      </w:r>
-      <w:r>
-        <w:rPr>
-          <w:rFonts w:ascii="Times New Roman" w:hAnsi="Times New Roman" w:cs="Times New Roman"/>
-          <w:szCs w:val="14"/>
-        </w:rPr>
-        <w:t xml:space="preserve"> Engineer</w:t>
-      </w:r>
-      <w:r>
-        <w:rPr>
-          <w:rFonts w:ascii="Times New Roman" w:hAnsi="Times New Roman" w:cs="Times New Roman"/>
-          <w:szCs w:val="14"/>
-        </w:rPr>
-        <w:t>, Robotics</w:t>
+          <w:sz w:val="40"/>
+        </w:rPr>
+        <w:t xml:space="preserve"> Nishi</w:t>
       </w:r>
     </w:p>
     <w:p>
@@ -152,7 +131,27 @@
             <w:sz w:val="18"/>
             <w:szCs w:val="18"/>
           </w:rPr>
-          <w:t>linkedin.com/in/marika-nishi/</w:t>
+          <w:t>linkedin.com/in/</w:t>
+        </w:r>
+        <w:proofErr w:type="spellStart"/>
+        <w:r>
+          <w:rPr>
+            <w:rStyle w:val="Hyperlink"/>
+            <w:rFonts w:ascii="Garamond" w:hAnsi="Garamond" w:cs="Arial"/>
+            <w:sz w:val="18"/>
+            <w:szCs w:val="18"/>
+          </w:rPr>
+          <w:t>marika-nishi</w:t>
+        </w:r>
+        <w:proofErr w:type="spellEnd"/>
+        <w:r>
+          <w:rPr>
+            <w:rStyle w:val="Hyperlink"/>
+            <w:rFonts w:ascii="Garamond" w:hAnsi="Garamond" w:cs="Arial"/>
+            <w:sz w:val="18"/>
+            <w:szCs w:val="18"/>
+          </w:rPr>
+          <w:t>/</w:t>
         </w:r>
       </w:hyperlink>
       <w:r>
@@ -752,14 +751,25 @@
         </w:rPr>
         <w:t xml:space="preserve"> </w:t>
       </w:r>
-      <w:r>
-        <w:rPr>
-          <w:rFonts w:ascii="Garamond" w:hAnsi="Garamond" w:cs="Arial"/>
-          <w:iCs/>
-          <w:sz w:val="21"/>
-          <w:szCs w:val="21"/>
-        </w:rPr>
-        <w:t xml:space="preserve">PyTorch, </w:t>
+      <w:proofErr w:type="spellStart"/>
+      <w:r>
+        <w:rPr>
+          <w:rFonts w:ascii="Garamond" w:hAnsi="Garamond" w:cs="Arial"/>
+          <w:iCs/>
+          <w:sz w:val="21"/>
+          <w:szCs w:val="21"/>
+        </w:rPr>
+        <w:t>PyTorch</w:t>
+      </w:r>
+      <w:proofErr w:type="spellEnd"/>
+      <w:r>
+        <w:rPr>
+          <w:rFonts w:ascii="Garamond" w:hAnsi="Garamond" w:cs="Arial"/>
+          <w:iCs/>
+          <w:sz w:val="21"/>
+          <w:szCs w:val="21"/>
+        </w:rPr>
+        <w:t xml:space="preserve">, </w:t>
       </w:r>
       <w:r>
         <w:rPr>
@@ -813,7 +823,79 @@
           <w:sz w:val="21"/>
           <w:szCs w:val="21"/>
         </w:rPr>
-        <w:t xml:space="preserve">, </w:t>
+        <w:t>,</w:t>
+      </w:r>
+      <w:r>
+        <w:rPr>
+          <w:rFonts w:ascii="Garamond" w:hAnsi="Garamond" w:cs="Arial"/>
+          <w:iCs/>
+          <w:sz w:val="21"/>
+          <w:szCs w:val="21"/>
+        </w:rPr>
+        <w:t xml:space="preserve"> </w:t>
+      </w:r>
+      <w:r>
+        <w:rPr>
+          <w:rFonts w:ascii="Garamond" w:hAnsi="Garamond" w:cs="Arial"/>
+          <w:iCs/>
+          <w:sz w:val="21"/>
+          <w:szCs w:val="21"/>
+        </w:rPr>
+        <w:t>sensor fusion,</w:t>
+      </w:r>
+      <w:r>
+        <w:rPr>
+          <w:rFonts w:ascii="Garamond" w:hAnsi="Garamond" w:cs="Arial"/>
+          <w:iCs/>
+          <w:sz w:val="21"/>
+          <w:szCs w:val="21"/>
+        </w:rPr>
+        <w:t xml:space="preserve"> </w:t>
+      </w:r>
+      <w:r>
+        <w:rPr>
+          <w:rFonts w:ascii="Garamond" w:hAnsi="Garamond" w:cs="Arial"/>
+          <w:iCs/>
+          <w:sz w:val="21"/>
+          <w:szCs w:val="21"/>
+        </w:rPr>
+        <w:t xml:space="preserve">EKF, perception, </w:t>
+      </w:r>
+      <w:r>
+        <w:rPr>
+          <w:rFonts w:ascii="Garamond" w:hAnsi="Garamond" w:cs="Arial"/>
+          <w:iCs/>
+          <w:sz w:val="21"/>
+          <w:szCs w:val="21"/>
+        </w:rPr>
+        <w:t>computer vision,</w:t>
+      </w:r>
+      <w:r>
+        <w:rPr>
+          <w:rFonts w:ascii="Garamond" w:hAnsi="Garamond" w:cs="Arial"/>
+          <w:iCs/>
+          <w:sz w:val="21"/>
+          <w:szCs w:val="21"/>
+        </w:rPr>
+        <w:t xml:space="preserve"> </w:t>
+      </w:r>
+      <w:r>
+        <w:rPr>
+          <w:rFonts w:ascii="Garamond" w:hAnsi="Garamond" w:cs="Arial"/>
+          <w:iCs/>
+          <w:sz w:val="21"/>
+          <w:szCs w:val="21"/>
+        </w:rPr>
+        <w:t xml:space="preserve">SLAM, localization, </w:t>
+      </w:r>
+      <w:r>
+        <w:rPr>
+          <w:rFonts w:ascii="Garamond" w:hAnsi="Garamond" w:cs="Arial"/>
+          <w:iCs/>
+          <w:sz w:val="21"/>
+          <w:szCs w:val="21"/>
+        </w:rPr>
+        <w:t xml:space="preserve">path planning, ML-based control, </w:t>
       </w:r>
       <w:r>
         <w:rPr>
@@ -831,43 +913,16 @@
           <w:sz w:val="21"/>
           <w:szCs w:val="21"/>
         </w:rPr>
-        <w:t xml:space="preserve">drone, </w:t>
-      </w:r>
-      <w:r>
-        <w:rPr>
-          <w:rFonts w:ascii="Garamond" w:hAnsi="Garamond" w:cs="Arial"/>
-          <w:iCs/>
-          <w:sz w:val="21"/>
-          <w:szCs w:val="21"/>
-        </w:rPr>
-        <w:t xml:space="preserve">navigation, </w:t>
-      </w:r>
-      <w:r>
-        <w:rPr>
-          <w:rFonts w:ascii="Garamond" w:hAnsi="Garamond" w:cs="Arial"/>
-          <w:iCs/>
-          <w:sz w:val="21"/>
-          <w:szCs w:val="21"/>
-        </w:rPr>
-        <w:t>SLAM,</w:t>
-      </w:r>
-      <w:r>
-        <w:rPr>
-          <w:rFonts w:ascii="Garamond" w:hAnsi="Garamond" w:cs="Arial"/>
-          <w:iCs/>
-          <w:sz w:val="21"/>
-          <w:szCs w:val="21"/>
-        </w:rPr>
-        <w:t xml:space="preserve"> </w:t>
-      </w:r>
-      <w:r>
-        <w:rPr>
-          <w:rFonts w:ascii="Garamond" w:hAnsi="Garamond" w:cs="Arial"/>
-          <w:iCs/>
-          <w:sz w:val="21"/>
-          <w:szCs w:val="21"/>
-        </w:rPr>
-        <w:t>simulation (Gazebo</w:t>
+        <w:t>drone</w:t>
+      </w:r>
+      <w:r>
+        <w:rPr>
+          <w:rFonts w:ascii="Garamond" w:hAnsi="Garamond" w:cs="Arial"/>
+          <w:iCs/>
+          <w:sz w:val="21"/>
+          <w:szCs w:val="21"/>
+        </w:rPr>
+        <w:t>, simulation (Gazebo</w:t>
       </w:r>
       <w:r>
         <w:rPr>
@@ -885,106 +940,16 @@
           <w:sz w:val="21"/>
           <w:szCs w:val="21"/>
         </w:rPr>
-        <w:t>)</w:t>
-      </w:r>
-      <w:r>
-        <w:rPr>
-          <w:rFonts w:ascii="Garamond" w:hAnsi="Garamond" w:cs="Arial"/>
-          <w:iCs/>
-          <w:sz w:val="21"/>
-          <w:szCs w:val="21"/>
-        </w:rPr>
-        <w:t xml:space="preserve">, </w:t>
-      </w:r>
-      <w:r>
-        <w:rPr>
-          <w:rFonts w:ascii="Garamond" w:hAnsi="Garamond" w:cs="Arial"/>
-          <w:iCs/>
-          <w:sz w:val="21"/>
-          <w:szCs w:val="21"/>
-        </w:rPr>
-        <w:t>perception</w:t>
-      </w:r>
-      <w:r>
-        <w:rPr>
-          <w:rFonts w:ascii="Garamond" w:hAnsi="Garamond" w:cs="Arial"/>
-          <w:iCs/>
-          <w:sz w:val="21"/>
-          <w:szCs w:val="21"/>
-        </w:rPr>
-        <w:t xml:space="preserve">, </w:t>
-      </w:r>
-      <w:r>
-        <w:rPr>
-          <w:rFonts w:ascii="Garamond" w:hAnsi="Garamond" w:cs="Arial"/>
-          <w:iCs/>
-          <w:sz w:val="21"/>
-          <w:szCs w:val="21"/>
-        </w:rPr>
-        <w:t>computer vision</w:t>
-      </w:r>
-      <w:r>
-        <w:rPr>
-          <w:rFonts w:ascii="Garamond" w:hAnsi="Garamond" w:cs="Arial"/>
-          <w:iCs/>
-          <w:sz w:val="21"/>
-          <w:szCs w:val="21"/>
-        </w:rPr>
-        <w:t xml:space="preserve">, </w:t>
-      </w:r>
-      <w:r>
-        <w:rPr>
-          <w:rFonts w:ascii="Garamond" w:hAnsi="Garamond" w:cs="Arial"/>
-          <w:iCs/>
-          <w:sz w:val="21"/>
-          <w:szCs w:val="21"/>
-        </w:rPr>
-        <w:t>robot motion</w:t>
-      </w:r>
-      <w:r>
-        <w:rPr>
-          <w:rFonts w:ascii="Garamond" w:hAnsi="Garamond" w:cs="Arial"/>
-          <w:iCs/>
-          <w:sz w:val="21"/>
-          <w:szCs w:val="21"/>
-        </w:rPr>
-        <w:t xml:space="preserve">, </w:t>
-      </w:r>
-      <w:r>
-        <w:rPr>
-          <w:rFonts w:ascii="Garamond" w:hAnsi="Garamond" w:cs="Arial"/>
-          <w:iCs/>
-          <w:sz w:val="21"/>
-          <w:szCs w:val="21"/>
-        </w:rPr>
-        <w:t xml:space="preserve">sensor fusion, </w:t>
-      </w:r>
-      <w:r>
-        <w:rPr>
-          <w:rFonts w:ascii="Garamond" w:hAnsi="Garamond" w:cs="Arial"/>
-          <w:iCs/>
-          <w:sz w:val="21"/>
-          <w:szCs w:val="21"/>
-        </w:rPr>
-        <w:t xml:space="preserve">path </w:t>
-      </w:r>
-      <w:r>
-        <w:rPr>
-          <w:rFonts w:ascii="Garamond" w:hAnsi="Garamond" w:cs="Arial"/>
-          <w:iCs/>
-          <w:sz w:val="21"/>
-          <w:szCs w:val="21"/>
-        </w:rPr>
-        <w:t xml:space="preserve">planning, </w:t>
-      </w:r>
-      <w:r>
-        <w:rPr>
-          <w:rFonts w:ascii="Garamond" w:hAnsi="Garamond" w:cs="Arial"/>
-          <w:iCs/>
-          <w:sz w:val="21"/>
-          <w:szCs w:val="21"/>
-        </w:rPr>
-        <w:t xml:space="preserve">EKF, </w:t>
+        <w:t xml:space="preserve"> Sim</w:t>
+      </w:r>
+      <w:r>
+        <w:rPr>
+          <w:rFonts w:ascii="Garamond" w:hAnsi="Garamond" w:cs="Arial"/>
+          <w:iCs/>
+          <w:sz w:val="21"/>
+          <w:szCs w:val="21"/>
+        </w:rPr>
+        <w:t xml:space="preserve">), </w:t>
       </w:r>
       <w:r>
         <w:rPr>
@@ -1646,8 +1611,18 @@
           <w:sz w:val="21"/>
           <w:szCs w:val="21"/>
         </w:rPr>
-        <w:t>with IsaacSim</w:t>
-      </w:r>
+        <w:t xml:space="preserve">with </w:t>
+      </w:r>
+      <w:proofErr w:type="spellStart"/>
+      <w:r>
+        <w:rPr>
+          <w:rFonts w:ascii="Garamond" w:hAnsi="Garamond" w:cs="Arial"/>
+          <w:sz w:val="21"/>
+          <w:szCs w:val="21"/>
+        </w:rPr>
+        <w:t>IsaacSim</w:t>
+      </w:r>
+      <w:proofErr w:type="spellEnd"/>
     </w:p>
     <w:p>
       <w:pPr>
@@ -1816,7 +1791,25 @@
           <w:sz w:val="21"/>
           <w:szCs w:val="21"/>
         </w:rPr>
-        <w:t xml:space="preserve"> built with Bazel and protobuf, identifying root causes through code analysis and debuggin</w:t>
+        <w:t xml:space="preserve"> built with Bazel and </w:t>
+      </w:r>
+      <w:proofErr w:type="spellStart"/>
+      <w:r>
+        <w:rPr>
+          <w:rFonts w:ascii="Garamond" w:hAnsi="Garamond" w:cs="Arial"/>
+          <w:sz w:val="21"/>
+          <w:szCs w:val="21"/>
+        </w:rPr>
+        <w:t>protobuf</w:t>
+      </w:r>
+      <w:proofErr w:type="spellEnd"/>
+      <w:r>
+        <w:rPr>
+          <w:rFonts w:ascii="Garamond" w:hAnsi="Garamond" w:cs="Arial"/>
+          <w:sz w:val="21"/>
+          <w:szCs w:val="21"/>
+        </w:rPr>
+        <w:t>, identifying root causes through code analysis and debuggin</w:t>
       </w:r>
       <w:r>
         <w:rPr>

--- a/Marika_Nishi_Resume.docx
+++ b/Marika_Nishi_Resume.docx
@@ -31,6 +31,37 @@
         </w:rPr>
         <w:t>Marika Nishi</w:t>
       </w:r>
+      <w:r>
+        <w:rPr>
+          <w:rFonts w:ascii="Times New Roman" w:hAnsi="Times New Roman" w:cs="Times New Roman"/>
+          <w:sz w:val="40"/>
+        </w:rPr>
+        <w:t xml:space="preserve"> </w:t>
+      </w:r>
+      <w:r>
+        <w:rPr>
+          <w:rFonts w:ascii="Times New Roman" w:hAnsi="Times New Roman" w:cs="Times New Roman"/>
+          <w:sz w:val="21"/>
+          <w:szCs w:val="12"/>
+        </w:rPr>
+        <w:t>Project Desing</w:t>
+      </w:r>
+      <w:r>
+        <w:rPr>
+          <w:rFonts w:ascii="Times New Roman" w:hAnsi="Times New Roman" w:cs="Times New Roman"/>
+          <w:sz w:val="21"/>
+          <w:szCs w:val="12"/>
+        </w:rPr>
+        <w:t xml:space="preserve"> </w:t>
+      </w:r>
+      <w:r>
+        <w:rPr>
+          <w:rFonts w:ascii="Times New Roman" w:hAnsi="Times New Roman" w:cs="Times New Roman"/>
+          <w:sz w:val="21"/>
+          <w:szCs w:val="12"/>
+        </w:rPr>
+        <w:t>Engineer</w:t>
+      </w:r>
     </w:p>
     <w:p>
       <w:pPr>
@@ -93,7 +124,6 @@
         </w:rPr>
         <w:t>-</w:t>
       </w:r>
-      <w:proofErr w:type="gramStart"/>
       <w:r>
         <w:rPr>
           <w:rFonts w:ascii="Garamond" w:hAnsi="Garamond" w:cs="Arial"/>
@@ -116,16 +146,7 @@
           <w:sz w:val="18"/>
           <w:szCs w:val="18"/>
         </w:rPr>
-        <w:t>Philadelphia</w:t>
-      </w:r>
-      <w:proofErr w:type="gramEnd"/>
-      <w:r>
-        <w:rPr>
-          <w:rFonts w:ascii="Garamond" w:hAnsi="Garamond" w:cs="Arial"/>
-          <w:sz w:val="18"/>
-          <w:szCs w:val="18"/>
-        </w:rPr>
-        <w:t xml:space="preserve">, PA </w:t>
+        <w:t xml:space="preserve">Philadelphia, PA </w:t>
       </w:r>
       <w:hyperlink r:id="rId9" w:history="1">
         <w:r>
@@ -135,27 +156,7 @@
             <w:sz w:val="18"/>
             <w:szCs w:val="18"/>
           </w:rPr>
-          <w:t>linkedin.com/in/</w:t>
-        </w:r>
-        <w:proofErr w:type="spellStart"/>
-        <w:r>
-          <w:rPr>
-            <w:rStyle w:val="Hyperlink"/>
-            <w:rFonts w:ascii="Garamond" w:hAnsi="Garamond" w:cs="Arial"/>
-            <w:sz w:val="18"/>
-            <w:szCs w:val="18"/>
-          </w:rPr>
-          <w:t>marika-nishi</w:t>
-        </w:r>
-        <w:proofErr w:type="spellEnd"/>
-        <w:r>
-          <w:rPr>
-            <w:rStyle w:val="Hyperlink"/>
-            <w:rFonts w:ascii="Garamond" w:hAnsi="Garamond" w:cs="Arial"/>
-            <w:sz w:val="18"/>
-            <w:szCs w:val="18"/>
-          </w:rPr>
-          <w:t>/</w:t>
+          <w:t>linkedin.com/in/marika-nishi/</w:t>
         </w:r>
       </w:hyperlink>
       <w:r>
@@ -783,25 +784,14 @@
         </w:rPr>
         <w:t xml:space="preserve"> </w:t>
       </w:r>
-      <w:proofErr w:type="spellStart"/>
-      <w:r>
-        <w:rPr>
-          <w:rFonts w:ascii="Garamond" w:hAnsi="Garamond" w:cs="Arial"/>
-          <w:iCs/>
-          <w:sz w:val="21"/>
-          <w:szCs w:val="21"/>
-        </w:rPr>
-        <w:t>PyTorch</w:t>
-      </w:r>
-      <w:proofErr w:type="spellEnd"/>
-      <w:r>
-        <w:rPr>
-          <w:rFonts w:ascii="Garamond" w:hAnsi="Garamond" w:cs="Arial"/>
-          <w:iCs/>
-          <w:sz w:val="21"/>
-          <w:szCs w:val="21"/>
-        </w:rPr>
-        <w:t xml:space="preserve">, </w:t>
+      <w:r>
+        <w:rPr>
+          <w:rFonts w:ascii="Garamond" w:hAnsi="Garamond" w:cs="Arial"/>
+          <w:iCs/>
+          <w:sz w:val="21"/>
+          <w:szCs w:val="21"/>
+        </w:rPr>
+        <w:t xml:space="preserve">PyTorch, </w:t>
       </w:r>
       <w:r>
         <w:rPr>
@@ -837,6 +827,15 @@
           <w:sz w:val="21"/>
           <w:szCs w:val="21"/>
         </w:rPr>
+        <w:t xml:space="preserve">HMI, </w:t>
+      </w:r>
+      <w:r>
+        <w:rPr>
+          <w:rFonts w:ascii="Garamond" w:hAnsi="Garamond" w:cs="Arial"/>
+          <w:iCs/>
+          <w:sz w:val="21"/>
+          <w:szCs w:val="21"/>
+        </w:rPr>
         <w:t xml:space="preserve">testing, </w:t>
       </w:r>
       <w:r>
@@ -863,25 +862,7 @@
           <w:sz w:val="21"/>
           <w:szCs w:val="21"/>
         </w:rPr>
-        <w:t xml:space="preserve">simulation (Gazebo, </w:t>
-      </w:r>
-      <w:proofErr w:type="spellStart"/>
-      <w:r>
-        <w:rPr>
-          <w:rFonts w:ascii="Garamond" w:hAnsi="Garamond" w:cs="Arial"/>
-          <w:sz w:val="21"/>
-          <w:szCs w:val="21"/>
-        </w:rPr>
-        <w:t>IsaacSim</w:t>
-      </w:r>
-      <w:proofErr w:type="spellEnd"/>
-      <w:r>
-        <w:rPr>
-          <w:rFonts w:ascii="Garamond" w:hAnsi="Garamond" w:cs="Arial"/>
-          <w:sz w:val="21"/>
-          <w:szCs w:val="21"/>
-        </w:rPr>
-        <w:t xml:space="preserve">), </w:t>
+        <w:t xml:space="preserve">simulation (Gazebo, IsaacSim), </w:t>
       </w:r>
       <w:r>
         <w:rPr>
@@ -1021,41 +1002,15 @@
           <w:sz w:val="21"/>
           <w:szCs w:val="21"/>
         </w:rPr>
-        <w:t xml:space="preserve">3D </w:t>
-      </w:r>
-      <w:r>
-        <w:rPr>
-          <w:rFonts w:ascii="Garamond" w:hAnsi="Garamond" w:cs="Arial"/>
-          <w:sz w:val="21"/>
-          <w:szCs w:val="21"/>
-        </w:rPr>
-        <w:t xml:space="preserve">CAD, </w:t>
-      </w:r>
-      <w:r>
-        <w:rPr>
-          <w:rFonts w:ascii="Garamond" w:hAnsi="Garamond" w:cs="Arial"/>
-          <w:sz w:val="21"/>
-          <w:szCs w:val="21"/>
-        </w:rPr>
-        <w:t xml:space="preserve">3D </w:t>
-      </w:r>
-      <w:proofErr w:type="gramStart"/>
-      <w:r>
-        <w:rPr>
-          <w:rFonts w:ascii="Garamond" w:hAnsi="Garamond" w:cs="Arial"/>
-          <w:sz w:val="21"/>
-          <w:szCs w:val="21"/>
-        </w:rPr>
-        <w:t>print</w:t>
-      </w:r>
-      <w:proofErr w:type="gramEnd"/>
-      <w:r>
-        <w:rPr>
-          <w:rFonts w:ascii="Garamond" w:hAnsi="Garamond" w:cs="Arial"/>
-          <w:sz w:val="21"/>
-          <w:szCs w:val="21"/>
-        </w:rPr>
-        <w:t>, CAN</w:t>
+        <w:t xml:space="preserve">DC power, AC power, Teams, MS Excel, MS PowerPoint, </w:t>
+      </w:r>
+      <w:r>
+        <w:rPr>
+          <w:rFonts w:ascii="Garamond" w:hAnsi="Garamond" w:cs="Arial"/>
+          <w:sz w:val="21"/>
+          <w:szCs w:val="21"/>
+        </w:rPr>
+        <w:t>CAD</w:t>
       </w:r>
       <w:r>
         <w:rPr>
@@ -1095,22 +1050,6 @@
           <w:sz w:val="21"/>
           <w:szCs w:val="21"/>
         </w:rPr>
-        <w:t>Arduino</w:t>
-      </w:r>
-      <w:r>
-        <w:rPr>
-          <w:rFonts w:ascii="Garamond" w:hAnsi="Garamond" w:cs="Arial"/>
-          <w:sz w:val="21"/>
-          <w:szCs w:val="21"/>
-        </w:rPr>
-        <w:t xml:space="preserve">, </w:t>
-      </w:r>
-      <w:r>
-        <w:rPr>
-          <w:rFonts w:ascii="Garamond" w:hAnsi="Garamond" w:cs="Arial"/>
-          <w:sz w:val="21"/>
-          <w:szCs w:val="21"/>
-        </w:rPr>
         <w:t>LiDAR</w:t>
       </w:r>
       <w:r>
@@ -1119,23 +1058,23 @@
           <w:sz w:val="21"/>
           <w:szCs w:val="21"/>
         </w:rPr>
-        <w:t>, RGB</w:t>
-      </w:r>
-      <w:r>
-        <w:rPr>
-          <w:rFonts w:ascii="Garamond" w:hAnsi="Garamond" w:cs="Arial"/>
-          <w:sz w:val="21"/>
-          <w:szCs w:val="21"/>
-        </w:rPr>
-        <w:t>D</w:t>
-      </w:r>
-      <w:r>
-        <w:rPr>
-          <w:rFonts w:ascii="Garamond" w:hAnsi="Garamond" w:cs="Arial"/>
-          <w:sz w:val="21"/>
-          <w:szCs w:val="21"/>
-        </w:rPr>
-        <w:t xml:space="preserve"> camera</w:t>
+        <w:t>,</w:t>
+      </w:r>
+      <w:r>
+        <w:rPr>
+          <w:rFonts w:ascii="Garamond" w:hAnsi="Garamond" w:cs="Arial"/>
+          <w:sz w:val="21"/>
+          <w:szCs w:val="21"/>
+        </w:rPr>
+        <w:t xml:space="preserve"> </w:t>
+      </w:r>
+      <w:r>
+        <w:rPr>
+          <w:rFonts w:ascii="Garamond" w:hAnsi="Garamond" w:cs="Arial"/>
+          <w:sz w:val="21"/>
+          <w:szCs w:val="21"/>
+        </w:rPr>
+        <w:t>camera</w:t>
       </w:r>
       <w:r>
         <w:rPr>
@@ -1168,14 +1107,6 @@
           <w:szCs w:val="21"/>
         </w:rPr>
         <w:t>S</w:t>
-      </w:r>
-      <w:r>
-        <w:rPr>
-          <w:rFonts w:ascii="Garamond" w:hAnsi="Garamond" w:cs="Arial"/>
-          <w:sz w:val="21"/>
-          <w:szCs w:val="21"/>
-        </w:rPr>
-        <w:t>, RTK-GNSS</w:t>
       </w:r>
     </w:p>
     <w:p>
@@ -1388,25 +1319,7 @@
           <w:sz w:val="21"/>
           <w:szCs w:val="21"/>
         </w:rPr>
-        <w:t xml:space="preserve">Visibility Evaluation Around Unsignalized Intersections with Occlusion </w:t>
-      </w:r>
-      <w:proofErr w:type="gramStart"/>
-      <w:r>
-        <w:rPr>
-          <w:rFonts w:ascii="Garamond" w:hAnsi="Garamond" w:cs="Arial"/>
-          <w:sz w:val="21"/>
-          <w:szCs w:val="21"/>
-        </w:rPr>
-        <w:t>From</w:t>
-      </w:r>
-      <w:proofErr w:type="gramEnd"/>
-      <w:r>
-        <w:rPr>
-          <w:rFonts w:ascii="Garamond" w:hAnsi="Garamond" w:cs="Arial"/>
-          <w:sz w:val="21"/>
-          <w:szCs w:val="21"/>
-        </w:rPr>
-        <w:t xml:space="preserve"> Arbitrary On-road Viewpoints Using Point Cloud Maps</w:t>
+        <w:t>Visibility Evaluation Around Unsignalized Intersections with Occlusion From Arbitrary On-road Viewpoints Using Point Cloud Maps</w:t>
       </w:r>
       <w:r>
         <w:rPr>
@@ -1685,18 +1598,8 @@
           <w:sz w:val="21"/>
           <w:szCs w:val="21"/>
         </w:rPr>
-        <w:t xml:space="preserve">with </w:t>
-      </w:r>
-      <w:proofErr w:type="spellStart"/>
-      <w:r>
-        <w:rPr>
-          <w:rFonts w:ascii="Garamond" w:hAnsi="Garamond" w:cs="Arial"/>
-          <w:sz w:val="21"/>
-          <w:szCs w:val="21"/>
-        </w:rPr>
-        <w:t>IsaacSim</w:t>
-      </w:r>
-      <w:proofErr w:type="spellEnd"/>
+        <w:t>with IsaacSim</w:t>
+      </w:r>
     </w:p>
     <w:p>
       <w:pPr>
@@ -2237,25 +2140,7 @@
           <w:sz w:val="21"/>
           <w:szCs w:val="21"/>
         </w:rPr>
-        <w:t xml:space="preserve">Designed and built </w:t>
-      </w:r>
-      <w:proofErr w:type="gramStart"/>
-      <w:r>
-        <w:rPr>
-          <w:rFonts w:ascii="Garamond" w:hAnsi="Garamond" w:cs="Arial"/>
-          <w:sz w:val="21"/>
-          <w:szCs w:val="21"/>
-        </w:rPr>
-        <w:t>map</w:t>
-      </w:r>
-      <w:proofErr w:type="gramEnd"/>
-      <w:r>
-        <w:rPr>
-          <w:rFonts w:ascii="Garamond" w:hAnsi="Garamond" w:cs="Arial"/>
-          <w:sz w:val="21"/>
-          <w:szCs w:val="21"/>
-        </w:rPr>
-        <w:t xml:space="preserve"> to enhance autonomous driving/ADAS by visualizing key information, such as routes and vehicle state using MATLAB; helped company’s engineers understand signals sent from cars visually</w:t>
+        <w:t>Designed and built map to enhance autonomous driving/ADAS by visualizing key information, such as routes and vehicle state using MATLAB; helped company’s engineers understand signals sent from cars visually</w:t>
       </w:r>
     </w:p>
     <w:p>
@@ -2281,25 +2166,7 @@
           <w:sz w:val="21"/>
           <w:szCs w:val="21"/>
         </w:rPr>
-        <w:t xml:space="preserve">Improved software that </w:t>
-      </w:r>
-      <w:proofErr w:type="gramStart"/>
-      <w:r>
-        <w:rPr>
-          <w:rFonts w:ascii="Garamond" w:hAnsi="Garamond" w:cs="Arial"/>
-          <w:sz w:val="21"/>
-          <w:szCs w:val="21"/>
-        </w:rPr>
-        <w:t>processed</w:t>
-      </w:r>
-      <w:proofErr w:type="gramEnd"/>
-      <w:r>
-        <w:rPr>
-          <w:rFonts w:ascii="Garamond" w:hAnsi="Garamond" w:cs="Arial"/>
-          <w:sz w:val="21"/>
-          <w:szCs w:val="21"/>
-        </w:rPr>
-        <w:t xml:space="preserve"> CAN signals from cars by fixing signal decoding; refined system output accuracy</w:t>
+        <w:t>Improved software that processed CAN signals from cars by fixing signal decoding; refined system output accuracy</w:t>
       </w:r>
     </w:p>
     <w:p>
@@ -2803,27 +2670,7 @@
           <w:sz w:val="21"/>
           <w:szCs w:val="21"/>
         </w:rPr>
-        <w:t xml:space="preserve">Extended Kalman </w:t>
-      </w:r>
-      <w:proofErr w:type="gramStart"/>
-      <w:r>
-        <w:rPr>
-          <w:rFonts w:ascii="Garamond" w:hAnsi="Garamond" w:cs="Arial"/>
-          <w:i/>
-          <w:sz w:val="21"/>
-          <w:szCs w:val="21"/>
-        </w:rPr>
-        <w:t>Filter ,</w:t>
-      </w:r>
-      <w:proofErr w:type="gramEnd"/>
-      <w:r>
-        <w:rPr>
-          <w:rFonts w:ascii="Garamond" w:hAnsi="Garamond" w:cs="Arial"/>
-          <w:i/>
-          <w:sz w:val="21"/>
-          <w:szCs w:val="21"/>
-        </w:rPr>
-        <w:t xml:space="preserve"> </w:t>
+        <w:t xml:space="preserve">Extended Kalman Filter , </w:t>
       </w:r>
       <w:r>
         <w:rPr>
@@ -2970,54 +2817,8 @@
           <w:sz w:val="21"/>
           <w:szCs w:val="21"/>
         </w:rPr>
-        <w:t xml:space="preserve"> among </w:t>
-      </w:r>
-      <w:proofErr w:type="gramStart"/>
-      <w:r>
-        <w:rPr>
-          <w:rFonts w:ascii="Garamond" w:hAnsi="Garamond" w:cs="Arial"/>
-          <w:sz w:val="21"/>
-          <w:szCs w:val="21"/>
-        </w:rPr>
-        <w:t>pedestrian</w:t>
-      </w:r>
-      <w:proofErr w:type="gramEnd"/>
-      <w:r>
-        <w:rPr>
-          <w:rFonts w:ascii="Garamond" w:hAnsi="Garamond" w:cs="Arial"/>
-          <w:sz w:val="21"/>
-          <w:szCs w:val="21"/>
-        </w:rPr>
-        <w:t xml:space="preserve">, </w:t>
-      </w:r>
-      <w:proofErr w:type="gramStart"/>
-      <w:r>
-        <w:rPr>
-          <w:rFonts w:ascii="Garamond" w:hAnsi="Garamond" w:cs="Arial"/>
-          <w:sz w:val="21"/>
-          <w:szCs w:val="21"/>
-        </w:rPr>
-        <w:t>cyclist</w:t>
-      </w:r>
-      <w:proofErr w:type="gramEnd"/>
-      <w:r>
-        <w:rPr>
-          <w:rFonts w:ascii="Garamond" w:hAnsi="Garamond" w:cs="Arial"/>
-          <w:sz w:val="21"/>
-          <w:szCs w:val="21"/>
-        </w:rPr>
-        <w:t xml:space="preserve">, and intelligent </w:t>
-      </w:r>
-      <w:proofErr w:type="gramStart"/>
-      <w:r>
-        <w:rPr>
-          <w:rFonts w:ascii="Garamond" w:hAnsi="Garamond" w:cs="Arial"/>
-          <w:sz w:val="21"/>
-          <w:szCs w:val="21"/>
-        </w:rPr>
-        <w:t>wheelchair</w:t>
-      </w:r>
-      <w:proofErr w:type="gramEnd"/>
+        <w:t xml:space="preserve"> among pedestrian, cyclist, and intelligent wheelchair</w:t>
+      </w:r>
       <w:r>
         <w:rPr>
           <w:rFonts w:ascii="Garamond" w:hAnsi="Garamond" w:cs="Arial"/>
@@ -4735,6 +4536,15 @@
 </file>
 
 <file path=customXml/item1.xml><?xml version="1.0" encoding="utf-8"?>
+<?mso-contentType ?>
+<FormTemplates xmlns="http://schemas.microsoft.com/sharepoint/v3/contenttype/forms">
+  <Display>DocumentLibraryForm</Display>
+  <Edit>DocumentLibraryForm</Edit>
+  <New>DocumentLibraryForm</New>
+</FormTemplates>
+</file>
+
+<file path=customXml/item2.xml><?xml version="1.0" encoding="utf-8"?>
 <ct:contentTypeSchema xmlns:ct="http://schemas.microsoft.com/office/2006/metadata/contentType" xmlns:ma="http://schemas.microsoft.com/office/2006/metadata/properties/metaAttributes" ct:_="" ma:_="" ma:contentTypeName="Document" ma:contentTypeID="0x010100E00F7205C82CFC49993A09459E403F9D" ma:contentTypeVersion="11" ma:contentTypeDescription="Create a new document." ma:contentTypeScope="" ma:versionID="15ca1506d9d0bc3d30df8ed0110f0d4e">
   <xsd:schema xmlns:xsd="http://www.w3.org/2001/XMLSchema" xmlns:xs="http://www.w3.org/2001/XMLSchema" xmlns:p="http://schemas.microsoft.com/office/2006/metadata/properties" xmlns:ns2="8f1b7c86-42c5-4929-b887-8cfd13270314" xmlns:ns3="671c1944-cc4f-476c-949f-52559c641db4" targetNamespace="http://schemas.microsoft.com/office/2006/metadata/properties" ma:root="true" ma:fieldsID="db6c2aada95e6879eb2870ebec6b4aa1" ns2:_="" ns3:_="">
     <xsd:import namespace="8f1b7c86-42c5-4929-b887-8cfd13270314"/>
@@ -4945,16 +4755,15 @@
 </ct:contentTypeSchema>
 </file>
 
-<file path=customXml/item2.xml><?xml version="1.0" encoding="utf-8"?>
-<?mso-contentType ?>
-<FormTemplates xmlns="http://schemas.microsoft.com/sharepoint/v3/contenttype/forms">
-  <Display>DocumentLibraryForm</Display>
-  <Edit>DocumentLibraryForm</Edit>
-  <New>DocumentLibraryForm</New>
-</FormTemplates>
+<file path=customXml/itemProps1.xml><?xml version="1.0" encoding="utf-8"?>
+<ds:datastoreItem xmlns:ds="http://schemas.openxmlformats.org/officeDocument/2006/customXml" ds:itemID="{8E8AFA64-578D-46FF-A288-428D1FA7C9F1}">
+  <ds:schemaRefs>
+    <ds:schemaRef ds:uri="http://schemas.microsoft.com/sharepoint/v3/contenttype/forms"/>
+  </ds:schemaRefs>
+</ds:datastoreItem>
 </file>
 
-<file path=customXml/itemProps1.xml><?xml version="1.0" encoding="utf-8"?>
+<file path=customXml/itemProps2.xml><?xml version="1.0" encoding="utf-8"?>
 <ds:datastoreItem xmlns:ds="http://schemas.openxmlformats.org/officeDocument/2006/customXml" ds:itemID="{5ECCFF00-82E4-439E-8D62-678F77120EF2}">
   <ds:schemaRefs>
     <ds:schemaRef ds:uri="http://schemas.microsoft.com/office/2006/metadata/contentType"/>
@@ -4971,12 +4780,4 @@
     <ds:schemaRef ds:uri="http://schemas.microsoft.com/internal/obd"/>
   </ds:schemaRefs>
 </ds:datastoreItem>
-</file>
-
-<file path=customXml/itemProps2.xml><?xml version="1.0" encoding="utf-8"?>
-<ds:datastoreItem xmlns:ds="http://schemas.openxmlformats.org/officeDocument/2006/customXml" ds:itemID="{8E8AFA64-578D-46FF-A288-428D1FA7C9F1}">
-  <ds:schemaRefs>
-    <ds:schemaRef ds:uri="http://schemas.microsoft.com/sharepoint/v3/contenttype/forms"/>
-  </ds:schemaRefs>
-</ds:datastoreItem>
 </file>
--- a/Marika_Nishi_Resume.docx
+++ b/Marika_Nishi_Resume.docx
@@ -36,6 +36,21 @@
           <w:sz w:val="40"/>
         </w:rPr>
         <w:t xml:space="preserve"> Nishi</w:t>
+      </w:r>
+      <w:r>
+        <w:rPr>
+          <w:rFonts w:ascii="Times New Roman" w:hAnsi="Times New Roman" w:cs="Times New Roman"/>
+          <w:sz w:val="40"/>
+        </w:rPr>
+        <w:t xml:space="preserve"> </w:t>
+      </w:r>
+      <w:r>
+        <w:rPr>
+          <w:rFonts w:ascii="Times New Roman" w:hAnsi="Times New Roman" w:cs="Times New Roman"/>
+          <w:sz w:val="21"/>
+          <w:szCs w:val="12"/>
+        </w:rPr>
+        <w:t>Automation and Controls Engineer</w:t>
       </w:r>
     </w:p>
     <w:p>
@@ -131,27 +146,7 @@
             <w:sz w:val="18"/>
             <w:szCs w:val="18"/>
           </w:rPr>
-          <w:t>linkedin.com/in/</w:t>
-        </w:r>
-        <w:proofErr w:type="spellStart"/>
-        <w:r>
-          <w:rPr>
-            <w:rStyle w:val="Hyperlink"/>
-            <w:rFonts w:ascii="Garamond" w:hAnsi="Garamond" w:cs="Arial"/>
-            <w:sz w:val="18"/>
-            <w:szCs w:val="18"/>
-          </w:rPr>
-          <w:t>marika-nishi</w:t>
-        </w:r>
-        <w:proofErr w:type="spellEnd"/>
-        <w:r>
-          <w:rPr>
-            <w:rStyle w:val="Hyperlink"/>
-            <w:rFonts w:ascii="Garamond" w:hAnsi="Garamond" w:cs="Arial"/>
-            <w:sz w:val="18"/>
-            <w:szCs w:val="18"/>
-          </w:rPr>
-          <w:t>/</w:t>
+          <w:t>linkedin.com/in/marika-nishi/</w:t>
         </w:r>
       </w:hyperlink>
       <w:r>
@@ -751,25 +746,14 @@
         </w:rPr>
         <w:t xml:space="preserve"> </w:t>
       </w:r>
-      <w:proofErr w:type="spellStart"/>
-      <w:r>
-        <w:rPr>
-          <w:rFonts w:ascii="Garamond" w:hAnsi="Garamond" w:cs="Arial"/>
-          <w:iCs/>
-          <w:sz w:val="21"/>
-          <w:szCs w:val="21"/>
-        </w:rPr>
-        <w:t>PyTorch</w:t>
-      </w:r>
-      <w:proofErr w:type="spellEnd"/>
-      <w:r>
-        <w:rPr>
-          <w:rFonts w:ascii="Garamond" w:hAnsi="Garamond" w:cs="Arial"/>
-          <w:iCs/>
-          <w:sz w:val="21"/>
-          <w:szCs w:val="21"/>
-        </w:rPr>
-        <w:t xml:space="preserve">, </w:t>
+      <w:r>
+        <w:rPr>
+          <w:rFonts w:ascii="Garamond" w:hAnsi="Garamond" w:cs="Arial"/>
+          <w:iCs/>
+          <w:sz w:val="21"/>
+          <w:szCs w:val="21"/>
+        </w:rPr>
+        <w:t xml:space="preserve">PyTorch, </w:t>
       </w:r>
       <w:r>
         <w:rPr>
@@ -814,16 +798,52 @@
           <w:sz w:val="21"/>
           <w:szCs w:val="21"/>
         </w:rPr>
-        <w:t>ML, AI</w:t>
-      </w:r>
-      <w:r>
-        <w:rPr>
-          <w:rFonts w:ascii="Garamond" w:hAnsi="Garamond" w:cs="Arial"/>
-          <w:iCs/>
-          <w:sz w:val="21"/>
-          <w:szCs w:val="21"/>
-        </w:rPr>
-        <w:t>,</w:t>
+        <w:t xml:space="preserve">AWS, </w:t>
+      </w:r>
+      <w:r>
+        <w:rPr>
+          <w:rFonts w:ascii="Garamond" w:hAnsi="Garamond" w:cs="Arial"/>
+          <w:iCs/>
+          <w:sz w:val="21"/>
+          <w:szCs w:val="21"/>
+        </w:rPr>
+        <w:t xml:space="preserve">code reviews, SQL, </w:t>
+      </w:r>
+      <w:r>
+        <w:rPr>
+          <w:rFonts w:ascii="Garamond" w:hAnsi="Garamond" w:cs="Arial"/>
+          <w:iCs/>
+          <w:sz w:val="21"/>
+          <w:szCs w:val="21"/>
+        </w:rPr>
+        <w:t xml:space="preserve">version control, Git, </w:t>
+      </w:r>
+      <w:r>
+        <w:rPr>
+          <w:rFonts w:ascii="Garamond" w:hAnsi="Garamond" w:cs="Arial"/>
+          <w:iCs/>
+          <w:sz w:val="21"/>
+          <w:szCs w:val="21"/>
+        </w:rPr>
+        <w:t xml:space="preserve">computer vision, </w:t>
+      </w:r>
+      <w:r>
+        <w:rPr>
+          <w:rFonts w:ascii="Garamond" w:hAnsi="Garamond" w:cs="Arial"/>
+          <w:iCs/>
+          <w:sz w:val="21"/>
+          <w:szCs w:val="21"/>
+        </w:rPr>
+        <w:t xml:space="preserve">Machine Learning, AI, </w:t>
+      </w:r>
+      <w:r>
+        <w:rPr>
+          <w:rFonts w:ascii="Garamond" w:hAnsi="Garamond" w:cs="Arial"/>
+          <w:iCs/>
+          <w:sz w:val="21"/>
+          <w:szCs w:val="21"/>
+        </w:rPr>
+        <w:t>manipulation, perception, motion planning, controls, autonomous navigation, path planning,</w:t>
       </w:r>
       <w:r>
         <w:rPr>
@@ -841,124 +861,16 @@
           <w:sz w:val="21"/>
           <w:szCs w:val="21"/>
         </w:rPr>
-        <w:t>sensor fusion,</w:t>
-      </w:r>
-      <w:r>
-        <w:rPr>
-          <w:rFonts w:ascii="Garamond" w:hAnsi="Garamond" w:cs="Arial"/>
-          <w:iCs/>
-          <w:sz w:val="21"/>
-          <w:szCs w:val="21"/>
-        </w:rPr>
-        <w:t xml:space="preserve"> </w:t>
-      </w:r>
-      <w:r>
-        <w:rPr>
-          <w:rFonts w:ascii="Garamond" w:hAnsi="Garamond" w:cs="Arial"/>
-          <w:iCs/>
-          <w:sz w:val="21"/>
-          <w:szCs w:val="21"/>
-        </w:rPr>
-        <w:t xml:space="preserve">EKF, perception, </w:t>
-      </w:r>
-      <w:r>
-        <w:rPr>
-          <w:rFonts w:ascii="Garamond" w:hAnsi="Garamond" w:cs="Arial"/>
-          <w:iCs/>
-          <w:sz w:val="21"/>
-          <w:szCs w:val="21"/>
-        </w:rPr>
-        <w:t>computer vision,</w:t>
-      </w:r>
-      <w:r>
-        <w:rPr>
-          <w:rFonts w:ascii="Garamond" w:hAnsi="Garamond" w:cs="Arial"/>
-          <w:iCs/>
-          <w:sz w:val="21"/>
-          <w:szCs w:val="21"/>
-        </w:rPr>
-        <w:t xml:space="preserve"> </w:t>
-      </w:r>
-      <w:r>
-        <w:rPr>
-          <w:rFonts w:ascii="Garamond" w:hAnsi="Garamond" w:cs="Arial"/>
-          <w:iCs/>
-          <w:sz w:val="21"/>
-          <w:szCs w:val="21"/>
-        </w:rPr>
-        <w:t xml:space="preserve">SLAM, localization, </w:t>
-      </w:r>
-      <w:r>
-        <w:rPr>
-          <w:rFonts w:ascii="Garamond" w:hAnsi="Garamond" w:cs="Arial"/>
-          <w:iCs/>
-          <w:sz w:val="21"/>
-          <w:szCs w:val="21"/>
-        </w:rPr>
-        <w:t xml:space="preserve">path planning, ML-based control, </w:t>
-      </w:r>
-      <w:r>
-        <w:rPr>
-          <w:rFonts w:ascii="Garamond" w:hAnsi="Garamond" w:cs="Arial"/>
-          <w:iCs/>
-          <w:sz w:val="21"/>
-          <w:szCs w:val="21"/>
-        </w:rPr>
-        <w:t xml:space="preserve">autonomous driving, </w:t>
-      </w:r>
-      <w:r>
-        <w:rPr>
-          <w:rFonts w:ascii="Garamond" w:hAnsi="Garamond" w:cs="Arial"/>
-          <w:iCs/>
-          <w:sz w:val="21"/>
-          <w:szCs w:val="21"/>
-        </w:rPr>
-        <w:t>drone</w:t>
-      </w:r>
-      <w:r>
-        <w:rPr>
-          <w:rFonts w:ascii="Garamond" w:hAnsi="Garamond" w:cs="Arial"/>
-          <w:iCs/>
-          <w:sz w:val="21"/>
-          <w:szCs w:val="21"/>
-        </w:rPr>
-        <w:t>, simulation (Gazebo</w:t>
-      </w:r>
-      <w:r>
-        <w:rPr>
-          <w:rFonts w:ascii="Garamond" w:hAnsi="Garamond" w:cs="Arial"/>
-          <w:iCs/>
-          <w:sz w:val="21"/>
-          <w:szCs w:val="21"/>
-        </w:rPr>
-        <w:t>, Isaac</w:t>
-      </w:r>
-      <w:r>
-        <w:rPr>
-          <w:rFonts w:ascii="Garamond" w:hAnsi="Garamond" w:cs="Arial"/>
-          <w:iCs/>
-          <w:sz w:val="21"/>
-          <w:szCs w:val="21"/>
-        </w:rPr>
-        <w:t xml:space="preserve"> Sim</w:t>
-      </w:r>
-      <w:r>
-        <w:rPr>
-          <w:rFonts w:ascii="Garamond" w:hAnsi="Garamond" w:cs="Arial"/>
-          <w:iCs/>
-          <w:sz w:val="21"/>
-          <w:szCs w:val="21"/>
-        </w:rPr>
-        <w:t xml:space="preserve">), </w:t>
-      </w:r>
-      <w:r>
-        <w:rPr>
-          <w:rFonts w:ascii="Garamond" w:hAnsi="Garamond" w:cs="Arial"/>
-          <w:iCs/>
-          <w:sz w:val="21"/>
-          <w:szCs w:val="21"/>
-        </w:rPr>
-        <w:t>OpenCV, Linux, Git</w:t>
+        <w:t xml:space="preserve">drone, </w:t>
+      </w:r>
+      <w:r>
+        <w:rPr>
+          <w:rFonts w:ascii="Garamond" w:hAnsi="Garamond" w:cs="Arial"/>
+          <w:iCs/>
+          <w:sz w:val="21"/>
+          <w:szCs w:val="21"/>
+        </w:rPr>
+        <w:t>AGV</w:t>
       </w:r>
     </w:p>
     <w:p>
@@ -997,6 +909,80 @@
           <w:sz w:val="21"/>
           <w:szCs w:val="21"/>
         </w:rPr>
+        <w:t xml:space="preserve">microcontrollers, </w:t>
+      </w:r>
+      <w:r>
+        <w:rPr>
+          <w:rFonts w:ascii="Garamond" w:hAnsi="Garamond" w:cs="Arial"/>
+          <w:sz w:val="21"/>
+          <w:szCs w:val="21"/>
+        </w:rPr>
+        <w:t xml:space="preserve">CAN, </w:t>
+      </w:r>
+      <w:r>
+        <w:rPr>
+          <w:rFonts w:ascii="Garamond" w:hAnsi="Garamond" w:cs="Arial"/>
+          <w:sz w:val="21"/>
+          <w:szCs w:val="21"/>
+        </w:rPr>
+        <w:t xml:space="preserve">sensors, </w:t>
+      </w:r>
+      <w:r>
+        <w:rPr>
+          <w:rFonts w:ascii="Garamond" w:hAnsi="Garamond" w:cs="Arial"/>
+          <w:sz w:val="21"/>
+          <w:szCs w:val="21"/>
+        </w:rPr>
+        <w:t xml:space="preserve">IMU, </w:t>
+      </w:r>
+      <w:r>
+        <w:rPr>
+          <w:rFonts w:ascii="Garamond" w:hAnsi="Garamond" w:cs="Arial"/>
+          <w:sz w:val="21"/>
+          <w:szCs w:val="21"/>
+        </w:rPr>
+        <w:t>RGB</w:t>
+      </w:r>
+      <w:r>
+        <w:rPr>
+          <w:rFonts w:ascii="Garamond" w:hAnsi="Garamond" w:cs="Arial"/>
+          <w:sz w:val="21"/>
+          <w:szCs w:val="21"/>
+        </w:rPr>
+        <w:t>D</w:t>
+      </w:r>
+      <w:r>
+        <w:rPr>
+          <w:rFonts w:ascii="Garamond" w:hAnsi="Garamond" w:cs="Arial"/>
+          <w:sz w:val="21"/>
+          <w:szCs w:val="21"/>
+        </w:rPr>
+        <w:t xml:space="preserve"> camera</w:t>
+      </w:r>
+      <w:r>
+        <w:rPr>
+          <w:rFonts w:ascii="Garamond" w:hAnsi="Garamond" w:cs="Arial"/>
+          <w:sz w:val="21"/>
+          <w:szCs w:val="21"/>
+        </w:rPr>
+        <w:t>s,</w:t>
+      </w:r>
+      <w:r>
+        <w:rPr>
+          <w:rFonts w:ascii="Garamond" w:hAnsi="Garamond" w:cs="Arial"/>
+          <w:b/>
+          <w:bCs/>
+          <w:sz w:val="21"/>
+          <w:szCs w:val="21"/>
+        </w:rPr>
+        <w:t xml:space="preserve"> </w:t>
+      </w:r>
+      <w:r>
+        <w:rPr>
+          <w:rFonts w:ascii="Garamond" w:hAnsi="Garamond" w:cs="Arial"/>
+          <w:sz w:val="21"/>
+          <w:szCs w:val="21"/>
+        </w:rPr>
         <w:t xml:space="preserve">CAD, </w:t>
       </w:r>
       <w:r>
@@ -1029,48 +1015,6 @@
           <w:sz w:val="21"/>
           <w:szCs w:val="21"/>
         </w:rPr>
-        <w:t>RGB</w:t>
-      </w:r>
-      <w:r>
-        <w:rPr>
-          <w:rFonts w:ascii="Garamond" w:hAnsi="Garamond" w:cs="Arial"/>
-          <w:sz w:val="21"/>
-          <w:szCs w:val="21"/>
-        </w:rPr>
-        <w:t>D</w:t>
-      </w:r>
-      <w:r>
-        <w:rPr>
-          <w:rFonts w:ascii="Garamond" w:hAnsi="Garamond" w:cs="Arial"/>
-          <w:sz w:val="21"/>
-          <w:szCs w:val="21"/>
-        </w:rPr>
-        <w:t xml:space="preserve"> camera</w:t>
-      </w:r>
-      <w:r>
-        <w:rPr>
-          <w:rFonts w:ascii="Garamond" w:hAnsi="Garamond" w:cs="Arial"/>
-          <w:sz w:val="21"/>
-          <w:szCs w:val="21"/>
-        </w:rPr>
-        <w:t>s,</w:t>
-      </w:r>
-      <w:r>
-        <w:rPr>
-          <w:rFonts w:ascii="Garamond" w:hAnsi="Garamond" w:cs="Arial"/>
-          <w:b/>
-          <w:bCs/>
-          <w:sz w:val="21"/>
-          <w:szCs w:val="21"/>
-        </w:rPr>
-        <w:t xml:space="preserve"> </w:t>
-      </w:r>
-      <w:r>
-        <w:rPr>
-          <w:rFonts w:ascii="Garamond" w:hAnsi="Garamond" w:cs="Arial"/>
-          <w:sz w:val="21"/>
-          <w:szCs w:val="21"/>
-        </w:rPr>
         <w:t xml:space="preserve">radars, </w:t>
       </w:r>
       <w:r>
@@ -1087,31 +1031,7 @@
           <w:sz w:val="21"/>
           <w:szCs w:val="21"/>
         </w:rPr>
-        <w:t>IMU,</w:t>
-      </w:r>
-      <w:r>
-        <w:rPr>
-          <w:rFonts w:ascii="Garamond" w:hAnsi="Garamond" w:cs="Arial"/>
-          <w:sz w:val="21"/>
-          <w:szCs w:val="21"/>
-        </w:rPr>
-        <w:t xml:space="preserve"> </w:t>
-      </w:r>
-      <w:r>
-        <w:rPr>
-          <w:rFonts w:ascii="Garamond" w:hAnsi="Garamond" w:cs="Arial"/>
-          <w:sz w:val="21"/>
-          <w:szCs w:val="21"/>
-        </w:rPr>
         <w:t>motors</w:t>
-      </w:r>
-      <w:r>
-        <w:rPr>
-          <w:rFonts w:ascii="Garamond" w:hAnsi="Garamond" w:cs="Arial"/>
-          <w:sz w:val="21"/>
-          <w:szCs w:val="21"/>
-        </w:rPr>
-        <w:t>, microcontrollers</w:t>
       </w:r>
     </w:p>
     <w:p>
@@ -1611,18 +1531,8 @@
           <w:sz w:val="21"/>
           <w:szCs w:val="21"/>
         </w:rPr>
-        <w:t xml:space="preserve">with </w:t>
-      </w:r>
-      <w:proofErr w:type="spellStart"/>
-      <w:r>
-        <w:rPr>
-          <w:rFonts w:ascii="Garamond" w:hAnsi="Garamond" w:cs="Arial"/>
-          <w:sz w:val="21"/>
-          <w:szCs w:val="21"/>
-        </w:rPr>
-        <w:t>IsaacSim</w:t>
-      </w:r>
-      <w:proofErr w:type="spellEnd"/>
+        <w:t>with IsaacSim</w:t>
+      </w:r>
     </w:p>
     <w:p>
       <w:pPr>
@@ -1791,25 +1701,7 @@
           <w:sz w:val="21"/>
           <w:szCs w:val="21"/>
         </w:rPr>
-        <w:t xml:space="preserve"> built with Bazel and </w:t>
-      </w:r>
-      <w:proofErr w:type="spellStart"/>
-      <w:r>
-        <w:rPr>
-          <w:rFonts w:ascii="Garamond" w:hAnsi="Garamond" w:cs="Arial"/>
-          <w:sz w:val="21"/>
-          <w:szCs w:val="21"/>
-        </w:rPr>
-        <w:t>protobuf</w:t>
-      </w:r>
-      <w:proofErr w:type="spellEnd"/>
-      <w:r>
-        <w:rPr>
-          <w:rFonts w:ascii="Garamond" w:hAnsi="Garamond" w:cs="Arial"/>
-          <w:sz w:val="21"/>
-          <w:szCs w:val="21"/>
-        </w:rPr>
-        <w:t>, identifying root causes through code analysis and debuggin</w:t>
+        <w:t xml:space="preserve"> built with Bazel and protobuf, identifying root causes through code analysis and debuggin</w:t>
       </w:r>
       <w:r>
         <w:rPr>
@@ -4946,6 +4838,15 @@
 </file>
 
 <file path=customXml/item1.xml><?xml version="1.0" encoding="utf-8"?>
+<?mso-contentType ?>
+<FormTemplates xmlns="http://schemas.microsoft.com/sharepoint/v3/contenttype/forms">
+  <Display>DocumentLibraryForm</Display>
+  <Edit>DocumentLibraryForm</Edit>
+  <New>DocumentLibraryForm</New>
+</FormTemplates>
+</file>
+
+<file path=customXml/item2.xml><?xml version="1.0" encoding="utf-8"?>
 <ct:contentTypeSchema xmlns:ct="http://schemas.microsoft.com/office/2006/metadata/contentType" xmlns:ma="http://schemas.microsoft.com/office/2006/metadata/properties/metaAttributes" ct:_="" ma:_="" ma:contentTypeName="Document" ma:contentTypeID="0x010100E00F7205C82CFC49993A09459E403F9D" ma:contentTypeVersion="11" ma:contentTypeDescription="Create a new document." ma:contentTypeScope="" ma:versionID="15ca1506d9d0bc3d30df8ed0110f0d4e">
   <xsd:schema xmlns:xsd="http://www.w3.org/2001/XMLSchema" xmlns:xs="http://www.w3.org/2001/XMLSchema" xmlns:p="http://schemas.microsoft.com/office/2006/metadata/properties" xmlns:ns2="8f1b7c86-42c5-4929-b887-8cfd13270314" xmlns:ns3="671c1944-cc4f-476c-949f-52559c641db4" targetNamespace="http://schemas.microsoft.com/office/2006/metadata/properties" ma:root="true" ma:fieldsID="db6c2aada95e6879eb2870ebec6b4aa1" ns2:_="" ns3:_="">
     <xsd:import namespace="8f1b7c86-42c5-4929-b887-8cfd13270314"/>
@@ -5156,16 +5057,15 @@
 </ct:contentTypeSchema>
 </file>
 
-<file path=customXml/item2.xml><?xml version="1.0" encoding="utf-8"?>
-<?mso-contentType ?>
-<FormTemplates xmlns="http://schemas.microsoft.com/sharepoint/v3/contenttype/forms">
-  <Display>DocumentLibraryForm</Display>
-  <Edit>DocumentLibraryForm</Edit>
-  <New>DocumentLibraryForm</New>
-</FormTemplates>
+<file path=customXml/itemProps1.xml><?xml version="1.0" encoding="utf-8"?>
+<ds:datastoreItem xmlns:ds="http://schemas.openxmlformats.org/officeDocument/2006/customXml" ds:itemID="{8E8AFA64-578D-46FF-A288-428D1FA7C9F1}">
+  <ds:schemaRefs>
+    <ds:schemaRef ds:uri="http://schemas.microsoft.com/sharepoint/v3/contenttype/forms"/>
+  </ds:schemaRefs>
+</ds:datastoreItem>
 </file>
 
-<file path=customXml/itemProps1.xml><?xml version="1.0" encoding="utf-8"?>
+<file path=customXml/itemProps2.xml><?xml version="1.0" encoding="utf-8"?>
 <ds:datastoreItem xmlns:ds="http://schemas.openxmlformats.org/officeDocument/2006/customXml" ds:itemID="{5ECCFF00-82E4-439E-8D62-678F77120EF2}">
   <ds:schemaRefs>
     <ds:schemaRef ds:uri="http://schemas.microsoft.com/office/2006/metadata/contentType"/>
@@ -5182,12 +5082,4 @@
     <ds:schemaRef ds:uri="http://schemas.microsoft.com/internal/obd"/>
   </ds:schemaRefs>
 </ds:datastoreItem>
-</file>
-
-<file path=customXml/itemProps2.xml><?xml version="1.0" encoding="utf-8"?>
-<ds:datastoreItem xmlns:ds="http://schemas.openxmlformats.org/officeDocument/2006/customXml" ds:itemID="{8E8AFA64-578D-46FF-A288-428D1FA7C9F1}">
-  <ds:schemaRefs>
-    <ds:schemaRef ds:uri="http://schemas.microsoft.com/sharepoint/v3/contenttype/forms"/>
-  </ds:schemaRefs>
-</ds:datastoreItem>
 </file>
--- a/Marika_Nishi_Resume.docx
+++ b/Marika_Nishi_Resume.docx
@@ -114,6 +114,7 @@
         </w:rPr>
         <w:t>-</w:t>
       </w:r>
+      <w:proofErr w:type="gramStart"/>
       <w:r>
         <w:rPr>
           <w:rFonts w:ascii="Garamond" w:hAnsi="Garamond" w:cs="Arial"/>
@@ -136,7 +137,16 @@
           <w:sz w:val="18"/>
           <w:szCs w:val="18"/>
         </w:rPr>
-        <w:t xml:space="preserve">Philadelphia, PA </w:t>
+        <w:t>Philadelphia</w:t>
+      </w:r>
+      <w:proofErr w:type="gramEnd"/>
+      <w:r>
+        <w:rPr>
+          <w:rFonts w:ascii="Garamond" w:hAnsi="Garamond" w:cs="Arial"/>
+          <w:sz w:val="18"/>
+          <w:szCs w:val="18"/>
+        </w:rPr>
+        <w:t xml:space="preserve">, PA </w:t>
       </w:r>
       <w:hyperlink r:id="rId9" w:history="1">
         <w:r>
@@ -146,7 +156,27 @@
             <w:sz w:val="18"/>
             <w:szCs w:val="18"/>
           </w:rPr>
-          <w:t>linkedin.com/in/marika-nishi/</w:t>
+          <w:t>linkedin.com/in/</w:t>
+        </w:r>
+        <w:proofErr w:type="spellStart"/>
+        <w:r>
+          <w:rPr>
+            <w:rStyle w:val="Hyperlink"/>
+            <w:rFonts w:ascii="Garamond" w:hAnsi="Garamond" w:cs="Arial"/>
+            <w:sz w:val="18"/>
+            <w:szCs w:val="18"/>
+          </w:rPr>
+          <w:t>marika-nishi</w:t>
+        </w:r>
+        <w:proofErr w:type="spellEnd"/>
+        <w:r>
+          <w:rPr>
+            <w:rStyle w:val="Hyperlink"/>
+            <w:rFonts w:ascii="Garamond" w:hAnsi="Garamond" w:cs="Arial"/>
+            <w:sz w:val="18"/>
+            <w:szCs w:val="18"/>
+          </w:rPr>
+          <w:t>/</w:t>
         </w:r>
       </w:hyperlink>
       <w:r>
@@ -746,14 +776,25 @@
         </w:rPr>
         <w:t xml:space="preserve"> </w:t>
       </w:r>
-      <w:r>
-        <w:rPr>
-          <w:rFonts w:ascii="Garamond" w:hAnsi="Garamond" w:cs="Arial"/>
-          <w:iCs/>
-          <w:sz w:val="21"/>
-          <w:szCs w:val="21"/>
-        </w:rPr>
-        <w:t xml:space="preserve">PyTorch, </w:t>
+      <w:proofErr w:type="spellStart"/>
+      <w:r>
+        <w:rPr>
+          <w:rFonts w:ascii="Garamond" w:hAnsi="Garamond" w:cs="Arial"/>
+          <w:iCs/>
+          <w:sz w:val="21"/>
+          <w:szCs w:val="21"/>
+        </w:rPr>
+        <w:t>PyTorch</w:t>
+      </w:r>
+      <w:proofErr w:type="spellEnd"/>
+      <w:r>
+        <w:rPr>
+          <w:rFonts w:ascii="Garamond" w:hAnsi="Garamond" w:cs="Arial"/>
+          <w:iCs/>
+          <w:sz w:val="21"/>
+          <w:szCs w:val="21"/>
+        </w:rPr>
+        <w:t xml:space="preserve">, </w:t>
       </w:r>
       <w:r>
         <w:rPr>
@@ -1236,7 +1277,25 @@
           <w:sz w:val="21"/>
           <w:szCs w:val="21"/>
         </w:rPr>
-        <w:t>Visibility Evaluation Around Unsignalized Intersections with Occlusion From Arbitrary On-road Viewpoints Using Point Cloud Maps</w:t>
+        <w:t xml:space="preserve">Visibility Evaluation Around Unsignalized Intersections with Occlusion </w:t>
+      </w:r>
+      <w:proofErr w:type="gramStart"/>
+      <w:r>
+        <w:rPr>
+          <w:rFonts w:ascii="Garamond" w:hAnsi="Garamond" w:cs="Arial"/>
+          <w:sz w:val="21"/>
+          <w:szCs w:val="21"/>
+        </w:rPr>
+        <w:t>From</w:t>
+      </w:r>
+      <w:proofErr w:type="gramEnd"/>
+      <w:r>
+        <w:rPr>
+          <w:rFonts w:ascii="Garamond" w:hAnsi="Garamond" w:cs="Arial"/>
+          <w:sz w:val="21"/>
+          <w:szCs w:val="21"/>
+        </w:rPr>
+        <w:t xml:space="preserve"> Arbitrary On-road Viewpoints Using Point Cloud Maps</w:t>
       </w:r>
       <w:r>
         <w:rPr>
@@ -1531,8 +1590,18 @@
           <w:sz w:val="21"/>
           <w:szCs w:val="21"/>
         </w:rPr>
-        <w:t>with IsaacSim</w:t>
-      </w:r>
+        <w:t xml:space="preserve">with </w:t>
+      </w:r>
+      <w:proofErr w:type="spellStart"/>
+      <w:r>
+        <w:rPr>
+          <w:rFonts w:ascii="Garamond" w:hAnsi="Garamond" w:cs="Arial"/>
+          <w:sz w:val="21"/>
+          <w:szCs w:val="21"/>
+        </w:rPr>
+        <w:t>IsaacSim</w:t>
+      </w:r>
+      <w:proofErr w:type="spellEnd"/>
     </w:p>
     <w:p>
       <w:pPr>
@@ -1701,7 +1770,25 @@
           <w:sz w:val="21"/>
           <w:szCs w:val="21"/>
         </w:rPr>
-        <w:t xml:space="preserve"> built with Bazel and protobuf, identifying root causes through code analysis and debuggin</w:t>
+        <w:t xml:space="preserve"> built with Bazel and </w:t>
+      </w:r>
+      <w:proofErr w:type="spellStart"/>
+      <w:r>
+        <w:rPr>
+          <w:rFonts w:ascii="Garamond" w:hAnsi="Garamond" w:cs="Arial"/>
+          <w:sz w:val="21"/>
+          <w:szCs w:val="21"/>
+        </w:rPr>
+        <w:t>protobuf</w:t>
+      </w:r>
+      <w:proofErr w:type="spellEnd"/>
+      <w:r>
+        <w:rPr>
+          <w:rFonts w:ascii="Garamond" w:hAnsi="Garamond" w:cs="Arial"/>
+          <w:sz w:val="21"/>
+          <w:szCs w:val="21"/>
+        </w:rPr>
+        <w:t>, identifying root causes through code analysis and debuggin</w:t>
       </w:r>
       <w:r>
         <w:rPr>
@@ -2374,6 +2461,7 @@
         </w:rPr>
         <w:t xml:space="preserve">Designed and built </w:t>
       </w:r>
+      <w:proofErr w:type="gramStart"/>
       <w:r>
         <w:rPr>
           <w:rFonts w:ascii="Garamond" w:hAnsi="Garamond" w:cs="Arial"/>
@@ -2382,6 +2470,7 @@
         </w:rPr>
         <w:t>map</w:t>
       </w:r>
+      <w:proofErr w:type="gramEnd"/>
       <w:r>
         <w:rPr>
           <w:rFonts w:ascii="Garamond" w:hAnsi="Garamond" w:cs="Arial"/>
@@ -2518,7 +2607,25 @@
           <w:sz w:val="21"/>
           <w:szCs w:val="21"/>
         </w:rPr>
-        <w:t xml:space="preserve"> that processed </w:t>
+        <w:t xml:space="preserve"> that </w:t>
+      </w:r>
+      <w:proofErr w:type="gramStart"/>
+      <w:r>
+        <w:rPr>
+          <w:rFonts w:ascii="Garamond" w:hAnsi="Garamond" w:cs="Arial"/>
+          <w:sz w:val="21"/>
+          <w:szCs w:val="21"/>
+        </w:rPr>
+        <w:t>processed</w:t>
+      </w:r>
+      <w:proofErr w:type="gramEnd"/>
+      <w:r>
+        <w:rPr>
+          <w:rFonts w:ascii="Garamond" w:hAnsi="Garamond" w:cs="Arial"/>
+          <w:sz w:val="21"/>
+          <w:szCs w:val="21"/>
+        </w:rPr>
+        <w:t xml:space="preserve"> </w:t>
       </w:r>
       <w:r>
         <w:rPr>
@@ -3231,7 +3338,27 @@
           <w:sz w:val="21"/>
           <w:szCs w:val="21"/>
         </w:rPr>
-        <w:t>Prototyping, Extended Kalman Filter , C++, ROS</w:t>
+        <w:t xml:space="preserve">Prototyping, Extended Kalman </w:t>
+      </w:r>
+      <w:proofErr w:type="gramStart"/>
+      <w:r>
+        <w:rPr>
+          <w:rFonts w:ascii="Garamond" w:hAnsi="Garamond" w:cs="Arial"/>
+          <w:i/>
+          <w:sz w:val="21"/>
+          <w:szCs w:val="21"/>
+        </w:rPr>
+        <w:t>Filter ,</w:t>
+      </w:r>
+      <w:proofErr w:type="gramEnd"/>
+      <w:r>
+        <w:rPr>
+          <w:rFonts w:ascii="Garamond" w:hAnsi="Garamond" w:cs="Arial"/>
+          <w:i/>
+          <w:sz w:val="21"/>
+          <w:szCs w:val="21"/>
+        </w:rPr>
+        <w:t xml:space="preserve"> C++, ROS</w:t>
       </w:r>
       <w:r>
         <w:rPr>
@@ -3361,8 +3488,54 @@
           <w:sz w:val="21"/>
           <w:szCs w:val="21"/>
         </w:rPr>
-        <w:t xml:space="preserve"> among pedestrian, cyclist, and intelligent wheelchair</w:t>
-      </w:r>
+        <w:t xml:space="preserve"> among </w:t>
+      </w:r>
+      <w:proofErr w:type="gramStart"/>
+      <w:r>
+        <w:rPr>
+          <w:rFonts w:ascii="Garamond" w:hAnsi="Garamond" w:cs="Arial"/>
+          <w:sz w:val="21"/>
+          <w:szCs w:val="21"/>
+        </w:rPr>
+        <w:t>pedestrian</w:t>
+      </w:r>
+      <w:proofErr w:type="gramEnd"/>
+      <w:r>
+        <w:rPr>
+          <w:rFonts w:ascii="Garamond" w:hAnsi="Garamond" w:cs="Arial"/>
+          <w:sz w:val="21"/>
+          <w:szCs w:val="21"/>
+        </w:rPr>
+        <w:t xml:space="preserve">, </w:t>
+      </w:r>
+      <w:proofErr w:type="gramStart"/>
+      <w:r>
+        <w:rPr>
+          <w:rFonts w:ascii="Garamond" w:hAnsi="Garamond" w:cs="Arial"/>
+          <w:sz w:val="21"/>
+          <w:szCs w:val="21"/>
+        </w:rPr>
+        <w:t>cyclist</w:t>
+      </w:r>
+      <w:proofErr w:type="gramEnd"/>
+      <w:r>
+        <w:rPr>
+          <w:rFonts w:ascii="Garamond" w:hAnsi="Garamond" w:cs="Arial"/>
+          <w:sz w:val="21"/>
+          <w:szCs w:val="21"/>
+        </w:rPr>
+        <w:t xml:space="preserve">, and intelligent </w:t>
+      </w:r>
+      <w:proofErr w:type="gramStart"/>
+      <w:r>
+        <w:rPr>
+          <w:rFonts w:ascii="Garamond" w:hAnsi="Garamond" w:cs="Arial"/>
+          <w:sz w:val="21"/>
+          <w:szCs w:val="21"/>
+        </w:rPr>
+        <w:t>wheelchair</w:t>
+      </w:r>
+      <w:proofErr w:type="gramEnd"/>
     </w:p>
     <w:p>
       <w:pPr>
@@ -4838,15 +5011,6 @@
 </file>
 
 <file path=customXml/item1.xml><?xml version="1.0" encoding="utf-8"?>
-<?mso-contentType ?>
-<FormTemplates xmlns="http://schemas.microsoft.com/sharepoint/v3/contenttype/forms">
-  <Display>DocumentLibraryForm</Display>
-  <Edit>DocumentLibraryForm</Edit>
-  <New>DocumentLibraryForm</New>
-</FormTemplates>
-</file>
-
-<file path=customXml/item2.xml><?xml version="1.0" encoding="utf-8"?>
 <ct:contentTypeSchema xmlns:ct="http://schemas.microsoft.com/office/2006/metadata/contentType" xmlns:ma="http://schemas.microsoft.com/office/2006/metadata/properties/metaAttributes" ct:_="" ma:_="" ma:contentTypeName="Document" ma:contentTypeID="0x010100E00F7205C82CFC49993A09459E403F9D" ma:contentTypeVersion="11" ma:contentTypeDescription="Create a new document." ma:contentTypeScope="" ma:versionID="15ca1506d9d0bc3d30df8ed0110f0d4e">
   <xsd:schema xmlns:xsd="http://www.w3.org/2001/XMLSchema" xmlns:xs="http://www.w3.org/2001/XMLSchema" xmlns:p="http://schemas.microsoft.com/office/2006/metadata/properties" xmlns:ns2="8f1b7c86-42c5-4929-b887-8cfd13270314" xmlns:ns3="671c1944-cc4f-476c-949f-52559c641db4" targetNamespace="http://schemas.microsoft.com/office/2006/metadata/properties" ma:root="true" ma:fieldsID="db6c2aada95e6879eb2870ebec6b4aa1" ns2:_="" ns3:_="">
     <xsd:import namespace="8f1b7c86-42c5-4929-b887-8cfd13270314"/>
@@ -5057,15 +5221,16 @@
 </ct:contentTypeSchema>
 </file>
 
-<file path=customXml/itemProps1.xml><?xml version="1.0" encoding="utf-8"?>
-<ds:datastoreItem xmlns:ds="http://schemas.openxmlformats.org/officeDocument/2006/customXml" ds:itemID="{8E8AFA64-578D-46FF-A288-428D1FA7C9F1}">
-  <ds:schemaRefs>
-    <ds:schemaRef ds:uri="http://schemas.microsoft.com/sharepoint/v3/contenttype/forms"/>
-  </ds:schemaRefs>
-</ds:datastoreItem>
+<file path=customXml/item2.xml><?xml version="1.0" encoding="utf-8"?>
+<?mso-contentType ?>
+<FormTemplates xmlns="http://schemas.microsoft.com/sharepoint/v3/contenttype/forms">
+  <Display>DocumentLibraryForm</Display>
+  <Edit>DocumentLibraryForm</Edit>
+  <New>DocumentLibraryForm</New>
+</FormTemplates>
 </file>
 
-<file path=customXml/itemProps2.xml><?xml version="1.0" encoding="utf-8"?>
+<file path=customXml/itemProps1.xml><?xml version="1.0" encoding="utf-8"?>
 <ds:datastoreItem xmlns:ds="http://schemas.openxmlformats.org/officeDocument/2006/customXml" ds:itemID="{5ECCFF00-82E4-439E-8D62-678F77120EF2}">
   <ds:schemaRefs>
     <ds:schemaRef ds:uri="http://schemas.microsoft.com/office/2006/metadata/contentType"/>
@@ -5082,4 +5247,12 @@
     <ds:schemaRef ds:uri="http://schemas.microsoft.com/internal/obd"/>
   </ds:schemaRefs>
 </ds:datastoreItem>
+</file>
+
+<file path=customXml/itemProps2.xml><?xml version="1.0" encoding="utf-8"?>
+<ds:datastoreItem xmlns:ds="http://schemas.openxmlformats.org/officeDocument/2006/customXml" ds:itemID="{8E8AFA64-578D-46FF-A288-428D1FA7C9F1}">
+  <ds:schemaRefs>
+    <ds:schemaRef ds:uri="http://schemas.microsoft.com/sharepoint/v3/contenttype/forms"/>
+  </ds:schemaRefs>
+</ds:datastoreItem>
 </file>
--- a/Marika_Nishi_Resume.docx
+++ b/Marika_Nishi_Resume.docx
@@ -50,7 +50,7 @@
           <w:sz w:val="21"/>
           <w:szCs w:val="12"/>
         </w:rPr>
-        <w:t>Automation and Controls Engineer</w:t>
+        <w:t>Reinforcement Learning Engineer, Self-Driving</w:t>
       </w:r>
     </w:p>
     <w:p>
@@ -114,7 +114,6 @@
         </w:rPr>
         <w:t>-</w:t>
       </w:r>
-      <w:proofErr w:type="gramStart"/>
       <w:r>
         <w:rPr>
           <w:rFonts w:ascii="Garamond" w:hAnsi="Garamond" w:cs="Arial"/>
@@ -137,16 +136,7 @@
           <w:sz w:val="18"/>
           <w:szCs w:val="18"/>
         </w:rPr>
-        <w:t>Philadelphia</w:t>
-      </w:r>
-      <w:proofErr w:type="gramEnd"/>
-      <w:r>
-        <w:rPr>
-          <w:rFonts w:ascii="Garamond" w:hAnsi="Garamond" w:cs="Arial"/>
-          <w:sz w:val="18"/>
-          <w:szCs w:val="18"/>
-        </w:rPr>
-        <w:t xml:space="preserve">, PA </w:t>
+        <w:t xml:space="preserve">Philadelphia, PA </w:t>
       </w:r>
       <w:hyperlink r:id="rId9" w:history="1">
         <w:r>
@@ -156,27 +146,7 @@
             <w:sz w:val="18"/>
             <w:szCs w:val="18"/>
           </w:rPr>
-          <w:t>linkedin.com/in/</w:t>
-        </w:r>
-        <w:proofErr w:type="spellStart"/>
-        <w:r>
-          <w:rPr>
-            <w:rStyle w:val="Hyperlink"/>
-            <w:rFonts w:ascii="Garamond" w:hAnsi="Garamond" w:cs="Arial"/>
-            <w:sz w:val="18"/>
-            <w:szCs w:val="18"/>
-          </w:rPr>
-          <w:t>marika-nishi</w:t>
-        </w:r>
-        <w:proofErr w:type="spellEnd"/>
-        <w:r>
-          <w:rPr>
-            <w:rStyle w:val="Hyperlink"/>
-            <w:rFonts w:ascii="Garamond" w:hAnsi="Garamond" w:cs="Arial"/>
-            <w:sz w:val="18"/>
-            <w:szCs w:val="18"/>
-          </w:rPr>
-          <w:t>/</w:t>
+          <w:t>linkedin.com/in/marika-nishi/</w:t>
         </w:r>
       </w:hyperlink>
       <w:r>
@@ -776,25 +746,14 @@
         </w:rPr>
         <w:t xml:space="preserve"> </w:t>
       </w:r>
-      <w:proofErr w:type="spellStart"/>
-      <w:r>
-        <w:rPr>
-          <w:rFonts w:ascii="Garamond" w:hAnsi="Garamond" w:cs="Arial"/>
-          <w:iCs/>
-          <w:sz w:val="21"/>
-          <w:szCs w:val="21"/>
-        </w:rPr>
-        <w:t>PyTorch</w:t>
-      </w:r>
-      <w:proofErr w:type="spellEnd"/>
-      <w:r>
-        <w:rPr>
-          <w:rFonts w:ascii="Garamond" w:hAnsi="Garamond" w:cs="Arial"/>
-          <w:iCs/>
-          <w:sz w:val="21"/>
-          <w:szCs w:val="21"/>
-        </w:rPr>
-        <w:t xml:space="preserve">, </w:t>
+      <w:r>
+        <w:rPr>
+          <w:rFonts w:ascii="Garamond" w:hAnsi="Garamond" w:cs="Arial"/>
+          <w:iCs/>
+          <w:sz w:val="21"/>
+          <w:szCs w:val="21"/>
+        </w:rPr>
+        <w:t xml:space="preserve">PyTorch, </w:t>
       </w:r>
       <w:r>
         <w:rPr>
@@ -839,52 +798,52 @@
           <w:sz w:val="21"/>
           <w:szCs w:val="21"/>
         </w:rPr>
-        <w:t xml:space="preserve">AWS, </w:t>
-      </w:r>
-      <w:r>
-        <w:rPr>
-          <w:rFonts w:ascii="Garamond" w:hAnsi="Garamond" w:cs="Arial"/>
-          <w:iCs/>
-          <w:sz w:val="21"/>
-          <w:szCs w:val="21"/>
-        </w:rPr>
-        <w:t xml:space="preserve">code reviews, SQL, </w:t>
-      </w:r>
-      <w:r>
-        <w:rPr>
-          <w:rFonts w:ascii="Garamond" w:hAnsi="Garamond" w:cs="Arial"/>
-          <w:iCs/>
-          <w:sz w:val="21"/>
-          <w:szCs w:val="21"/>
-        </w:rPr>
-        <w:t xml:space="preserve">version control, Git, </w:t>
-      </w:r>
-      <w:r>
-        <w:rPr>
-          <w:rFonts w:ascii="Garamond" w:hAnsi="Garamond" w:cs="Arial"/>
-          <w:iCs/>
-          <w:sz w:val="21"/>
-          <w:szCs w:val="21"/>
-        </w:rPr>
-        <w:t xml:space="preserve">computer vision, </w:t>
-      </w:r>
-      <w:r>
-        <w:rPr>
-          <w:rFonts w:ascii="Garamond" w:hAnsi="Garamond" w:cs="Arial"/>
-          <w:iCs/>
-          <w:sz w:val="21"/>
-          <w:szCs w:val="21"/>
-        </w:rPr>
-        <w:t xml:space="preserve">Machine Learning, AI, </w:t>
-      </w:r>
-      <w:r>
-        <w:rPr>
-          <w:rFonts w:ascii="Garamond" w:hAnsi="Garamond" w:cs="Arial"/>
-          <w:iCs/>
-          <w:sz w:val="21"/>
-          <w:szCs w:val="21"/>
-        </w:rPr>
-        <w:t>manipulation, perception, motion planning, controls, autonomous navigation, path planning,</w:t>
+        <w:t xml:space="preserve">self-driving, </w:t>
+      </w:r>
+      <w:r>
+        <w:rPr>
+          <w:rFonts w:ascii="Garamond" w:hAnsi="Garamond" w:cs="Arial"/>
+          <w:iCs/>
+          <w:sz w:val="21"/>
+          <w:szCs w:val="21"/>
+        </w:rPr>
+        <w:t xml:space="preserve">ML, learning-based control, </w:t>
+      </w:r>
+      <w:r>
+        <w:rPr>
+          <w:rFonts w:ascii="Garamond" w:hAnsi="Garamond" w:cs="Arial"/>
+          <w:iCs/>
+          <w:sz w:val="21"/>
+          <w:szCs w:val="21"/>
+        </w:rPr>
+        <w:t xml:space="preserve">reinforcement learning, </w:t>
+      </w:r>
+      <w:r>
+        <w:rPr>
+          <w:rFonts w:ascii="Garamond" w:hAnsi="Garamond" w:cs="Arial"/>
+          <w:iCs/>
+          <w:sz w:val="21"/>
+          <w:szCs w:val="21"/>
+        </w:rPr>
+        <w:t xml:space="preserve">deep learning, </w:t>
+      </w:r>
+      <w:r>
+        <w:rPr>
+          <w:rFonts w:ascii="Garamond" w:hAnsi="Garamond" w:cs="Arial"/>
+          <w:iCs/>
+          <w:sz w:val="21"/>
+          <w:szCs w:val="21"/>
+        </w:rPr>
+        <w:t xml:space="preserve">VLA, Vision Transformer, </w:t>
+      </w:r>
+      <w:r>
+        <w:rPr>
+          <w:rFonts w:ascii="Garamond" w:hAnsi="Garamond" w:cs="Arial"/>
+          <w:iCs/>
+          <w:sz w:val="21"/>
+          <w:szCs w:val="21"/>
+        </w:rPr>
+        <w:t>perception, path planning,</w:t>
       </w:r>
       <w:r>
         <w:rPr>
@@ -902,16 +861,25 @@
           <w:sz w:val="21"/>
           <w:szCs w:val="21"/>
         </w:rPr>
-        <w:t xml:space="preserve">drone, </w:t>
-      </w:r>
-      <w:r>
-        <w:rPr>
-          <w:rFonts w:ascii="Garamond" w:hAnsi="Garamond" w:cs="Arial"/>
-          <w:iCs/>
-          <w:sz w:val="21"/>
-          <w:szCs w:val="21"/>
-        </w:rPr>
-        <w:t>AGV</w:t>
+        <w:t xml:space="preserve">motion planning, controls, </w:t>
+      </w:r>
+      <w:r>
+        <w:rPr>
+          <w:rFonts w:ascii="Garamond" w:hAnsi="Garamond" w:cs="Arial"/>
+          <w:iCs/>
+          <w:sz w:val="21"/>
+          <w:szCs w:val="21"/>
+        </w:rPr>
+        <w:t xml:space="preserve">AI, </w:t>
+      </w:r>
+      <w:r>
+        <w:rPr>
+          <w:rFonts w:ascii="Garamond" w:hAnsi="Garamond" w:cs="Arial"/>
+          <w:iCs/>
+          <w:sz w:val="21"/>
+          <w:szCs w:val="21"/>
+        </w:rPr>
+        <w:t>drone</w:t>
       </w:r>
     </w:p>
     <w:p>
@@ -1277,25 +1245,7 @@
           <w:sz w:val="21"/>
           <w:szCs w:val="21"/>
         </w:rPr>
-        <w:t xml:space="preserve">Visibility Evaluation Around Unsignalized Intersections with Occlusion </w:t>
-      </w:r>
-      <w:proofErr w:type="gramStart"/>
-      <w:r>
-        <w:rPr>
-          <w:rFonts w:ascii="Garamond" w:hAnsi="Garamond" w:cs="Arial"/>
-          <w:sz w:val="21"/>
-          <w:szCs w:val="21"/>
-        </w:rPr>
-        <w:t>From</w:t>
-      </w:r>
-      <w:proofErr w:type="gramEnd"/>
-      <w:r>
-        <w:rPr>
-          <w:rFonts w:ascii="Garamond" w:hAnsi="Garamond" w:cs="Arial"/>
-          <w:sz w:val="21"/>
-          <w:szCs w:val="21"/>
-        </w:rPr>
-        <w:t xml:space="preserve"> Arbitrary On-road Viewpoints Using Point Cloud Maps</w:t>
+        <w:t>Visibility Evaluation Around Unsignalized Intersections with Occlusion From Arbitrary On-road Viewpoints Using Point Cloud Maps</w:t>
       </w:r>
       <w:r>
         <w:rPr>
@@ -1590,18 +1540,8 @@
           <w:sz w:val="21"/>
           <w:szCs w:val="21"/>
         </w:rPr>
-        <w:t xml:space="preserve">with </w:t>
-      </w:r>
-      <w:proofErr w:type="spellStart"/>
-      <w:r>
-        <w:rPr>
-          <w:rFonts w:ascii="Garamond" w:hAnsi="Garamond" w:cs="Arial"/>
-          <w:sz w:val="21"/>
-          <w:szCs w:val="21"/>
-        </w:rPr>
-        <w:t>IsaacSim</w:t>
-      </w:r>
-      <w:proofErr w:type="spellEnd"/>
+        <w:t>with IsaacSim</w:t>
+      </w:r>
     </w:p>
     <w:p>
       <w:pPr>
@@ -1770,25 +1710,7 @@
           <w:sz w:val="21"/>
           <w:szCs w:val="21"/>
         </w:rPr>
-        <w:t xml:space="preserve"> built with Bazel and </w:t>
-      </w:r>
-      <w:proofErr w:type="spellStart"/>
-      <w:r>
-        <w:rPr>
-          <w:rFonts w:ascii="Garamond" w:hAnsi="Garamond" w:cs="Arial"/>
-          <w:sz w:val="21"/>
-          <w:szCs w:val="21"/>
-        </w:rPr>
-        <w:t>protobuf</w:t>
-      </w:r>
-      <w:proofErr w:type="spellEnd"/>
-      <w:r>
-        <w:rPr>
-          <w:rFonts w:ascii="Garamond" w:hAnsi="Garamond" w:cs="Arial"/>
-          <w:sz w:val="21"/>
-          <w:szCs w:val="21"/>
-        </w:rPr>
-        <w:t>, identifying root causes through code analysis and debuggin</w:t>
+        <w:t xml:space="preserve"> built with Bazel and protobuf, identifying root causes through code analysis and debuggin</w:t>
       </w:r>
       <w:r>
         <w:rPr>
@@ -2461,7 +2383,6 @@
         </w:rPr>
         <w:t xml:space="preserve">Designed and built </w:t>
       </w:r>
-      <w:proofErr w:type="gramStart"/>
       <w:r>
         <w:rPr>
           <w:rFonts w:ascii="Garamond" w:hAnsi="Garamond" w:cs="Arial"/>
@@ -2470,7 +2391,6 @@
         </w:rPr>
         <w:t>map</w:t>
       </w:r>
-      <w:proofErr w:type="gramEnd"/>
       <w:r>
         <w:rPr>
           <w:rFonts w:ascii="Garamond" w:hAnsi="Garamond" w:cs="Arial"/>
@@ -2607,25 +2527,7 @@
           <w:sz w:val="21"/>
           <w:szCs w:val="21"/>
         </w:rPr>
-        <w:t xml:space="preserve"> that </w:t>
-      </w:r>
-      <w:proofErr w:type="gramStart"/>
-      <w:r>
-        <w:rPr>
-          <w:rFonts w:ascii="Garamond" w:hAnsi="Garamond" w:cs="Arial"/>
-          <w:sz w:val="21"/>
-          <w:szCs w:val="21"/>
-        </w:rPr>
-        <w:t>processed</w:t>
-      </w:r>
-      <w:proofErr w:type="gramEnd"/>
-      <w:r>
-        <w:rPr>
-          <w:rFonts w:ascii="Garamond" w:hAnsi="Garamond" w:cs="Arial"/>
-          <w:sz w:val="21"/>
-          <w:szCs w:val="21"/>
-        </w:rPr>
-        <w:t xml:space="preserve"> </w:t>
+        <w:t xml:space="preserve"> that processed </w:t>
       </w:r>
       <w:r>
         <w:rPr>
@@ -3338,27 +3240,7 @@
           <w:sz w:val="21"/>
           <w:szCs w:val="21"/>
         </w:rPr>
-        <w:t xml:space="preserve">Prototyping, Extended Kalman </w:t>
-      </w:r>
-      <w:proofErr w:type="gramStart"/>
-      <w:r>
-        <w:rPr>
-          <w:rFonts w:ascii="Garamond" w:hAnsi="Garamond" w:cs="Arial"/>
-          <w:i/>
-          <w:sz w:val="21"/>
-          <w:szCs w:val="21"/>
-        </w:rPr>
-        <w:t>Filter ,</w:t>
-      </w:r>
-      <w:proofErr w:type="gramEnd"/>
-      <w:r>
-        <w:rPr>
-          <w:rFonts w:ascii="Garamond" w:hAnsi="Garamond" w:cs="Arial"/>
-          <w:i/>
-          <w:sz w:val="21"/>
-          <w:szCs w:val="21"/>
-        </w:rPr>
-        <w:t xml:space="preserve"> C++, ROS</w:t>
+        <w:t>Prototyping, Extended Kalman Filter , C++, ROS</w:t>
       </w:r>
       <w:r>
         <w:rPr>
@@ -3488,54 +3370,8 @@
           <w:sz w:val="21"/>
           <w:szCs w:val="21"/>
         </w:rPr>
-        <w:t xml:space="preserve"> among </w:t>
-      </w:r>
-      <w:proofErr w:type="gramStart"/>
-      <w:r>
-        <w:rPr>
-          <w:rFonts w:ascii="Garamond" w:hAnsi="Garamond" w:cs="Arial"/>
-          <w:sz w:val="21"/>
-          <w:szCs w:val="21"/>
-        </w:rPr>
-        <w:t>pedestrian</w:t>
-      </w:r>
-      <w:proofErr w:type="gramEnd"/>
-      <w:r>
-        <w:rPr>
-          <w:rFonts w:ascii="Garamond" w:hAnsi="Garamond" w:cs="Arial"/>
-          <w:sz w:val="21"/>
-          <w:szCs w:val="21"/>
-        </w:rPr>
-        <w:t xml:space="preserve">, </w:t>
-      </w:r>
-      <w:proofErr w:type="gramStart"/>
-      <w:r>
-        <w:rPr>
-          <w:rFonts w:ascii="Garamond" w:hAnsi="Garamond" w:cs="Arial"/>
-          <w:sz w:val="21"/>
-          <w:szCs w:val="21"/>
-        </w:rPr>
-        <w:t>cyclist</w:t>
-      </w:r>
-      <w:proofErr w:type="gramEnd"/>
-      <w:r>
-        <w:rPr>
-          <w:rFonts w:ascii="Garamond" w:hAnsi="Garamond" w:cs="Arial"/>
-          <w:sz w:val="21"/>
-          <w:szCs w:val="21"/>
-        </w:rPr>
-        <w:t xml:space="preserve">, and intelligent </w:t>
-      </w:r>
-      <w:proofErr w:type="gramStart"/>
-      <w:r>
-        <w:rPr>
-          <w:rFonts w:ascii="Garamond" w:hAnsi="Garamond" w:cs="Arial"/>
-          <w:sz w:val="21"/>
-          <w:szCs w:val="21"/>
-        </w:rPr>
-        <w:t>wheelchair</w:t>
-      </w:r>
-      <w:proofErr w:type="gramEnd"/>
+        <w:t xml:space="preserve"> among pedestrian, cyclist, and intelligent wheelchair</w:t>
+      </w:r>
     </w:p>
     <w:p>
       <w:pPr>

--- a/Marika_Nishi_Resume.docx
+++ b/Marika_Nishi_Resume.docx
@@ -50,7 +50,15 @@
           <w:sz w:val="21"/>
           <w:szCs w:val="12"/>
         </w:rPr>
-        <w:t>Reinforcement Learning Engineer, Self-Driving</w:t>
+        <w:t>Founding Robotics Autonomy</w:t>
+      </w:r>
+      <w:r>
+        <w:rPr>
+          <w:rFonts w:ascii="Times New Roman" w:hAnsi="Times New Roman" w:cs="Times New Roman"/>
+          <w:sz w:val="21"/>
+          <w:szCs w:val="12"/>
+        </w:rPr>
+        <w:t xml:space="preserve"> Engineer</w:t>
       </w:r>
     </w:p>
     <w:p>
@@ -807,7 +815,52 @@
           <w:sz w:val="21"/>
           <w:szCs w:val="21"/>
         </w:rPr>
-        <w:t xml:space="preserve">ML, learning-based control, </w:t>
+        <w:t xml:space="preserve">ML, </w:t>
+      </w:r>
+      <w:r>
+        <w:rPr>
+          <w:rFonts w:ascii="Garamond" w:hAnsi="Garamond" w:cs="Arial"/>
+          <w:iCs/>
+          <w:sz w:val="21"/>
+          <w:szCs w:val="21"/>
+        </w:rPr>
+        <w:t xml:space="preserve">A*, RRT, </w:t>
+      </w:r>
+      <w:r>
+        <w:rPr>
+          <w:rFonts w:ascii="Garamond" w:hAnsi="Garamond" w:cs="Arial"/>
+          <w:iCs/>
+          <w:sz w:val="21"/>
+          <w:szCs w:val="21"/>
+        </w:rPr>
+        <w:t>ML</w:t>
+      </w:r>
+      <w:r>
+        <w:rPr>
+          <w:rFonts w:ascii="Garamond" w:hAnsi="Garamond" w:cs="Arial"/>
+          <w:iCs/>
+          <w:sz w:val="21"/>
+          <w:szCs w:val="21"/>
+        </w:rPr>
+        <w:t>-based control,</w:t>
+      </w:r>
+      <w:r>
+        <w:rPr>
+          <w:rFonts w:ascii="Garamond" w:hAnsi="Garamond" w:cs="Arial"/>
+          <w:iCs/>
+          <w:sz w:val="21"/>
+          <w:szCs w:val="21"/>
+        </w:rPr>
+        <w:t xml:space="preserve"> robot control, autonomous planning,</w:t>
+      </w:r>
+      <w:r>
+        <w:rPr>
+          <w:rFonts w:ascii="Garamond" w:hAnsi="Garamond" w:cs="Arial"/>
+          <w:iCs/>
+          <w:sz w:val="21"/>
+          <w:szCs w:val="21"/>
+        </w:rPr>
+        <w:t xml:space="preserve"> </w:t>
       </w:r>
       <w:r>
         <w:rPr>
@@ -843,34 +896,7 @@
           <w:sz w:val="21"/>
           <w:szCs w:val="21"/>
         </w:rPr>
-        <w:t>perception, path planning,</w:t>
-      </w:r>
-      <w:r>
-        <w:rPr>
-          <w:rFonts w:ascii="Garamond" w:hAnsi="Garamond" w:cs="Arial"/>
-          <w:iCs/>
-          <w:sz w:val="21"/>
-          <w:szCs w:val="21"/>
-        </w:rPr>
-        <w:t xml:space="preserve"> </w:t>
-      </w:r>
-      <w:r>
-        <w:rPr>
-          <w:rFonts w:ascii="Garamond" w:hAnsi="Garamond" w:cs="Arial"/>
-          <w:iCs/>
-          <w:sz w:val="21"/>
-          <w:szCs w:val="21"/>
-        </w:rPr>
-        <w:t xml:space="preserve">motion planning, controls, </w:t>
-      </w:r>
-      <w:r>
-        <w:rPr>
-          <w:rFonts w:ascii="Garamond" w:hAnsi="Garamond" w:cs="Arial"/>
-          <w:iCs/>
-          <w:sz w:val="21"/>
-          <w:szCs w:val="21"/>
-        </w:rPr>
-        <w:t xml:space="preserve">AI, </w:t>
+        <w:t xml:space="preserve">perception, path planning, AI, </w:t>
       </w:r>
       <w:r>
         <w:rPr>
@@ -918,30 +944,6 @@
           <w:sz w:val="21"/>
           <w:szCs w:val="21"/>
         </w:rPr>
-        <w:t xml:space="preserve">microcontrollers, </w:t>
-      </w:r>
-      <w:r>
-        <w:rPr>
-          <w:rFonts w:ascii="Garamond" w:hAnsi="Garamond" w:cs="Arial"/>
-          <w:sz w:val="21"/>
-          <w:szCs w:val="21"/>
-        </w:rPr>
-        <w:t xml:space="preserve">CAN, </w:t>
-      </w:r>
-      <w:r>
-        <w:rPr>
-          <w:rFonts w:ascii="Garamond" w:hAnsi="Garamond" w:cs="Arial"/>
-          <w:sz w:val="21"/>
-          <w:szCs w:val="21"/>
-        </w:rPr>
-        <w:t xml:space="preserve">sensors, </w:t>
-      </w:r>
-      <w:r>
-        <w:rPr>
-          <w:rFonts w:ascii="Garamond" w:hAnsi="Garamond" w:cs="Arial"/>
-          <w:sz w:val="21"/>
-          <w:szCs w:val="21"/>
-        </w:rPr>
         <w:t xml:space="preserve">IMU, </w:t>
       </w:r>
       <w:r>
@@ -950,23 +952,87 @@
           <w:sz w:val="21"/>
           <w:szCs w:val="21"/>
         </w:rPr>
-        <w:t>RGB</w:t>
-      </w:r>
-      <w:r>
-        <w:rPr>
-          <w:rFonts w:ascii="Garamond" w:hAnsi="Garamond" w:cs="Arial"/>
-          <w:sz w:val="21"/>
-          <w:szCs w:val="21"/>
-        </w:rPr>
-        <w:t>D</w:t>
-      </w:r>
-      <w:r>
-        <w:rPr>
-          <w:rFonts w:ascii="Garamond" w:hAnsi="Garamond" w:cs="Arial"/>
-          <w:sz w:val="21"/>
-          <w:szCs w:val="21"/>
-        </w:rPr>
-        <w:t xml:space="preserve"> camera</w:t>
+        <w:t>encoders, force sensors</w:t>
+      </w:r>
+      <w:r>
+        <w:rPr>
+          <w:rFonts w:ascii="Garamond" w:hAnsi="Garamond" w:cs="Arial"/>
+          <w:sz w:val="21"/>
+          <w:szCs w:val="21"/>
+        </w:rPr>
+        <w:t xml:space="preserve">, </w:t>
+      </w:r>
+      <w:r>
+        <w:rPr>
+          <w:rFonts w:ascii="Garamond" w:hAnsi="Garamond" w:cs="Arial"/>
+          <w:sz w:val="21"/>
+          <w:szCs w:val="21"/>
+        </w:rPr>
+        <w:t>mechatronics</w:t>
+      </w:r>
+      <w:r>
+        <w:rPr>
+          <w:rFonts w:ascii="Garamond" w:hAnsi="Garamond" w:cs="Arial"/>
+          <w:sz w:val="21"/>
+          <w:szCs w:val="21"/>
+        </w:rPr>
+        <w:t xml:space="preserve">, </w:t>
+      </w:r>
+      <w:r>
+        <w:rPr>
+          <w:rFonts w:ascii="Garamond" w:hAnsi="Garamond" w:cs="Arial"/>
+          <w:sz w:val="21"/>
+          <w:szCs w:val="21"/>
+        </w:rPr>
+        <w:t>CAD</w:t>
+      </w:r>
+      <w:r>
+        <w:rPr>
+          <w:rFonts w:ascii="Garamond" w:hAnsi="Garamond" w:cs="Arial"/>
+          <w:sz w:val="21"/>
+          <w:szCs w:val="21"/>
+        </w:rPr>
+        <w:t xml:space="preserve"> (Solid</w:t>
+      </w:r>
+      <w:r>
+        <w:rPr>
+          <w:rFonts w:ascii="Garamond" w:hAnsi="Garamond" w:cs="Arial"/>
+          <w:sz w:val="21"/>
+          <w:szCs w:val="21"/>
+        </w:rPr>
+        <w:t>W</w:t>
+      </w:r>
+      <w:r>
+        <w:rPr>
+          <w:rFonts w:ascii="Garamond" w:hAnsi="Garamond" w:cs="Arial"/>
+          <w:sz w:val="21"/>
+          <w:szCs w:val="21"/>
+        </w:rPr>
+        <w:t>orks)</w:t>
+      </w:r>
+      <w:r>
+        <w:rPr>
+          <w:rFonts w:ascii="Garamond" w:hAnsi="Garamond" w:cs="Arial"/>
+          <w:sz w:val="21"/>
+          <w:szCs w:val="21"/>
+        </w:rPr>
+        <w:t xml:space="preserve">, </w:t>
+      </w:r>
+      <w:r>
+        <w:rPr>
+          <w:rFonts w:ascii="Garamond" w:hAnsi="Garamond" w:cs="Arial"/>
+          <w:sz w:val="21"/>
+          <w:szCs w:val="21"/>
+        </w:rPr>
+        <w:t xml:space="preserve">sensors, actuators, </w:t>
+      </w:r>
+      <w:r>
+        <w:rPr>
+          <w:rFonts w:ascii="Garamond" w:hAnsi="Garamond" w:cs="Arial"/>
+          <w:sz w:val="21"/>
+          <w:szCs w:val="21"/>
+        </w:rPr>
+        <w:t>camera</w:t>
       </w:r>
       <w:r>
         <w:rPr>
@@ -992,14 +1058,6 @@
           <w:sz w:val="21"/>
           <w:szCs w:val="21"/>
         </w:rPr>
-        <w:t xml:space="preserve">CAD, </w:t>
-      </w:r>
-      <w:r>
-        <w:rPr>
-          <w:rFonts w:ascii="Garamond" w:hAnsi="Garamond" w:cs="Arial"/>
-          <w:sz w:val="21"/>
-          <w:szCs w:val="21"/>
-        </w:rPr>
         <w:t>LiDAR</w:t>
       </w:r>
       <w:r>
@@ -1008,39 +1066,7 @@
           <w:sz w:val="21"/>
           <w:szCs w:val="21"/>
         </w:rPr>
-        <w:t>,</w:t>
-      </w:r>
-      <w:r>
-        <w:rPr>
-          <w:rFonts w:ascii="Garamond" w:hAnsi="Garamond" w:cs="Arial"/>
-          <w:sz w:val="21"/>
-          <w:szCs w:val="21"/>
-        </w:rPr>
-        <w:t xml:space="preserve"> </w:t>
-      </w:r>
-      <w:r>
-        <w:rPr>
-          <w:rFonts w:ascii="Garamond" w:hAnsi="Garamond" w:cs="Arial"/>
-          <w:sz w:val="21"/>
-          <w:szCs w:val="21"/>
-        </w:rPr>
-        <w:t xml:space="preserve">radars, </w:t>
-      </w:r>
-      <w:r>
-        <w:rPr>
-          <w:rFonts w:ascii="Garamond" w:hAnsi="Garamond" w:cs="Arial"/>
-          <w:sz w:val="21"/>
-          <w:szCs w:val="21"/>
-        </w:rPr>
-        <w:t xml:space="preserve">RTK-GPS, </w:t>
-      </w:r>
-      <w:r>
-        <w:rPr>
-          <w:rFonts w:ascii="Garamond" w:hAnsi="Garamond" w:cs="Arial"/>
-          <w:sz w:val="21"/>
-          <w:szCs w:val="21"/>
-        </w:rPr>
-        <w:t>motors</w:t>
+        <w:t>, GNSS</w:t>
       </w:r>
     </w:p>
     <w:p>

--- a/Marika_Nishi_Resume.docx
+++ b/Marika_Nishi_Resume.docx
@@ -50,15 +50,7 @@
           <w:sz w:val="21"/>
           <w:szCs w:val="12"/>
         </w:rPr>
-        <w:t>Founding Robotics Autonomy</w:t>
-      </w:r>
-      <w:r>
-        <w:rPr>
-          <w:rFonts w:ascii="Times New Roman" w:hAnsi="Times New Roman" w:cs="Times New Roman"/>
-          <w:sz w:val="21"/>
-          <w:szCs w:val="12"/>
-        </w:rPr>
-        <w:t xml:space="preserve"> Engineer</w:t>
+        <w:t>Robotics and Automation Systems Engineer</w:t>
       </w:r>
     </w:p>
     <w:p>
@@ -806,52 +798,79 @@
           <w:sz w:val="21"/>
           <w:szCs w:val="21"/>
         </w:rPr>
-        <w:t xml:space="preserve">self-driving, </w:t>
-      </w:r>
-      <w:r>
-        <w:rPr>
-          <w:rFonts w:ascii="Garamond" w:hAnsi="Garamond" w:cs="Arial"/>
-          <w:iCs/>
-          <w:sz w:val="21"/>
-          <w:szCs w:val="21"/>
-        </w:rPr>
-        <w:t xml:space="preserve">ML, </w:t>
-      </w:r>
-      <w:r>
-        <w:rPr>
-          <w:rFonts w:ascii="Garamond" w:hAnsi="Garamond" w:cs="Arial"/>
-          <w:iCs/>
-          <w:sz w:val="21"/>
-          <w:szCs w:val="21"/>
-        </w:rPr>
-        <w:t xml:space="preserve">A*, RRT, </w:t>
-      </w:r>
-      <w:r>
-        <w:rPr>
-          <w:rFonts w:ascii="Garamond" w:hAnsi="Garamond" w:cs="Arial"/>
-          <w:iCs/>
-          <w:sz w:val="21"/>
-          <w:szCs w:val="21"/>
-        </w:rPr>
-        <w:t>ML</w:t>
-      </w:r>
-      <w:r>
-        <w:rPr>
-          <w:rFonts w:ascii="Garamond" w:hAnsi="Garamond" w:cs="Arial"/>
-          <w:iCs/>
-          <w:sz w:val="21"/>
-          <w:szCs w:val="21"/>
-        </w:rPr>
-        <w:t>-based control,</w:t>
-      </w:r>
-      <w:r>
-        <w:rPr>
-          <w:rFonts w:ascii="Garamond" w:hAnsi="Garamond" w:cs="Arial"/>
-          <w:iCs/>
-          <w:sz w:val="21"/>
-          <w:szCs w:val="21"/>
-        </w:rPr>
-        <w:t xml:space="preserve"> robot control, autonomous planning,</w:t>
+        <w:t xml:space="preserve">SLAM, </w:t>
+      </w:r>
+      <w:r>
+        <w:rPr>
+          <w:rFonts w:ascii="Garamond" w:hAnsi="Garamond" w:cs="Arial"/>
+          <w:iCs/>
+          <w:sz w:val="21"/>
+          <w:szCs w:val="21"/>
+        </w:rPr>
+        <w:t xml:space="preserve">path </w:t>
+      </w:r>
+      <w:r>
+        <w:rPr>
+          <w:rFonts w:ascii="Garamond" w:hAnsi="Garamond" w:cs="Arial"/>
+          <w:iCs/>
+          <w:sz w:val="21"/>
+          <w:szCs w:val="21"/>
+        </w:rPr>
+        <w:t xml:space="preserve">planning, </w:t>
+      </w:r>
+      <w:r>
+        <w:rPr>
+          <w:rFonts w:ascii="Garamond" w:hAnsi="Garamond" w:cs="Arial"/>
+          <w:iCs/>
+          <w:sz w:val="21"/>
+          <w:szCs w:val="21"/>
+        </w:rPr>
+        <w:t>control</w:t>
+      </w:r>
+      <w:r>
+        <w:rPr>
+          <w:rFonts w:ascii="Garamond" w:hAnsi="Garamond" w:cs="Arial"/>
+          <w:iCs/>
+          <w:sz w:val="21"/>
+          <w:szCs w:val="21"/>
+        </w:rPr>
+        <w:t>s</w:t>
+      </w:r>
+      <w:r>
+        <w:rPr>
+          <w:rFonts w:ascii="Garamond" w:hAnsi="Garamond" w:cs="Arial"/>
+          <w:iCs/>
+          <w:sz w:val="21"/>
+          <w:szCs w:val="21"/>
+        </w:rPr>
+        <w:t xml:space="preserve">, </w:t>
+      </w:r>
+      <w:r>
+        <w:rPr>
+          <w:rFonts w:ascii="Garamond" w:hAnsi="Garamond" w:cs="Arial"/>
+          <w:iCs/>
+          <w:sz w:val="21"/>
+          <w:szCs w:val="21"/>
+        </w:rPr>
+        <w:t xml:space="preserve">AI, </w:t>
+      </w:r>
+      <w:r>
+        <w:rPr>
+          <w:rFonts w:ascii="Garamond" w:hAnsi="Garamond" w:cs="Arial"/>
+          <w:iCs/>
+          <w:sz w:val="21"/>
+          <w:szCs w:val="21"/>
+        </w:rPr>
+        <w:t xml:space="preserve">AGVs/AMRs, </w:t>
+      </w:r>
+      <w:r>
+        <w:rPr>
+          <w:rFonts w:ascii="Garamond" w:hAnsi="Garamond" w:cs="Arial"/>
+          <w:iCs/>
+          <w:sz w:val="21"/>
+          <w:szCs w:val="21"/>
+        </w:rPr>
+        <w:t>perception,</w:t>
       </w:r>
       <w:r>
         <w:rPr>
@@ -869,43 +888,88 @@
           <w:sz w:val="21"/>
           <w:szCs w:val="21"/>
         </w:rPr>
-        <w:t xml:space="preserve">reinforcement learning, </w:t>
-      </w:r>
-      <w:r>
-        <w:rPr>
-          <w:rFonts w:ascii="Garamond" w:hAnsi="Garamond" w:cs="Arial"/>
-          <w:iCs/>
-          <w:sz w:val="21"/>
-          <w:szCs w:val="21"/>
-        </w:rPr>
-        <w:t xml:space="preserve">deep learning, </w:t>
-      </w:r>
-      <w:r>
-        <w:rPr>
-          <w:rFonts w:ascii="Garamond" w:hAnsi="Garamond" w:cs="Arial"/>
-          <w:iCs/>
-          <w:sz w:val="21"/>
-          <w:szCs w:val="21"/>
-        </w:rPr>
-        <w:t xml:space="preserve">VLA, Vision Transformer, </w:t>
-      </w:r>
-      <w:r>
-        <w:rPr>
-          <w:rFonts w:ascii="Garamond" w:hAnsi="Garamond" w:cs="Arial"/>
-          <w:iCs/>
-          <w:sz w:val="21"/>
-          <w:szCs w:val="21"/>
-        </w:rPr>
-        <w:t xml:space="preserve">perception, path planning, AI, </w:t>
-      </w:r>
-      <w:r>
-        <w:rPr>
-          <w:rFonts w:ascii="Garamond" w:hAnsi="Garamond" w:cs="Arial"/>
-          <w:iCs/>
-          <w:sz w:val="21"/>
-          <w:szCs w:val="21"/>
-        </w:rPr>
-        <w:t>drone</w:t>
+        <w:t xml:space="preserve">Linux, </w:t>
+      </w:r>
+      <w:r>
+        <w:rPr>
+          <w:rFonts w:ascii="Garamond" w:hAnsi="Garamond" w:cs="Arial"/>
+          <w:iCs/>
+          <w:sz w:val="21"/>
+          <w:szCs w:val="21"/>
+        </w:rPr>
+        <w:t>localization</w:t>
+      </w:r>
+      <w:r>
+        <w:rPr>
+          <w:rFonts w:ascii="Garamond" w:hAnsi="Garamond" w:cs="Arial"/>
+          <w:iCs/>
+          <w:sz w:val="21"/>
+          <w:szCs w:val="21"/>
+        </w:rPr>
+        <w:t xml:space="preserve">, </w:t>
+      </w:r>
+      <w:r>
+        <w:rPr>
+          <w:rFonts w:ascii="Garamond" w:hAnsi="Garamond" w:cs="Arial"/>
+          <w:iCs/>
+          <w:sz w:val="21"/>
+          <w:szCs w:val="21"/>
+        </w:rPr>
+        <w:t xml:space="preserve">OpenCV, PyTorch, real-world robotic systems, </w:t>
+      </w:r>
+      <w:r>
+        <w:rPr>
+          <w:rFonts w:ascii="Garamond" w:hAnsi="Garamond" w:cs="Arial"/>
+          <w:iCs/>
+          <w:sz w:val="21"/>
+          <w:szCs w:val="21"/>
+        </w:rPr>
+        <w:t xml:space="preserve">Gazebo, </w:t>
+      </w:r>
+      <w:r>
+        <w:rPr>
+          <w:rFonts w:ascii="Garamond" w:hAnsi="Garamond" w:cs="Arial"/>
+          <w:iCs/>
+          <w:sz w:val="21"/>
+          <w:szCs w:val="21"/>
+        </w:rPr>
+        <w:t xml:space="preserve">NVIDIA </w:t>
+      </w:r>
+      <w:r>
+        <w:rPr>
+          <w:rFonts w:ascii="Garamond" w:hAnsi="Garamond" w:cs="Arial"/>
+          <w:iCs/>
+          <w:sz w:val="21"/>
+          <w:szCs w:val="21"/>
+        </w:rPr>
+        <w:t>IsaacSim</w:t>
+      </w:r>
+      <w:r>
+        <w:rPr>
+          <w:rFonts w:ascii="Garamond" w:hAnsi="Garamond" w:cs="Arial"/>
+          <w:iCs/>
+          <w:sz w:val="21"/>
+          <w:szCs w:val="21"/>
+        </w:rPr>
+        <w:t xml:space="preserve">, </w:t>
+      </w:r>
+      <w:r>
+        <w:rPr>
+          <w:rFonts w:ascii="Garamond" w:hAnsi="Garamond" w:cs="Arial"/>
+          <w:iCs/>
+          <w:sz w:val="21"/>
+          <w:szCs w:val="21"/>
+        </w:rPr>
+        <w:t>programming</w:t>
+      </w:r>
+      <w:r>
+        <w:rPr>
+          <w:rFonts w:ascii="Garamond" w:hAnsi="Garamond" w:cs="Arial"/>
+          <w:iCs/>
+          <w:sz w:val="21"/>
+          <w:szCs w:val="21"/>
+        </w:rPr>
+        <w:t>, version control</w:t>
       </w:r>
     </w:p>
     <w:p>
@@ -944,6 +1008,48 @@
           <w:sz w:val="21"/>
           <w:szCs w:val="21"/>
         </w:rPr>
+        <w:t>LiDAR</w:t>
+      </w:r>
+      <w:r>
+        <w:rPr>
+          <w:rFonts w:ascii="Garamond" w:hAnsi="Garamond" w:cs="Arial"/>
+          <w:sz w:val="21"/>
+          <w:szCs w:val="21"/>
+        </w:rPr>
+        <w:t xml:space="preserve">, </w:t>
+      </w:r>
+      <w:r>
+        <w:rPr>
+          <w:rFonts w:ascii="Garamond" w:hAnsi="Garamond" w:cs="Arial"/>
+          <w:sz w:val="21"/>
+          <w:szCs w:val="21"/>
+        </w:rPr>
+        <w:t>camera</w:t>
+      </w:r>
+      <w:r>
+        <w:rPr>
+          <w:rFonts w:ascii="Garamond" w:hAnsi="Garamond" w:cs="Arial"/>
+          <w:sz w:val="21"/>
+          <w:szCs w:val="21"/>
+        </w:rPr>
+        <w:t>s,</w:t>
+      </w:r>
+      <w:r>
+        <w:rPr>
+          <w:rFonts w:ascii="Garamond" w:hAnsi="Garamond" w:cs="Arial"/>
+          <w:b/>
+          <w:bCs/>
+          <w:sz w:val="21"/>
+          <w:szCs w:val="21"/>
+        </w:rPr>
+        <w:t xml:space="preserve"> </w:t>
+      </w:r>
+      <w:r>
+        <w:rPr>
+          <w:rFonts w:ascii="Garamond" w:hAnsi="Garamond" w:cs="Arial"/>
+          <w:sz w:val="21"/>
+          <w:szCs w:val="21"/>
+        </w:rPr>
         <w:t xml:space="preserve">IMU, </w:t>
       </w:r>
       <w:r>
@@ -952,121 +1058,47 @@
           <w:sz w:val="21"/>
           <w:szCs w:val="21"/>
         </w:rPr>
-        <w:t>encoders, force sensors</w:t>
-      </w:r>
-      <w:r>
-        <w:rPr>
-          <w:rFonts w:ascii="Garamond" w:hAnsi="Garamond" w:cs="Arial"/>
-          <w:sz w:val="21"/>
-          <w:szCs w:val="21"/>
-        </w:rPr>
-        <w:t xml:space="preserve">, </w:t>
-      </w:r>
-      <w:r>
-        <w:rPr>
-          <w:rFonts w:ascii="Garamond" w:hAnsi="Garamond" w:cs="Arial"/>
-          <w:sz w:val="21"/>
-          <w:szCs w:val="21"/>
-        </w:rPr>
-        <w:t>mechatronics</w:t>
-      </w:r>
-      <w:r>
-        <w:rPr>
-          <w:rFonts w:ascii="Garamond" w:hAnsi="Garamond" w:cs="Arial"/>
-          <w:sz w:val="21"/>
-          <w:szCs w:val="21"/>
-        </w:rPr>
-        <w:t xml:space="preserve">, </w:t>
-      </w:r>
-      <w:r>
-        <w:rPr>
-          <w:rFonts w:ascii="Garamond" w:hAnsi="Garamond" w:cs="Arial"/>
-          <w:sz w:val="21"/>
-          <w:szCs w:val="21"/>
-        </w:rPr>
-        <w:t>CAD</w:t>
-      </w:r>
-      <w:r>
-        <w:rPr>
-          <w:rFonts w:ascii="Garamond" w:hAnsi="Garamond" w:cs="Arial"/>
-          <w:sz w:val="21"/>
-          <w:szCs w:val="21"/>
-        </w:rPr>
-        <w:t xml:space="preserve"> (Solid</w:t>
-      </w:r>
-      <w:r>
-        <w:rPr>
-          <w:rFonts w:ascii="Garamond" w:hAnsi="Garamond" w:cs="Arial"/>
-          <w:sz w:val="21"/>
-          <w:szCs w:val="21"/>
-        </w:rPr>
-        <w:t>W</w:t>
-      </w:r>
-      <w:r>
-        <w:rPr>
-          <w:rFonts w:ascii="Garamond" w:hAnsi="Garamond" w:cs="Arial"/>
-          <w:sz w:val="21"/>
-          <w:szCs w:val="21"/>
-        </w:rPr>
-        <w:t>orks)</w:t>
-      </w:r>
-      <w:r>
-        <w:rPr>
-          <w:rFonts w:ascii="Garamond" w:hAnsi="Garamond" w:cs="Arial"/>
-          <w:sz w:val="21"/>
-          <w:szCs w:val="21"/>
-        </w:rPr>
-        <w:t xml:space="preserve">, </w:t>
-      </w:r>
-      <w:r>
-        <w:rPr>
-          <w:rFonts w:ascii="Garamond" w:hAnsi="Garamond" w:cs="Arial"/>
-          <w:sz w:val="21"/>
-          <w:szCs w:val="21"/>
-        </w:rPr>
-        <w:t xml:space="preserve">sensors, actuators, </w:t>
-      </w:r>
-      <w:r>
-        <w:rPr>
-          <w:rFonts w:ascii="Garamond" w:hAnsi="Garamond" w:cs="Arial"/>
-          <w:sz w:val="21"/>
-          <w:szCs w:val="21"/>
-        </w:rPr>
-        <w:t>camera</w:t>
-      </w:r>
-      <w:r>
-        <w:rPr>
-          <w:rFonts w:ascii="Garamond" w:hAnsi="Garamond" w:cs="Arial"/>
-          <w:sz w:val="21"/>
-          <w:szCs w:val="21"/>
-        </w:rPr>
-        <w:t>s,</w:t>
-      </w:r>
-      <w:r>
-        <w:rPr>
-          <w:rFonts w:ascii="Garamond" w:hAnsi="Garamond" w:cs="Arial"/>
-          <w:b/>
-          <w:bCs/>
-          <w:sz w:val="21"/>
-          <w:szCs w:val="21"/>
-        </w:rPr>
-        <w:t xml:space="preserve"> </w:t>
-      </w:r>
-      <w:r>
-        <w:rPr>
-          <w:rFonts w:ascii="Garamond" w:hAnsi="Garamond" w:cs="Arial"/>
-          <w:sz w:val="21"/>
-          <w:szCs w:val="21"/>
-        </w:rPr>
-        <w:t>LiDAR</w:t>
-      </w:r>
-      <w:r>
-        <w:rPr>
-          <w:rFonts w:ascii="Garamond" w:hAnsi="Garamond" w:cs="Arial"/>
-          <w:sz w:val="21"/>
-          <w:szCs w:val="21"/>
-        </w:rPr>
-        <w:t>, GNSS</w:t>
+        <w:t xml:space="preserve">mechatronics, </w:t>
+      </w:r>
+      <w:r>
+        <w:rPr>
+          <w:rFonts w:ascii="Garamond" w:hAnsi="Garamond" w:cs="Arial"/>
+          <w:sz w:val="21"/>
+          <w:szCs w:val="21"/>
+        </w:rPr>
+        <w:t xml:space="preserve">IP, TCP, </w:t>
+      </w:r>
+      <w:r>
+        <w:rPr>
+          <w:rFonts w:ascii="Garamond" w:hAnsi="Garamond" w:cs="Arial"/>
+          <w:sz w:val="21"/>
+          <w:szCs w:val="21"/>
+        </w:rPr>
+        <w:t xml:space="preserve">actuators, sensors, dynamics, </w:t>
+      </w:r>
+      <w:r>
+        <w:rPr>
+          <w:rFonts w:ascii="Garamond" w:hAnsi="Garamond" w:cs="Arial"/>
+          <w:sz w:val="21"/>
+          <w:szCs w:val="21"/>
+        </w:rPr>
+        <w:t xml:space="preserve">encoders, </w:t>
+      </w:r>
+      <w:r>
+        <w:rPr>
+          <w:rFonts w:ascii="Garamond" w:hAnsi="Garamond" w:cs="Arial"/>
+          <w:sz w:val="21"/>
+          <w:szCs w:val="21"/>
+        </w:rPr>
+        <w:t xml:space="preserve">CAD, </w:t>
+      </w:r>
+      <w:r>
+        <w:rPr>
+          <w:rFonts w:ascii="Garamond" w:hAnsi="Garamond" w:cs="Arial"/>
+          <w:sz w:val="21"/>
+          <w:szCs w:val="21"/>
+        </w:rPr>
+        <w:t>GNSS</w:t>
       </w:r>
     </w:p>
     <w:p>

--- a/Marika_Nishi_Resume.docx
+++ b/Marika_Nishi_Resume.docx
@@ -44,23 +44,7 @@
           <w:sz w:val="21"/>
           <w:szCs w:val="12"/>
         </w:rPr>
-        <w:t>Project Desing</w:t>
-      </w:r>
-      <w:r>
-        <w:rPr>
-          <w:rFonts w:ascii="Times New Roman" w:hAnsi="Times New Roman" w:cs="Times New Roman"/>
-          <w:sz w:val="21"/>
-          <w:szCs w:val="12"/>
-        </w:rPr>
-        <w:t xml:space="preserve"> </w:t>
-      </w:r>
-      <w:r>
-        <w:rPr>
-          <w:rFonts w:ascii="Times New Roman" w:hAnsi="Times New Roman" w:cs="Times New Roman"/>
-          <w:sz w:val="21"/>
-          <w:szCs w:val="12"/>
-        </w:rPr>
-        <w:t>Engineer</w:t>
+        <w:t>Navigation Engineer</w:t>
       </w:r>
     </w:p>
     <w:p>
@@ -818,6 +802,15 @@
           <w:sz w:val="21"/>
           <w:szCs w:val="21"/>
         </w:rPr>
+        <w:t xml:space="preserve">Matlab, </w:t>
+      </w:r>
+      <w:r>
+        <w:rPr>
+          <w:rFonts w:ascii="Garamond" w:hAnsi="Garamond" w:cs="Arial"/>
+          <w:iCs/>
+          <w:sz w:val="21"/>
+          <w:szCs w:val="21"/>
+        </w:rPr>
         <w:t xml:space="preserve">ROS, ROS2, </w:t>
       </w:r>
       <w:r>
@@ -827,51 +820,42 @@
           <w:sz w:val="21"/>
           <w:szCs w:val="21"/>
         </w:rPr>
-        <w:t xml:space="preserve">HMI, </w:t>
-      </w:r>
-      <w:r>
-        <w:rPr>
-          <w:rFonts w:ascii="Garamond" w:hAnsi="Garamond" w:cs="Arial"/>
-          <w:iCs/>
-          <w:sz w:val="21"/>
-          <w:szCs w:val="21"/>
-        </w:rPr>
-        <w:t xml:space="preserve">testing, </w:t>
-      </w:r>
-      <w:r>
-        <w:rPr>
-          <w:rFonts w:ascii="Garamond" w:hAnsi="Garamond" w:cs="Arial"/>
-          <w:iCs/>
-          <w:sz w:val="21"/>
-          <w:szCs w:val="21"/>
-        </w:rPr>
-        <w:t xml:space="preserve">data analysis, </w:t>
-      </w:r>
-      <w:r>
-        <w:rPr>
-          <w:rFonts w:ascii="Garamond" w:hAnsi="Garamond" w:cs="Arial"/>
-          <w:iCs/>
-          <w:sz w:val="21"/>
-          <w:szCs w:val="21"/>
-        </w:rPr>
-        <w:t xml:space="preserve">data acquisition, </w:t>
-      </w:r>
-      <w:r>
-        <w:rPr>
-          <w:rFonts w:ascii="Garamond" w:hAnsi="Garamond" w:cs="Arial"/>
-          <w:sz w:val="21"/>
-          <w:szCs w:val="21"/>
-        </w:rPr>
-        <w:t xml:space="preserve">simulation (Gazebo, IsaacSim), </w:t>
-      </w:r>
-      <w:r>
-        <w:rPr>
-          <w:rFonts w:ascii="Garamond" w:hAnsi="Garamond" w:cs="Arial"/>
-          <w:iCs/>
-          <w:sz w:val="21"/>
-          <w:szCs w:val="21"/>
-        </w:rPr>
-        <w:t>ML</w:t>
+        <w:t xml:space="preserve">UAVs, self-driving cars, </w:t>
+      </w:r>
+      <w:r>
+        <w:rPr>
+          <w:rFonts w:ascii="Garamond" w:hAnsi="Garamond" w:cs="Arial"/>
+          <w:iCs/>
+          <w:sz w:val="21"/>
+          <w:szCs w:val="21"/>
+        </w:rPr>
+        <w:t xml:space="preserve">computer vision, </w:t>
+      </w:r>
+      <w:r>
+        <w:rPr>
+          <w:rFonts w:ascii="Garamond" w:hAnsi="Garamond" w:cs="Arial"/>
+          <w:iCs/>
+          <w:sz w:val="21"/>
+          <w:szCs w:val="21"/>
+        </w:rPr>
+        <w:t xml:space="preserve">sensor fusion, EKF, UKF, </w:t>
+      </w:r>
+      <w:r>
+        <w:rPr>
+          <w:rFonts w:ascii="Garamond" w:hAnsi="Garamond" w:cs="Arial"/>
+          <w:sz w:val="21"/>
+          <w:szCs w:val="21"/>
+        </w:rPr>
+        <w:t xml:space="preserve">OpenCV, </w:t>
+      </w:r>
+      <w:r>
+        <w:rPr>
+          <w:rFonts w:ascii="Garamond" w:hAnsi="Garamond" w:cs="Arial"/>
+          <w:iCs/>
+          <w:sz w:val="21"/>
+          <w:szCs w:val="21"/>
+        </w:rPr>
+        <w:t>AI</w:t>
       </w:r>
       <w:r>
         <w:rPr>
@@ -889,27 +873,30 @@
           <w:sz w:val="21"/>
           <w:szCs w:val="21"/>
         </w:rPr>
-        <w:t xml:space="preserve">AI, </w:t>
-      </w:r>
-      <w:r>
-        <w:rPr>
-          <w:rFonts w:ascii="Garamond" w:hAnsi="Garamond" w:cs="Arial"/>
-          <w:sz w:val="21"/>
-          <w:szCs w:val="21"/>
-        </w:rPr>
-        <w:t xml:space="preserve">perception, </w:t>
-      </w:r>
-      <w:r>
-        <w:rPr>
-          <w:rFonts w:ascii="Garamond" w:hAnsi="Garamond" w:cs="Arial"/>
-          <w:sz w:val="21"/>
-          <w:szCs w:val="21"/>
-        </w:rPr>
-        <w:t>sensor fusion</w:t>
-      </w:r>
-      <w:r>
-        <w:rPr>
-          <w:rFonts w:ascii="Garamond" w:hAnsi="Garamond" w:cs="Arial"/>
+        <w:t xml:space="preserve">ML, </w:t>
+      </w:r>
+      <w:r>
+        <w:rPr>
+          <w:rFonts w:ascii="Garamond" w:hAnsi="Garamond" w:cs="Arial"/>
+          <w:iCs/>
+          <w:sz w:val="21"/>
+          <w:szCs w:val="21"/>
+        </w:rPr>
+        <w:t xml:space="preserve">data </w:t>
+      </w:r>
+      <w:r>
+        <w:rPr>
+          <w:rFonts w:ascii="Garamond" w:hAnsi="Garamond" w:cs="Arial"/>
+          <w:iCs/>
+          <w:sz w:val="21"/>
+          <w:szCs w:val="21"/>
+        </w:rPr>
+        <w:t>collection</w:t>
+      </w:r>
+      <w:r>
+        <w:rPr>
+          <w:rFonts w:ascii="Garamond" w:hAnsi="Garamond" w:cs="Arial"/>
+          <w:iCs/>
           <w:sz w:val="21"/>
           <w:szCs w:val="21"/>
         </w:rPr>
@@ -921,49 +908,16 @@
           <w:sz w:val="21"/>
           <w:szCs w:val="21"/>
         </w:rPr>
-        <w:t xml:space="preserve">path planning, </w:t>
-      </w:r>
-      <w:r>
-        <w:rPr>
-          <w:rFonts w:ascii="Garamond" w:hAnsi="Garamond" w:cs="Arial"/>
-          <w:iCs/>
-          <w:sz w:val="21"/>
-          <w:szCs w:val="21"/>
-        </w:rPr>
-        <w:t xml:space="preserve">ML-based control, </w:t>
-      </w:r>
-      <w:r>
-        <w:rPr>
-          <w:rFonts w:ascii="Garamond" w:hAnsi="Garamond" w:cs="Arial"/>
-          <w:iCs/>
-          <w:sz w:val="21"/>
-          <w:szCs w:val="21"/>
-        </w:rPr>
-        <w:t xml:space="preserve">SQL, </w:t>
-      </w:r>
-      <w:r>
-        <w:rPr>
-          <w:rFonts w:ascii="Garamond" w:hAnsi="Garamond" w:cs="Arial"/>
-          <w:sz w:val="21"/>
-          <w:szCs w:val="21"/>
-        </w:rPr>
-        <w:t xml:space="preserve">OpenCV, </w:t>
-      </w:r>
-      <w:r>
-        <w:rPr>
-          <w:rFonts w:ascii="Garamond" w:hAnsi="Garamond" w:cs="Arial"/>
-          <w:sz w:val="21"/>
-          <w:szCs w:val="21"/>
-        </w:rPr>
-        <w:t>autonomous driving</w:t>
-      </w:r>
-      <w:r>
-        <w:rPr>
-          <w:rFonts w:ascii="Garamond" w:hAnsi="Garamond" w:cs="Arial"/>
-          <w:sz w:val="21"/>
-          <w:szCs w:val="21"/>
-        </w:rPr>
-        <w:t>, drone</w:t>
+        <w:t xml:space="preserve">path-planning, control, ML-based control, simulator (Gazebo, IsaacSim), </w:t>
+      </w:r>
+      <w:r>
+        <w:rPr>
+          <w:rFonts w:ascii="Garamond" w:hAnsi="Garamond" w:cs="Arial"/>
+          <w:iCs/>
+          <w:sz w:val="21"/>
+          <w:szCs w:val="21"/>
+        </w:rPr>
+        <w:t>Git</w:t>
       </w:r>
     </w:p>
     <w:p>
@@ -1002,7 +956,47 @@
           <w:sz w:val="21"/>
           <w:szCs w:val="21"/>
         </w:rPr>
-        <w:t xml:space="preserve">DC power, AC power, Teams, MS Excel, MS PowerPoint, </w:t>
+        <w:t>GPS</w:t>
+      </w:r>
+      <w:r>
+        <w:rPr>
+          <w:rFonts w:ascii="Garamond" w:hAnsi="Garamond" w:cs="Arial"/>
+          <w:sz w:val="21"/>
+          <w:szCs w:val="21"/>
+        </w:rPr>
+        <w:t>/GNSS</w:t>
+      </w:r>
+      <w:r>
+        <w:rPr>
+          <w:rFonts w:ascii="Garamond" w:hAnsi="Garamond" w:cs="Arial"/>
+          <w:sz w:val="21"/>
+          <w:szCs w:val="21"/>
+        </w:rPr>
+        <w:t xml:space="preserve">, </w:t>
+      </w:r>
+      <w:r>
+        <w:rPr>
+          <w:rFonts w:ascii="Garamond" w:hAnsi="Garamond" w:cs="Arial"/>
+          <w:sz w:val="21"/>
+          <w:szCs w:val="21"/>
+        </w:rPr>
+        <w:t xml:space="preserve">IMU, </w:t>
+      </w:r>
+      <w:r>
+        <w:rPr>
+          <w:rFonts w:ascii="Garamond" w:hAnsi="Garamond" w:cs="Arial"/>
+          <w:sz w:val="21"/>
+          <w:szCs w:val="21"/>
+        </w:rPr>
+        <w:t>mechatronics,</w:t>
+      </w:r>
+      <w:r>
+        <w:rPr>
+          <w:rFonts w:ascii="Garamond" w:hAnsi="Garamond" w:cs="Arial"/>
+          <w:sz w:val="21"/>
+          <w:szCs w:val="21"/>
+        </w:rPr>
+        <w:t xml:space="preserve"> </w:t>
       </w:r>
       <w:r>
         <w:rPr>
@@ -1018,7 +1012,47 @@
           <w:sz w:val="21"/>
           <w:szCs w:val="21"/>
         </w:rPr>
-        <w:t xml:space="preserve">, </w:t>
+        <w:t>,</w:t>
+      </w:r>
+      <w:r>
+        <w:rPr>
+          <w:rFonts w:ascii="Garamond" w:hAnsi="Garamond" w:cs="Arial"/>
+          <w:sz w:val="21"/>
+          <w:szCs w:val="21"/>
+        </w:rPr>
+        <w:t xml:space="preserve"> sensor integration, sensor-data collection, </w:t>
+      </w:r>
+      <w:r>
+        <w:rPr>
+          <w:rFonts w:ascii="Garamond" w:hAnsi="Garamond" w:cs="Arial"/>
+          <w:sz w:val="21"/>
+          <w:szCs w:val="21"/>
+        </w:rPr>
+        <w:t>LiDAR</w:t>
+      </w:r>
+      <w:r>
+        <w:rPr>
+          <w:rFonts w:ascii="Garamond" w:hAnsi="Garamond" w:cs="Arial"/>
+          <w:sz w:val="21"/>
+          <w:szCs w:val="21"/>
+        </w:rPr>
+        <w:t>,</w:t>
+      </w:r>
+      <w:r>
+        <w:rPr>
+          <w:rFonts w:ascii="Garamond" w:hAnsi="Garamond" w:cs="Arial"/>
+          <w:sz w:val="21"/>
+          <w:szCs w:val="21"/>
+        </w:rPr>
+        <w:t xml:space="preserve"> </w:t>
+      </w:r>
+      <w:r>
+        <w:rPr>
+          <w:rFonts w:ascii="Garamond" w:hAnsi="Garamond" w:cs="Arial"/>
+          <w:sz w:val="21"/>
+          <w:szCs w:val="21"/>
+        </w:rPr>
+        <w:t>camera</w:t>
       </w:r>
       <w:r>
         <w:rPr>
@@ -1027,86 +1061,6 @@
           <w:szCs w:val="21"/>
         </w:rPr>
         <w:t>s</w:t>
-      </w:r>
-      <w:r>
-        <w:rPr>
-          <w:rFonts w:ascii="Garamond" w:hAnsi="Garamond" w:cs="Arial"/>
-          <w:sz w:val="21"/>
-          <w:szCs w:val="21"/>
-        </w:rPr>
-        <w:t>ensors, actuators</w:t>
-      </w:r>
-      <w:r>
-        <w:rPr>
-          <w:rFonts w:ascii="Garamond" w:hAnsi="Garamond" w:cs="Arial"/>
-          <w:sz w:val="21"/>
-          <w:szCs w:val="21"/>
-        </w:rPr>
-        <w:t xml:space="preserve">, </w:t>
-      </w:r>
-      <w:r>
-        <w:rPr>
-          <w:rFonts w:ascii="Garamond" w:hAnsi="Garamond" w:cs="Arial"/>
-          <w:sz w:val="21"/>
-          <w:szCs w:val="21"/>
-        </w:rPr>
-        <w:t>LiDAR</w:t>
-      </w:r>
-      <w:r>
-        <w:rPr>
-          <w:rFonts w:ascii="Garamond" w:hAnsi="Garamond" w:cs="Arial"/>
-          <w:sz w:val="21"/>
-          <w:szCs w:val="21"/>
-        </w:rPr>
-        <w:t>,</w:t>
-      </w:r>
-      <w:r>
-        <w:rPr>
-          <w:rFonts w:ascii="Garamond" w:hAnsi="Garamond" w:cs="Arial"/>
-          <w:sz w:val="21"/>
-          <w:szCs w:val="21"/>
-        </w:rPr>
-        <w:t xml:space="preserve"> </w:t>
-      </w:r>
-      <w:r>
-        <w:rPr>
-          <w:rFonts w:ascii="Garamond" w:hAnsi="Garamond" w:cs="Arial"/>
-          <w:sz w:val="21"/>
-          <w:szCs w:val="21"/>
-        </w:rPr>
-        <w:t>camera</w:t>
-      </w:r>
-      <w:r>
-        <w:rPr>
-          <w:rFonts w:ascii="Garamond" w:hAnsi="Garamond" w:cs="Arial"/>
-          <w:sz w:val="21"/>
-          <w:szCs w:val="21"/>
-        </w:rPr>
-        <w:t>s</w:t>
-      </w:r>
-      <w:r>
-        <w:rPr>
-          <w:rFonts w:ascii="Garamond" w:hAnsi="Garamond" w:cs="Arial"/>
-          <w:sz w:val="21"/>
-          <w:szCs w:val="21"/>
-        </w:rPr>
-        <w:t>, G</w:t>
-      </w:r>
-      <w:r>
-        <w:rPr>
-          <w:rFonts w:ascii="Garamond" w:hAnsi="Garamond" w:cs="Arial"/>
-          <w:sz w:val="21"/>
-          <w:szCs w:val="21"/>
-        </w:rPr>
-        <w:t>NS</w:t>
-      </w:r>
-      <w:r>
-        <w:rPr>
-          <w:rFonts w:ascii="Garamond" w:hAnsi="Garamond" w:cs="Arial"/>
-          <w:sz w:val="21"/>
-          <w:szCs w:val="21"/>
-        </w:rPr>
-        <w:t>S</w:t>
       </w:r>
     </w:p>
     <w:p>

--- a/Marika_Nishi_Resume.docx
+++ b/Marika_Nishi_Resume.docx
@@ -50,7 +50,15 @@
           <w:sz w:val="21"/>
           <w:szCs w:val="12"/>
         </w:rPr>
-        <w:t>Robotics and Automation Systems Engineer</w:t>
+        <w:t>Application</w:t>
+      </w:r>
+      <w:r>
+        <w:rPr>
+          <w:rFonts w:ascii="Times New Roman" w:hAnsi="Times New Roman" w:cs="Times New Roman"/>
+          <w:sz w:val="21"/>
+          <w:szCs w:val="12"/>
+        </w:rPr>
+        <w:t xml:space="preserve"> Engineer</w:t>
       </w:r>
     </w:p>
     <w:p>
@@ -798,43 +806,43 @@
           <w:sz w:val="21"/>
           <w:szCs w:val="21"/>
         </w:rPr>
-        <w:t xml:space="preserve">SLAM, </w:t>
-      </w:r>
-      <w:r>
-        <w:rPr>
-          <w:rFonts w:ascii="Garamond" w:hAnsi="Garamond" w:cs="Arial"/>
-          <w:iCs/>
-          <w:sz w:val="21"/>
-          <w:szCs w:val="21"/>
-        </w:rPr>
-        <w:t xml:space="preserve">path </w:t>
-      </w:r>
-      <w:r>
-        <w:rPr>
-          <w:rFonts w:ascii="Garamond" w:hAnsi="Garamond" w:cs="Arial"/>
-          <w:iCs/>
-          <w:sz w:val="21"/>
-          <w:szCs w:val="21"/>
-        </w:rPr>
-        <w:t xml:space="preserve">planning, </w:t>
-      </w:r>
-      <w:r>
-        <w:rPr>
-          <w:rFonts w:ascii="Garamond" w:hAnsi="Garamond" w:cs="Arial"/>
-          <w:iCs/>
-          <w:sz w:val="21"/>
-          <w:szCs w:val="21"/>
-        </w:rPr>
-        <w:t>control</w:t>
-      </w:r>
-      <w:r>
-        <w:rPr>
-          <w:rFonts w:ascii="Garamond" w:hAnsi="Garamond" w:cs="Arial"/>
-          <w:iCs/>
-          <w:sz w:val="21"/>
-          <w:szCs w:val="21"/>
-        </w:rPr>
-        <w:t>s</w:t>
+        <w:t xml:space="preserve">AGV, </w:t>
+      </w:r>
+      <w:r>
+        <w:rPr>
+          <w:rFonts w:ascii="Garamond" w:hAnsi="Garamond" w:cs="Arial"/>
+          <w:iCs/>
+          <w:sz w:val="21"/>
+          <w:szCs w:val="21"/>
+        </w:rPr>
+        <w:t>UAV</w:t>
+      </w:r>
+      <w:r>
+        <w:rPr>
+          <w:rFonts w:ascii="Garamond" w:hAnsi="Garamond" w:cs="Arial"/>
+          <w:iCs/>
+          <w:sz w:val="21"/>
+          <w:szCs w:val="21"/>
+        </w:rPr>
+        <w:t>,</w:t>
+      </w:r>
+      <w:r>
+        <w:rPr>
+          <w:rFonts w:ascii="Garamond" w:hAnsi="Garamond" w:cs="Arial"/>
+          <w:iCs/>
+          <w:sz w:val="21"/>
+          <w:szCs w:val="21"/>
+        </w:rPr>
+        <w:t xml:space="preserve"> </w:t>
+      </w:r>
+      <w:r>
+        <w:rPr>
+          <w:rFonts w:ascii="Garamond" w:hAnsi="Garamond" w:cs="Arial"/>
+          <w:iCs/>
+          <w:sz w:val="21"/>
+          <w:szCs w:val="21"/>
+        </w:rPr>
+        <w:t>vision</w:t>
       </w:r>
       <w:r>
         <w:rPr>
@@ -852,25 +860,34 @@
           <w:sz w:val="21"/>
           <w:szCs w:val="21"/>
         </w:rPr>
-        <w:t xml:space="preserve">AI, </w:t>
-      </w:r>
-      <w:r>
-        <w:rPr>
-          <w:rFonts w:ascii="Garamond" w:hAnsi="Garamond" w:cs="Arial"/>
-          <w:iCs/>
-          <w:sz w:val="21"/>
-          <w:szCs w:val="21"/>
-        </w:rPr>
-        <w:t xml:space="preserve">AGVs/AMRs, </w:t>
-      </w:r>
-      <w:r>
-        <w:rPr>
-          <w:rFonts w:ascii="Garamond" w:hAnsi="Garamond" w:cs="Arial"/>
-          <w:iCs/>
-          <w:sz w:val="21"/>
-          <w:szCs w:val="21"/>
-        </w:rPr>
-        <w:t>perception,</w:t>
+        <w:t>motion control, SLAM, sensor fusion,</w:t>
+      </w:r>
+      <w:r>
+        <w:rPr>
+          <w:rFonts w:ascii="Garamond" w:hAnsi="Garamond" w:cs="Arial"/>
+          <w:iCs/>
+          <w:sz w:val="21"/>
+          <w:szCs w:val="21"/>
+        </w:rPr>
+        <w:t xml:space="preserve"> EKF, path planning, obstacle avoidance, perception, flight controls, vehicle dynamics, SLAM, obstacle detection, </w:t>
+      </w:r>
+      <w:r>
+        <w:rPr>
+          <w:rFonts w:ascii="Garamond" w:hAnsi="Garamond" w:cs="Arial"/>
+          <w:iCs/>
+          <w:sz w:val="21"/>
+          <w:szCs w:val="21"/>
+        </w:rPr>
+        <w:t xml:space="preserve">Isaac Sim, Gazebo, </w:t>
+      </w:r>
+      <w:r>
+        <w:rPr>
+          <w:rFonts w:ascii="Garamond" w:hAnsi="Garamond" w:cs="Arial"/>
+          <w:iCs/>
+          <w:sz w:val="21"/>
+          <w:szCs w:val="21"/>
+        </w:rPr>
+        <w:t>Linux</w:t>
       </w:r>
       <w:r>
         <w:rPr>
@@ -880,96 +897,6 @@
           <w:szCs w:val="21"/>
         </w:rPr>
         <w:t xml:space="preserve"> </w:t>
-      </w:r>
-      <w:r>
-        <w:rPr>
-          <w:rFonts w:ascii="Garamond" w:hAnsi="Garamond" w:cs="Arial"/>
-          <w:iCs/>
-          <w:sz w:val="21"/>
-          <w:szCs w:val="21"/>
-        </w:rPr>
-        <w:t xml:space="preserve">Linux, </w:t>
-      </w:r>
-      <w:r>
-        <w:rPr>
-          <w:rFonts w:ascii="Garamond" w:hAnsi="Garamond" w:cs="Arial"/>
-          <w:iCs/>
-          <w:sz w:val="21"/>
-          <w:szCs w:val="21"/>
-        </w:rPr>
-        <w:t>localization</w:t>
-      </w:r>
-      <w:r>
-        <w:rPr>
-          <w:rFonts w:ascii="Garamond" w:hAnsi="Garamond" w:cs="Arial"/>
-          <w:iCs/>
-          <w:sz w:val="21"/>
-          <w:szCs w:val="21"/>
-        </w:rPr>
-        <w:t xml:space="preserve">, </w:t>
-      </w:r>
-      <w:r>
-        <w:rPr>
-          <w:rFonts w:ascii="Garamond" w:hAnsi="Garamond" w:cs="Arial"/>
-          <w:iCs/>
-          <w:sz w:val="21"/>
-          <w:szCs w:val="21"/>
-        </w:rPr>
-        <w:t xml:space="preserve">OpenCV, PyTorch, real-world robotic systems, </w:t>
-      </w:r>
-      <w:r>
-        <w:rPr>
-          <w:rFonts w:ascii="Garamond" w:hAnsi="Garamond" w:cs="Arial"/>
-          <w:iCs/>
-          <w:sz w:val="21"/>
-          <w:szCs w:val="21"/>
-        </w:rPr>
-        <w:t xml:space="preserve">Gazebo, </w:t>
-      </w:r>
-      <w:r>
-        <w:rPr>
-          <w:rFonts w:ascii="Garamond" w:hAnsi="Garamond" w:cs="Arial"/>
-          <w:iCs/>
-          <w:sz w:val="21"/>
-          <w:szCs w:val="21"/>
-        </w:rPr>
-        <w:t xml:space="preserve">NVIDIA </w:t>
-      </w:r>
-      <w:r>
-        <w:rPr>
-          <w:rFonts w:ascii="Garamond" w:hAnsi="Garamond" w:cs="Arial"/>
-          <w:iCs/>
-          <w:sz w:val="21"/>
-          <w:szCs w:val="21"/>
-        </w:rPr>
-        <w:t>IsaacSim</w:t>
-      </w:r>
-      <w:r>
-        <w:rPr>
-          <w:rFonts w:ascii="Garamond" w:hAnsi="Garamond" w:cs="Arial"/>
-          <w:iCs/>
-          <w:sz w:val="21"/>
-          <w:szCs w:val="21"/>
-        </w:rPr>
-        <w:t xml:space="preserve">, </w:t>
-      </w:r>
-      <w:r>
-        <w:rPr>
-          <w:rFonts w:ascii="Garamond" w:hAnsi="Garamond" w:cs="Arial"/>
-          <w:iCs/>
-          <w:sz w:val="21"/>
-          <w:szCs w:val="21"/>
-        </w:rPr>
-        <w:t>programming</w:t>
-      </w:r>
-      <w:r>
-        <w:rPr>
-          <w:rFonts w:ascii="Garamond" w:hAnsi="Garamond" w:cs="Arial"/>
-          <w:iCs/>
-          <w:sz w:val="21"/>
-          <w:szCs w:val="21"/>
-        </w:rPr>
-        <w:t>, version control</w:t>
       </w:r>
     </w:p>
     <w:p>
@@ -997,6 +924,8 @@
       <w:r>
         <w:rPr>
           <w:rFonts w:ascii="Garamond" w:hAnsi="Garamond" w:cs="Arial"/>
+          <w:b/>
+          <w:bCs/>
           <w:sz w:val="21"/>
           <w:szCs w:val="21"/>
         </w:rPr>
@@ -1008,7 +937,15 @@
           <w:sz w:val="21"/>
           <w:szCs w:val="21"/>
         </w:rPr>
-        <w:t>LiDAR</w:t>
+        <w:t>sensor</w:t>
+      </w:r>
+      <w:r>
+        <w:rPr>
+          <w:rFonts w:ascii="Garamond" w:hAnsi="Garamond" w:cs="Arial"/>
+          <w:sz w:val="21"/>
+          <w:szCs w:val="21"/>
+        </w:rPr>
+        <w:t>s</w:t>
       </w:r>
       <w:r>
         <w:rPr>
@@ -1024,6 +961,22 @@
           <w:sz w:val="21"/>
           <w:szCs w:val="21"/>
         </w:rPr>
+        <w:t xml:space="preserve">3D </w:t>
+      </w:r>
+      <w:r>
+        <w:rPr>
+          <w:rFonts w:ascii="Garamond" w:hAnsi="Garamond" w:cs="Arial"/>
+          <w:sz w:val="21"/>
+          <w:szCs w:val="21"/>
+        </w:rPr>
+        <w:t xml:space="preserve">LiDAR, IMU, </w:t>
+      </w:r>
+      <w:r>
+        <w:rPr>
+          <w:rFonts w:ascii="Garamond" w:hAnsi="Garamond" w:cs="Arial"/>
+          <w:sz w:val="21"/>
+          <w:szCs w:val="21"/>
+        </w:rPr>
         <w:t>camera</w:t>
       </w:r>
       <w:r>
@@ -1032,65 +985,63 @@
           <w:sz w:val="21"/>
           <w:szCs w:val="21"/>
         </w:rPr>
-        <w:t>s,</w:t>
-      </w:r>
-      <w:r>
-        <w:rPr>
-          <w:rFonts w:ascii="Garamond" w:hAnsi="Garamond" w:cs="Arial"/>
-          <w:b/>
-          <w:bCs/>
+        <w:t>s</w:t>
+      </w:r>
+      <w:r>
+        <w:rPr>
+          <w:rFonts w:ascii="Garamond" w:hAnsi="Garamond" w:cs="Arial"/>
+          <w:sz w:val="21"/>
+          <w:szCs w:val="21"/>
+        </w:rPr>
+        <w:t xml:space="preserve">, </w:t>
+      </w:r>
+      <w:r>
+        <w:rPr>
+          <w:rFonts w:ascii="Garamond" w:hAnsi="Garamond" w:cs="Arial"/>
+          <w:sz w:val="21"/>
+          <w:szCs w:val="21"/>
+        </w:rPr>
+        <w:t xml:space="preserve">actuators, </w:t>
+      </w:r>
+      <w:r>
+        <w:rPr>
+          <w:rFonts w:ascii="Garamond" w:hAnsi="Garamond" w:cs="Arial"/>
+          <w:sz w:val="21"/>
+          <w:szCs w:val="21"/>
+        </w:rPr>
+        <w:t xml:space="preserve">radar, </w:t>
+      </w:r>
+      <w:r>
+        <w:rPr>
+          <w:rFonts w:ascii="Garamond" w:hAnsi="Garamond" w:cs="Arial"/>
+          <w:sz w:val="21"/>
+          <w:szCs w:val="21"/>
+        </w:rPr>
+        <w:t xml:space="preserve">motor controllers, </w:t>
+      </w:r>
+      <w:r>
+        <w:rPr>
+          <w:rFonts w:ascii="Garamond" w:hAnsi="Garamond" w:cs="Arial"/>
+          <w:sz w:val="21"/>
+          <w:szCs w:val="21"/>
+        </w:rPr>
+        <w:t xml:space="preserve">mechatronics, </w:t>
+      </w:r>
+      <w:r>
+        <w:rPr>
+          <w:rFonts w:ascii="Garamond" w:hAnsi="Garamond" w:cs="Arial"/>
+          <w:sz w:val="21"/>
+          <w:szCs w:val="21"/>
+        </w:rPr>
+        <w:t>CAD,</w:t>
+      </w:r>
+      <w:r>
+        <w:rPr>
+          <w:rFonts w:ascii="Garamond" w:hAnsi="Garamond" w:cs="Arial"/>
           <w:sz w:val="21"/>
           <w:szCs w:val="21"/>
         </w:rPr>
         <w:t xml:space="preserve"> </w:t>
-      </w:r>
-      <w:r>
-        <w:rPr>
-          <w:rFonts w:ascii="Garamond" w:hAnsi="Garamond" w:cs="Arial"/>
-          <w:sz w:val="21"/>
-          <w:szCs w:val="21"/>
-        </w:rPr>
-        <w:t xml:space="preserve">IMU, </w:t>
-      </w:r>
-      <w:r>
-        <w:rPr>
-          <w:rFonts w:ascii="Garamond" w:hAnsi="Garamond" w:cs="Arial"/>
-          <w:sz w:val="21"/>
-          <w:szCs w:val="21"/>
-        </w:rPr>
-        <w:t xml:space="preserve">mechatronics, </w:t>
-      </w:r>
-      <w:r>
-        <w:rPr>
-          <w:rFonts w:ascii="Garamond" w:hAnsi="Garamond" w:cs="Arial"/>
-          <w:sz w:val="21"/>
-          <w:szCs w:val="21"/>
-        </w:rPr>
-        <w:t xml:space="preserve">IP, TCP, </w:t>
-      </w:r>
-      <w:r>
-        <w:rPr>
-          <w:rFonts w:ascii="Garamond" w:hAnsi="Garamond" w:cs="Arial"/>
-          <w:sz w:val="21"/>
-          <w:szCs w:val="21"/>
-        </w:rPr>
-        <w:t xml:space="preserve">actuators, sensors, dynamics, </w:t>
-      </w:r>
-      <w:r>
-        <w:rPr>
-          <w:rFonts w:ascii="Garamond" w:hAnsi="Garamond" w:cs="Arial"/>
-          <w:sz w:val="21"/>
-          <w:szCs w:val="21"/>
-        </w:rPr>
-        <w:t xml:space="preserve">encoders, </w:t>
-      </w:r>
-      <w:r>
-        <w:rPr>
-          <w:rFonts w:ascii="Garamond" w:hAnsi="Garamond" w:cs="Arial"/>
-          <w:sz w:val="21"/>
-          <w:szCs w:val="21"/>
-        </w:rPr>
-        <w:t xml:space="preserve">CAD, </w:t>
       </w:r>
       <w:r>
         <w:rPr>

--- a/Marika_Nishi_Resume.docx
+++ b/Marika_Nishi_Resume.docx
@@ -44,7 +44,15 @@
           <w:sz w:val="21"/>
           <w:szCs w:val="12"/>
         </w:rPr>
-        <w:t>Navigation Engineer</w:t>
+        <w:t>Robotics Software</w:t>
+      </w:r>
+      <w:r>
+        <w:rPr>
+          <w:rFonts w:ascii="Times New Roman" w:hAnsi="Times New Roman" w:cs="Times New Roman"/>
+          <w:sz w:val="21"/>
+          <w:szCs w:val="12"/>
+        </w:rPr>
+        <w:t xml:space="preserve"> Engineer</w:t>
       </w:r>
     </w:p>
     <w:p>
@@ -820,7 +828,43 @@
           <w:sz w:val="21"/>
           <w:szCs w:val="21"/>
         </w:rPr>
-        <w:t xml:space="preserve">UAVs, self-driving cars, </w:t>
+        <w:t xml:space="preserve">Linux, </w:t>
+      </w:r>
+      <w:r>
+        <w:rPr>
+          <w:rFonts w:ascii="Garamond" w:hAnsi="Garamond" w:cs="Arial"/>
+          <w:iCs/>
+          <w:sz w:val="21"/>
+          <w:szCs w:val="21"/>
+        </w:rPr>
+        <w:t xml:space="preserve">navigation, state estimation, </w:t>
+      </w:r>
+      <w:r>
+        <w:rPr>
+          <w:rFonts w:ascii="Garamond" w:hAnsi="Garamond" w:cs="Arial"/>
+          <w:iCs/>
+          <w:sz w:val="21"/>
+          <w:szCs w:val="21"/>
+        </w:rPr>
+        <w:t>autonomous vehicle</w:t>
+      </w:r>
+      <w:r>
+        <w:rPr>
+          <w:rFonts w:ascii="Garamond" w:hAnsi="Garamond" w:cs="Arial"/>
+          <w:iCs/>
+          <w:sz w:val="21"/>
+          <w:szCs w:val="21"/>
+        </w:rPr>
+        <w:t xml:space="preserve">, </w:t>
+      </w:r>
+      <w:r>
+        <w:rPr>
+          <w:rFonts w:ascii="Garamond" w:hAnsi="Garamond" w:cs="Arial"/>
+          <w:iCs/>
+          <w:sz w:val="21"/>
+          <w:szCs w:val="21"/>
+        </w:rPr>
+        <w:t xml:space="preserve">UAV, </w:t>
       </w:r>
       <w:r>
         <w:rPr>
@@ -874,33 +918,6 @@
           <w:szCs w:val="21"/>
         </w:rPr>
         <w:t xml:space="preserve">ML, </w:t>
-      </w:r>
-      <w:r>
-        <w:rPr>
-          <w:rFonts w:ascii="Garamond" w:hAnsi="Garamond" w:cs="Arial"/>
-          <w:iCs/>
-          <w:sz w:val="21"/>
-          <w:szCs w:val="21"/>
-        </w:rPr>
-        <w:t xml:space="preserve">data </w:t>
-      </w:r>
-      <w:r>
-        <w:rPr>
-          <w:rFonts w:ascii="Garamond" w:hAnsi="Garamond" w:cs="Arial"/>
-          <w:iCs/>
-          <w:sz w:val="21"/>
-          <w:szCs w:val="21"/>
-        </w:rPr>
-        <w:t>collection</w:t>
-      </w:r>
-      <w:r>
-        <w:rPr>
-          <w:rFonts w:ascii="Garamond" w:hAnsi="Garamond" w:cs="Arial"/>
-          <w:iCs/>
-          <w:sz w:val="21"/>
-          <w:szCs w:val="21"/>
-        </w:rPr>
-        <w:t xml:space="preserve">, </w:t>
       </w:r>
       <w:r>
         <w:rPr>
@@ -956,15 +973,23 @@
           <w:sz w:val="21"/>
           <w:szCs w:val="21"/>
         </w:rPr>
-        <w:t>GPS</w:t>
-      </w:r>
-      <w:r>
-        <w:rPr>
-          <w:rFonts w:ascii="Garamond" w:hAnsi="Garamond" w:cs="Arial"/>
-          <w:sz w:val="21"/>
-          <w:szCs w:val="21"/>
-        </w:rPr>
-        <w:t>/GNSS</w:t>
+        <w:t xml:space="preserve">sensor integration, </w:t>
+      </w:r>
+      <w:r>
+        <w:rPr>
+          <w:rFonts w:ascii="Garamond" w:hAnsi="Garamond" w:cs="Arial"/>
+          <w:sz w:val="21"/>
+          <w:szCs w:val="21"/>
+        </w:rPr>
+        <w:t xml:space="preserve">CAD, SolidWorks, </w:t>
+      </w:r>
+      <w:r>
+        <w:rPr>
+          <w:rFonts w:ascii="Garamond" w:hAnsi="Garamond" w:cs="Arial"/>
+          <w:sz w:val="21"/>
+          <w:szCs w:val="21"/>
+        </w:rPr>
+        <w:t>GNSS</w:t>
       </w:r>
       <w:r>
         <w:rPr>
@@ -1004,23 +1029,7 @@
           <w:sz w:val="21"/>
           <w:szCs w:val="21"/>
         </w:rPr>
-        <w:t>CAD</w:t>
-      </w:r>
-      <w:r>
-        <w:rPr>
-          <w:rFonts w:ascii="Garamond" w:hAnsi="Garamond" w:cs="Arial"/>
-          <w:sz w:val="21"/>
-          <w:szCs w:val="21"/>
-        </w:rPr>
-        <w:t>,</w:t>
-      </w:r>
-      <w:r>
-        <w:rPr>
-          <w:rFonts w:ascii="Garamond" w:hAnsi="Garamond" w:cs="Arial"/>
-          <w:sz w:val="21"/>
-          <w:szCs w:val="21"/>
-        </w:rPr>
-        <w:t xml:space="preserve"> sensor integration, sensor-data collection, </w:t>
+        <w:t xml:space="preserve">sensor-data collection, </w:t>
       </w:r>
       <w:r>
         <w:rPr>
@@ -2899,6 +2908,7 @@
           <w:sz w:val="21"/>
           <w:szCs w:val="21"/>
         </w:rPr>
+        <w:lastRenderedPageBreak/>
         <w:t>Operated</w:t>
       </w:r>
       <w:r>

--- a/Marika_Nishi_Resume.docx
+++ b/Marika_Nishi_Resume.docx
@@ -50,7 +50,7 @@
           <w:sz w:val="21"/>
           <w:szCs w:val="12"/>
         </w:rPr>
-        <w:t>Application</w:t>
+        <w:t>Controls</w:t>
       </w:r>
       <w:r>
         <w:rPr>
@@ -122,6 +122,7 @@
         </w:rPr>
         <w:t>-</w:t>
       </w:r>
+      <w:proofErr w:type="gramStart"/>
       <w:r>
         <w:rPr>
           <w:rFonts w:ascii="Garamond" w:hAnsi="Garamond" w:cs="Arial"/>
@@ -144,7 +145,16 @@
           <w:sz w:val="18"/>
           <w:szCs w:val="18"/>
         </w:rPr>
-        <w:t xml:space="preserve">Philadelphia, PA </w:t>
+        <w:t>Philadelphia</w:t>
+      </w:r>
+      <w:proofErr w:type="gramEnd"/>
+      <w:r>
+        <w:rPr>
+          <w:rFonts w:ascii="Garamond" w:hAnsi="Garamond" w:cs="Arial"/>
+          <w:sz w:val="18"/>
+          <w:szCs w:val="18"/>
+        </w:rPr>
+        <w:t xml:space="preserve">, PA </w:t>
       </w:r>
       <w:hyperlink r:id="rId9" w:history="1">
         <w:r>
@@ -788,6 +798,15 @@
           <w:sz w:val="21"/>
           <w:szCs w:val="21"/>
         </w:rPr>
+        <w:t>, Linux</w:t>
+      </w:r>
+      <w:r>
+        <w:rPr>
+          <w:rFonts w:ascii="Garamond" w:hAnsi="Garamond" w:cs="Arial"/>
+          <w:iCs/>
+          <w:sz w:val="21"/>
+          <w:szCs w:val="21"/>
+        </w:rPr>
         <w:t>,</w:t>
       </w:r>
       <w:r>
@@ -806,7 +825,16 @@
           <w:sz w:val="21"/>
           <w:szCs w:val="21"/>
         </w:rPr>
-        <w:t xml:space="preserve">AGV, </w:t>
+        <w:t>navigation, state estimation, autonomy, autonomous vehicle</w:t>
+      </w:r>
+      <w:r>
+        <w:rPr>
+          <w:rFonts w:ascii="Garamond" w:hAnsi="Garamond" w:cs="Arial"/>
+          <w:iCs/>
+          <w:sz w:val="21"/>
+          <w:szCs w:val="21"/>
+        </w:rPr>
+        <w:t xml:space="preserve">, </w:t>
       </w:r>
       <w:r>
         <w:rPr>
@@ -842,24 +870,6 @@
           <w:sz w:val="21"/>
           <w:szCs w:val="21"/>
         </w:rPr>
-        <w:t>vision</w:t>
-      </w:r>
-      <w:r>
-        <w:rPr>
-          <w:rFonts w:ascii="Garamond" w:hAnsi="Garamond" w:cs="Arial"/>
-          <w:iCs/>
-          <w:sz w:val="21"/>
-          <w:szCs w:val="21"/>
-        </w:rPr>
-        <w:t xml:space="preserve">, </w:t>
-      </w:r>
-      <w:r>
-        <w:rPr>
-          <w:rFonts w:ascii="Garamond" w:hAnsi="Garamond" w:cs="Arial"/>
-          <w:iCs/>
-          <w:sz w:val="21"/>
-          <w:szCs w:val="21"/>
-        </w:rPr>
         <w:t>motion control, SLAM, sensor fusion,</w:t>
       </w:r>
       <w:r>
@@ -869,25 +879,36 @@
           <w:sz w:val="21"/>
           <w:szCs w:val="21"/>
         </w:rPr>
-        <w:t xml:space="preserve"> EKF, path planning, obstacle avoidance, perception, flight controls, vehicle dynamics, SLAM, obstacle detection, </w:t>
-      </w:r>
-      <w:r>
-        <w:rPr>
-          <w:rFonts w:ascii="Garamond" w:hAnsi="Garamond" w:cs="Arial"/>
-          <w:iCs/>
-          <w:sz w:val="21"/>
-          <w:szCs w:val="21"/>
-        </w:rPr>
-        <w:t xml:space="preserve">Isaac Sim, Gazebo, </w:t>
-      </w:r>
-      <w:r>
-        <w:rPr>
-          <w:rFonts w:ascii="Garamond" w:hAnsi="Garamond" w:cs="Arial"/>
-          <w:iCs/>
-          <w:sz w:val="21"/>
-          <w:szCs w:val="21"/>
-        </w:rPr>
-        <w:t>Linux</w:t>
+        <w:t xml:space="preserve"> EKF, path planning, obstacle avoidance, perception, flight controls</w:t>
+      </w:r>
+      <w:proofErr w:type="gramStart"/>
+      <w:r>
+        <w:rPr>
+          <w:rFonts w:ascii="Garamond" w:hAnsi="Garamond" w:cs="Arial"/>
+          <w:iCs/>
+          <w:sz w:val="21"/>
+          <w:szCs w:val="21"/>
+        </w:rPr>
+        <w:t>, vehicle</w:t>
+      </w:r>
+      <w:proofErr w:type="gramEnd"/>
+      <w:r>
+        <w:rPr>
+          <w:rFonts w:ascii="Garamond" w:hAnsi="Garamond" w:cs="Arial"/>
+          <w:iCs/>
+          <w:sz w:val="21"/>
+          <w:szCs w:val="21"/>
+        </w:rPr>
+        <w:t xml:space="preserve"> dynamics, obstacle detection, </w:t>
+      </w:r>
+      <w:r>
+        <w:rPr>
+          <w:rFonts w:ascii="Garamond" w:hAnsi="Garamond" w:cs="Arial"/>
+          <w:iCs/>
+          <w:sz w:val="21"/>
+          <w:szCs w:val="21"/>
+        </w:rPr>
+        <w:t>Isaac Sim, Gazebo</w:t>
       </w:r>
       <w:r>
         <w:rPr>
@@ -937,15 +958,7 @@
           <w:sz w:val="21"/>
           <w:szCs w:val="21"/>
         </w:rPr>
-        <w:t>sensor</w:t>
-      </w:r>
-      <w:r>
-        <w:rPr>
-          <w:rFonts w:ascii="Garamond" w:hAnsi="Garamond" w:cs="Arial"/>
-          <w:sz w:val="21"/>
-          <w:szCs w:val="21"/>
-        </w:rPr>
-        <w:t>s</w:t>
+        <w:t>sensor integration</w:t>
       </w:r>
       <w:r>
         <w:rPr>
@@ -961,14 +974,6 @@
           <w:sz w:val="21"/>
           <w:szCs w:val="21"/>
         </w:rPr>
-        <w:t xml:space="preserve">3D </w:t>
-      </w:r>
-      <w:r>
-        <w:rPr>
-          <w:rFonts w:ascii="Garamond" w:hAnsi="Garamond" w:cs="Arial"/>
-          <w:sz w:val="21"/>
-          <w:szCs w:val="21"/>
-        </w:rPr>
         <w:t xml:space="preserve">LiDAR, IMU, </w:t>
       </w:r>
       <w:r>
@@ -985,15 +990,7 @@
           <w:sz w:val="21"/>
           <w:szCs w:val="21"/>
         </w:rPr>
-        <w:t>s</w:t>
-      </w:r>
-      <w:r>
-        <w:rPr>
-          <w:rFonts w:ascii="Garamond" w:hAnsi="Garamond" w:cs="Arial"/>
-          <w:sz w:val="21"/>
-          <w:szCs w:val="21"/>
-        </w:rPr>
-        <w:t xml:space="preserve">, </w:t>
+        <w:t xml:space="preserve">s, </w:t>
       </w:r>
       <w:r>
         <w:rPr>
@@ -1254,7 +1251,25 @@
           <w:sz w:val="21"/>
           <w:szCs w:val="21"/>
         </w:rPr>
-        <w:t>Visibility Evaluation Around Unsignalized Intersections with Occlusion From Arbitrary On-road Viewpoints Using Point Cloud Maps</w:t>
+        <w:t xml:space="preserve">Visibility Evaluation Around Unsignalized Intersections with Occlusion </w:t>
+      </w:r>
+      <w:proofErr w:type="gramStart"/>
+      <w:r>
+        <w:rPr>
+          <w:rFonts w:ascii="Garamond" w:hAnsi="Garamond" w:cs="Arial"/>
+          <w:sz w:val="21"/>
+          <w:szCs w:val="21"/>
+        </w:rPr>
+        <w:t>From</w:t>
+      </w:r>
+      <w:proofErr w:type="gramEnd"/>
+      <w:r>
+        <w:rPr>
+          <w:rFonts w:ascii="Garamond" w:hAnsi="Garamond" w:cs="Arial"/>
+          <w:sz w:val="21"/>
+          <w:szCs w:val="21"/>
+        </w:rPr>
+        <w:t xml:space="preserve"> Arbitrary On-road Viewpoints Using Point Cloud Maps</w:t>
       </w:r>
       <w:r>
         <w:rPr>
@@ -2392,6 +2407,7 @@
         </w:rPr>
         <w:t xml:space="preserve">Designed and built </w:t>
       </w:r>
+      <w:proofErr w:type="gramStart"/>
       <w:r>
         <w:rPr>
           <w:rFonts w:ascii="Garamond" w:hAnsi="Garamond" w:cs="Arial"/>
@@ -2400,6 +2416,7 @@
         </w:rPr>
         <w:t>map</w:t>
       </w:r>
+      <w:proofErr w:type="gramEnd"/>
       <w:r>
         <w:rPr>
           <w:rFonts w:ascii="Garamond" w:hAnsi="Garamond" w:cs="Arial"/>
@@ -2536,7 +2553,25 @@
           <w:sz w:val="21"/>
           <w:szCs w:val="21"/>
         </w:rPr>
-        <w:t xml:space="preserve"> that processed </w:t>
+        <w:t xml:space="preserve"> that </w:t>
+      </w:r>
+      <w:proofErr w:type="gramStart"/>
+      <w:r>
+        <w:rPr>
+          <w:rFonts w:ascii="Garamond" w:hAnsi="Garamond" w:cs="Arial"/>
+          <w:sz w:val="21"/>
+          <w:szCs w:val="21"/>
+        </w:rPr>
+        <w:t>processed</w:t>
+      </w:r>
+      <w:proofErr w:type="gramEnd"/>
+      <w:r>
+        <w:rPr>
+          <w:rFonts w:ascii="Garamond" w:hAnsi="Garamond" w:cs="Arial"/>
+          <w:sz w:val="21"/>
+          <w:szCs w:val="21"/>
+        </w:rPr>
+        <w:t xml:space="preserve"> </w:t>
       </w:r>
       <w:r>
         <w:rPr>
@@ -3249,7 +3284,27 @@
           <w:sz w:val="21"/>
           <w:szCs w:val="21"/>
         </w:rPr>
-        <w:t>Prototyping, Extended Kalman Filter , C++, ROS</w:t>
+        <w:t xml:space="preserve">Prototyping, Extended Kalman </w:t>
+      </w:r>
+      <w:proofErr w:type="gramStart"/>
+      <w:r>
+        <w:rPr>
+          <w:rFonts w:ascii="Garamond" w:hAnsi="Garamond" w:cs="Arial"/>
+          <w:i/>
+          <w:sz w:val="21"/>
+          <w:szCs w:val="21"/>
+        </w:rPr>
+        <w:t>Filter ,</w:t>
+      </w:r>
+      <w:proofErr w:type="gramEnd"/>
+      <w:r>
+        <w:rPr>
+          <w:rFonts w:ascii="Garamond" w:hAnsi="Garamond" w:cs="Arial"/>
+          <w:i/>
+          <w:sz w:val="21"/>
+          <w:szCs w:val="21"/>
+        </w:rPr>
+        <w:t xml:space="preserve"> C++, ROS</w:t>
       </w:r>
       <w:r>
         <w:rPr>
@@ -3379,8 +3434,54 @@
           <w:sz w:val="21"/>
           <w:szCs w:val="21"/>
         </w:rPr>
-        <w:t xml:space="preserve"> among pedestrian, cyclist, and intelligent wheelchair</w:t>
-      </w:r>
+        <w:t xml:space="preserve"> among </w:t>
+      </w:r>
+      <w:proofErr w:type="gramStart"/>
+      <w:r>
+        <w:rPr>
+          <w:rFonts w:ascii="Garamond" w:hAnsi="Garamond" w:cs="Arial"/>
+          <w:sz w:val="21"/>
+          <w:szCs w:val="21"/>
+        </w:rPr>
+        <w:t>pedestrian</w:t>
+      </w:r>
+      <w:proofErr w:type="gramEnd"/>
+      <w:r>
+        <w:rPr>
+          <w:rFonts w:ascii="Garamond" w:hAnsi="Garamond" w:cs="Arial"/>
+          <w:sz w:val="21"/>
+          <w:szCs w:val="21"/>
+        </w:rPr>
+        <w:t xml:space="preserve">, </w:t>
+      </w:r>
+      <w:proofErr w:type="gramStart"/>
+      <w:r>
+        <w:rPr>
+          <w:rFonts w:ascii="Garamond" w:hAnsi="Garamond" w:cs="Arial"/>
+          <w:sz w:val="21"/>
+          <w:szCs w:val="21"/>
+        </w:rPr>
+        <w:t>cyclist</w:t>
+      </w:r>
+      <w:proofErr w:type="gramEnd"/>
+      <w:r>
+        <w:rPr>
+          <w:rFonts w:ascii="Garamond" w:hAnsi="Garamond" w:cs="Arial"/>
+          <w:sz w:val="21"/>
+          <w:szCs w:val="21"/>
+        </w:rPr>
+        <w:t xml:space="preserve">, and intelligent </w:t>
+      </w:r>
+      <w:proofErr w:type="gramStart"/>
+      <w:r>
+        <w:rPr>
+          <w:rFonts w:ascii="Garamond" w:hAnsi="Garamond" w:cs="Arial"/>
+          <w:sz w:val="21"/>
+          <w:szCs w:val="21"/>
+        </w:rPr>
+        <w:t>wheelchair</w:t>
+      </w:r>
+      <w:proofErr w:type="gramEnd"/>
     </w:p>
     <w:p>
       <w:pPr>
@@ -3499,6 +3600,7 @@
           <w:sz w:val="21"/>
           <w:szCs w:val="21"/>
         </w:rPr>
+        <w:lastRenderedPageBreak/>
         <w:t>Operated</w:t>
       </w:r>
       <w:r>

--- a/Marika_Nishi_Resume.docx
+++ b/Marika_Nishi_Resume.docx
@@ -44,7 +44,7 @@
           <w:sz w:val="21"/>
           <w:szCs w:val="12"/>
         </w:rPr>
-        <w:t>Robotics Software</w:t>
+        <w:t>Controls</w:t>
       </w:r>
       <w:r>
         <w:rPr>
@@ -882,7 +882,7 @@
           <w:sz w:val="21"/>
           <w:szCs w:val="21"/>
         </w:rPr>
-        <w:t xml:space="preserve">sensor fusion, EKF, UKF, </w:t>
+        <w:t xml:space="preserve">sensor fusion, </w:t>
       </w:r>
       <w:r>
         <w:rPr>
@@ -973,6 +973,22 @@
           <w:sz w:val="21"/>
           <w:szCs w:val="21"/>
         </w:rPr>
+        <w:t xml:space="preserve">mechatronics, </w:t>
+      </w:r>
+      <w:r>
+        <w:rPr>
+          <w:rFonts w:ascii="Garamond" w:hAnsi="Garamond" w:cs="Arial"/>
+          <w:sz w:val="21"/>
+          <w:szCs w:val="21"/>
+        </w:rPr>
+        <w:t xml:space="preserve">CAD, </w:t>
+      </w:r>
+      <w:r>
+        <w:rPr>
+          <w:rFonts w:ascii="Garamond" w:hAnsi="Garamond" w:cs="Arial"/>
+          <w:sz w:val="21"/>
+          <w:szCs w:val="21"/>
+        </w:rPr>
         <w:t xml:space="preserve">sensor integration, </w:t>
       </w:r>
       <w:r>
@@ -981,7 +997,7 @@
           <w:sz w:val="21"/>
           <w:szCs w:val="21"/>
         </w:rPr>
-        <w:t xml:space="preserve">CAD, SolidWorks, </w:t>
+        <w:t xml:space="preserve">SolidWorks, </w:t>
       </w:r>
       <w:r>
         <w:rPr>
@@ -1006,22 +1022,6 @@
           <w:szCs w:val="21"/>
         </w:rPr>
         <w:t xml:space="preserve">IMU, </w:t>
-      </w:r>
-      <w:r>
-        <w:rPr>
-          <w:rFonts w:ascii="Garamond" w:hAnsi="Garamond" w:cs="Arial"/>
-          <w:sz w:val="21"/>
-          <w:szCs w:val="21"/>
-        </w:rPr>
-        <w:t>mechatronics,</w:t>
-      </w:r>
-      <w:r>
-        <w:rPr>
-          <w:rFonts w:ascii="Garamond" w:hAnsi="Garamond" w:cs="Arial"/>
-          <w:sz w:val="21"/>
-          <w:szCs w:val="21"/>
-        </w:rPr>
-        <w:t xml:space="preserve"> </w:t>
       </w:r>
       <w:r>
         <w:rPr>
@@ -2908,7 +2908,6 @@
           <w:sz w:val="21"/>
           <w:szCs w:val="21"/>
         </w:rPr>
-        <w:lastRenderedPageBreak/>
         <w:t>Operated</w:t>
       </w:r>
       <w:r>
@@ -4500,15 +4499,6 @@
 </file>
 
 <file path=customXml/item1.xml><?xml version="1.0" encoding="utf-8"?>
-<?mso-contentType ?>
-<FormTemplates xmlns="http://schemas.microsoft.com/sharepoint/v3/contenttype/forms">
-  <Display>DocumentLibraryForm</Display>
-  <Edit>DocumentLibraryForm</Edit>
-  <New>DocumentLibraryForm</New>
-</FormTemplates>
-</file>
-
-<file path=customXml/item2.xml><?xml version="1.0" encoding="utf-8"?>
 <ct:contentTypeSchema xmlns:ct="http://schemas.microsoft.com/office/2006/metadata/contentType" xmlns:ma="http://schemas.microsoft.com/office/2006/metadata/properties/metaAttributes" ct:_="" ma:_="" ma:contentTypeName="Document" ma:contentTypeID="0x010100E00F7205C82CFC49993A09459E403F9D" ma:contentTypeVersion="11" ma:contentTypeDescription="Create a new document." ma:contentTypeScope="" ma:versionID="15ca1506d9d0bc3d30df8ed0110f0d4e">
   <xsd:schema xmlns:xsd="http://www.w3.org/2001/XMLSchema" xmlns:xs="http://www.w3.org/2001/XMLSchema" xmlns:p="http://schemas.microsoft.com/office/2006/metadata/properties" xmlns:ns2="8f1b7c86-42c5-4929-b887-8cfd13270314" xmlns:ns3="671c1944-cc4f-476c-949f-52559c641db4" targetNamespace="http://schemas.microsoft.com/office/2006/metadata/properties" ma:root="true" ma:fieldsID="db6c2aada95e6879eb2870ebec6b4aa1" ns2:_="" ns3:_="">
     <xsd:import namespace="8f1b7c86-42c5-4929-b887-8cfd13270314"/>
@@ -4719,15 +4709,16 @@
 </ct:contentTypeSchema>
 </file>
 
-<file path=customXml/itemProps1.xml><?xml version="1.0" encoding="utf-8"?>
-<ds:datastoreItem xmlns:ds="http://schemas.openxmlformats.org/officeDocument/2006/customXml" ds:itemID="{8E8AFA64-578D-46FF-A288-428D1FA7C9F1}">
-  <ds:schemaRefs>
-    <ds:schemaRef ds:uri="http://schemas.microsoft.com/sharepoint/v3/contenttype/forms"/>
-  </ds:schemaRefs>
-</ds:datastoreItem>
+<file path=customXml/item2.xml><?xml version="1.0" encoding="utf-8"?>
+<?mso-contentType ?>
+<FormTemplates xmlns="http://schemas.microsoft.com/sharepoint/v3/contenttype/forms">
+  <Display>DocumentLibraryForm</Display>
+  <Edit>DocumentLibraryForm</Edit>
+  <New>DocumentLibraryForm</New>
+</FormTemplates>
 </file>
 
-<file path=customXml/itemProps2.xml><?xml version="1.0" encoding="utf-8"?>
+<file path=customXml/itemProps1.xml><?xml version="1.0" encoding="utf-8"?>
 <ds:datastoreItem xmlns:ds="http://schemas.openxmlformats.org/officeDocument/2006/customXml" ds:itemID="{5ECCFF00-82E4-439E-8D62-678F77120EF2}">
   <ds:schemaRefs>
     <ds:schemaRef ds:uri="http://schemas.microsoft.com/office/2006/metadata/contentType"/>
@@ -4744,4 +4735,12 @@
     <ds:schemaRef ds:uri="http://schemas.microsoft.com/internal/obd"/>
   </ds:schemaRefs>
 </ds:datastoreItem>
+</file>
+
+<file path=customXml/itemProps2.xml><?xml version="1.0" encoding="utf-8"?>
+<ds:datastoreItem xmlns:ds="http://schemas.openxmlformats.org/officeDocument/2006/customXml" ds:itemID="{8E8AFA64-578D-46FF-A288-428D1FA7C9F1}">
+  <ds:schemaRefs>
+    <ds:schemaRef ds:uri="http://schemas.microsoft.com/sharepoint/v3/contenttype/forms"/>
+  </ds:schemaRefs>
+</ds:datastoreItem>
 </file>
--- a/Marika_Nishi_Resume.docx
+++ b/Marika_Nishi_Resume.docx
@@ -44,15 +44,7 @@
           <w:sz w:val="21"/>
           <w:szCs w:val="12"/>
         </w:rPr>
-        <w:t>Controls</w:t>
-      </w:r>
-      <w:r>
-        <w:rPr>
-          <w:rFonts w:ascii="Times New Roman" w:hAnsi="Times New Roman" w:cs="Times New Roman"/>
-          <w:sz w:val="21"/>
-          <w:szCs w:val="12"/>
-        </w:rPr>
-        <w:t xml:space="preserve"> Engineer</w:t>
+        <w:t>Robotics Simulation Engineer – Physical AI &amp; Digital Twins</w:t>
       </w:r>
     </w:p>
     <w:p>
@@ -828,113 +820,25 @@
           <w:sz w:val="21"/>
           <w:szCs w:val="21"/>
         </w:rPr>
-        <w:t xml:space="preserve">Linux, </w:t>
-      </w:r>
-      <w:r>
-        <w:rPr>
-          <w:rFonts w:ascii="Garamond" w:hAnsi="Garamond" w:cs="Arial"/>
-          <w:iCs/>
-          <w:sz w:val="21"/>
-          <w:szCs w:val="21"/>
-        </w:rPr>
-        <w:t xml:space="preserve">navigation, state estimation, </w:t>
-      </w:r>
-      <w:r>
-        <w:rPr>
-          <w:rFonts w:ascii="Garamond" w:hAnsi="Garamond" w:cs="Arial"/>
-          <w:iCs/>
-          <w:sz w:val="21"/>
-          <w:szCs w:val="21"/>
-        </w:rPr>
-        <w:t>autonomous vehicle</w:t>
-      </w:r>
-      <w:r>
-        <w:rPr>
-          <w:rFonts w:ascii="Garamond" w:hAnsi="Garamond" w:cs="Arial"/>
-          <w:iCs/>
-          <w:sz w:val="21"/>
-          <w:szCs w:val="21"/>
-        </w:rPr>
-        <w:t xml:space="preserve">, </w:t>
-      </w:r>
-      <w:r>
-        <w:rPr>
-          <w:rFonts w:ascii="Garamond" w:hAnsi="Garamond" w:cs="Arial"/>
-          <w:iCs/>
-          <w:sz w:val="21"/>
-          <w:szCs w:val="21"/>
-        </w:rPr>
-        <w:t xml:space="preserve">UAV, </w:t>
-      </w:r>
-      <w:r>
-        <w:rPr>
-          <w:rFonts w:ascii="Garamond" w:hAnsi="Garamond" w:cs="Arial"/>
-          <w:iCs/>
-          <w:sz w:val="21"/>
-          <w:szCs w:val="21"/>
-        </w:rPr>
-        <w:t xml:space="preserve">computer vision, </w:t>
-      </w:r>
-      <w:r>
-        <w:rPr>
-          <w:rFonts w:ascii="Garamond" w:hAnsi="Garamond" w:cs="Arial"/>
-          <w:iCs/>
-          <w:sz w:val="21"/>
-          <w:szCs w:val="21"/>
-        </w:rPr>
-        <w:t xml:space="preserve">sensor fusion, </w:t>
-      </w:r>
-      <w:r>
-        <w:rPr>
-          <w:rFonts w:ascii="Garamond" w:hAnsi="Garamond" w:cs="Arial"/>
-          <w:sz w:val="21"/>
-          <w:szCs w:val="21"/>
-        </w:rPr>
-        <w:t xml:space="preserve">OpenCV, </w:t>
-      </w:r>
-      <w:r>
-        <w:rPr>
-          <w:rFonts w:ascii="Garamond" w:hAnsi="Garamond" w:cs="Arial"/>
-          <w:iCs/>
-          <w:sz w:val="21"/>
-          <w:szCs w:val="21"/>
-        </w:rPr>
-        <w:t>AI</w:t>
-      </w:r>
-      <w:r>
-        <w:rPr>
-          <w:rFonts w:ascii="Garamond" w:hAnsi="Garamond" w:cs="Arial"/>
-          <w:iCs/>
-          <w:sz w:val="21"/>
-          <w:szCs w:val="21"/>
-        </w:rPr>
-        <w:t xml:space="preserve">, </w:t>
-      </w:r>
-      <w:r>
-        <w:rPr>
-          <w:rFonts w:ascii="Garamond" w:hAnsi="Garamond" w:cs="Arial"/>
-          <w:iCs/>
-          <w:sz w:val="21"/>
-          <w:szCs w:val="21"/>
-        </w:rPr>
-        <w:t xml:space="preserve">ML, </w:t>
-      </w:r>
-      <w:r>
-        <w:rPr>
-          <w:rFonts w:ascii="Garamond" w:hAnsi="Garamond" w:cs="Arial"/>
-          <w:sz w:val="21"/>
-          <w:szCs w:val="21"/>
-        </w:rPr>
-        <w:t xml:space="preserve">path-planning, control, ML-based control, simulator (Gazebo, IsaacSim), </w:t>
-      </w:r>
-      <w:r>
-        <w:rPr>
-          <w:rFonts w:ascii="Garamond" w:hAnsi="Garamond" w:cs="Arial"/>
-          <w:iCs/>
-          <w:sz w:val="21"/>
-          <w:szCs w:val="21"/>
-        </w:rPr>
-        <w:t>Git</w:t>
+        <w:t xml:space="preserve">KF variants, guidance, control, GPS-contested navigation, sensor fusion, </w:t>
+      </w:r>
+      <w:r>
+        <w:rPr>
+          <w:rFonts w:ascii="Garamond" w:hAnsi="Garamond" w:cs="Arial"/>
+          <w:iCs/>
+          <w:sz w:val="21"/>
+          <w:szCs w:val="21"/>
+        </w:rPr>
+        <w:t xml:space="preserve">vision, EKF/UKF, mobile robotics, field robotics, Jetson, Linux, </w:t>
+      </w:r>
+      <w:r>
+        <w:rPr>
+          <w:rFonts w:ascii="Garamond" w:hAnsi="Garamond" w:cs="Arial"/>
+          <w:iCs/>
+          <w:sz w:val="21"/>
+          <w:szCs w:val="21"/>
+        </w:rPr>
+        <w:t>simulation, estimators, validation, tracking</w:t>
       </w:r>
     </w:p>
     <w:p>
@@ -973,15 +877,47 @@
           <w:sz w:val="21"/>
           <w:szCs w:val="21"/>
         </w:rPr>
-        <w:t xml:space="preserve">mechatronics, </w:t>
-      </w:r>
-      <w:r>
-        <w:rPr>
-          <w:rFonts w:ascii="Garamond" w:hAnsi="Garamond" w:cs="Arial"/>
-          <w:sz w:val="21"/>
-          <w:szCs w:val="21"/>
-        </w:rPr>
-        <w:t xml:space="preserve">CAD, </w:t>
+        <w:t xml:space="preserve">GNSS, </w:t>
+      </w:r>
+      <w:r>
+        <w:rPr>
+          <w:rFonts w:ascii="Garamond" w:hAnsi="Garamond" w:cs="Arial"/>
+          <w:sz w:val="21"/>
+          <w:szCs w:val="21"/>
+        </w:rPr>
+        <w:t>LiDAR</w:t>
+      </w:r>
+      <w:r>
+        <w:rPr>
+          <w:rFonts w:ascii="Garamond" w:hAnsi="Garamond" w:cs="Arial"/>
+          <w:sz w:val="21"/>
+          <w:szCs w:val="21"/>
+        </w:rPr>
+        <w:t>,</w:t>
+      </w:r>
+      <w:r>
+        <w:rPr>
+          <w:rFonts w:ascii="Garamond" w:hAnsi="Garamond" w:cs="Arial"/>
+          <w:sz w:val="21"/>
+          <w:szCs w:val="21"/>
+        </w:rPr>
+        <w:t xml:space="preserve"> </w:t>
+      </w:r>
+      <w:r>
+        <w:rPr>
+          <w:rFonts w:ascii="Garamond" w:hAnsi="Garamond" w:cs="Arial"/>
+          <w:sz w:val="21"/>
+          <w:szCs w:val="21"/>
+        </w:rPr>
+        <w:t>camera</w:t>
+      </w:r>
+      <w:r>
+        <w:rPr>
+          <w:rFonts w:ascii="Garamond" w:hAnsi="Garamond" w:cs="Arial"/>
+          <w:sz w:val="21"/>
+          <w:szCs w:val="21"/>
+        </w:rPr>
+        <w:t xml:space="preserve">s, IMU, </w:t>
       </w:r>
       <w:r>
         <w:rPr>
@@ -997,38 +933,6 @@
           <w:sz w:val="21"/>
           <w:szCs w:val="21"/>
         </w:rPr>
-        <w:t xml:space="preserve">SolidWorks, </w:t>
-      </w:r>
-      <w:r>
-        <w:rPr>
-          <w:rFonts w:ascii="Garamond" w:hAnsi="Garamond" w:cs="Arial"/>
-          <w:sz w:val="21"/>
-          <w:szCs w:val="21"/>
-        </w:rPr>
-        <w:t>GNSS</w:t>
-      </w:r>
-      <w:r>
-        <w:rPr>
-          <w:rFonts w:ascii="Garamond" w:hAnsi="Garamond" w:cs="Arial"/>
-          <w:sz w:val="21"/>
-          <w:szCs w:val="21"/>
-        </w:rPr>
-        <w:t xml:space="preserve">, </w:t>
-      </w:r>
-      <w:r>
-        <w:rPr>
-          <w:rFonts w:ascii="Garamond" w:hAnsi="Garamond" w:cs="Arial"/>
-          <w:sz w:val="21"/>
-          <w:szCs w:val="21"/>
-        </w:rPr>
-        <w:t xml:space="preserve">IMU, </w:t>
-      </w:r>
-      <w:r>
-        <w:rPr>
-          <w:rFonts w:ascii="Garamond" w:hAnsi="Garamond" w:cs="Arial"/>
-          <w:sz w:val="21"/>
-          <w:szCs w:val="21"/>
-        </w:rPr>
         <w:t xml:space="preserve">sensor-data collection, </w:t>
       </w:r>
       <w:r>
@@ -1037,39 +941,15 @@
           <w:sz w:val="21"/>
           <w:szCs w:val="21"/>
         </w:rPr>
-        <w:t>LiDAR</w:t>
-      </w:r>
-      <w:r>
-        <w:rPr>
-          <w:rFonts w:ascii="Garamond" w:hAnsi="Garamond" w:cs="Arial"/>
-          <w:sz w:val="21"/>
-          <w:szCs w:val="21"/>
-        </w:rPr>
-        <w:t>,</w:t>
-      </w:r>
-      <w:r>
-        <w:rPr>
-          <w:rFonts w:ascii="Garamond" w:hAnsi="Garamond" w:cs="Arial"/>
-          <w:sz w:val="21"/>
-          <w:szCs w:val="21"/>
-        </w:rPr>
-        <w:t xml:space="preserve"> </w:t>
-      </w:r>
-      <w:r>
-        <w:rPr>
-          <w:rFonts w:ascii="Garamond" w:hAnsi="Garamond" w:cs="Arial"/>
-          <w:sz w:val="21"/>
-          <w:szCs w:val="21"/>
-        </w:rPr>
-        <w:t>camera</w:t>
-      </w:r>
-      <w:r>
-        <w:rPr>
-          <w:rFonts w:ascii="Garamond" w:hAnsi="Garamond" w:cs="Arial"/>
-          <w:sz w:val="21"/>
-          <w:szCs w:val="21"/>
-        </w:rPr>
-        <w:t>s</w:t>
+        <w:t>mechatronics, CAD</w:t>
+      </w:r>
+      <w:r>
+        <w:rPr>
+          <w:rFonts w:ascii="Garamond" w:hAnsi="Garamond" w:cs="Arial"/>
+          <w:sz w:val="21"/>
+          <w:szCs w:val="21"/>
+        </w:rPr>
+        <w:t>, SolidWorks</w:t>
       </w:r>
     </w:p>
     <w:p>

--- a/Marika_Nishi_Resume.docx
+++ b/Marika_Nishi_Resume.docx
@@ -44,7 +44,7 @@
           <w:sz w:val="21"/>
           <w:szCs w:val="12"/>
         </w:rPr>
-        <w:t>Robotics Simulation Engineer – Physical AI &amp; Digital Twins</w:t>
+        <w:t>Robotics Simulation &amp; RL Engineer</w:t>
       </w:r>
     </w:p>
     <w:p>
@@ -820,25 +820,115 @@
           <w:sz w:val="21"/>
           <w:szCs w:val="21"/>
         </w:rPr>
-        <w:t xml:space="preserve">KF variants, guidance, control, GPS-contested navigation, sensor fusion, </w:t>
-      </w:r>
-      <w:r>
-        <w:rPr>
-          <w:rFonts w:ascii="Garamond" w:hAnsi="Garamond" w:cs="Arial"/>
-          <w:iCs/>
-          <w:sz w:val="21"/>
-          <w:szCs w:val="21"/>
-        </w:rPr>
-        <w:t xml:space="preserve">vision, EKF/UKF, mobile robotics, field robotics, Jetson, Linux, </w:t>
-      </w:r>
-      <w:r>
-        <w:rPr>
-          <w:rFonts w:ascii="Garamond" w:hAnsi="Garamond" w:cs="Arial"/>
-          <w:iCs/>
-          <w:sz w:val="21"/>
-          <w:szCs w:val="21"/>
-        </w:rPr>
-        <w:t>simulation, estimators, validation, tracking</w:t>
+        <w:t xml:space="preserve">simulation, </w:t>
+      </w:r>
+      <w:r>
+        <w:rPr>
+          <w:rFonts w:ascii="Garamond" w:hAnsi="Garamond" w:cs="Arial"/>
+          <w:iCs/>
+          <w:sz w:val="21"/>
+          <w:szCs w:val="21"/>
+        </w:rPr>
+        <w:t xml:space="preserve">MuJoCo, </w:t>
+      </w:r>
+      <w:r>
+        <w:rPr>
+          <w:rFonts w:ascii="Garamond" w:hAnsi="Garamond" w:cs="Arial"/>
+          <w:iCs/>
+          <w:sz w:val="21"/>
+          <w:szCs w:val="21"/>
+        </w:rPr>
+        <w:t xml:space="preserve">IsaacSim, Gazebo, </w:t>
+      </w:r>
+      <w:r>
+        <w:rPr>
+          <w:rFonts w:ascii="Garamond" w:hAnsi="Garamond" w:cs="Arial"/>
+          <w:iCs/>
+          <w:sz w:val="21"/>
+          <w:szCs w:val="21"/>
+        </w:rPr>
+        <w:t>reinforcement learning</w:t>
+      </w:r>
+      <w:r>
+        <w:rPr>
+          <w:rFonts w:ascii="Garamond" w:hAnsi="Garamond" w:cs="Arial"/>
+          <w:iCs/>
+          <w:sz w:val="21"/>
+          <w:szCs w:val="21"/>
+        </w:rPr>
+        <w:t>,</w:t>
+      </w:r>
+      <w:r>
+        <w:rPr>
+          <w:rFonts w:ascii="Garamond" w:hAnsi="Garamond" w:cs="Arial"/>
+          <w:iCs/>
+          <w:sz w:val="21"/>
+          <w:szCs w:val="21"/>
+        </w:rPr>
+        <w:t xml:space="preserve"> </w:t>
+      </w:r>
+      <w:r>
+        <w:rPr>
+          <w:rFonts w:ascii="Garamond" w:hAnsi="Garamond" w:cs="Arial"/>
+          <w:iCs/>
+          <w:sz w:val="21"/>
+          <w:szCs w:val="21"/>
+        </w:rPr>
+        <w:t xml:space="preserve">GPU, </w:t>
+      </w:r>
+      <w:r>
+        <w:rPr>
+          <w:rFonts w:ascii="Garamond" w:hAnsi="Garamond" w:cs="Arial"/>
+          <w:iCs/>
+          <w:sz w:val="21"/>
+          <w:szCs w:val="21"/>
+        </w:rPr>
+        <w:t xml:space="preserve">AI/ML, </w:t>
+      </w:r>
+      <w:r>
+        <w:rPr>
+          <w:rFonts w:ascii="Garamond" w:hAnsi="Garamond" w:cs="Arial"/>
+          <w:iCs/>
+          <w:sz w:val="21"/>
+          <w:szCs w:val="21"/>
+        </w:rPr>
+        <w:t>perception,</w:t>
+      </w:r>
+      <w:r>
+        <w:rPr>
+          <w:rFonts w:ascii="Garamond" w:hAnsi="Garamond" w:cs="Arial"/>
+          <w:iCs/>
+          <w:sz w:val="21"/>
+          <w:szCs w:val="21"/>
+        </w:rPr>
+        <w:t xml:space="preserve"> sensor fusion</w:t>
+      </w:r>
+      <w:r>
+        <w:rPr>
+          <w:rFonts w:ascii="Garamond" w:hAnsi="Garamond" w:cs="Arial"/>
+          <w:iCs/>
+          <w:sz w:val="21"/>
+          <w:szCs w:val="21"/>
+        </w:rPr>
+        <w:t>, path planning, control</w:t>
+      </w:r>
+      <w:r>
+        <w:rPr>
+          <w:rFonts w:ascii="Garamond" w:hAnsi="Garamond" w:cs="Arial"/>
+          <w:iCs/>
+          <w:sz w:val="21"/>
+          <w:szCs w:val="21"/>
+        </w:rPr>
+        <w:t xml:space="preserve">, mobile robotics, Jetson, Linux, </w:t>
+      </w:r>
+      <w:r>
+        <w:rPr>
+          <w:rFonts w:ascii="Garamond" w:hAnsi="Garamond" w:cs="Arial"/>
+          <w:iCs/>
+          <w:sz w:val="21"/>
+          <w:szCs w:val="21"/>
+        </w:rPr>
+        <w:t>validation, field testing</w:t>
       </w:r>
     </w:p>
     <w:p>
@@ -877,6 +967,22 @@
           <w:sz w:val="21"/>
           <w:szCs w:val="21"/>
         </w:rPr>
+        <w:t xml:space="preserve">CAD, </w:t>
+      </w:r>
+      <w:r>
+        <w:rPr>
+          <w:rFonts w:ascii="Garamond" w:hAnsi="Garamond" w:cs="Arial"/>
+          <w:sz w:val="21"/>
+          <w:szCs w:val="21"/>
+        </w:rPr>
+        <w:t xml:space="preserve">hardware engineering, dynamics, kinematics, sensors, actuators, </w:t>
+      </w:r>
+      <w:r>
+        <w:rPr>
+          <w:rFonts w:ascii="Garamond" w:hAnsi="Garamond" w:cs="Arial"/>
+          <w:sz w:val="21"/>
+          <w:szCs w:val="21"/>
+        </w:rPr>
         <w:t xml:space="preserve">GNSS, </w:t>
       </w:r>
       <w:r>
@@ -917,39 +1023,7 @@
           <w:sz w:val="21"/>
           <w:szCs w:val="21"/>
         </w:rPr>
-        <w:t xml:space="preserve">s, IMU, </w:t>
-      </w:r>
-      <w:r>
-        <w:rPr>
-          <w:rFonts w:ascii="Garamond" w:hAnsi="Garamond" w:cs="Arial"/>
-          <w:sz w:val="21"/>
-          <w:szCs w:val="21"/>
-        </w:rPr>
-        <w:t xml:space="preserve">sensor integration, </w:t>
-      </w:r>
-      <w:r>
-        <w:rPr>
-          <w:rFonts w:ascii="Garamond" w:hAnsi="Garamond" w:cs="Arial"/>
-          <w:sz w:val="21"/>
-          <w:szCs w:val="21"/>
-        </w:rPr>
-        <w:t xml:space="preserve">sensor-data collection, </w:t>
-      </w:r>
-      <w:r>
-        <w:rPr>
-          <w:rFonts w:ascii="Garamond" w:hAnsi="Garamond" w:cs="Arial"/>
-          <w:sz w:val="21"/>
-          <w:szCs w:val="21"/>
-        </w:rPr>
-        <w:t>mechatronics, CAD</w:t>
-      </w:r>
-      <w:r>
-        <w:rPr>
-          <w:rFonts w:ascii="Garamond" w:hAnsi="Garamond" w:cs="Arial"/>
-          <w:sz w:val="21"/>
-          <w:szCs w:val="21"/>
-        </w:rPr>
-        <w:t>, SolidWorks</w:t>
+        <w:t>s, SolidWorks</w:t>
       </w:r>
     </w:p>
     <w:p>
@@ -4379,6 +4453,15 @@
 </file>
 
 <file path=customXml/item1.xml><?xml version="1.0" encoding="utf-8"?>
+<?mso-contentType ?>
+<FormTemplates xmlns="http://schemas.microsoft.com/sharepoint/v3/contenttype/forms">
+  <Display>DocumentLibraryForm</Display>
+  <Edit>DocumentLibraryForm</Edit>
+  <New>DocumentLibraryForm</New>
+</FormTemplates>
+</file>
+
+<file path=customXml/item2.xml><?xml version="1.0" encoding="utf-8"?>
 <ct:contentTypeSchema xmlns:ct="http://schemas.microsoft.com/office/2006/metadata/contentType" xmlns:ma="http://schemas.microsoft.com/office/2006/metadata/properties/metaAttributes" ct:_="" ma:_="" ma:contentTypeName="Document" ma:contentTypeID="0x010100E00F7205C82CFC49993A09459E403F9D" ma:contentTypeVersion="11" ma:contentTypeDescription="Create a new document." ma:contentTypeScope="" ma:versionID="15ca1506d9d0bc3d30df8ed0110f0d4e">
   <xsd:schema xmlns:xsd="http://www.w3.org/2001/XMLSchema" xmlns:xs="http://www.w3.org/2001/XMLSchema" xmlns:p="http://schemas.microsoft.com/office/2006/metadata/properties" xmlns:ns2="8f1b7c86-42c5-4929-b887-8cfd13270314" xmlns:ns3="671c1944-cc4f-476c-949f-52559c641db4" targetNamespace="http://schemas.microsoft.com/office/2006/metadata/properties" ma:root="true" ma:fieldsID="db6c2aada95e6879eb2870ebec6b4aa1" ns2:_="" ns3:_="">
     <xsd:import namespace="8f1b7c86-42c5-4929-b887-8cfd13270314"/>
@@ -4589,16 +4672,15 @@
 </ct:contentTypeSchema>
 </file>
 
-<file path=customXml/item2.xml><?xml version="1.0" encoding="utf-8"?>
-<?mso-contentType ?>
-<FormTemplates xmlns="http://schemas.microsoft.com/sharepoint/v3/contenttype/forms">
-  <Display>DocumentLibraryForm</Display>
-  <Edit>DocumentLibraryForm</Edit>
-  <New>DocumentLibraryForm</New>
-</FormTemplates>
+<file path=customXml/itemProps1.xml><?xml version="1.0" encoding="utf-8"?>
+<ds:datastoreItem xmlns:ds="http://schemas.openxmlformats.org/officeDocument/2006/customXml" ds:itemID="{8E8AFA64-578D-46FF-A288-428D1FA7C9F1}">
+  <ds:schemaRefs>
+    <ds:schemaRef ds:uri="http://schemas.microsoft.com/sharepoint/v3/contenttype/forms"/>
+  </ds:schemaRefs>
+</ds:datastoreItem>
 </file>
 
-<file path=customXml/itemProps1.xml><?xml version="1.0" encoding="utf-8"?>
+<file path=customXml/itemProps2.xml><?xml version="1.0" encoding="utf-8"?>
 <ds:datastoreItem xmlns:ds="http://schemas.openxmlformats.org/officeDocument/2006/customXml" ds:itemID="{5ECCFF00-82E4-439E-8D62-678F77120EF2}">
   <ds:schemaRefs>
     <ds:schemaRef ds:uri="http://schemas.microsoft.com/office/2006/metadata/contentType"/>
@@ -4615,12 +4697,4 @@
     <ds:schemaRef ds:uri="http://schemas.microsoft.com/internal/obd"/>
   </ds:schemaRefs>
 </ds:datastoreItem>
-</file>
-
-<file path=customXml/itemProps2.xml><?xml version="1.0" encoding="utf-8"?>
-<ds:datastoreItem xmlns:ds="http://schemas.openxmlformats.org/officeDocument/2006/customXml" ds:itemID="{8E8AFA64-578D-46FF-A288-428D1FA7C9F1}">
-  <ds:schemaRefs>
-    <ds:schemaRef ds:uri="http://schemas.microsoft.com/sharepoint/v3/contenttype/forms"/>
-  </ds:schemaRefs>
-</ds:datastoreItem>
 </file>
--- a/Marika_Nishi_Resume.docx
+++ b/Marika_Nishi_Resume.docx
@@ -50,15 +50,7 @@
           <w:sz w:val="21"/>
           <w:szCs w:val="12"/>
         </w:rPr>
-        <w:t>Controls</w:t>
-      </w:r>
-      <w:r>
-        <w:rPr>
-          <w:rFonts w:ascii="Times New Roman" w:hAnsi="Times New Roman" w:cs="Times New Roman"/>
-          <w:sz w:val="21"/>
-          <w:szCs w:val="12"/>
-        </w:rPr>
-        <w:t xml:space="preserve"> Engineer</w:t>
+        <w:t>Automation Engineer</w:t>
       </w:r>
     </w:p>
     <w:p>
@@ -122,7 +114,6 @@
         </w:rPr>
         <w:t>-</w:t>
       </w:r>
-      <w:proofErr w:type="gramStart"/>
       <w:r>
         <w:rPr>
           <w:rFonts w:ascii="Garamond" w:hAnsi="Garamond" w:cs="Arial"/>
@@ -145,16 +136,7 @@
           <w:sz w:val="18"/>
           <w:szCs w:val="18"/>
         </w:rPr>
-        <w:t>Philadelphia</w:t>
-      </w:r>
-      <w:proofErr w:type="gramEnd"/>
-      <w:r>
-        <w:rPr>
-          <w:rFonts w:ascii="Garamond" w:hAnsi="Garamond" w:cs="Arial"/>
-          <w:sz w:val="18"/>
-          <w:szCs w:val="18"/>
-        </w:rPr>
-        <w:t xml:space="preserve">, PA </w:t>
+        <w:t xml:space="preserve">Philadelphia, PA </w:t>
       </w:r>
       <w:hyperlink r:id="rId9" w:history="1">
         <w:r>
@@ -798,42 +780,6 @@
           <w:sz w:val="21"/>
           <w:szCs w:val="21"/>
         </w:rPr>
-        <w:t>, Linux</w:t>
-      </w:r>
-      <w:r>
-        <w:rPr>
-          <w:rFonts w:ascii="Garamond" w:hAnsi="Garamond" w:cs="Arial"/>
-          <w:iCs/>
-          <w:sz w:val="21"/>
-          <w:szCs w:val="21"/>
-        </w:rPr>
-        <w:t>,</w:t>
-      </w:r>
-      <w:r>
-        <w:rPr>
-          <w:rFonts w:ascii="Garamond" w:hAnsi="Garamond" w:cs="Arial"/>
-          <w:iCs/>
-          <w:sz w:val="21"/>
-          <w:szCs w:val="21"/>
-        </w:rPr>
-        <w:t xml:space="preserve"> </w:t>
-      </w:r>
-      <w:r>
-        <w:rPr>
-          <w:rFonts w:ascii="Garamond" w:hAnsi="Garamond" w:cs="Arial"/>
-          <w:iCs/>
-          <w:sz w:val="21"/>
-          <w:szCs w:val="21"/>
-        </w:rPr>
-        <w:t>navigation, state estimation, autonomy, autonomous vehicle</w:t>
-      </w:r>
-      <w:r>
-        <w:rPr>
-          <w:rFonts w:ascii="Garamond" w:hAnsi="Garamond" w:cs="Arial"/>
-          <w:iCs/>
-          <w:sz w:val="21"/>
-          <w:szCs w:val="21"/>
-        </w:rPr>
         <w:t xml:space="preserve">, </w:t>
       </w:r>
       <w:r>
@@ -843,81 +789,133 @@
           <w:sz w:val="21"/>
           <w:szCs w:val="21"/>
         </w:rPr>
-        <w:t>UAV</w:t>
-      </w:r>
-      <w:r>
-        <w:rPr>
-          <w:rFonts w:ascii="Garamond" w:hAnsi="Garamond" w:cs="Arial"/>
-          <w:iCs/>
-          <w:sz w:val="21"/>
-          <w:szCs w:val="21"/>
-        </w:rPr>
-        <w:t>,</w:t>
-      </w:r>
-      <w:r>
-        <w:rPr>
-          <w:rFonts w:ascii="Garamond" w:hAnsi="Garamond" w:cs="Arial"/>
-          <w:iCs/>
-          <w:sz w:val="21"/>
-          <w:szCs w:val="21"/>
-        </w:rPr>
-        <w:t xml:space="preserve"> </w:t>
-      </w:r>
-      <w:r>
-        <w:rPr>
-          <w:rFonts w:ascii="Garamond" w:hAnsi="Garamond" w:cs="Arial"/>
-          <w:iCs/>
-          <w:sz w:val="21"/>
-          <w:szCs w:val="21"/>
-        </w:rPr>
-        <w:t>motion control, SLAM, sensor fusion,</w:t>
-      </w:r>
-      <w:r>
-        <w:rPr>
-          <w:rFonts w:ascii="Garamond" w:hAnsi="Garamond" w:cs="Arial"/>
-          <w:iCs/>
-          <w:sz w:val="21"/>
-          <w:szCs w:val="21"/>
-        </w:rPr>
-        <w:t xml:space="preserve"> EKF, path planning, obstacle avoidance, perception, flight controls</w:t>
-      </w:r>
-      <w:proofErr w:type="gramStart"/>
-      <w:r>
-        <w:rPr>
-          <w:rFonts w:ascii="Garamond" w:hAnsi="Garamond" w:cs="Arial"/>
-          <w:iCs/>
-          <w:sz w:val="21"/>
-          <w:szCs w:val="21"/>
-        </w:rPr>
-        <w:t>, vehicle</w:t>
-      </w:r>
-      <w:proofErr w:type="gramEnd"/>
-      <w:r>
-        <w:rPr>
-          <w:rFonts w:ascii="Garamond" w:hAnsi="Garamond" w:cs="Arial"/>
-          <w:iCs/>
-          <w:sz w:val="21"/>
-          <w:szCs w:val="21"/>
-        </w:rPr>
-        <w:t xml:space="preserve"> dynamics, obstacle detection, </w:t>
-      </w:r>
-      <w:r>
-        <w:rPr>
-          <w:rFonts w:ascii="Garamond" w:hAnsi="Garamond" w:cs="Arial"/>
-          <w:iCs/>
-          <w:sz w:val="21"/>
-          <w:szCs w:val="21"/>
-        </w:rPr>
-        <w:t>Isaac Sim, Gazebo</w:t>
-      </w:r>
-      <w:r>
-        <w:rPr>
-          <w:rFonts w:ascii="Garamond" w:hAnsi="Garamond" w:cs="Arial"/>
-          <w:iCs/>
-          <w:sz w:val="21"/>
-          <w:szCs w:val="21"/>
-        </w:rPr>
-        <w:t xml:space="preserve"> </w:t>
+        <w:t xml:space="preserve">controls, </w:t>
+      </w:r>
+      <w:r>
+        <w:rPr>
+          <w:rFonts w:ascii="Garamond" w:hAnsi="Garamond" w:cs="Arial"/>
+          <w:iCs/>
+          <w:sz w:val="21"/>
+          <w:szCs w:val="21"/>
+        </w:rPr>
+        <w:t xml:space="preserve">perception, </w:t>
+      </w:r>
+      <w:r>
+        <w:rPr>
+          <w:rFonts w:ascii="Garamond" w:hAnsi="Garamond" w:cs="Arial"/>
+          <w:iCs/>
+          <w:sz w:val="21"/>
+          <w:szCs w:val="21"/>
+        </w:rPr>
+        <w:t>computer vision, sensor fusion, SLAM</w:t>
+      </w:r>
+      <w:r>
+        <w:rPr>
+          <w:rFonts w:ascii="Garamond" w:hAnsi="Garamond" w:cs="Arial"/>
+          <w:iCs/>
+          <w:sz w:val="21"/>
+          <w:szCs w:val="21"/>
+        </w:rPr>
+        <w:t xml:space="preserve">, </w:t>
+      </w:r>
+      <w:r>
+        <w:rPr>
+          <w:rFonts w:ascii="Garamond" w:hAnsi="Garamond" w:cs="Arial"/>
+          <w:iCs/>
+          <w:sz w:val="21"/>
+          <w:szCs w:val="21"/>
+        </w:rPr>
+        <w:t>Kalman filtering</w:t>
+      </w:r>
+      <w:r>
+        <w:rPr>
+          <w:rFonts w:ascii="Garamond" w:hAnsi="Garamond" w:cs="Arial"/>
+          <w:iCs/>
+          <w:sz w:val="21"/>
+          <w:szCs w:val="21"/>
+        </w:rPr>
+        <w:t xml:space="preserve">, </w:t>
+      </w:r>
+      <w:r>
+        <w:rPr>
+          <w:rFonts w:ascii="Garamond" w:hAnsi="Garamond" w:cs="Arial"/>
+          <w:iCs/>
+          <w:sz w:val="21"/>
+          <w:szCs w:val="21"/>
+        </w:rPr>
+        <w:t>particle filtering</w:t>
+      </w:r>
+      <w:r>
+        <w:rPr>
+          <w:rFonts w:ascii="Garamond" w:hAnsi="Garamond" w:cs="Arial"/>
+          <w:iCs/>
+          <w:sz w:val="21"/>
+          <w:szCs w:val="21"/>
+        </w:rPr>
+        <w:t xml:space="preserve">, </w:t>
+      </w:r>
+      <w:r>
+        <w:rPr>
+          <w:rFonts w:ascii="Garamond" w:hAnsi="Garamond" w:cs="Arial"/>
+          <w:iCs/>
+          <w:sz w:val="21"/>
+          <w:szCs w:val="21"/>
+        </w:rPr>
+        <w:t>Linux</w:t>
+      </w:r>
+      <w:r>
+        <w:rPr>
+          <w:rFonts w:ascii="Garamond" w:hAnsi="Garamond" w:cs="Arial"/>
+          <w:iCs/>
+          <w:sz w:val="21"/>
+          <w:szCs w:val="21"/>
+        </w:rPr>
+        <w:t xml:space="preserve">, </w:t>
+      </w:r>
+      <w:r>
+        <w:rPr>
+          <w:rFonts w:ascii="Garamond" w:hAnsi="Garamond" w:cs="Arial"/>
+          <w:iCs/>
+          <w:sz w:val="21"/>
+          <w:szCs w:val="21"/>
+        </w:rPr>
+        <w:t>guidance, control</w:t>
+      </w:r>
+      <w:r>
+        <w:rPr>
+          <w:rFonts w:ascii="Garamond" w:hAnsi="Garamond" w:cs="Arial"/>
+          <w:iCs/>
+          <w:sz w:val="21"/>
+          <w:szCs w:val="21"/>
+        </w:rPr>
+        <w:t xml:space="preserve">, </w:t>
+      </w:r>
+      <w:r>
+        <w:rPr>
+          <w:rFonts w:ascii="Garamond" w:hAnsi="Garamond" w:cs="Arial"/>
+          <w:iCs/>
+          <w:sz w:val="21"/>
+          <w:szCs w:val="21"/>
+        </w:rPr>
+        <w:t>AI/ML</w:t>
+      </w:r>
+      <w:r>
+        <w:rPr>
+          <w:rFonts w:ascii="Garamond" w:hAnsi="Garamond" w:cs="Arial"/>
+          <w:iCs/>
+          <w:sz w:val="21"/>
+          <w:szCs w:val="21"/>
+        </w:rPr>
+        <w:t xml:space="preserve">, </w:t>
+      </w:r>
+      <w:r>
+        <w:rPr>
+          <w:rFonts w:ascii="Garamond" w:hAnsi="Garamond" w:cs="Arial"/>
+          <w:iCs/>
+          <w:sz w:val="21"/>
+          <w:szCs w:val="21"/>
+        </w:rPr>
+        <w:t>ML-based control, simulation (IsaacSim, Gazebo)</w:t>
       </w:r>
     </w:p>
     <w:p>
@@ -945,8 +943,6 @@
       <w:r>
         <w:rPr>
           <w:rFonts w:ascii="Garamond" w:hAnsi="Garamond" w:cs="Arial"/>
-          <w:b/>
-          <w:bCs/>
           <w:sz w:val="21"/>
           <w:szCs w:val="21"/>
         </w:rPr>
@@ -958,7 +954,47 @@
           <w:sz w:val="21"/>
           <w:szCs w:val="21"/>
         </w:rPr>
-        <w:t>sensor integration</w:t>
+        <w:t>LiDAR,</w:t>
+      </w:r>
+      <w:r>
+        <w:rPr>
+          <w:rFonts w:ascii="Garamond" w:hAnsi="Garamond" w:cs="Arial"/>
+          <w:sz w:val="21"/>
+          <w:szCs w:val="21"/>
+        </w:rPr>
+        <w:t xml:space="preserve"> </w:t>
+      </w:r>
+      <w:r>
+        <w:rPr>
+          <w:rFonts w:ascii="Garamond" w:hAnsi="Garamond" w:cs="Arial"/>
+          <w:sz w:val="21"/>
+          <w:szCs w:val="21"/>
+        </w:rPr>
+        <w:t xml:space="preserve">radar, </w:t>
+      </w:r>
+      <w:r>
+        <w:rPr>
+          <w:rFonts w:ascii="Garamond" w:hAnsi="Garamond" w:cs="Arial"/>
+          <w:sz w:val="21"/>
+          <w:szCs w:val="21"/>
+        </w:rPr>
+        <w:t xml:space="preserve">RGBD camera, </w:t>
+      </w:r>
+      <w:r>
+        <w:rPr>
+          <w:rFonts w:ascii="Garamond" w:hAnsi="Garamond" w:cs="Arial"/>
+          <w:sz w:val="21"/>
+          <w:szCs w:val="21"/>
+        </w:rPr>
+        <w:t xml:space="preserve">IMU, </w:t>
+      </w:r>
+      <w:r>
+        <w:rPr>
+          <w:rFonts w:ascii="Garamond" w:hAnsi="Garamond" w:cs="Arial"/>
+          <w:sz w:val="21"/>
+          <w:szCs w:val="21"/>
+        </w:rPr>
+        <w:t>sensors</w:t>
       </w:r>
       <w:r>
         <w:rPr>
@@ -974,47 +1010,7 @@
           <w:sz w:val="21"/>
           <w:szCs w:val="21"/>
         </w:rPr>
-        <w:t xml:space="preserve">LiDAR, IMU, </w:t>
-      </w:r>
-      <w:r>
-        <w:rPr>
-          <w:rFonts w:ascii="Garamond" w:hAnsi="Garamond" w:cs="Arial"/>
-          <w:sz w:val="21"/>
-          <w:szCs w:val="21"/>
-        </w:rPr>
-        <w:t>camera</w:t>
-      </w:r>
-      <w:r>
-        <w:rPr>
-          <w:rFonts w:ascii="Garamond" w:hAnsi="Garamond" w:cs="Arial"/>
-          <w:sz w:val="21"/>
-          <w:szCs w:val="21"/>
-        </w:rPr>
-        <w:t xml:space="preserve">s, </w:t>
-      </w:r>
-      <w:r>
-        <w:rPr>
-          <w:rFonts w:ascii="Garamond" w:hAnsi="Garamond" w:cs="Arial"/>
-          <w:sz w:val="21"/>
-          <w:szCs w:val="21"/>
-        </w:rPr>
         <w:t xml:space="preserve">actuators, </w:t>
-      </w:r>
-      <w:r>
-        <w:rPr>
-          <w:rFonts w:ascii="Garamond" w:hAnsi="Garamond" w:cs="Arial"/>
-          <w:sz w:val="21"/>
-          <w:szCs w:val="21"/>
-        </w:rPr>
-        <w:t xml:space="preserve">radar, </w:t>
-      </w:r>
-      <w:r>
-        <w:rPr>
-          <w:rFonts w:ascii="Garamond" w:hAnsi="Garamond" w:cs="Arial"/>
-          <w:sz w:val="21"/>
-          <w:szCs w:val="21"/>
-        </w:rPr>
-        <w:t xml:space="preserve">motor controllers, </w:t>
       </w:r>
       <w:r>
         <w:rPr>
@@ -1251,25 +1247,7 @@
           <w:sz w:val="21"/>
           <w:szCs w:val="21"/>
         </w:rPr>
-        <w:t xml:space="preserve">Visibility Evaluation Around Unsignalized Intersections with Occlusion </w:t>
-      </w:r>
-      <w:proofErr w:type="gramStart"/>
-      <w:r>
-        <w:rPr>
-          <w:rFonts w:ascii="Garamond" w:hAnsi="Garamond" w:cs="Arial"/>
-          <w:sz w:val="21"/>
-          <w:szCs w:val="21"/>
-        </w:rPr>
-        <w:t>From</w:t>
-      </w:r>
-      <w:proofErr w:type="gramEnd"/>
-      <w:r>
-        <w:rPr>
-          <w:rFonts w:ascii="Garamond" w:hAnsi="Garamond" w:cs="Arial"/>
-          <w:sz w:val="21"/>
-          <w:szCs w:val="21"/>
-        </w:rPr>
-        <w:t xml:space="preserve"> Arbitrary On-road Viewpoints Using Point Cloud Maps</w:t>
+        <w:t>Visibility Evaluation Around Unsignalized Intersections with Occlusion From Arbitrary On-road Viewpoints Using Point Cloud Maps</w:t>
       </w:r>
       <w:r>
         <w:rPr>
@@ -2407,7 +2385,6 @@
         </w:rPr>
         <w:t xml:space="preserve">Designed and built </w:t>
       </w:r>
-      <w:proofErr w:type="gramStart"/>
       <w:r>
         <w:rPr>
           <w:rFonts w:ascii="Garamond" w:hAnsi="Garamond" w:cs="Arial"/>
@@ -2416,7 +2393,6 @@
         </w:rPr>
         <w:t>map</w:t>
       </w:r>
-      <w:proofErr w:type="gramEnd"/>
       <w:r>
         <w:rPr>
           <w:rFonts w:ascii="Garamond" w:hAnsi="Garamond" w:cs="Arial"/>
@@ -2553,25 +2529,7 @@
           <w:sz w:val="21"/>
           <w:szCs w:val="21"/>
         </w:rPr>
-        <w:t xml:space="preserve"> that </w:t>
-      </w:r>
-      <w:proofErr w:type="gramStart"/>
-      <w:r>
-        <w:rPr>
-          <w:rFonts w:ascii="Garamond" w:hAnsi="Garamond" w:cs="Arial"/>
-          <w:sz w:val="21"/>
-          <w:szCs w:val="21"/>
-        </w:rPr>
-        <w:t>processed</w:t>
-      </w:r>
-      <w:proofErr w:type="gramEnd"/>
-      <w:r>
-        <w:rPr>
-          <w:rFonts w:ascii="Garamond" w:hAnsi="Garamond" w:cs="Arial"/>
-          <w:sz w:val="21"/>
-          <w:szCs w:val="21"/>
-        </w:rPr>
-        <w:t xml:space="preserve"> </w:t>
+        <w:t xml:space="preserve"> that processed </w:t>
       </w:r>
       <w:r>
         <w:rPr>
@@ -3284,27 +3242,7 @@
           <w:sz w:val="21"/>
           <w:szCs w:val="21"/>
         </w:rPr>
-        <w:t xml:space="preserve">Prototyping, Extended Kalman </w:t>
-      </w:r>
-      <w:proofErr w:type="gramStart"/>
-      <w:r>
-        <w:rPr>
-          <w:rFonts w:ascii="Garamond" w:hAnsi="Garamond" w:cs="Arial"/>
-          <w:i/>
-          <w:sz w:val="21"/>
-          <w:szCs w:val="21"/>
-        </w:rPr>
-        <w:t>Filter ,</w:t>
-      </w:r>
-      <w:proofErr w:type="gramEnd"/>
-      <w:r>
-        <w:rPr>
-          <w:rFonts w:ascii="Garamond" w:hAnsi="Garamond" w:cs="Arial"/>
-          <w:i/>
-          <w:sz w:val="21"/>
-          <w:szCs w:val="21"/>
-        </w:rPr>
-        <w:t xml:space="preserve"> C++, ROS</w:t>
+        <w:t>Prototyping, Extended Kalman Filter , C++, ROS</w:t>
       </w:r>
       <w:r>
         <w:rPr>
@@ -3434,54 +3372,8 @@
           <w:sz w:val="21"/>
           <w:szCs w:val="21"/>
         </w:rPr>
-        <w:t xml:space="preserve"> among </w:t>
-      </w:r>
-      <w:proofErr w:type="gramStart"/>
-      <w:r>
-        <w:rPr>
-          <w:rFonts w:ascii="Garamond" w:hAnsi="Garamond" w:cs="Arial"/>
-          <w:sz w:val="21"/>
-          <w:szCs w:val="21"/>
-        </w:rPr>
-        <w:t>pedestrian</w:t>
-      </w:r>
-      <w:proofErr w:type="gramEnd"/>
-      <w:r>
-        <w:rPr>
-          <w:rFonts w:ascii="Garamond" w:hAnsi="Garamond" w:cs="Arial"/>
-          <w:sz w:val="21"/>
-          <w:szCs w:val="21"/>
-        </w:rPr>
-        <w:t xml:space="preserve">, </w:t>
-      </w:r>
-      <w:proofErr w:type="gramStart"/>
-      <w:r>
-        <w:rPr>
-          <w:rFonts w:ascii="Garamond" w:hAnsi="Garamond" w:cs="Arial"/>
-          <w:sz w:val="21"/>
-          <w:szCs w:val="21"/>
-        </w:rPr>
-        <w:t>cyclist</w:t>
-      </w:r>
-      <w:proofErr w:type="gramEnd"/>
-      <w:r>
-        <w:rPr>
-          <w:rFonts w:ascii="Garamond" w:hAnsi="Garamond" w:cs="Arial"/>
-          <w:sz w:val="21"/>
-          <w:szCs w:val="21"/>
-        </w:rPr>
-        <w:t xml:space="preserve">, and intelligent </w:t>
-      </w:r>
-      <w:proofErr w:type="gramStart"/>
-      <w:r>
-        <w:rPr>
-          <w:rFonts w:ascii="Garamond" w:hAnsi="Garamond" w:cs="Arial"/>
-          <w:sz w:val="21"/>
-          <w:szCs w:val="21"/>
-        </w:rPr>
-        <w:t>wheelchair</w:t>
-      </w:r>
-      <w:proofErr w:type="gramEnd"/>
+        <w:t xml:space="preserve"> among pedestrian, cyclist, and intelligent wheelchair</w:t>
+      </w:r>
     </w:p>
     <w:p>
       <w:pPr>
@@ -3600,7 +3492,6 @@
           <w:sz w:val="21"/>
           <w:szCs w:val="21"/>
         </w:rPr>
-        <w:lastRenderedPageBreak/>
         <w:t>Operated</w:t>
       </w:r>
       <w:r>

--- a/Marika_Nishi_Resume.docx
+++ b/Marika_Nishi_Resume.docx
@@ -44,7 +44,7 @@
           <w:sz w:val="21"/>
           <w:szCs w:val="12"/>
         </w:rPr>
-        <w:t>Robotics Simulation &amp; RL Engineer</w:t>
+        <w:t>Software Engineer – Task &amp; Motion Planning</w:t>
       </w:r>
     </w:p>
     <w:p>
@@ -820,34 +820,70 @@
           <w:sz w:val="21"/>
           <w:szCs w:val="21"/>
         </w:rPr>
-        <w:t xml:space="preserve">simulation, </w:t>
-      </w:r>
-      <w:r>
-        <w:rPr>
-          <w:rFonts w:ascii="Garamond" w:hAnsi="Garamond" w:cs="Arial"/>
-          <w:iCs/>
-          <w:sz w:val="21"/>
-          <w:szCs w:val="21"/>
-        </w:rPr>
-        <w:t xml:space="preserve">MuJoCo, </w:t>
-      </w:r>
-      <w:r>
-        <w:rPr>
-          <w:rFonts w:ascii="Garamond" w:hAnsi="Garamond" w:cs="Arial"/>
-          <w:iCs/>
-          <w:sz w:val="21"/>
-          <w:szCs w:val="21"/>
-        </w:rPr>
-        <w:t xml:space="preserve">IsaacSim, Gazebo, </w:t>
-      </w:r>
-      <w:r>
-        <w:rPr>
-          <w:rFonts w:ascii="Garamond" w:hAnsi="Garamond" w:cs="Arial"/>
-          <w:iCs/>
-          <w:sz w:val="21"/>
-          <w:szCs w:val="21"/>
-        </w:rPr>
-        <w:t>reinforcement learning</w:t>
+        <w:t xml:space="preserve">motion </w:t>
+      </w:r>
+      <w:r>
+        <w:rPr>
+          <w:rFonts w:ascii="Garamond" w:hAnsi="Garamond" w:cs="Arial"/>
+          <w:iCs/>
+          <w:sz w:val="21"/>
+          <w:szCs w:val="21"/>
+        </w:rPr>
+        <w:t xml:space="preserve">control, </w:t>
+      </w:r>
+      <w:r>
+        <w:rPr>
+          <w:rFonts w:ascii="Garamond" w:hAnsi="Garamond" w:cs="Arial"/>
+          <w:iCs/>
+          <w:sz w:val="21"/>
+          <w:szCs w:val="21"/>
+        </w:rPr>
+        <w:t xml:space="preserve">position sensing, pressure sensing, electronic communication, </w:t>
+      </w:r>
+      <w:r>
+        <w:rPr>
+          <w:rFonts w:ascii="Garamond" w:hAnsi="Garamond" w:cs="Arial"/>
+          <w:iCs/>
+          <w:sz w:val="21"/>
+          <w:szCs w:val="21"/>
+        </w:rPr>
+        <w:t xml:space="preserve">automation, </w:t>
+      </w:r>
+      <w:r>
+        <w:rPr>
+          <w:rFonts w:ascii="Garamond" w:hAnsi="Garamond" w:cs="Arial"/>
+          <w:iCs/>
+          <w:sz w:val="21"/>
+          <w:szCs w:val="21"/>
+        </w:rPr>
+        <w:t>simulation</w:t>
+      </w:r>
+      <w:r>
+        <w:rPr>
+          <w:rFonts w:ascii="Garamond" w:hAnsi="Garamond" w:cs="Arial"/>
+          <w:iCs/>
+          <w:sz w:val="21"/>
+          <w:szCs w:val="21"/>
+        </w:rPr>
+        <w:t xml:space="preserve"> (</w:t>
+      </w:r>
+      <w:r>
+        <w:rPr>
+          <w:rFonts w:ascii="Garamond" w:hAnsi="Garamond" w:cs="Arial"/>
+          <w:iCs/>
+          <w:sz w:val="21"/>
+          <w:szCs w:val="21"/>
+        </w:rPr>
+        <w:t>IsaacSim, Gazebo</w:t>
+      </w:r>
+      <w:r>
+        <w:rPr>
+          <w:rFonts w:ascii="Garamond" w:hAnsi="Garamond" w:cs="Arial"/>
+          <w:iCs/>
+          <w:sz w:val="21"/>
+          <w:szCs w:val="21"/>
+        </w:rPr>
+        <w:t>)</w:t>
       </w:r>
       <w:r>
         <w:rPr>
@@ -874,15 +910,6 @@
           <w:sz w:val="21"/>
           <w:szCs w:val="21"/>
         </w:rPr>
-        <w:t xml:space="preserve">GPU, </w:t>
-      </w:r>
-      <w:r>
-        <w:rPr>
-          <w:rFonts w:ascii="Garamond" w:hAnsi="Garamond" w:cs="Arial"/>
-          <w:iCs/>
-          <w:sz w:val="21"/>
-          <w:szCs w:val="21"/>
-        </w:rPr>
         <w:t xml:space="preserve">AI/ML, </w:t>
       </w:r>
       <w:r>
@@ -910,25 +937,16 @@
           <w:sz w:val="21"/>
           <w:szCs w:val="21"/>
         </w:rPr>
-        <w:t>, path planning, control</w:t>
-      </w:r>
-      <w:r>
-        <w:rPr>
-          <w:rFonts w:ascii="Garamond" w:hAnsi="Garamond" w:cs="Arial"/>
-          <w:iCs/>
-          <w:sz w:val="21"/>
-          <w:szCs w:val="21"/>
-        </w:rPr>
-        <w:t xml:space="preserve">, mobile robotics, Jetson, Linux, </w:t>
-      </w:r>
-      <w:r>
-        <w:rPr>
-          <w:rFonts w:ascii="Garamond" w:hAnsi="Garamond" w:cs="Arial"/>
-          <w:iCs/>
-          <w:sz w:val="21"/>
-          <w:szCs w:val="21"/>
-        </w:rPr>
-        <w:t>validation, field testing</w:t>
+        <w:t xml:space="preserve">, path planning, </w:t>
+      </w:r>
+      <w:r>
+        <w:rPr>
+          <w:rFonts w:ascii="Garamond" w:hAnsi="Garamond" w:cs="Arial"/>
+          <w:iCs/>
+          <w:sz w:val="21"/>
+          <w:szCs w:val="21"/>
+        </w:rPr>
+        <w:t>mobile robotics</w:t>
       </w:r>
     </w:p>
     <w:p>
@@ -967,15 +985,39 @@
           <w:sz w:val="21"/>
           <w:szCs w:val="21"/>
         </w:rPr>
-        <w:t xml:space="preserve">CAD, </w:t>
-      </w:r>
-      <w:r>
-        <w:rPr>
-          <w:rFonts w:ascii="Garamond" w:hAnsi="Garamond" w:cs="Arial"/>
-          <w:sz w:val="21"/>
-          <w:szCs w:val="21"/>
-        </w:rPr>
-        <w:t xml:space="preserve">hardware engineering, dynamics, kinematics, sensors, actuators, </w:t>
+        <w:t xml:space="preserve">servo, </w:t>
+      </w:r>
+      <w:r>
+        <w:rPr>
+          <w:rFonts w:ascii="Garamond" w:hAnsi="Garamond" w:cs="Arial"/>
+          <w:sz w:val="21"/>
+          <w:szCs w:val="21"/>
+        </w:rPr>
+        <w:t xml:space="preserve">sensors, </w:t>
+      </w:r>
+      <w:r>
+        <w:rPr>
+          <w:rFonts w:ascii="Garamond" w:hAnsi="Garamond" w:cs="Arial"/>
+          <w:sz w:val="21"/>
+          <w:szCs w:val="21"/>
+        </w:rPr>
+        <w:t xml:space="preserve">CAD, SolidWorks, </w:t>
+      </w:r>
+      <w:r>
+        <w:rPr>
+          <w:rFonts w:ascii="Garamond" w:hAnsi="Garamond" w:cs="Arial"/>
+          <w:sz w:val="21"/>
+          <w:szCs w:val="21"/>
+        </w:rPr>
+        <w:t xml:space="preserve">motors, motor controls, </w:t>
+      </w:r>
+      <w:r>
+        <w:rPr>
+          <w:rFonts w:ascii="Garamond" w:hAnsi="Garamond" w:cs="Arial"/>
+          <w:sz w:val="21"/>
+          <w:szCs w:val="21"/>
+        </w:rPr>
+        <w:t xml:space="preserve">mechatronics, </w:t>
       </w:r>
       <w:r>
         <w:rPr>
@@ -1023,7 +1065,7 @@
           <w:sz w:val="21"/>
           <w:szCs w:val="21"/>
         </w:rPr>
-        <w:t>s, SolidWorks</w:t>
+        <w:t>s, actuators</w:t>
       </w:r>
     </w:p>
     <w:p>
@@ -4453,15 +4495,6 @@
 </file>
 
 <file path=customXml/item1.xml><?xml version="1.0" encoding="utf-8"?>
-<?mso-contentType ?>
-<FormTemplates xmlns="http://schemas.microsoft.com/sharepoint/v3/contenttype/forms">
-  <Display>DocumentLibraryForm</Display>
-  <Edit>DocumentLibraryForm</Edit>
-  <New>DocumentLibraryForm</New>
-</FormTemplates>
-</file>
-
-<file path=customXml/item2.xml><?xml version="1.0" encoding="utf-8"?>
 <ct:contentTypeSchema xmlns:ct="http://schemas.microsoft.com/office/2006/metadata/contentType" xmlns:ma="http://schemas.microsoft.com/office/2006/metadata/properties/metaAttributes" ct:_="" ma:_="" ma:contentTypeName="Document" ma:contentTypeID="0x010100E00F7205C82CFC49993A09459E403F9D" ma:contentTypeVersion="11" ma:contentTypeDescription="Create a new document." ma:contentTypeScope="" ma:versionID="15ca1506d9d0bc3d30df8ed0110f0d4e">
   <xsd:schema xmlns:xsd="http://www.w3.org/2001/XMLSchema" xmlns:xs="http://www.w3.org/2001/XMLSchema" xmlns:p="http://schemas.microsoft.com/office/2006/metadata/properties" xmlns:ns2="8f1b7c86-42c5-4929-b887-8cfd13270314" xmlns:ns3="671c1944-cc4f-476c-949f-52559c641db4" targetNamespace="http://schemas.microsoft.com/office/2006/metadata/properties" ma:root="true" ma:fieldsID="db6c2aada95e6879eb2870ebec6b4aa1" ns2:_="" ns3:_="">
     <xsd:import namespace="8f1b7c86-42c5-4929-b887-8cfd13270314"/>
@@ -4672,15 +4705,16 @@
 </ct:contentTypeSchema>
 </file>
 
-<file path=customXml/itemProps1.xml><?xml version="1.0" encoding="utf-8"?>
-<ds:datastoreItem xmlns:ds="http://schemas.openxmlformats.org/officeDocument/2006/customXml" ds:itemID="{8E8AFA64-578D-46FF-A288-428D1FA7C9F1}">
-  <ds:schemaRefs>
-    <ds:schemaRef ds:uri="http://schemas.microsoft.com/sharepoint/v3/contenttype/forms"/>
-  </ds:schemaRefs>
-</ds:datastoreItem>
+<file path=customXml/item2.xml><?xml version="1.0" encoding="utf-8"?>
+<?mso-contentType ?>
+<FormTemplates xmlns="http://schemas.microsoft.com/sharepoint/v3/contenttype/forms">
+  <Display>DocumentLibraryForm</Display>
+  <Edit>DocumentLibraryForm</Edit>
+  <New>DocumentLibraryForm</New>
+</FormTemplates>
 </file>
 
-<file path=customXml/itemProps2.xml><?xml version="1.0" encoding="utf-8"?>
+<file path=customXml/itemProps1.xml><?xml version="1.0" encoding="utf-8"?>
 <ds:datastoreItem xmlns:ds="http://schemas.openxmlformats.org/officeDocument/2006/customXml" ds:itemID="{5ECCFF00-82E4-439E-8D62-678F77120EF2}">
   <ds:schemaRefs>
     <ds:schemaRef ds:uri="http://schemas.microsoft.com/office/2006/metadata/contentType"/>
@@ -4697,4 +4731,12 @@
     <ds:schemaRef ds:uri="http://schemas.microsoft.com/internal/obd"/>
   </ds:schemaRefs>
 </ds:datastoreItem>
+</file>
+
+<file path=customXml/itemProps2.xml><?xml version="1.0" encoding="utf-8"?>
+<ds:datastoreItem xmlns:ds="http://schemas.openxmlformats.org/officeDocument/2006/customXml" ds:itemID="{8E8AFA64-578D-46FF-A288-428D1FA7C9F1}">
+  <ds:schemaRefs>
+    <ds:schemaRef ds:uri="http://schemas.microsoft.com/sharepoint/v3/contenttype/forms"/>
+  </ds:schemaRefs>
+</ds:datastoreItem>
 </file>
--- a/Marika_Nishi_Resume.docx
+++ b/Marika_Nishi_Resume.docx
@@ -50,7 +50,7 @@
           <w:sz w:val="21"/>
           <w:szCs w:val="12"/>
         </w:rPr>
-        <w:t>Automation Engineer</w:t>
+        <w:t>Robotics Navigation and Control Engineer</w:t>
       </w:r>
     </w:p>
     <w:p>
@@ -798,6 +798,42 @@
           <w:sz w:val="21"/>
           <w:szCs w:val="21"/>
         </w:rPr>
+        <w:t xml:space="preserve">PID, MPC, </w:t>
+      </w:r>
+      <w:r>
+        <w:rPr>
+          <w:rFonts w:ascii="Garamond" w:hAnsi="Garamond" w:cs="Arial"/>
+          <w:iCs/>
+          <w:sz w:val="21"/>
+          <w:szCs w:val="21"/>
+        </w:rPr>
+        <w:t>path</w:t>
+      </w:r>
+      <w:r>
+        <w:rPr>
+          <w:rFonts w:ascii="Garamond" w:hAnsi="Garamond" w:cs="Arial"/>
+          <w:iCs/>
+          <w:sz w:val="21"/>
+          <w:szCs w:val="21"/>
+        </w:rPr>
+        <w:t xml:space="preserve"> planning, </w:t>
+      </w:r>
+      <w:r>
+        <w:rPr>
+          <w:rFonts w:ascii="Garamond" w:hAnsi="Garamond" w:cs="Arial"/>
+          <w:iCs/>
+          <w:sz w:val="21"/>
+          <w:szCs w:val="21"/>
+        </w:rPr>
+        <w:t xml:space="preserve">trajectory generation, </w:t>
+      </w:r>
+      <w:r>
+        <w:rPr>
+          <w:rFonts w:ascii="Garamond" w:hAnsi="Garamond" w:cs="Arial"/>
+          <w:iCs/>
+          <w:sz w:val="21"/>
+          <w:szCs w:val="21"/>
+        </w:rPr>
         <w:t xml:space="preserve">perception, </w:t>
       </w:r>
       <w:r>
@@ -807,115 +843,34 @@
           <w:sz w:val="21"/>
           <w:szCs w:val="21"/>
         </w:rPr>
-        <w:t>computer vision, sensor fusion, SLAM</w:t>
-      </w:r>
-      <w:r>
-        <w:rPr>
-          <w:rFonts w:ascii="Garamond" w:hAnsi="Garamond" w:cs="Arial"/>
-          <w:iCs/>
-          <w:sz w:val="21"/>
-          <w:szCs w:val="21"/>
-        </w:rPr>
-        <w:t xml:space="preserve">, </w:t>
-      </w:r>
-      <w:r>
-        <w:rPr>
-          <w:rFonts w:ascii="Garamond" w:hAnsi="Garamond" w:cs="Arial"/>
-          <w:iCs/>
-          <w:sz w:val="21"/>
-          <w:szCs w:val="21"/>
-        </w:rPr>
-        <w:t>Kalman filtering</w:t>
-      </w:r>
-      <w:r>
-        <w:rPr>
-          <w:rFonts w:ascii="Garamond" w:hAnsi="Garamond" w:cs="Arial"/>
-          <w:iCs/>
-          <w:sz w:val="21"/>
-          <w:szCs w:val="21"/>
-        </w:rPr>
-        <w:t xml:space="preserve">, </w:t>
-      </w:r>
-      <w:r>
-        <w:rPr>
-          <w:rFonts w:ascii="Garamond" w:hAnsi="Garamond" w:cs="Arial"/>
-          <w:iCs/>
-          <w:sz w:val="21"/>
-          <w:szCs w:val="21"/>
-        </w:rPr>
-        <w:t>particle filtering</w:t>
-      </w:r>
-      <w:r>
-        <w:rPr>
-          <w:rFonts w:ascii="Garamond" w:hAnsi="Garamond" w:cs="Arial"/>
-          <w:iCs/>
-          <w:sz w:val="21"/>
-          <w:szCs w:val="21"/>
-        </w:rPr>
-        <w:t xml:space="preserve">, </w:t>
-      </w:r>
-      <w:r>
-        <w:rPr>
-          <w:rFonts w:ascii="Garamond" w:hAnsi="Garamond" w:cs="Arial"/>
-          <w:iCs/>
-          <w:sz w:val="21"/>
-          <w:szCs w:val="21"/>
-        </w:rPr>
-        <w:t>Linux</w:t>
-      </w:r>
-      <w:r>
-        <w:rPr>
-          <w:rFonts w:ascii="Garamond" w:hAnsi="Garamond" w:cs="Arial"/>
-          <w:iCs/>
-          <w:sz w:val="21"/>
-          <w:szCs w:val="21"/>
-        </w:rPr>
-        <w:t xml:space="preserve">, </w:t>
-      </w:r>
-      <w:r>
-        <w:rPr>
-          <w:rFonts w:ascii="Garamond" w:hAnsi="Garamond" w:cs="Arial"/>
-          <w:iCs/>
-          <w:sz w:val="21"/>
-          <w:szCs w:val="21"/>
-        </w:rPr>
-        <w:t>guidance, control</w:t>
-      </w:r>
-      <w:r>
-        <w:rPr>
-          <w:rFonts w:ascii="Garamond" w:hAnsi="Garamond" w:cs="Arial"/>
-          <w:iCs/>
-          <w:sz w:val="21"/>
-          <w:szCs w:val="21"/>
-        </w:rPr>
-        <w:t xml:space="preserve">, </w:t>
-      </w:r>
-      <w:r>
-        <w:rPr>
-          <w:rFonts w:ascii="Garamond" w:hAnsi="Garamond" w:cs="Arial"/>
-          <w:iCs/>
-          <w:sz w:val="21"/>
-          <w:szCs w:val="21"/>
-        </w:rPr>
-        <w:t>AI/ML</w:t>
-      </w:r>
-      <w:r>
-        <w:rPr>
-          <w:rFonts w:ascii="Garamond" w:hAnsi="Garamond" w:cs="Arial"/>
-          <w:iCs/>
-          <w:sz w:val="21"/>
-          <w:szCs w:val="21"/>
-        </w:rPr>
-        <w:t xml:space="preserve">, </w:t>
-      </w:r>
-      <w:r>
-        <w:rPr>
-          <w:rFonts w:ascii="Garamond" w:hAnsi="Garamond" w:cs="Arial"/>
-          <w:iCs/>
-          <w:sz w:val="21"/>
-          <w:szCs w:val="21"/>
-        </w:rPr>
-        <w:t>ML-based control, simulation (IsaacSim, Gazebo)</w:t>
+        <w:t>collision checkin</w:t>
+      </w:r>
+      <w:r>
+        <w:rPr>
+          <w:rFonts w:ascii="Garamond" w:hAnsi="Garamond" w:cs="Arial"/>
+          <w:iCs/>
+          <w:sz w:val="21"/>
+          <w:szCs w:val="21"/>
+        </w:rPr>
+        <w:t>g,</w:t>
+      </w:r>
+      <w:r>
+        <w:rPr>
+          <w:rFonts w:ascii="Garamond" w:hAnsi="Garamond" w:cs="Arial"/>
+          <w:iCs/>
+          <w:sz w:val="21"/>
+          <w:szCs w:val="21"/>
+        </w:rPr>
+        <w:t xml:space="preserve"> simulation (IsaacSim, Gazebo)</w:t>
+      </w:r>
+      <w:r>
+        <w:rPr>
+          <w:rFonts w:ascii="Garamond" w:hAnsi="Garamond" w:cs="Arial"/>
+          <w:iCs/>
+          <w:sz w:val="21"/>
+          <w:szCs w:val="21"/>
+        </w:rPr>
+        <w:t>, concurrency, memory management, manipulation, grasping, CUDA, GPU</w:t>
       </w:r>
     </w:p>
     <w:p>
@@ -947,6 +902,14 @@
           <w:szCs w:val="21"/>
         </w:rPr>
         <w:t xml:space="preserve"> </w:t>
+      </w:r>
+      <w:r>
+        <w:rPr>
+          <w:rFonts w:ascii="Garamond" w:hAnsi="Garamond" w:cs="Arial"/>
+          <w:sz w:val="21"/>
+          <w:szCs w:val="21"/>
+        </w:rPr>
+        <w:t xml:space="preserve">kinematics, linear algebra, </w:t>
       </w:r>
       <w:r>
         <w:rPr>
@@ -4849,6 +4812,15 @@
 </file>
 
 <file path=customXml/item1.xml><?xml version="1.0" encoding="utf-8"?>
+<?mso-contentType ?>
+<FormTemplates xmlns="http://schemas.microsoft.com/sharepoint/v3/contenttype/forms">
+  <Display>DocumentLibraryForm</Display>
+  <Edit>DocumentLibraryForm</Edit>
+  <New>DocumentLibraryForm</New>
+</FormTemplates>
+</file>
+
+<file path=customXml/item2.xml><?xml version="1.0" encoding="utf-8"?>
 <ct:contentTypeSchema xmlns:ct="http://schemas.microsoft.com/office/2006/metadata/contentType" xmlns:ma="http://schemas.microsoft.com/office/2006/metadata/properties/metaAttributes" ct:_="" ma:_="" ma:contentTypeName="Document" ma:contentTypeID="0x010100E00F7205C82CFC49993A09459E403F9D" ma:contentTypeVersion="11" ma:contentTypeDescription="Create a new document." ma:contentTypeScope="" ma:versionID="15ca1506d9d0bc3d30df8ed0110f0d4e">
   <xsd:schema xmlns:xsd="http://www.w3.org/2001/XMLSchema" xmlns:xs="http://www.w3.org/2001/XMLSchema" xmlns:p="http://schemas.microsoft.com/office/2006/metadata/properties" xmlns:ns2="8f1b7c86-42c5-4929-b887-8cfd13270314" xmlns:ns3="671c1944-cc4f-476c-949f-52559c641db4" targetNamespace="http://schemas.microsoft.com/office/2006/metadata/properties" ma:root="true" ma:fieldsID="db6c2aada95e6879eb2870ebec6b4aa1" ns2:_="" ns3:_="">
     <xsd:import namespace="8f1b7c86-42c5-4929-b887-8cfd13270314"/>
@@ -5059,16 +5031,15 @@
 </ct:contentTypeSchema>
 </file>
 
-<file path=customXml/item2.xml><?xml version="1.0" encoding="utf-8"?>
-<?mso-contentType ?>
-<FormTemplates xmlns="http://schemas.microsoft.com/sharepoint/v3/contenttype/forms">
-  <Display>DocumentLibraryForm</Display>
-  <Edit>DocumentLibraryForm</Edit>
-  <New>DocumentLibraryForm</New>
-</FormTemplates>
+<file path=customXml/itemProps1.xml><?xml version="1.0" encoding="utf-8"?>
+<ds:datastoreItem xmlns:ds="http://schemas.openxmlformats.org/officeDocument/2006/customXml" ds:itemID="{8E8AFA64-578D-46FF-A288-428D1FA7C9F1}">
+  <ds:schemaRefs>
+    <ds:schemaRef ds:uri="http://schemas.microsoft.com/sharepoint/v3/contenttype/forms"/>
+  </ds:schemaRefs>
+</ds:datastoreItem>
 </file>
 
-<file path=customXml/itemProps1.xml><?xml version="1.0" encoding="utf-8"?>
+<file path=customXml/itemProps2.xml><?xml version="1.0" encoding="utf-8"?>
 <ds:datastoreItem xmlns:ds="http://schemas.openxmlformats.org/officeDocument/2006/customXml" ds:itemID="{5ECCFF00-82E4-439E-8D62-678F77120EF2}">
   <ds:schemaRefs>
     <ds:schemaRef ds:uri="http://schemas.microsoft.com/office/2006/metadata/contentType"/>
@@ -5085,12 +5056,4 @@
     <ds:schemaRef ds:uri="http://schemas.microsoft.com/internal/obd"/>
   </ds:schemaRefs>
 </ds:datastoreItem>
-</file>
-
-<file path=customXml/itemProps2.xml><?xml version="1.0" encoding="utf-8"?>
-<ds:datastoreItem xmlns:ds="http://schemas.openxmlformats.org/officeDocument/2006/customXml" ds:itemID="{8E8AFA64-578D-46FF-A288-428D1FA7C9F1}">
-  <ds:schemaRefs>
-    <ds:schemaRef ds:uri="http://schemas.microsoft.com/sharepoint/v3/contenttype/forms"/>
-  </ds:schemaRefs>
-</ds:datastoreItem>
 </file>
--- a/Marika_Nishi_Resume.docx
+++ b/Marika_Nishi_Resume.docx
@@ -44,7 +44,7 @@
           <w:sz w:val="21"/>
           <w:szCs w:val="12"/>
         </w:rPr>
-        <w:t>Software Engineer – Task &amp; Motion Planning</w:t>
+        <w:t>Mechatronics R&amp;D Engineer | Python, AI &amp; Computer Vision</w:t>
       </w:r>
     </w:p>
     <w:p>
@@ -820,7 +820,34 @@
           <w:sz w:val="21"/>
           <w:szCs w:val="21"/>
         </w:rPr>
-        <w:t xml:space="preserve">motion </w:t>
+        <w:t xml:space="preserve">AI/ML, </w:t>
+      </w:r>
+      <w:r>
+        <w:rPr>
+          <w:rFonts w:ascii="Garamond" w:hAnsi="Garamond" w:cs="Arial"/>
+          <w:iCs/>
+          <w:sz w:val="21"/>
+          <w:szCs w:val="21"/>
+        </w:rPr>
+        <w:t xml:space="preserve">data collection, image processing, computer vision, </w:t>
+      </w:r>
+      <w:r>
+        <w:rPr>
+          <w:rFonts w:ascii="Garamond" w:hAnsi="Garamond" w:cs="Arial"/>
+          <w:iCs/>
+          <w:sz w:val="21"/>
+          <w:szCs w:val="21"/>
+        </w:rPr>
+        <w:t xml:space="preserve">perception, </w:t>
+      </w:r>
+      <w:r>
+        <w:rPr>
+          <w:rFonts w:ascii="Garamond" w:hAnsi="Garamond" w:cs="Arial"/>
+          <w:iCs/>
+          <w:sz w:val="21"/>
+          <w:szCs w:val="21"/>
+        </w:rPr>
+        <w:t xml:space="preserve">CNN, Vision Transformers, </w:t>
       </w:r>
       <w:r>
         <w:rPr>
@@ -838,24 +865,6 @@
           <w:sz w:val="21"/>
           <w:szCs w:val="21"/>
         </w:rPr>
-        <w:t xml:space="preserve">position sensing, pressure sensing, electronic communication, </w:t>
-      </w:r>
-      <w:r>
-        <w:rPr>
-          <w:rFonts w:ascii="Garamond" w:hAnsi="Garamond" w:cs="Arial"/>
-          <w:iCs/>
-          <w:sz w:val="21"/>
-          <w:szCs w:val="21"/>
-        </w:rPr>
-        <w:t xml:space="preserve">automation, </w:t>
-      </w:r>
-      <w:r>
-        <w:rPr>
-          <w:rFonts w:ascii="Garamond" w:hAnsi="Garamond" w:cs="Arial"/>
-          <w:iCs/>
-          <w:sz w:val="21"/>
-          <w:szCs w:val="21"/>
-        </w:rPr>
         <w:t>simulation</w:t>
       </w:r>
       <w:r>
@@ -910,43 +919,34 @@
           <w:sz w:val="21"/>
           <w:szCs w:val="21"/>
         </w:rPr>
-        <w:t xml:space="preserve">AI/ML, </w:t>
-      </w:r>
-      <w:r>
-        <w:rPr>
-          <w:rFonts w:ascii="Garamond" w:hAnsi="Garamond" w:cs="Arial"/>
-          <w:iCs/>
-          <w:sz w:val="21"/>
-          <w:szCs w:val="21"/>
-        </w:rPr>
-        <w:t>perception,</w:t>
-      </w:r>
-      <w:r>
-        <w:rPr>
-          <w:rFonts w:ascii="Garamond" w:hAnsi="Garamond" w:cs="Arial"/>
-          <w:iCs/>
-          <w:sz w:val="21"/>
-          <w:szCs w:val="21"/>
-        </w:rPr>
-        <w:t xml:space="preserve"> sensor fusion</w:t>
-      </w:r>
-      <w:r>
-        <w:rPr>
-          <w:rFonts w:ascii="Garamond" w:hAnsi="Garamond" w:cs="Arial"/>
-          <w:iCs/>
-          <w:sz w:val="21"/>
-          <w:szCs w:val="21"/>
-        </w:rPr>
-        <w:t xml:space="preserve">, path planning, </w:t>
-      </w:r>
-      <w:r>
-        <w:rPr>
-          <w:rFonts w:ascii="Garamond" w:hAnsi="Garamond" w:cs="Arial"/>
-          <w:iCs/>
-          <w:sz w:val="21"/>
-          <w:szCs w:val="21"/>
-        </w:rPr>
-        <w:t>mobile robotics</w:t>
+        <w:t>version control</w:t>
+      </w:r>
+      <w:r>
+        <w:rPr>
+          <w:rFonts w:ascii="Garamond" w:hAnsi="Garamond" w:cs="Arial"/>
+          <w:iCs/>
+          <w:sz w:val="21"/>
+          <w:szCs w:val="21"/>
+        </w:rPr>
+        <w:t xml:space="preserve">, </w:t>
+      </w:r>
+      <w:r>
+        <w:rPr>
+          <w:rFonts w:ascii="Garamond" w:hAnsi="Garamond" w:cs="Arial"/>
+          <w:iCs/>
+          <w:sz w:val="21"/>
+          <w:szCs w:val="21"/>
+        </w:rPr>
+        <w:t xml:space="preserve">Git, </w:t>
+      </w:r>
+      <w:r>
+        <w:rPr>
+          <w:rFonts w:ascii="Garamond" w:hAnsi="Garamond" w:cs="Arial"/>
+          <w:iCs/>
+          <w:sz w:val="21"/>
+          <w:szCs w:val="21"/>
+        </w:rPr>
+        <w:t>field testing</w:t>
       </w:r>
     </w:p>
     <w:p>
@@ -985,7 +985,31 @@
           <w:sz w:val="21"/>
           <w:szCs w:val="21"/>
         </w:rPr>
-        <w:t xml:space="preserve">servo, </w:t>
+        <w:t>camera</w:t>
+      </w:r>
+      <w:r>
+        <w:rPr>
+          <w:rFonts w:ascii="Garamond" w:hAnsi="Garamond" w:cs="Arial"/>
+          <w:sz w:val="21"/>
+          <w:szCs w:val="21"/>
+        </w:rPr>
+        <w:t xml:space="preserve">s, </w:t>
+      </w:r>
+      <w:r>
+        <w:rPr>
+          <w:rFonts w:ascii="Garamond" w:hAnsi="Garamond" w:cs="Arial"/>
+          <w:sz w:val="21"/>
+          <w:szCs w:val="21"/>
+        </w:rPr>
+        <w:t>embedded</w:t>
+      </w:r>
+      <w:r>
+        <w:rPr>
+          <w:rFonts w:ascii="Garamond" w:hAnsi="Garamond" w:cs="Arial"/>
+          <w:sz w:val="21"/>
+          <w:szCs w:val="21"/>
+        </w:rPr>
+        <w:t xml:space="preserve"> </w:t>
       </w:r>
       <w:r>
         <w:rPr>
@@ -1001,6 +1025,14 @@
           <w:sz w:val="21"/>
           <w:szCs w:val="21"/>
         </w:rPr>
+        <w:t xml:space="preserve">electronics, </w:t>
+      </w:r>
+      <w:r>
+        <w:rPr>
+          <w:rFonts w:ascii="Garamond" w:hAnsi="Garamond" w:cs="Arial"/>
+          <w:sz w:val="21"/>
+          <w:szCs w:val="21"/>
+        </w:rPr>
         <w:t xml:space="preserve">CAD, SolidWorks, </w:t>
       </w:r>
       <w:r>
@@ -1009,7 +1041,7 @@
           <w:sz w:val="21"/>
           <w:szCs w:val="21"/>
         </w:rPr>
-        <w:t xml:space="preserve">motors, motor controls, </w:t>
+        <w:t xml:space="preserve">sensor integration, </w:t>
       </w:r>
       <w:r>
         <w:rPr>
@@ -1034,38 +1066,6 @@
           <w:szCs w:val="21"/>
         </w:rPr>
         <w:t>LiDAR</w:t>
-      </w:r>
-      <w:r>
-        <w:rPr>
-          <w:rFonts w:ascii="Garamond" w:hAnsi="Garamond" w:cs="Arial"/>
-          <w:sz w:val="21"/>
-          <w:szCs w:val="21"/>
-        </w:rPr>
-        <w:t>,</w:t>
-      </w:r>
-      <w:r>
-        <w:rPr>
-          <w:rFonts w:ascii="Garamond" w:hAnsi="Garamond" w:cs="Arial"/>
-          <w:sz w:val="21"/>
-          <w:szCs w:val="21"/>
-        </w:rPr>
-        <w:t xml:space="preserve"> </w:t>
-      </w:r>
-      <w:r>
-        <w:rPr>
-          <w:rFonts w:ascii="Garamond" w:hAnsi="Garamond" w:cs="Arial"/>
-          <w:sz w:val="21"/>
-          <w:szCs w:val="21"/>
-        </w:rPr>
-        <w:t>camera</w:t>
-      </w:r>
-      <w:r>
-        <w:rPr>
-          <w:rFonts w:ascii="Garamond" w:hAnsi="Garamond" w:cs="Arial"/>
-          <w:sz w:val="21"/>
-          <w:szCs w:val="21"/>
-        </w:rPr>
-        <w:t>s, actuators</w:t>
       </w:r>
     </w:p>
     <w:p>
@@ -4495,6 +4495,15 @@
 </file>
 
 <file path=customXml/item1.xml><?xml version="1.0" encoding="utf-8"?>
+<?mso-contentType ?>
+<FormTemplates xmlns="http://schemas.microsoft.com/sharepoint/v3/contenttype/forms">
+  <Display>DocumentLibraryForm</Display>
+  <Edit>DocumentLibraryForm</Edit>
+  <New>DocumentLibraryForm</New>
+</FormTemplates>
+</file>
+
+<file path=customXml/item2.xml><?xml version="1.0" encoding="utf-8"?>
 <ct:contentTypeSchema xmlns:ct="http://schemas.microsoft.com/office/2006/metadata/contentType" xmlns:ma="http://schemas.microsoft.com/office/2006/metadata/properties/metaAttributes" ct:_="" ma:_="" ma:contentTypeName="Document" ma:contentTypeID="0x010100E00F7205C82CFC49993A09459E403F9D" ma:contentTypeVersion="11" ma:contentTypeDescription="Create a new document." ma:contentTypeScope="" ma:versionID="15ca1506d9d0bc3d30df8ed0110f0d4e">
   <xsd:schema xmlns:xsd="http://www.w3.org/2001/XMLSchema" xmlns:xs="http://www.w3.org/2001/XMLSchema" xmlns:p="http://schemas.microsoft.com/office/2006/metadata/properties" xmlns:ns2="8f1b7c86-42c5-4929-b887-8cfd13270314" xmlns:ns3="671c1944-cc4f-476c-949f-52559c641db4" targetNamespace="http://schemas.microsoft.com/office/2006/metadata/properties" ma:root="true" ma:fieldsID="db6c2aada95e6879eb2870ebec6b4aa1" ns2:_="" ns3:_="">
     <xsd:import namespace="8f1b7c86-42c5-4929-b887-8cfd13270314"/>
@@ -4705,16 +4714,15 @@
 </ct:contentTypeSchema>
 </file>
 
-<file path=customXml/item2.xml><?xml version="1.0" encoding="utf-8"?>
-<?mso-contentType ?>
-<FormTemplates xmlns="http://schemas.microsoft.com/sharepoint/v3/contenttype/forms">
-  <Display>DocumentLibraryForm</Display>
-  <Edit>DocumentLibraryForm</Edit>
-  <New>DocumentLibraryForm</New>
-</FormTemplates>
+<file path=customXml/itemProps1.xml><?xml version="1.0" encoding="utf-8"?>
+<ds:datastoreItem xmlns:ds="http://schemas.openxmlformats.org/officeDocument/2006/customXml" ds:itemID="{8E8AFA64-578D-46FF-A288-428D1FA7C9F1}">
+  <ds:schemaRefs>
+    <ds:schemaRef ds:uri="http://schemas.microsoft.com/sharepoint/v3/contenttype/forms"/>
+  </ds:schemaRefs>
+</ds:datastoreItem>
 </file>
 
-<file path=customXml/itemProps1.xml><?xml version="1.0" encoding="utf-8"?>
+<file path=customXml/itemProps2.xml><?xml version="1.0" encoding="utf-8"?>
 <ds:datastoreItem xmlns:ds="http://schemas.openxmlformats.org/officeDocument/2006/customXml" ds:itemID="{5ECCFF00-82E4-439E-8D62-678F77120EF2}">
   <ds:schemaRefs>
     <ds:schemaRef ds:uri="http://schemas.microsoft.com/office/2006/metadata/contentType"/>
@@ -4731,12 +4739,4 @@
     <ds:schemaRef ds:uri="http://schemas.microsoft.com/internal/obd"/>
   </ds:schemaRefs>
 </ds:datastoreItem>
-</file>
-
-<file path=customXml/itemProps2.xml><?xml version="1.0" encoding="utf-8"?>
-<ds:datastoreItem xmlns:ds="http://schemas.openxmlformats.org/officeDocument/2006/customXml" ds:itemID="{8E8AFA64-578D-46FF-A288-428D1FA7C9F1}">
-  <ds:schemaRefs>
-    <ds:schemaRef ds:uri="http://schemas.microsoft.com/sharepoint/v3/contenttype/forms"/>
-  </ds:schemaRefs>
-</ds:datastoreItem>
 </file>
--- a/Marika_Nishi_Resume.docx
+++ b/Marika_Nishi_Resume.docx
@@ -44,7 +44,7 @@
           <w:sz w:val="21"/>
           <w:szCs w:val="12"/>
         </w:rPr>
-        <w:t>Mechatronics R&amp;D Engineer | Python, AI &amp; Computer Vision</w:t>
+        <w:t>Controls Engineer</w:t>
       </w:r>
     </w:p>
     <w:p>
@@ -829,34 +829,16 @@
           <w:sz w:val="21"/>
           <w:szCs w:val="21"/>
         </w:rPr>
-        <w:t xml:space="preserve">data collection, image processing, computer vision, </w:t>
-      </w:r>
-      <w:r>
-        <w:rPr>
-          <w:rFonts w:ascii="Garamond" w:hAnsi="Garamond" w:cs="Arial"/>
-          <w:iCs/>
-          <w:sz w:val="21"/>
-          <w:szCs w:val="21"/>
-        </w:rPr>
-        <w:t xml:space="preserve">perception, </w:t>
-      </w:r>
-      <w:r>
-        <w:rPr>
-          <w:rFonts w:ascii="Garamond" w:hAnsi="Garamond" w:cs="Arial"/>
-          <w:iCs/>
-          <w:sz w:val="21"/>
-          <w:szCs w:val="21"/>
-        </w:rPr>
-        <w:t xml:space="preserve">CNN, Vision Transformers, </w:t>
-      </w:r>
-      <w:r>
-        <w:rPr>
-          <w:rFonts w:ascii="Garamond" w:hAnsi="Garamond" w:cs="Arial"/>
-          <w:iCs/>
-          <w:sz w:val="21"/>
-          <w:szCs w:val="21"/>
-        </w:rPr>
-        <w:t xml:space="preserve">control, </w:t>
+        <w:t xml:space="preserve">optimization, robot motion control, verification, testing, </w:t>
+      </w:r>
+      <w:r>
+        <w:rPr>
+          <w:rFonts w:ascii="Garamond" w:hAnsi="Garamond" w:cs="Arial"/>
+          <w:iCs/>
+          <w:sz w:val="21"/>
+          <w:szCs w:val="21"/>
+        </w:rPr>
+        <w:t xml:space="preserve">data collection, image processing, computer vision, perception, </w:t>
       </w:r>
       <w:r>
         <w:rPr>
@@ -937,16 +919,7 @@
           <w:sz w:val="21"/>
           <w:szCs w:val="21"/>
         </w:rPr>
-        <w:t xml:space="preserve">Git, </w:t>
-      </w:r>
-      <w:r>
-        <w:rPr>
-          <w:rFonts w:ascii="Garamond" w:hAnsi="Garamond" w:cs="Arial"/>
-          <w:iCs/>
-          <w:sz w:val="21"/>
-          <w:szCs w:val="21"/>
-        </w:rPr>
-        <w:t>field testing</w:t>
+        <w:t>Git</w:t>
       </w:r>
     </w:p>
     <w:p>
@@ -993,15 +966,7 @@
           <w:sz w:val="21"/>
           <w:szCs w:val="21"/>
         </w:rPr>
-        <w:t xml:space="preserve">s, </w:t>
-      </w:r>
-      <w:r>
-        <w:rPr>
-          <w:rFonts w:ascii="Garamond" w:hAnsi="Garamond" w:cs="Arial"/>
-          <w:sz w:val="21"/>
-          <w:szCs w:val="21"/>
-        </w:rPr>
-        <w:t>embedded</w:t>
+        <w:t>s, embedded</w:t>
       </w:r>
       <w:r>
         <w:rPr>
@@ -4495,15 +4460,6 @@
 </file>
 
 <file path=customXml/item1.xml><?xml version="1.0" encoding="utf-8"?>
-<?mso-contentType ?>
-<FormTemplates xmlns="http://schemas.microsoft.com/sharepoint/v3/contenttype/forms">
-  <Display>DocumentLibraryForm</Display>
-  <Edit>DocumentLibraryForm</Edit>
-  <New>DocumentLibraryForm</New>
-</FormTemplates>
-</file>
-
-<file path=customXml/item2.xml><?xml version="1.0" encoding="utf-8"?>
 <ct:contentTypeSchema xmlns:ct="http://schemas.microsoft.com/office/2006/metadata/contentType" xmlns:ma="http://schemas.microsoft.com/office/2006/metadata/properties/metaAttributes" ct:_="" ma:_="" ma:contentTypeName="Document" ma:contentTypeID="0x010100E00F7205C82CFC49993A09459E403F9D" ma:contentTypeVersion="11" ma:contentTypeDescription="Create a new document." ma:contentTypeScope="" ma:versionID="15ca1506d9d0bc3d30df8ed0110f0d4e">
   <xsd:schema xmlns:xsd="http://www.w3.org/2001/XMLSchema" xmlns:xs="http://www.w3.org/2001/XMLSchema" xmlns:p="http://schemas.microsoft.com/office/2006/metadata/properties" xmlns:ns2="8f1b7c86-42c5-4929-b887-8cfd13270314" xmlns:ns3="671c1944-cc4f-476c-949f-52559c641db4" targetNamespace="http://schemas.microsoft.com/office/2006/metadata/properties" ma:root="true" ma:fieldsID="db6c2aada95e6879eb2870ebec6b4aa1" ns2:_="" ns3:_="">
     <xsd:import namespace="8f1b7c86-42c5-4929-b887-8cfd13270314"/>
@@ -4714,15 +4670,16 @@
 </ct:contentTypeSchema>
 </file>
 
-<file path=customXml/itemProps1.xml><?xml version="1.0" encoding="utf-8"?>
-<ds:datastoreItem xmlns:ds="http://schemas.openxmlformats.org/officeDocument/2006/customXml" ds:itemID="{8E8AFA64-578D-46FF-A288-428D1FA7C9F1}">
-  <ds:schemaRefs>
-    <ds:schemaRef ds:uri="http://schemas.microsoft.com/sharepoint/v3/contenttype/forms"/>
-  </ds:schemaRefs>
-</ds:datastoreItem>
+<file path=customXml/item2.xml><?xml version="1.0" encoding="utf-8"?>
+<?mso-contentType ?>
+<FormTemplates xmlns="http://schemas.microsoft.com/sharepoint/v3/contenttype/forms">
+  <Display>DocumentLibraryForm</Display>
+  <Edit>DocumentLibraryForm</Edit>
+  <New>DocumentLibraryForm</New>
+</FormTemplates>
 </file>
 
-<file path=customXml/itemProps2.xml><?xml version="1.0" encoding="utf-8"?>
+<file path=customXml/itemProps1.xml><?xml version="1.0" encoding="utf-8"?>
 <ds:datastoreItem xmlns:ds="http://schemas.openxmlformats.org/officeDocument/2006/customXml" ds:itemID="{5ECCFF00-82E4-439E-8D62-678F77120EF2}">
   <ds:schemaRefs>
     <ds:schemaRef ds:uri="http://schemas.microsoft.com/office/2006/metadata/contentType"/>
@@ -4739,4 +4696,12 @@
     <ds:schemaRef ds:uri="http://schemas.microsoft.com/internal/obd"/>
   </ds:schemaRefs>
 </ds:datastoreItem>
+</file>
+
+<file path=customXml/itemProps2.xml><?xml version="1.0" encoding="utf-8"?>
+<ds:datastoreItem xmlns:ds="http://schemas.openxmlformats.org/officeDocument/2006/customXml" ds:itemID="{8E8AFA64-578D-46FF-A288-428D1FA7C9F1}">
+  <ds:schemaRefs>
+    <ds:schemaRef ds:uri="http://schemas.microsoft.com/sharepoint/v3/contenttype/forms"/>
+  </ds:schemaRefs>
+</ds:datastoreItem>
 </file>
--- a/Marika_Nishi_Resume.docx
+++ b/Marika_Nishi_Resume.docx
@@ -50,7 +50,7 @@
           <w:sz w:val="21"/>
           <w:szCs w:val="12"/>
         </w:rPr>
-        <w:t>Robotics Navigation and Control Engineer</w:t>
+        <w:t>Simulation Scenario Framework Engineer</w:t>
       </w:r>
     </w:p>
     <w:p>
@@ -789,88 +789,97 @@
           <w:sz w:val="21"/>
           <w:szCs w:val="21"/>
         </w:rPr>
-        <w:t xml:space="preserve">controls, </w:t>
-      </w:r>
-      <w:r>
-        <w:rPr>
-          <w:rFonts w:ascii="Garamond" w:hAnsi="Garamond" w:cs="Arial"/>
-          <w:iCs/>
-          <w:sz w:val="21"/>
-          <w:szCs w:val="21"/>
-        </w:rPr>
-        <w:t xml:space="preserve">PID, MPC, </w:t>
-      </w:r>
-      <w:r>
-        <w:rPr>
-          <w:rFonts w:ascii="Garamond" w:hAnsi="Garamond" w:cs="Arial"/>
-          <w:iCs/>
-          <w:sz w:val="21"/>
-          <w:szCs w:val="21"/>
-        </w:rPr>
-        <w:t>path</w:t>
-      </w:r>
-      <w:r>
-        <w:rPr>
-          <w:rFonts w:ascii="Garamond" w:hAnsi="Garamond" w:cs="Arial"/>
-          <w:iCs/>
-          <w:sz w:val="21"/>
-          <w:szCs w:val="21"/>
-        </w:rPr>
-        <w:t xml:space="preserve"> planning, </w:t>
-      </w:r>
-      <w:r>
-        <w:rPr>
-          <w:rFonts w:ascii="Garamond" w:hAnsi="Garamond" w:cs="Arial"/>
-          <w:iCs/>
-          <w:sz w:val="21"/>
-          <w:szCs w:val="21"/>
-        </w:rPr>
-        <w:t xml:space="preserve">trajectory generation, </w:t>
-      </w:r>
-      <w:r>
-        <w:rPr>
-          <w:rFonts w:ascii="Garamond" w:hAnsi="Garamond" w:cs="Arial"/>
-          <w:iCs/>
-          <w:sz w:val="21"/>
-          <w:szCs w:val="21"/>
-        </w:rPr>
-        <w:t xml:space="preserve">perception, </w:t>
-      </w:r>
-      <w:r>
-        <w:rPr>
-          <w:rFonts w:ascii="Garamond" w:hAnsi="Garamond" w:cs="Arial"/>
-          <w:iCs/>
-          <w:sz w:val="21"/>
-          <w:szCs w:val="21"/>
-        </w:rPr>
-        <w:t>collision checkin</w:t>
-      </w:r>
-      <w:r>
-        <w:rPr>
-          <w:rFonts w:ascii="Garamond" w:hAnsi="Garamond" w:cs="Arial"/>
-          <w:iCs/>
-          <w:sz w:val="21"/>
-          <w:szCs w:val="21"/>
-        </w:rPr>
-        <w:t>g,</w:t>
-      </w:r>
-      <w:r>
-        <w:rPr>
-          <w:rFonts w:ascii="Garamond" w:hAnsi="Garamond" w:cs="Arial"/>
-          <w:iCs/>
-          <w:sz w:val="21"/>
-          <w:szCs w:val="21"/>
-        </w:rPr>
-        <w:t xml:space="preserve"> simulation (IsaacSim, Gazebo)</w:t>
-      </w:r>
-      <w:r>
-        <w:rPr>
-          <w:rFonts w:ascii="Garamond" w:hAnsi="Garamond" w:cs="Arial"/>
-          <w:iCs/>
-          <w:sz w:val="21"/>
-          <w:szCs w:val="21"/>
-        </w:rPr>
-        <w:t>, concurrency, memory management, manipulation, grasping, CUDA, GPU</w:t>
+        <w:t>API, simulation (</w:t>
+      </w:r>
+      <w:r>
+        <w:rPr>
+          <w:rFonts w:ascii="Garamond" w:hAnsi="Garamond" w:cs="Arial"/>
+          <w:iCs/>
+          <w:sz w:val="21"/>
+          <w:szCs w:val="21"/>
+        </w:rPr>
+        <w:t xml:space="preserve">NVIDIA </w:t>
+      </w:r>
+      <w:r>
+        <w:rPr>
+          <w:rFonts w:ascii="Garamond" w:hAnsi="Garamond" w:cs="Arial"/>
+          <w:iCs/>
+          <w:sz w:val="21"/>
+          <w:szCs w:val="21"/>
+        </w:rPr>
+        <w:t>Isaac</w:t>
+      </w:r>
+      <w:r>
+        <w:rPr>
+          <w:rFonts w:ascii="Garamond" w:hAnsi="Garamond" w:cs="Arial"/>
+          <w:iCs/>
+          <w:sz w:val="21"/>
+          <w:szCs w:val="21"/>
+        </w:rPr>
+        <w:t xml:space="preserve"> </w:t>
+      </w:r>
+      <w:r>
+        <w:rPr>
+          <w:rFonts w:ascii="Garamond" w:hAnsi="Garamond" w:cs="Arial"/>
+          <w:iCs/>
+          <w:sz w:val="21"/>
+          <w:szCs w:val="21"/>
+        </w:rPr>
+        <w:t xml:space="preserve">Sim, Gazebo), </w:t>
+      </w:r>
+      <w:r>
+        <w:rPr>
+          <w:rFonts w:ascii="Garamond" w:hAnsi="Garamond" w:cs="Arial"/>
+          <w:iCs/>
+          <w:sz w:val="21"/>
+          <w:szCs w:val="21"/>
+        </w:rPr>
+        <w:t xml:space="preserve">scenario generation, testing, testing analysis, </w:t>
+      </w:r>
+      <w:r>
+        <w:rPr>
+          <w:rFonts w:ascii="Garamond" w:hAnsi="Garamond" w:cs="Arial"/>
+          <w:iCs/>
+          <w:sz w:val="21"/>
+          <w:szCs w:val="21"/>
+        </w:rPr>
+        <w:t xml:space="preserve">traceability, </w:t>
+      </w:r>
+      <w:r>
+        <w:rPr>
+          <w:rFonts w:ascii="Garamond" w:hAnsi="Garamond" w:cs="Arial"/>
+          <w:iCs/>
+          <w:sz w:val="21"/>
+          <w:szCs w:val="21"/>
+        </w:rPr>
+        <w:t xml:space="preserve">ML/AI, ML-based control, data generation, </w:t>
+      </w:r>
+      <w:r>
+        <w:rPr>
+          <w:rFonts w:ascii="Garamond" w:hAnsi="Garamond" w:cs="Arial"/>
+          <w:iCs/>
+          <w:sz w:val="21"/>
+          <w:szCs w:val="21"/>
+        </w:rPr>
+        <w:t>perception</w:t>
+      </w:r>
+      <w:r>
+        <w:rPr>
+          <w:rFonts w:ascii="Garamond" w:hAnsi="Garamond" w:cs="Arial"/>
+          <w:iCs/>
+          <w:sz w:val="21"/>
+          <w:szCs w:val="21"/>
+        </w:rPr>
+        <w:t xml:space="preserve">, </w:t>
+      </w:r>
+      <w:r>
+        <w:rPr>
+          <w:rFonts w:ascii="Garamond" w:hAnsi="Garamond" w:cs="Arial"/>
+          <w:iCs/>
+          <w:sz w:val="21"/>
+          <w:szCs w:val="21"/>
+        </w:rPr>
+        <w:t>controls, path planning</w:t>
       </w:r>
     </w:p>
     <w:p>
@@ -4812,15 +4821,6 @@
 </file>
 
 <file path=customXml/item1.xml><?xml version="1.0" encoding="utf-8"?>
-<?mso-contentType ?>
-<FormTemplates xmlns="http://schemas.microsoft.com/sharepoint/v3/contenttype/forms">
-  <Display>DocumentLibraryForm</Display>
-  <Edit>DocumentLibraryForm</Edit>
-  <New>DocumentLibraryForm</New>
-</FormTemplates>
-</file>
-
-<file path=customXml/item2.xml><?xml version="1.0" encoding="utf-8"?>
 <ct:contentTypeSchema xmlns:ct="http://schemas.microsoft.com/office/2006/metadata/contentType" xmlns:ma="http://schemas.microsoft.com/office/2006/metadata/properties/metaAttributes" ct:_="" ma:_="" ma:contentTypeName="Document" ma:contentTypeID="0x010100E00F7205C82CFC49993A09459E403F9D" ma:contentTypeVersion="11" ma:contentTypeDescription="Create a new document." ma:contentTypeScope="" ma:versionID="15ca1506d9d0bc3d30df8ed0110f0d4e">
   <xsd:schema xmlns:xsd="http://www.w3.org/2001/XMLSchema" xmlns:xs="http://www.w3.org/2001/XMLSchema" xmlns:p="http://schemas.microsoft.com/office/2006/metadata/properties" xmlns:ns2="8f1b7c86-42c5-4929-b887-8cfd13270314" xmlns:ns3="671c1944-cc4f-476c-949f-52559c641db4" targetNamespace="http://schemas.microsoft.com/office/2006/metadata/properties" ma:root="true" ma:fieldsID="db6c2aada95e6879eb2870ebec6b4aa1" ns2:_="" ns3:_="">
     <xsd:import namespace="8f1b7c86-42c5-4929-b887-8cfd13270314"/>
@@ -5031,15 +5031,16 @@
 </ct:contentTypeSchema>
 </file>
 
-<file path=customXml/itemProps1.xml><?xml version="1.0" encoding="utf-8"?>
-<ds:datastoreItem xmlns:ds="http://schemas.openxmlformats.org/officeDocument/2006/customXml" ds:itemID="{8E8AFA64-578D-46FF-A288-428D1FA7C9F1}">
-  <ds:schemaRefs>
-    <ds:schemaRef ds:uri="http://schemas.microsoft.com/sharepoint/v3/contenttype/forms"/>
-  </ds:schemaRefs>
-</ds:datastoreItem>
+<file path=customXml/item2.xml><?xml version="1.0" encoding="utf-8"?>
+<?mso-contentType ?>
+<FormTemplates xmlns="http://schemas.microsoft.com/sharepoint/v3/contenttype/forms">
+  <Display>DocumentLibraryForm</Display>
+  <Edit>DocumentLibraryForm</Edit>
+  <New>DocumentLibraryForm</New>
+</FormTemplates>
 </file>
 
-<file path=customXml/itemProps2.xml><?xml version="1.0" encoding="utf-8"?>
+<file path=customXml/itemProps1.xml><?xml version="1.0" encoding="utf-8"?>
 <ds:datastoreItem xmlns:ds="http://schemas.openxmlformats.org/officeDocument/2006/customXml" ds:itemID="{5ECCFF00-82E4-439E-8D62-678F77120EF2}">
   <ds:schemaRefs>
     <ds:schemaRef ds:uri="http://schemas.microsoft.com/office/2006/metadata/contentType"/>
@@ -5056,4 +5057,12 @@
     <ds:schemaRef ds:uri="http://schemas.microsoft.com/internal/obd"/>
   </ds:schemaRefs>
 </ds:datastoreItem>
+</file>
+
+<file path=customXml/itemProps2.xml><?xml version="1.0" encoding="utf-8"?>
+<ds:datastoreItem xmlns:ds="http://schemas.openxmlformats.org/officeDocument/2006/customXml" ds:itemID="{8E8AFA64-578D-46FF-A288-428D1FA7C9F1}">
+  <ds:schemaRefs>
+    <ds:schemaRef ds:uri="http://schemas.microsoft.com/sharepoint/v3/contenttype/forms"/>
+  </ds:schemaRefs>
+</ds:datastoreItem>
 </file>
--- a/Marika_Nishi_Resume.docx
+++ b/Marika_Nishi_Resume.docx
@@ -50,7 +50,15 @@
           <w:sz w:val="21"/>
           <w:szCs w:val="12"/>
         </w:rPr>
-        <w:t>Simulation Scenario Framework Engineer</w:t>
+        <w:t>Robotics Software</w:t>
+      </w:r>
+      <w:r>
+        <w:rPr>
+          <w:rFonts w:ascii="Times New Roman" w:hAnsi="Times New Roman" w:cs="Times New Roman"/>
+          <w:sz w:val="21"/>
+          <w:szCs w:val="12"/>
+        </w:rPr>
+        <w:t xml:space="preserve"> Engineer</w:t>
       </w:r>
     </w:p>
     <w:p>
@@ -789,79 +797,34 @@
           <w:sz w:val="21"/>
           <w:szCs w:val="21"/>
         </w:rPr>
-        <w:t>API, simulation (</w:t>
-      </w:r>
-      <w:r>
-        <w:rPr>
-          <w:rFonts w:ascii="Garamond" w:hAnsi="Garamond" w:cs="Arial"/>
-          <w:iCs/>
-          <w:sz w:val="21"/>
-          <w:szCs w:val="21"/>
-        </w:rPr>
-        <w:t xml:space="preserve">NVIDIA </w:t>
-      </w:r>
-      <w:r>
-        <w:rPr>
-          <w:rFonts w:ascii="Garamond" w:hAnsi="Garamond" w:cs="Arial"/>
-          <w:iCs/>
-          <w:sz w:val="21"/>
-          <w:szCs w:val="21"/>
-        </w:rPr>
-        <w:t>Isaac</w:t>
-      </w:r>
-      <w:r>
-        <w:rPr>
-          <w:rFonts w:ascii="Garamond" w:hAnsi="Garamond" w:cs="Arial"/>
-          <w:iCs/>
-          <w:sz w:val="21"/>
-          <w:szCs w:val="21"/>
-        </w:rPr>
-        <w:t xml:space="preserve"> </w:t>
-      </w:r>
-      <w:r>
-        <w:rPr>
-          <w:rFonts w:ascii="Garamond" w:hAnsi="Garamond" w:cs="Arial"/>
-          <w:iCs/>
-          <w:sz w:val="21"/>
-          <w:szCs w:val="21"/>
-        </w:rPr>
-        <w:t xml:space="preserve">Sim, Gazebo), </w:t>
-      </w:r>
-      <w:r>
-        <w:rPr>
-          <w:rFonts w:ascii="Garamond" w:hAnsi="Garamond" w:cs="Arial"/>
-          <w:iCs/>
-          <w:sz w:val="21"/>
-          <w:szCs w:val="21"/>
-        </w:rPr>
-        <w:t xml:space="preserve">scenario generation, testing, testing analysis, </w:t>
-      </w:r>
-      <w:r>
-        <w:rPr>
-          <w:rFonts w:ascii="Garamond" w:hAnsi="Garamond" w:cs="Arial"/>
-          <w:iCs/>
-          <w:sz w:val="21"/>
-          <w:szCs w:val="21"/>
-        </w:rPr>
-        <w:t xml:space="preserve">traceability, </w:t>
-      </w:r>
-      <w:r>
-        <w:rPr>
-          <w:rFonts w:ascii="Garamond" w:hAnsi="Garamond" w:cs="Arial"/>
-          <w:iCs/>
-          <w:sz w:val="21"/>
-          <w:szCs w:val="21"/>
-        </w:rPr>
-        <w:t xml:space="preserve">ML/AI, ML-based control, data generation, </w:t>
-      </w:r>
-      <w:r>
-        <w:rPr>
-          <w:rFonts w:ascii="Garamond" w:hAnsi="Garamond" w:cs="Arial"/>
-          <w:iCs/>
-          <w:sz w:val="21"/>
-          <w:szCs w:val="21"/>
-        </w:rPr>
-        <w:t>perception</w:t>
+        <w:t>perception, planning</w:t>
+      </w:r>
+      <w:r>
+        <w:rPr>
+          <w:rFonts w:ascii="Garamond" w:hAnsi="Garamond" w:cs="Arial"/>
+          <w:iCs/>
+          <w:sz w:val="21"/>
+          <w:szCs w:val="21"/>
+        </w:rPr>
+        <w:t xml:space="preserve">, manipulation, </w:t>
+      </w:r>
+      <w:r>
+        <w:rPr>
+          <w:rFonts w:ascii="Garamond" w:hAnsi="Garamond" w:cs="Arial"/>
+          <w:iCs/>
+          <w:sz w:val="21"/>
+          <w:szCs w:val="21"/>
+        </w:rPr>
+        <w:t xml:space="preserve">motion planning, state estimation, automated testing, validation, </w:t>
+      </w:r>
+      <w:r>
+        <w:rPr>
+          <w:rFonts w:ascii="Garamond" w:hAnsi="Garamond" w:cs="Arial"/>
+          <w:iCs/>
+          <w:sz w:val="21"/>
+          <w:szCs w:val="21"/>
+        </w:rPr>
+        <w:t>simulation (NVIDIA Isaac Sim, Gazebo)</w:t>
       </w:r>
       <w:r>
         <w:rPr>
@@ -879,7 +842,7 @@
           <w:sz w:val="21"/>
           <w:szCs w:val="21"/>
         </w:rPr>
-        <w:t>controls, path planning</w:t>
+        <w:t>ML/AI, ML-based control, data generation</w:t>
       </w:r>
     </w:p>
     <w:p>
@@ -918,15 +881,7 @@
           <w:sz w:val="21"/>
           <w:szCs w:val="21"/>
         </w:rPr>
-        <w:t xml:space="preserve">kinematics, linear algebra, </w:t>
-      </w:r>
-      <w:r>
-        <w:rPr>
-          <w:rFonts w:ascii="Garamond" w:hAnsi="Garamond" w:cs="Arial"/>
-          <w:sz w:val="21"/>
-          <w:szCs w:val="21"/>
-        </w:rPr>
-        <w:t>LiDAR,</w:t>
+        <w:t>sensors, actuators, LiDAR, radar, RGBD camera, IMU, CAD, GNSS</w:t>
       </w:r>
       <w:r>
         <w:rPr>
@@ -942,54 +897,6 @@
           <w:sz w:val="21"/>
           <w:szCs w:val="21"/>
         </w:rPr>
-        <w:t xml:space="preserve">radar, </w:t>
-      </w:r>
-      <w:r>
-        <w:rPr>
-          <w:rFonts w:ascii="Garamond" w:hAnsi="Garamond" w:cs="Arial"/>
-          <w:sz w:val="21"/>
-          <w:szCs w:val="21"/>
-        </w:rPr>
-        <w:t xml:space="preserve">RGBD camera, </w:t>
-      </w:r>
-      <w:r>
-        <w:rPr>
-          <w:rFonts w:ascii="Garamond" w:hAnsi="Garamond" w:cs="Arial"/>
-          <w:sz w:val="21"/>
-          <w:szCs w:val="21"/>
-        </w:rPr>
-        <w:t xml:space="preserve">IMU, </w:t>
-      </w:r>
-      <w:r>
-        <w:rPr>
-          <w:rFonts w:ascii="Garamond" w:hAnsi="Garamond" w:cs="Arial"/>
-          <w:sz w:val="21"/>
-          <w:szCs w:val="21"/>
-        </w:rPr>
-        <w:t>sensors</w:t>
-      </w:r>
-      <w:r>
-        <w:rPr>
-          <w:rFonts w:ascii="Garamond" w:hAnsi="Garamond" w:cs="Arial"/>
-          <w:sz w:val="21"/>
-          <w:szCs w:val="21"/>
-        </w:rPr>
-        <w:t xml:space="preserve">, </w:t>
-      </w:r>
-      <w:r>
-        <w:rPr>
-          <w:rFonts w:ascii="Garamond" w:hAnsi="Garamond" w:cs="Arial"/>
-          <w:sz w:val="21"/>
-          <w:szCs w:val="21"/>
-        </w:rPr>
-        <w:t xml:space="preserve">actuators, </w:t>
-      </w:r>
-      <w:r>
-        <w:rPr>
-          <w:rFonts w:ascii="Garamond" w:hAnsi="Garamond" w:cs="Arial"/>
-          <w:sz w:val="21"/>
-          <w:szCs w:val="21"/>
-        </w:rPr>
         <w:t xml:space="preserve">mechatronics, </w:t>
       </w:r>
       <w:r>
@@ -998,23 +905,7 @@
           <w:sz w:val="21"/>
           <w:szCs w:val="21"/>
         </w:rPr>
-        <w:t>CAD,</w:t>
-      </w:r>
-      <w:r>
-        <w:rPr>
-          <w:rFonts w:ascii="Garamond" w:hAnsi="Garamond" w:cs="Arial"/>
-          <w:sz w:val="21"/>
-          <w:szCs w:val="21"/>
-        </w:rPr>
-        <w:t xml:space="preserve"> </w:t>
-      </w:r>
-      <w:r>
-        <w:rPr>
-          <w:rFonts w:ascii="Garamond" w:hAnsi="Garamond" w:cs="Arial"/>
-          <w:sz w:val="21"/>
-          <w:szCs w:val="21"/>
-        </w:rPr>
-        <w:t>GNSS</w:t>
+        <w:t>kinematics, linear algebra</w:t>
       </w:r>
     </w:p>
     <w:p>
@@ -4821,6 +4712,15 @@
 </file>
 
 <file path=customXml/item1.xml><?xml version="1.0" encoding="utf-8"?>
+<?mso-contentType ?>
+<FormTemplates xmlns="http://schemas.microsoft.com/sharepoint/v3/contenttype/forms">
+  <Display>DocumentLibraryForm</Display>
+  <Edit>DocumentLibraryForm</Edit>
+  <New>DocumentLibraryForm</New>
+</FormTemplates>
+</file>
+
+<file path=customXml/item2.xml><?xml version="1.0" encoding="utf-8"?>
 <ct:contentTypeSchema xmlns:ct="http://schemas.microsoft.com/office/2006/metadata/contentType" xmlns:ma="http://schemas.microsoft.com/office/2006/metadata/properties/metaAttributes" ct:_="" ma:_="" ma:contentTypeName="Document" ma:contentTypeID="0x010100E00F7205C82CFC49993A09459E403F9D" ma:contentTypeVersion="11" ma:contentTypeDescription="Create a new document." ma:contentTypeScope="" ma:versionID="15ca1506d9d0bc3d30df8ed0110f0d4e">
   <xsd:schema xmlns:xsd="http://www.w3.org/2001/XMLSchema" xmlns:xs="http://www.w3.org/2001/XMLSchema" xmlns:p="http://schemas.microsoft.com/office/2006/metadata/properties" xmlns:ns2="8f1b7c86-42c5-4929-b887-8cfd13270314" xmlns:ns3="671c1944-cc4f-476c-949f-52559c641db4" targetNamespace="http://schemas.microsoft.com/office/2006/metadata/properties" ma:root="true" ma:fieldsID="db6c2aada95e6879eb2870ebec6b4aa1" ns2:_="" ns3:_="">
     <xsd:import namespace="8f1b7c86-42c5-4929-b887-8cfd13270314"/>
@@ -5031,16 +4931,15 @@
 </ct:contentTypeSchema>
 </file>
 
-<file path=customXml/item2.xml><?xml version="1.0" encoding="utf-8"?>
-<?mso-contentType ?>
-<FormTemplates xmlns="http://schemas.microsoft.com/sharepoint/v3/contenttype/forms">
-  <Display>DocumentLibraryForm</Display>
-  <Edit>DocumentLibraryForm</Edit>
-  <New>DocumentLibraryForm</New>
-</FormTemplates>
+<file path=customXml/itemProps1.xml><?xml version="1.0" encoding="utf-8"?>
+<ds:datastoreItem xmlns:ds="http://schemas.openxmlformats.org/officeDocument/2006/customXml" ds:itemID="{8E8AFA64-578D-46FF-A288-428D1FA7C9F1}">
+  <ds:schemaRefs>
+    <ds:schemaRef ds:uri="http://schemas.microsoft.com/sharepoint/v3/contenttype/forms"/>
+  </ds:schemaRefs>
+</ds:datastoreItem>
 </file>
 
-<file path=customXml/itemProps1.xml><?xml version="1.0" encoding="utf-8"?>
+<file path=customXml/itemProps2.xml><?xml version="1.0" encoding="utf-8"?>
 <ds:datastoreItem xmlns:ds="http://schemas.openxmlformats.org/officeDocument/2006/customXml" ds:itemID="{5ECCFF00-82E4-439E-8D62-678F77120EF2}">
   <ds:schemaRefs>
     <ds:schemaRef ds:uri="http://schemas.microsoft.com/office/2006/metadata/contentType"/>
@@ -5057,12 +4956,4 @@
     <ds:schemaRef ds:uri="http://schemas.microsoft.com/internal/obd"/>
   </ds:schemaRefs>
 </ds:datastoreItem>
-</file>
-
-<file path=customXml/itemProps2.xml><?xml version="1.0" encoding="utf-8"?>
-<ds:datastoreItem xmlns:ds="http://schemas.openxmlformats.org/officeDocument/2006/customXml" ds:itemID="{8E8AFA64-578D-46FF-A288-428D1FA7C9F1}">
-  <ds:schemaRefs>
-    <ds:schemaRef ds:uri="http://schemas.microsoft.com/sharepoint/v3/contenttype/forms"/>
-  </ds:schemaRefs>
-</ds:datastoreItem>
 </file>
--- a/Marika_Nishi_Resume.docx
+++ b/Marika_Nishi_Resume.docx
@@ -44,7 +44,7 @@
           <w:sz w:val="21"/>
           <w:szCs w:val="12"/>
         </w:rPr>
-        <w:t>Controls Engineer</w:t>
+        <w:t>Simulation Scenario Framework Engineer</w:t>
       </w:r>
     </w:p>
     <w:p>
@@ -108,6 +108,7 @@
         </w:rPr>
         <w:t>-</w:t>
       </w:r>
+      <w:proofErr w:type="gramStart"/>
       <w:r>
         <w:rPr>
           <w:rFonts w:ascii="Garamond" w:hAnsi="Garamond" w:cs="Arial"/>
@@ -130,7 +131,16 @@
           <w:sz w:val="18"/>
           <w:szCs w:val="18"/>
         </w:rPr>
-        <w:t xml:space="preserve">Philadelphia, PA </w:t>
+        <w:t>Philadelphia</w:t>
+      </w:r>
+      <w:proofErr w:type="gramEnd"/>
+      <w:r>
+        <w:rPr>
+          <w:rFonts w:ascii="Garamond" w:hAnsi="Garamond" w:cs="Arial"/>
+          <w:sz w:val="18"/>
+          <w:szCs w:val="18"/>
+        </w:rPr>
+        <w:t xml:space="preserve">, PA </w:t>
       </w:r>
       <w:hyperlink r:id="rId9" w:history="1">
         <w:r>
@@ -140,7 +150,27 @@
             <w:sz w:val="18"/>
             <w:szCs w:val="18"/>
           </w:rPr>
-          <w:t>linkedin.com/in/marika-nishi/</w:t>
+          <w:t>linkedin.com/in/</w:t>
+        </w:r>
+        <w:proofErr w:type="spellStart"/>
+        <w:r>
+          <w:rPr>
+            <w:rStyle w:val="Hyperlink"/>
+            <w:rFonts w:ascii="Garamond" w:hAnsi="Garamond" w:cs="Arial"/>
+            <w:sz w:val="18"/>
+            <w:szCs w:val="18"/>
+          </w:rPr>
+          <w:t>marika-nishi</w:t>
+        </w:r>
+        <w:proofErr w:type="spellEnd"/>
+        <w:r>
+          <w:rPr>
+            <w:rStyle w:val="Hyperlink"/>
+            <w:rFonts w:ascii="Garamond" w:hAnsi="Garamond" w:cs="Arial"/>
+            <w:sz w:val="18"/>
+            <w:szCs w:val="18"/>
+          </w:rPr>
+          <w:t>/</w:t>
         </w:r>
       </w:hyperlink>
       <w:r>
@@ -768,14 +798,25 @@
         </w:rPr>
         <w:t xml:space="preserve"> </w:t>
       </w:r>
-      <w:r>
-        <w:rPr>
-          <w:rFonts w:ascii="Garamond" w:hAnsi="Garamond" w:cs="Arial"/>
-          <w:iCs/>
-          <w:sz w:val="21"/>
-          <w:szCs w:val="21"/>
-        </w:rPr>
-        <w:t xml:space="preserve">PyTorch, </w:t>
+      <w:proofErr w:type="spellStart"/>
+      <w:r>
+        <w:rPr>
+          <w:rFonts w:ascii="Garamond" w:hAnsi="Garamond" w:cs="Arial"/>
+          <w:iCs/>
+          <w:sz w:val="21"/>
+          <w:szCs w:val="21"/>
+        </w:rPr>
+        <w:t>PyTorch</w:t>
+      </w:r>
+      <w:proofErr w:type="spellEnd"/>
+      <w:r>
+        <w:rPr>
+          <w:rFonts w:ascii="Garamond" w:hAnsi="Garamond" w:cs="Arial"/>
+          <w:iCs/>
+          <w:sz w:val="21"/>
+          <w:szCs w:val="21"/>
+        </w:rPr>
+        <w:t xml:space="preserve">, </w:t>
       </w:r>
       <w:r>
         <w:rPr>
@@ -795,14 +836,25 @@
         </w:rPr>
         <w:t xml:space="preserve">C, </w:t>
       </w:r>
-      <w:r>
-        <w:rPr>
-          <w:rFonts w:ascii="Garamond" w:hAnsi="Garamond" w:cs="Arial"/>
-          <w:iCs/>
-          <w:sz w:val="21"/>
-          <w:szCs w:val="21"/>
-        </w:rPr>
-        <w:t xml:space="preserve">Matlab, </w:t>
+      <w:proofErr w:type="spellStart"/>
+      <w:r>
+        <w:rPr>
+          <w:rFonts w:ascii="Garamond" w:hAnsi="Garamond" w:cs="Arial"/>
+          <w:iCs/>
+          <w:sz w:val="21"/>
+          <w:szCs w:val="21"/>
+        </w:rPr>
+        <w:t>Matlab</w:t>
+      </w:r>
+      <w:proofErr w:type="spellEnd"/>
+      <w:r>
+        <w:rPr>
+          <w:rFonts w:ascii="Garamond" w:hAnsi="Garamond" w:cs="Arial"/>
+          <w:iCs/>
+          <w:sz w:val="21"/>
+          <w:szCs w:val="21"/>
+        </w:rPr>
+        <w:t xml:space="preserve">, </w:t>
       </w:r>
       <w:r>
         <w:rPr>
@@ -820,6 +872,44 @@
           <w:sz w:val="21"/>
           <w:szCs w:val="21"/>
         </w:rPr>
+        <w:t>simulation (</w:t>
+      </w:r>
+      <w:proofErr w:type="spellStart"/>
+      <w:r>
+        <w:rPr>
+          <w:rFonts w:ascii="Garamond" w:hAnsi="Garamond" w:cs="Arial"/>
+          <w:iCs/>
+          <w:sz w:val="21"/>
+          <w:szCs w:val="21"/>
+        </w:rPr>
+        <w:t>IsaacSim</w:t>
+      </w:r>
+      <w:proofErr w:type="spellEnd"/>
+      <w:r>
+        <w:rPr>
+          <w:rFonts w:ascii="Garamond" w:hAnsi="Garamond" w:cs="Arial"/>
+          <w:iCs/>
+          <w:sz w:val="21"/>
+          <w:szCs w:val="21"/>
+        </w:rPr>
+        <w:t xml:space="preserve">, Gazebo), </w:t>
+      </w:r>
+      <w:r>
+        <w:rPr>
+          <w:rFonts w:ascii="Garamond" w:hAnsi="Garamond" w:cs="Arial"/>
+          <w:iCs/>
+          <w:sz w:val="21"/>
+          <w:szCs w:val="21"/>
+        </w:rPr>
+        <w:t xml:space="preserve">API, testing, </w:t>
+      </w:r>
+      <w:r>
+        <w:rPr>
+          <w:rFonts w:ascii="Garamond" w:hAnsi="Garamond" w:cs="Arial"/>
+          <w:iCs/>
+          <w:sz w:val="21"/>
+          <w:szCs w:val="21"/>
+        </w:rPr>
         <w:t xml:space="preserve">AI/ML, </w:t>
       </w:r>
       <w:r>
@@ -829,61 +919,52 @@
           <w:sz w:val="21"/>
           <w:szCs w:val="21"/>
         </w:rPr>
-        <w:t xml:space="preserve">optimization, robot motion control, verification, testing, </w:t>
-      </w:r>
-      <w:r>
-        <w:rPr>
-          <w:rFonts w:ascii="Garamond" w:hAnsi="Garamond" w:cs="Arial"/>
-          <w:iCs/>
-          <w:sz w:val="21"/>
-          <w:szCs w:val="21"/>
-        </w:rPr>
-        <w:t xml:space="preserve">data collection, image processing, computer vision, perception, </w:t>
-      </w:r>
-      <w:r>
-        <w:rPr>
-          <w:rFonts w:ascii="Garamond" w:hAnsi="Garamond" w:cs="Arial"/>
-          <w:iCs/>
-          <w:sz w:val="21"/>
-          <w:szCs w:val="21"/>
-        </w:rPr>
-        <w:t>simulation</w:t>
-      </w:r>
-      <w:r>
-        <w:rPr>
-          <w:rFonts w:ascii="Garamond" w:hAnsi="Garamond" w:cs="Arial"/>
-          <w:iCs/>
-          <w:sz w:val="21"/>
-          <w:szCs w:val="21"/>
-        </w:rPr>
-        <w:t xml:space="preserve"> (</w:t>
-      </w:r>
-      <w:r>
-        <w:rPr>
-          <w:rFonts w:ascii="Garamond" w:hAnsi="Garamond" w:cs="Arial"/>
-          <w:iCs/>
-          <w:sz w:val="21"/>
-          <w:szCs w:val="21"/>
-        </w:rPr>
-        <w:t>IsaacSim, Gazebo</w:t>
-      </w:r>
-      <w:r>
-        <w:rPr>
-          <w:rFonts w:ascii="Garamond" w:hAnsi="Garamond" w:cs="Arial"/>
-          <w:iCs/>
-          <w:sz w:val="21"/>
-          <w:szCs w:val="21"/>
-        </w:rPr>
-        <w:t>)</w:t>
-      </w:r>
-      <w:r>
-        <w:rPr>
-          <w:rFonts w:ascii="Garamond" w:hAnsi="Garamond" w:cs="Arial"/>
-          <w:iCs/>
-          <w:sz w:val="21"/>
-          <w:szCs w:val="21"/>
-        </w:rPr>
-        <w:t>,</w:t>
+        <w:t xml:space="preserve">validation, </w:t>
+      </w:r>
+      <w:r>
+        <w:rPr>
+          <w:rFonts w:ascii="Garamond" w:hAnsi="Garamond" w:cs="Arial"/>
+          <w:iCs/>
+          <w:sz w:val="21"/>
+          <w:szCs w:val="21"/>
+        </w:rPr>
+        <w:t>controls</w:t>
+      </w:r>
+      <w:r>
+        <w:rPr>
+          <w:rFonts w:ascii="Garamond" w:hAnsi="Garamond" w:cs="Arial"/>
+          <w:iCs/>
+          <w:sz w:val="21"/>
+          <w:szCs w:val="21"/>
+        </w:rPr>
+        <w:t xml:space="preserve">, </w:t>
+      </w:r>
+      <w:r>
+        <w:rPr>
+          <w:rFonts w:ascii="Garamond" w:hAnsi="Garamond" w:cs="Arial"/>
+          <w:iCs/>
+          <w:sz w:val="21"/>
+          <w:szCs w:val="21"/>
+        </w:rPr>
+        <w:t xml:space="preserve">Excel, SQL, </w:t>
+      </w:r>
+      <w:r>
+        <w:rPr>
+          <w:rFonts w:ascii="Garamond" w:hAnsi="Garamond" w:cs="Arial"/>
+          <w:iCs/>
+          <w:sz w:val="21"/>
+          <w:szCs w:val="21"/>
+        </w:rPr>
+        <w:t xml:space="preserve">data collection, perception, </w:t>
+      </w:r>
+      <w:r>
+        <w:rPr>
+          <w:rFonts w:ascii="Garamond" w:hAnsi="Garamond" w:cs="Arial"/>
+          <w:iCs/>
+          <w:sz w:val="21"/>
+          <w:szCs w:val="21"/>
+        </w:rPr>
+        <w:t>motion planning,</w:t>
       </w:r>
       <w:r>
         <w:rPr>
@@ -901,25 +982,16 @@
           <w:sz w:val="21"/>
           <w:szCs w:val="21"/>
         </w:rPr>
-        <w:t>version control</w:t>
-      </w:r>
-      <w:r>
-        <w:rPr>
-          <w:rFonts w:ascii="Garamond" w:hAnsi="Garamond" w:cs="Arial"/>
-          <w:iCs/>
-          <w:sz w:val="21"/>
-          <w:szCs w:val="21"/>
-        </w:rPr>
-        <w:t xml:space="preserve">, </w:t>
-      </w:r>
-      <w:r>
-        <w:rPr>
-          <w:rFonts w:ascii="Garamond" w:hAnsi="Garamond" w:cs="Arial"/>
-          <w:iCs/>
-          <w:sz w:val="21"/>
-          <w:szCs w:val="21"/>
-        </w:rPr>
         <w:t>Git</w:t>
+      </w:r>
+      <w:r>
+        <w:rPr>
+          <w:rFonts w:ascii="Garamond" w:hAnsi="Garamond" w:cs="Arial"/>
+          <w:iCs/>
+          <w:sz w:val="21"/>
+          <w:szCs w:val="21"/>
+        </w:rPr>
+        <w:t>, Linux</w:t>
       </w:r>
     </w:p>
     <w:p>
@@ -958,6 +1030,14 @@
           <w:sz w:val="21"/>
           <w:szCs w:val="21"/>
         </w:rPr>
+        <w:t xml:space="preserve">mechatronics, CAD, SolidWorks, </w:t>
+      </w:r>
+      <w:r>
+        <w:rPr>
+          <w:rFonts w:ascii="Garamond" w:hAnsi="Garamond" w:cs="Arial"/>
+          <w:sz w:val="21"/>
+          <w:szCs w:val="21"/>
+        </w:rPr>
         <w:t>camera</w:t>
       </w:r>
       <w:r>
@@ -998,23 +1078,7 @@
           <w:sz w:val="21"/>
           <w:szCs w:val="21"/>
         </w:rPr>
-        <w:t xml:space="preserve">CAD, SolidWorks, </w:t>
-      </w:r>
-      <w:r>
-        <w:rPr>
-          <w:rFonts w:ascii="Garamond" w:hAnsi="Garamond" w:cs="Arial"/>
-          <w:sz w:val="21"/>
-          <w:szCs w:val="21"/>
-        </w:rPr>
         <w:t xml:space="preserve">sensor integration, </w:t>
-      </w:r>
-      <w:r>
-        <w:rPr>
-          <w:rFonts w:ascii="Garamond" w:hAnsi="Garamond" w:cs="Arial"/>
-          <w:sz w:val="21"/>
-          <w:szCs w:val="21"/>
-        </w:rPr>
-        <w:t xml:space="preserve">mechatronics, </w:t>
       </w:r>
       <w:r>
         <w:rPr>
@@ -1243,7 +1307,25 @@
           <w:sz w:val="21"/>
           <w:szCs w:val="21"/>
         </w:rPr>
-        <w:t>Visibility Evaluation Around Unsignalized Intersections with Occlusion From Arbitrary On-road Viewpoints Using Point Cloud Maps</w:t>
+        <w:t xml:space="preserve">Visibility Evaluation Around Unsignalized Intersections with Occlusion </w:t>
+      </w:r>
+      <w:proofErr w:type="gramStart"/>
+      <w:r>
+        <w:rPr>
+          <w:rFonts w:ascii="Garamond" w:hAnsi="Garamond" w:cs="Arial"/>
+          <w:sz w:val="21"/>
+          <w:szCs w:val="21"/>
+        </w:rPr>
+        <w:t>From</w:t>
+      </w:r>
+      <w:proofErr w:type="gramEnd"/>
+      <w:r>
+        <w:rPr>
+          <w:rFonts w:ascii="Garamond" w:hAnsi="Garamond" w:cs="Arial"/>
+          <w:sz w:val="21"/>
+          <w:szCs w:val="21"/>
+        </w:rPr>
+        <w:t xml:space="preserve"> Arbitrary On-road Viewpoints Using Point Cloud Maps</w:t>
       </w:r>
       <w:r>
         <w:rPr>
@@ -1522,8 +1604,18 @@
           <w:sz w:val="21"/>
           <w:szCs w:val="21"/>
         </w:rPr>
-        <w:t>with IsaacSim</w:t>
-      </w:r>
+        <w:t xml:space="preserve">with </w:t>
+      </w:r>
+      <w:proofErr w:type="spellStart"/>
+      <w:r>
+        <w:rPr>
+          <w:rFonts w:ascii="Garamond" w:hAnsi="Garamond" w:cs="Arial"/>
+          <w:sz w:val="21"/>
+          <w:szCs w:val="21"/>
+        </w:rPr>
+        <w:t>IsaacSim</w:t>
+      </w:r>
+      <w:proofErr w:type="spellEnd"/>
     </w:p>
     <w:p>
       <w:pPr>
@@ -2064,7 +2156,25 @@
           <w:sz w:val="21"/>
           <w:szCs w:val="21"/>
         </w:rPr>
-        <w:t>Designed and built map to enhance autonomous driving/ADAS by visualizing key information, such as routes and vehicle state using MATLAB; helped company’s engineers understand signals sent from cars visually</w:t>
+        <w:t xml:space="preserve">Designed and built </w:t>
+      </w:r>
+      <w:proofErr w:type="gramStart"/>
+      <w:r>
+        <w:rPr>
+          <w:rFonts w:ascii="Garamond" w:hAnsi="Garamond" w:cs="Arial"/>
+          <w:sz w:val="21"/>
+          <w:szCs w:val="21"/>
+        </w:rPr>
+        <w:t>map</w:t>
+      </w:r>
+      <w:proofErr w:type="gramEnd"/>
+      <w:r>
+        <w:rPr>
+          <w:rFonts w:ascii="Garamond" w:hAnsi="Garamond" w:cs="Arial"/>
+          <w:sz w:val="21"/>
+          <w:szCs w:val="21"/>
+        </w:rPr>
+        <w:t xml:space="preserve"> to enhance autonomous driving/ADAS by visualizing key information, such as routes and vehicle state using MATLAB; helped company’s engineers understand signals sent from cars visually</w:t>
       </w:r>
     </w:p>
     <w:p>
@@ -2090,7 +2200,25 @@
           <w:sz w:val="21"/>
           <w:szCs w:val="21"/>
         </w:rPr>
-        <w:t>Improved software that processed CAN signals from cars by fixing signal decoding; refined system output accuracy</w:t>
+        <w:t xml:space="preserve">Improved software that </w:t>
+      </w:r>
+      <w:proofErr w:type="gramStart"/>
+      <w:r>
+        <w:rPr>
+          <w:rFonts w:ascii="Garamond" w:hAnsi="Garamond" w:cs="Arial"/>
+          <w:sz w:val="21"/>
+          <w:szCs w:val="21"/>
+        </w:rPr>
+        <w:t>processed</w:t>
+      </w:r>
+      <w:proofErr w:type="gramEnd"/>
+      <w:r>
+        <w:rPr>
+          <w:rFonts w:ascii="Garamond" w:hAnsi="Garamond" w:cs="Arial"/>
+          <w:sz w:val="21"/>
+          <w:szCs w:val="21"/>
+        </w:rPr>
+        <w:t xml:space="preserve"> CAN signals from cars by fixing signal decoding; refined system output accuracy</w:t>
       </w:r>
     </w:p>
     <w:p>
@@ -2594,7 +2722,27 @@
           <w:sz w:val="21"/>
           <w:szCs w:val="21"/>
         </w:rPr>
-        <w:t xml:space="preserve">Extended Kalman Filter , </w:t>
+        <w:t xml:space="preserve">Extended Kalman </w:t>
+      </w:r>
+      <w:proofErr w:type="gramStart"/>
+      <w:r>
+        <w:rPr>
+          <w:rFonts w:ascii="Garamond" w:hAnsi="Garamond" w:cs="Arial"/>
+          <w:i/>
+          <w:sz w:val="21"/>
+          <w:szCs w:val="21"/>
+        </w:rPr>
+        <w:t>Filter ,</w:t>
+      </w:r>
+      <w:proofErr w:type="gramEnd"/>
+      <w:r>
+        <w:rPr>
+          <w:rFonts w:ascii="Garamond" w:hAnsi="Garamond" w:cs="Arial"/>
+          <w:i/>
+          <w:sz w:val="21"/>
+          <w:szCs w:val="21"/>
+        </w:rPr>
+        <w:t xml:space="preserve"> </w:t>
       </w:r>
       <w:r>
         <w:rPr>
@@ -2741,8 +2889,54 @@
           <w:sz w:val="21"/>
           <w:szCs w:val="21"/>
         </w:rPr>
-        <w:t xml:space="preserve"> among pedestrian, cyclist, and intelligent wheelchair</w:t>
-      </w:r>
+        <w:t xml:space="preserve"> among </w:t>
+      </w:r>
+      <w:proofErr w:type="gramStart"/>
+      <w:r>
+        <w:rPr>
+          <w:rFonts w:ascii="Garamond" w:hAnsi="Garamond" w:cs="Arial"/>
+          <w:sz w:val="21"/>
+          <w:szCs w:val="21"/>
+        </w:rPr>
+        <w:t>pedestrian</w:t>
+      </w:r>
+      <w:proofErr w:type="gramEnd"/>
+      <w:r>
+        <w:rPr>
+          <w:rFonts w:ascii="Garamond" w:hAnsi="Garamond" w:cs="Arial"/>
+          <w:sz w:val="21"/>
+          <w:szCs w:val="21"/>
+        </w:rPr>
+        <w:t xml:space="preserve">, </w:t>
+      </w:r>
+      <w:proofErr w:type="gramStart"/>
+      <w:r>
+        <w:rPr>
+          <w:rFonts w:ascii="Garamond" w:hAnsi="Garamond" w:cs="Arial"/>
+          <w:sz w:val="21"/>
+          <w:szCs w:val="21"/>
+        </w:rPr>
+        <w:t>cyclist</w:t>
+      </w:r>
+      <w:proofErr w:type="gramEnd"/>
+      <w:r>
+        <w:rPr>
+          <w:rFonts w:ascii="Garamond" w:hAnsi="Garamond" w:cs="Arial"/>
+          <w:sz w:val="21"/>
+          <w:szCs w:val="21"/>
+        </w:rPr>
+        <w:t xml:space="preserve">, and intelligent </w:t>
+      </w:r>
+      <w:proofErr w:type="gramStart"/>
+      <w:r>
+        <w:rPr>
+          <w:rFonts w:ascii="Garamond" w:hAnsi="Garamond" w:cs="Arial"/>
+          <w:sz w:val="21"/>
+          <w:szCs w:val="21"/>
+        </w:rPr>
+        <w:t>wheelchair</w:t>
+      </w:r>
+      <w:proofErr w:type="gramEnd"/>
       <w:r>
         <w:rPr>
           <w:rFonts w:ascii="Garamond" w:hAnsi="Garamond" w:cs="Arial"/>
@@ -4460,6 +4654,15 @@
 </file>
 
 <file path=customXml/item1.xml><?xml version="1.0" encoding="utf-8"?>
+<?mso-contentType ?>
+<FormTemplates xmlns="http://schemas.microsoft.com/sharepoint/v3/contenttype/forms">
+  <Display>DocumentLibraryForm</Display>
+  <Edit>DocumentLibraryForm</Edit>
+  <New>DocumentLibraryForm</New>
+</FormTemplates>
+</file>
+
+<file path=customXml/item2.xml><?xml version="1.0" encoding="utf-8"?>
 <ct:contentTypeSchema xmlns:ct="http://schemas.microsoft.com/office/2006/metadata/contentType" xmlns:ma="http://schemas.microsoft.com/office/2006/metadata/properties/metaAttributes" ct:_="" ma:_="" ma:contentTypeName="Document" ma:contentTypeID="0x010100E00F7205C82CFC49993A09459E403F9D" ma:contentTypeVersion="11" ma:contentTypeDescription="Create a new document." ma:contentTypeScope="" ma:versionID="15ca1506d9d0bc3d30df8ed0110f0d4e">
   <xsd:schema xmlns:xsd="http://www.w3.org/2001/XMLSchema" xmlns:xs="http://www.w3.org/2001/XMLSchema" xmlns:p="http://schemas.microsoft.com/office/2006/metadata/properties" xmlns:ns2="8f1b7c86-42c5-4929-b887-8cfd13270314" xmlns:ns3="671c1944-cc4f-476c-949f-52559c641db4" targetNamespace="http://schemas.microsoft.com/office/2006/metadata/properties" ma:root="true" ma:fieldsID="db6c2aada95e6879eb2870ebec6b4aa1" ns2:_="" ns3:_="">
     <xsd:import namespace="8f1b7c86-42c5-4929-b887-8cfd13270314"/>
@@ -4670,16 +4873,15 @@
 </ct:contentTypeSchema>
 </file>
 
-<file path=customXml/item2.xml><?xml version="1.0" encoding="utf-8"?>
-<?mso-contentType ?>
-<FormTemplates xmlns="http://schemas.microsoft.com/sharepoint/v3/contenttype/forms">
-  <Display>DocumentLibraryForm</Display>
-  <Edit>DocumentLibraryForm</Edit>
-  <New>DocumentLibraryForm</New>
-</FormTemplates>
+<file path=customXml/itemProps1.xml><?xml version="1.0" encoding="utf-8"?>
+<ds:datastoreItem xmlns:ds="http://schemas.openxmlformats.org/officeDocument/2006/customXml" ds:itemID="{8E8AFA64-578D-46FF-A288-428D1FA7C9F1}">
+  <ds:schemaRefs>
+    <ds:schemaRef ds:uri="http://schemas.microsoft.com/sharepoint/v3/contenttype/forms"/>
+  </ds:schemaRefs>
+</ds:datastoreItem>
 </file>
 
-<file path=customXml/itemProps1.xml><?xml version="1.0" encoding="utf-8"?>
+<file path=customXml/itemProps2.xml><?xml version="1.0" encoding="utf-8"?>
 <ds:datastoreItem xmlns:ds="http://schemas.openxmlformats.org/officeDocument/2006/customXml" ds:itemID="{5ECCFF00-82E4-439E-8D62-678F77120EF2}">
   <ds:schemaRefs>
     <ds:schemaRef ds:uri="http://schemas.microsoft.com/office/2006/metadata/contentType"/>
@@ -4696,12 +4898,4 @@
     <ds:schemaRef ds:uri="http://schemas.microsoft.com/internal/obd"/>
   </ds:schemaRefs>
 </ds:datastoreItem>
-</file>
-
-<file path=customXml/itemProps2.xml><?xml version="1.0" encoding="utf-8"?>
-<ds:datastoreItem xmlns:ds="http://schemas.openxmlformats.org/officeDocument/2006/customXml" ds:itemID="{8E8AFA64-578D-46FF-A288-428D1FA7C9F1}">
-  <ds:schemaRefs>
-    <ds:schemaRef ds:uri="http://schemas.microsoft.com/sharepoint/v3/contenttype/forms"/>
-  </ds:schemaRefs>
-</ds:datastoreItem>
 </file>
--- a/Marika_Nishi_Resume.docx
+++ b/Marika_Nishi_Resume.docx
@@ -44,7 +44,23 @@
           <w:sz w:val="21"/>
           <w:szCs w:val="12"/>
         </w:rPr>
-        <w:t>Simulation Scenario Framework Engineer</w:t>
+        <w:t xml:space="preserve">Simulation </w:t>
+      </w:r>
+      <w:r>
+        <w:rPr>
+          <w:rFonts w:ascii="Times New Roman" w:hAnsi="Times New Roman" w:cs="Times New Roman"/>
+          <w:sz w:val="21"/>
+          <w:szCs w:val="12"/>
+        </w:rPr>
+        <w:t>Software</w:t>
+      </w:r>
+      <w:r>
+        <w:rPr>
+          <w:rFonts w:ascii="Times New Roman" w:hAnsi="Times New Roman" w:cs="Times New Roman"/>
+          <w:sz w:val="21"/>
+          <w:szCs w:val="12"/>
+        </w:rPr>
+        <w:t xml:space="preserve"> Engineer</w:t>
       </w:r>
     </w:p>
     <w:p>
@@ -108,7 +124,6 @@
         </w:rPr>
         <w:t>-</w:t>
       </w:r>
-      <w:proofErr w:type="gramStart"/>
       <w:r>
         <w:rPr>
           <w:rFonts w:ascii="Garamond" w:hAnsi="Garamond" w:cs="Arial"/>
@@ -131,16 +146,7 @@
           <w:sz w:val="18"/>
           <w:szCs w:val="18"/>
         </w:rPr>
-        <w:t>Philadelphia</w:t>
-      </w:r>
-      <w:proofErr w:type="gramEnd"/>
-      <w:r>
-        <w:rPr>
-          <w:rFonts w:ascii="Garamond" w:hAnsi="Garamond" w:cs="Arial"/>
-          <w:sz w:val="18"/>
-          <w:szCs w:val="18"/>
-        </w:rPr>
-        <w:t xml:space="preserve">, PA </w:t>
+        <w:t xml:space="preserve">Philadelphia, PA </w:t>
       </w:r>
       <w:hyperlink r:id="rId9" w:history="1">
         <w:r>
@@ -150,27 +156,7 @@
             <w:sz w:val="18"/>
             <w:szCs w:val="18"/>
           </w:rPr>
-          <w:t>linkedin.com/in/</w:t>
-        </w:r>
-        <w:proofErr w:type="spellStart"/>
-        <w:r>
-          <w:rPr>
-            <w:rStyle w:val="Hyperlink"/>
-            <w:rFonts w:ascii="Garamond" w:hAnsi="Garamond" w:cs="Arial"/>
-            <w:sz w:val="18"/>
-            <w:szCs w:val="18"/>
-          </w:rPr>
-          <w:t>marika-nishi</w:t>
-        </w:r>
-        <w:proofErr w:type="spellEnd"/>
-        <w:r>
-          <w:rPr>
-            <w:rStyle w:val="Hyperlink"/>
-            <w:rFonts w:ascii="Garamond" w:hAnsi="Garamond" w:cs="Arial"/>
-            <w:sz w:val="18"/>
-            <w:szCs w:val="18"/>
-          </w:rPr>
-          <w:t>/</w:t>
+          <w:t>linkedin.com/in/marika-nishi/</w:t>
         </w:r>
       </w:hyperlink>
       <w:r>
@@ -798,17 +784,51 @@
         </w:rPr>
         <w:t xml:space="preserve"> </w:t>
       </w:r>
-      <w:proofErr w:type="spellStart"/>
-      <w:r>
-        <w:rPr>
-          <w:rFonts w:ascii="Garamond" w:hAnsi="Garamond" w:cs="Arial"/>
-          <w:iCs/>
-          <w:sz w:val="21"/>
-          <w:szCs w:val="21"/>
-        </w:rPr>
-        <w:t>PyTorch</w:t>
-      </w:r>
-      <w:proofErr w:type="spellEnd"/>
+      <w:r>
+        <w:rPr>
+          <w:rFonts w:ascii="Garamond" w:hAnsi="Garamond" w:cs="Arial"/>
+          <w:iCs/>
+          <w:sz w:val="21"/>
+          <w:szCs w:val="21"/>
+        </w:rPr>
+        <w:t xml:space="preserve">PyTorch, </w:t>
+      </w:r>
+      <w:r>
+        <w:rPr>
+          <w:rFonts w:ascii="Garamond" w:hAnsi="Garamond" w:cs="Arial"/>
+          <w:iCs/>
+          <w:sz w:val="21"/>
+          <w:szCs w:val="21"/>
+        </w:rPr>
+        <w:t xml:space="preserve">C++, </w:t>
+      </w:r>
+      <w:r>
+        <w:rPr>
+          <w:rFonts w:ascii="Garamond" w:hAnsi="Garamond" w:cs="Arial"/>
+          <w:iCs/>
+          <w:sz w:val="21"/>
+          <w:szCs w:val="21"/>
+        </w:rPr>
+        <w:t xml:space="preserve">C, </w:t>
+      </w:r>
+      <w:r>
+        <w:rPr>
+          <w:rFonts w:ascii="Garamond" w:hAnsi="Garamond" w:cs="Arial"/>
+          <w:iCs/>
+          <w:sz w:val="21"/>
+          <w:szCs w:val="21"/>
+        </w:rPr>
+        <w:t xml:space="preserve">Matlab, </w:t>
+      </w:r>
+      <w:r>
+        <w:rPr>
+          <w:rFonts w:ascii="Garamond" w:hAnsi="Garamond" w:cs="Arial"/>
+          <w:iCs/>
+          <w:sz w:val="21"/>
+          <w:szCs w:val="21"/>
+        </w:rPr>
+        <w:t>ROS, ROS2</w:t>
+      </w:r>
       <w:r>
         <w:rPr>
           <w:rFonts w:ascii="Garamond" w:hAnsi="Garamond" w:cs="Arial"/>
@@ -825,28 +845,17 @@
           <w:sz w:val="21"/>
           <w:szCs w:val="21"/>
         </w:rPr>
-        <w:t xml:space="preserve">C++, </w:t>
-      </w:r>
-      <w:r>
-        <w:rPr>
-          <w:rFonts w:ascii="Garamond" w:hAnsi="Garamond" w:cs="Arial"/>
-          <w:iCs/>
-          <w:sz w:val="21"/>
-          <w:szCs w:val="21"/>
-        </w:rPr>
-        <w:t xml:space="preserve">C, </w:t>
-      </w:r>
-      <w:proofErr w:type="spellStart"/>
-      <w:r>
-        <w:rPr>
-          <w:rFonts w:ascii="Garamond" w:hAnsi="Garamond" w:cs="Arial"/>
-          <w:iCs/>
-          <w:sz w:val="21"/>
-          <w:szCs w:val="21"/>
-        </w:rPr>
-        <w:t>Matlab</w:t>
-      </w:r>
-      <w:proofErr w:type="spellEnd"/>
+        <w:t xml:space="preserve">version control, </w:t>
+      </w:r>
+      <w:r>
+        <w:rPr>
+          <w:rFonts w:ascii="Garamond" w:hAnsi="Garamond" w:cs="Arial"/>
+          <w:iCs/>
+          <w:sz w:val="21"/>
+          <w:szCs w:val="21"/>
+        </w:rPr>
+        <w:t>Git, Linux</w:t>
+      </w:r>
       <w:r>
         <w:rPr>
           <w:rFonts w:ascii="Garamond" w:hAnsi="Garamond" w:cs="Arial"/>
@@ -863,36 +872,25 @@
           <w:sz w:val="21"/>
           <w:szCs w:val="21"/>
         </w:rPr>
-        <w:t xml:space="preserve">ROS, ROS2, </w:t>
-      </w:r>
-      <w:r>
-        <w:rPr>
-          <w:rFonts w:ascii="Garamond" w:hAnsi="Garamond" w:cs="Arial"/>
-          <w:iCs/>
-          <w:sz w:val="21"/>
-          <w:szCs w:val="21"/>
-        </w:rPr>
-        <w:t>simulation (</w:t>
-      </w:r>
-      <w:proofErr w:type="spellStart"/>
-      <w:r>
-        <w:rPr>
-          <w:rFonts w:ascii="Garamond" w:hAnsi="Garamond" w:cs="Arial"/>
-          <w:iCs/>
-          <w:sz w:val="21"/>
-          <w:szCs w:val="21"/>
-        </w:rPr>
-        <w:t>IsaacSim</w:t>
-      </w:r>
-      <w:proofErr w:type="spellEnd"/>
-      <w:r>
-        <w:rPr>
-          <w:rFonts w:ascii="Garamond" w:hAnsi="Garamond" w:cs="Arial"/>
-          <w:iCs/>
-          <w:sz w:val="21"/>
-          <w:szCs w:val="21"/>
-        </w:rPr>
-        <w:t xml:space="preserve">, Gazebo), </w:t>
+        <w:t xml:space="preserve">troubleshooting, </w:t>
+      </w:r>
+      <w:r>
+        <w:rPr>
+          <w:rFonts w:ascii="Garamond" w:hAnsi="Garamond" w:cs="Arial"/>
+          <w:iCs/>
+          <w:sz w:val="21"/>
+          <w:szCs w:val="21"/>
+        </w:rPr>
+        <w:t xml:space="preserve">simulation (IsaacSim, Gazebo), </w:t>
+      </w:r>
+      <w:r>
+        <w:rPr>
+          <w:rFonts w:ascii="Garamond" w:hAnsi="Garamond" w:cs="Arial"/>
+          <w:iCs/>
+          <w:sz w:val="21"/>
+          <w:szCs w:val="21"/>
+        </w:rPr>
+        <w:t xml:space="preserve">computer engineering, </w:t>
       </w:r>
       <w:r>
         <w:rPr>
@@ -937,61 +935,34 @@
           <w:sz w:val="21"/>
           <w:szCs w:val="21"/>
         </w:rPr>
-        <w:t xml:space="preserve">, </w:t>
-      </w:r>
-      <w:r>
-        <w:rPr>
-          <w:rFonts w:ascii="Garamond" w:hAnsi="Garamond" w:cs="Arial"/>
-          <w:iCs/>
-          <w:sz w:val="21"/>
-          <w:szCs w:val="21"/>
-        </w:rPr>
-        <w:t xml:space="preserve">Excel, SQL, </w:t>
-      </w:r>
-      <w:r>
-        <w:rPr>
-          <w:rFonts w:ascii="Garamond" w:hAnsi="Garamond" w:cs="Arial"/>
-          <w:iCs/>
-          <w:sz w:val="21"/>
-          <w:szCs w:val="21"/>
-        </w:rPr>
-        <w:t xml:space="preserve">data collection, perception, </w:t>
-      </w:r>
-      <w:r>
-        <w:rPr>
-          <w:rFonts w:ascii="Garamond" w:hAnsi="Garamond" w:cs="Arial"/>
-          <w:iCs/>
-          <w:sz w:val="21"/>
-          <w:szCs w:val="21"/>
-        </w:rPr>
-        <w:t>motion planning,</w:t>
-      </w:r>
-      <w:r>
-        <w:rPr>
-          <w:rFonts w:ascii="Garamond" w:hAnsi="Garamond" w:cs="Arial"/>
-          <w:iCs/>
-          <w:sz w:val="21"/>
-          <w:szCs w:val="21"/>
-        </w:rPr>
-        <w:t xml:space="preserve"> </w:t>
-      </w:r>
-      <w:r>
-        <w:rPr>
-          <w:rFonts w:ascii="Garamond" w:hAnsi="Garamond" w:cs="Arial"/>
-          <w:iCs/>
-          <w:sz w:val="21"/>
-          <w:szCs w:val="21"/>
-        </w:rPr>
-        <w:t>Git</w:t>
-      </w:r>
-      <w:r>
-        <w:rPr>
-          <w:rFonts w:ascii="Garamond" w:hAnsi="Garamond" w:cs="Arial"/>
-          <w:iCs/>
-          <w:sz w:val="21"/>
-          <w:szCs w:val="21"/>
-        </w:rPr>
-        <w:t>, Linux</w:t>
+        <w:t>,</w:t>
+      </w:r>
+      <w:r>
+        <w:rPr>
+          <w:rFonts w:ascii="Garamond" w:hAnsi="Garamond" w:cs="Arial"/>
+          <w:iCs/>
+          <w:sz w:val="21"/>
+          <w:szCs w:val="21"/>
+        </w:rPr>
+        <w:t xml:space="preserve"> SQL, </w:t>
+      </w:r>
+      <w:r>
+        <w:rPr>
+          <w:rFonts w:ascii="Garamond" w:hAnsi="Garamond" w:cs="Arial"/>
+          <w:iCs/>
+          <w:sz w:val="21"/>
+          <w:szCs w:val="21"/>
+        </w:rPr>
+        <w:t xml:space="preserve">perception, </w:t>
+      </w:r>
+      <w:r>
+        <w:rPr>
+          <w:rFonts w:ascii="Garamond" w:hAnsi="Garamond" w:cs="Arial"/>
+          <w:iCs/>
+          <w:sz w:val="21"/>
+          <w:szCs w:val="21"/>
+        </w:rPr>
+        <w:t>motion planning</w:t>
       </w:r>
     </w:p>
     <w:p>
@@ -1030,71 +1001,15 @@
           <w:sz w:val="21"/>
           <w:szCs w:val="21"/>
         </w:rPr>
-        <w:t xml:space="preserve">mechatronics, CAD, SolidWorks, </w:t>
-      </w:r>
-      <w:r>
-        <w:rPr>
-          <w:rFonts w:ascii="Garamond" w:hAnsi="Garamond" w:cs="Arial"/>
-          <w:sz w:val="21"/>
-          <w:szCs w:val="21"/>
-        </w:rPr>
-        <w:t>camera</w:t>
-      </w:r>
-      <w:r>
-        <w:rPr>
-          <w:rFonts w:ascii="Garamond" w:hAnsi="Garamond" w:cs="Arial"/>
-          <w:sz w:val="21"/>
-          <w:szCs w:val="21"/>
-        </w:rPr>
-        <w:t>s, embedded</w:t>
-      </w:r>
-      <w:r>
-        <w:rPr>
-          <w:rFonts w:ascii="Garamond" w:hAnsi="Garamond" w:cs="Arial"/>
-          <w:sz w:val="21"/>
-          <w:szCs w:val="21"/>
-        </w:rPr>
-        <w:t xml:space="preserve"> </w:t>
-      </w:r>
-      <w:r>
-        <w:rPr>
-          <w:rFonts w:ascii="Garamond" w:hAnsi="Garamond" w:cs="Arial"/>
-          <w:sz w:val="21"/>
-          <w:szCs w:val="21"/>
-        </w:rPr>
-        <w:t xml:space="preserve">sensors, </w:t>
-      </w:r>
-      <w:r>
-        <w:rPr>
-          <w:rFonts w:ascii="Garamond" w:hAnsi="Garamond" w:cs="Arial"/>
-          <w:sz w:val="21"/>
-          <w:szCs w:val="21"/>
-        </w:rPr>
-        <w:t xml:space="preserve">electronics, </w:t>
-      </w:r>
-      <w:r>
-        <w:rPr>
-          <w:rFonts w:ascii="Garamond" w:hAnsi="Garamond" w:cs="Arial"/>
-          <w:sz w:val="21"/>
-          <w:szCs w:val="21"/>
-        </w:rPr>
-        <w:t xml:space="preserve">sensor integration, </w:t>
-      </w:r>
-      <w:r>
-        <w:rPr>
-          <w:rFonts w:ascii="Garamond" w:hAnsi="Garamond" w:cs="Arial"/>
-          <w:sz w:val="21"/>
-          <w:szCs w:val="21"/>
-        </w:rPr>
-        <w:t xml:space="preserve">GNSS, </w:t>
-      </w:r>
-      <w:r>
-        <w:rPr>
-          <w:rFonts w:ascii="Garamond" w:hAnsi="Garamond" w:cs="Arial"/>
-          <w:sz w:val="21"/>
-          <w:szCs w:val="21"/>
-        </w:rPr>
-        <w:t>LiDAR</w:t>
+        <w:t xml:space="preserve">TCP/IP, linear algebra, differential equations, mathematics, computational physics, </w:t>
+      </w:r>
+      <w:r>
+        <w:rPr>
+          <w:rFonts w:ascii="Garamond" w:hAnsi="Garamond" w:cs="Arial"/>
+          <w:sz w:val="21"/>
+          <w:szCs w:val="21"/>
+        </w:rPr>
+        <w:t>CAD, SolidWorks</w:t>
       </w:r>
     </w:p>
     <w:p>
@@ -1307,25 +1222,7 @@
           <w:sz w:val="21"/>
           <w:szCs w:val="21"/>
         </w:rPr>
-        <w:t xml:space="preserve">Visibility Evaluation Around Unsignalized Intersections with Occlusion </w:t>
-      </w:r>
-      <w:proofErr w:type="gramStart"/>
-      <w:r>
-        <w:rPr>
-          <w:rFonts w:ascii="Garamond" w:hAnsi="Garamond" w:cs="Arial"/>
-          <w:sz w:val="21"/>
-          <w:szCs w:val="21"/>
-        </w:rPr>
-        <w:t>From</w:t>
-      </w:r>
-      <w:proofErr w:type="gramEnd"/>
-      <w:r>
-        <w:rPr>
-          <w:rFonts w:ascii="Garamond" w:hAnsi="Garamond" w:cs="Arial"/>
-          <w:sz w:val="21"/>
-          <w:szCs w:val="21"/>
-        </w:rPr>
-        <w:t xml:space="preserve"> Arbitrary On-road Viewpoints Using Point Cloud Maps</w:t>
+        <w:t>Visibility Evaluation Around Unsignalized Intersections with Occlusion From Arbitrary On-road Viewpoints Using Point Cloud Maps</w:t>
       </w:r>
       <w:r>
         <w:rPr>
@@ -1604,18 +1501,8 @@
           <w:sz w:val="21"/>
           <w:szCs w:val="21"/>
         </w:rPr>
-        <w:t xml:space="preserve">with </w:t>
-      </w:r>
-      <w:proofErr w:type="spellStart"/>
-      <w:r>
-        <w:rPr>
-          <w:rFonts w:ascii="Garamond" w:hAnsi="Garamond" w:cs="Arial"/>
-          <w:sz w:val="21"/>
-          <w:szCs w:val="21"/>
-        </w:rPr>
-        <w:t>IsaacSim</w:t>
-      </w:r>
-      <w:proofErr w:type="spellEnd"/>
+        <w:t>with IsaacSim</w:t>
+      </w:r>
     </w:p>
     <w:p>
       <w:pPr>
@@ -2156,25 +2043,7 @@
           <w:sz w:val="21"/>
           <w:szCs w:val="21"/>
         </w:rPr>
-        <w:t xml:space="preserve">Designed and built </w:t>
-      </w:r>
-      <w:proofErr w:type="gramStart"/>
-      <w:r>
-        <w:rPr>
-          <w:rFonts w:ascii="Garamond" w:hAnsi="Garamond" w:cs="Arial"/>
-          <w:sz w:val="21"/>
-          <w:szCs w:val="21"/>
-        </w:rPr>
-        <w:t>map</w:t>
-      </w:r>
-      <w:proofErr w:type="gramEnd"/>
-      <w:r>
-        <w:rPr>
-          <w:rFonts w:ascii="Garamond" w:hAnsi="Garamond" w:cs="Arial"/>
-          <w:sz w:val="21"/>
-          <w:szCs w:val="21"/>
-        </w:rPr>
-        <w:t xml:space="preserve"> to enhance autonomous driving/ADAS by visualizing key information, such as routes and vehicle state using MATLAB; helped company’s engineers understand signals sent from cars visually</w:t>
+        <w:t>Designed and built map to enhance autonomous driving/ADAS by visualizing key information, such as routes and vehicle state using MATLAB; helped company’s engineers understand signals sent from cars visually</w:t>
       </w:r>
     </w:p>
     <w:p>
@@ -2200,25 +2069,7 @@
           <w:sz w:val="21"/>
           <w:szCs w:val="21"/>
         </w:rPr>
-        <w:t xml:space="preserve">Improved software that </w:t>
-      </w:r>
-      <w:proofErr w:type="gramStart"/>
-      <w:r>
-        <w:rPr>
-          <w:rFonts w:ascii="Garamond" w:hAnsi="Garamond" w:cs="Arial"/>
-          <w:sz w:val="21"/>
-          <w:szCs w:val="21"/>
-        </w:rPr>
-        <w:t>processed</w:t>
-      </w:r>
-      <w:proofErr w:type="gramEnd"/>
-      <w:r>
-        <w:rPr>
-          <w:rFonts w:ascii="Garamond" w:hAnsi="Garamond" w:cs="Arial"/>
-          <w:sz w:val="21"/>
-          <w:szCs w:val="21"/>
-        </w:rPr>
-        <w:t xml:space="preserve"> CAN signals from cars by fixing signal decoding; refined system output accuracy</w:t>
+        <w:t>Improved software that processed CAN signals from cars by fixing signal decoding; refined system output accuracy</w:t>
       </w:r>
     </w:p>
     <w:p>
@@ -2722,27 +2573,7 @@
           <w:sz w:val="21"/>
           <w:szCs w:val="21"/>
         </w:rPr>
-        <w:t xml:space="preserve">Extended Kalman </w:t>
-      </w:r>
-      <w:proofErr w:type="gramStart"/>
-      <w:r>
-        <w:rPr>
-          <w:rFonts w:ascii="Garamond" w:hAnsi="Garamond" w:cs="Arial"/>
-          <w:i/>
-          <w:sz w:val="21"/>
-          <w:szCs w:val="21"/>
-        </w:rPr>
-        <w:t>Filter ,</w:t>
-      </w:r>
-      <w:proofErr w:type="gramEnd"/>
-      <w:r>
-        <w:rPr>
-          <w:rFonts w:ascii="Garamond" w:hAnsi="Garamond" w:cs="Arial"/>
-          <w:i/>
-          <w:sz w:val="21"/>
-          <w:szCs w:val="21"/>
-        </w:rPr>
-        <w:t xml:space="preserve"> </w:t>
+        <w:t xml:space="preserve">Extended Kalman Filter , </w:t>
       </w:r>
       <w:r>
         <w:rPr>
@@ -2889,54 +2720,8 @@
           <w:sz w:val="21"/>
           <w:szCs w:val="21"/>
         </w:rPr>
-        <w:t xml:space="preserve"> among </w:t>
-      </w:r>
-      <w:proofErr w:type="gramStart"/>
-      <w:r>
-        <w:rPr>
-          <w:rFonts w:ascii="Garamond" w:hAnsi="Garamond" w:cs="Arial"/>
-          <w:sz w:val="21"/>
-          <w:szCs w:val="21"/>
-        </w:rPr>
-        <w:t>pedestrian</w:t>
-      </w:r>
-      <w:proofErr w:type="gramEnd"/>
-      <w:r>
-        <w:rPr>
-          <w:rFonts w:ascii="Garamond" w:hAnsi="Garamond" w:cs="Arial"/>
-          <w:sz w:val="21"/>
-          <w:szCs w:val="21"/>
-        </w:rPr>
-        <w:t xml:space="preserve">, </w:t>
-      </w:r>
-      <w:proofErr w:type="gramStart"/>
-      <w:r>
-        <w:rPr>
-          <w:rFonts w:ascii="Garamond" w:hAnsi="Garamond" w:cs="Arial"/>
-          <w:sz w:val="21"/>
-          <w:szCs w:val="21"/>
-        </w:rPr>
-        <w:t>cyclist</w:t>
-      </w:r>
-      <w:proofErr w:type="gramEnd"/>
-      <w:r>
-        <w:rPr>
-          <w:rFonts w:ascii="Garamond" w:hAnsi="Garamond" w:cs="Arial"/>
-          <w:sz w:val="21"/>
-          <w:szCs w:val="21"/>
-        </w:rPr>
-        <w:t xml:space="preserve">, and intelligent </w:t>
-      </w:r>
-      <w:proofErr w:type="gramStart"/>
-      <w:r>
-        <w:rPr>
-          <w:rFonts w:ascii="Garamond" w:hAnsi="Garamond" w:cs="Arial"/>
-          <w:sz w:val="21"/>
-          <w:szCs w:val="21"/>
-        </w:rPr>
-        <w:t>wheelchair</w:t>
-      </w:r>
-      <w:proofErr w:type="gramEnd"/>
+        <w:t xml:space="preserve"> among pedestrian, cyclist, and intelligent wheelchair</w:t>
+      </w:r>
       <w:r>
         <w:rPr>
           <w:rFonts w:ascii="Garamond" w:hAnsi="Garamond" w:cs="Arial"/>
@@ -4654,15 +4439,6 @@
 </file>
 
 <file path=customXml/item1.xml><?xml version="1.0" encoding="utf-8"?>
-<?mso-contentType ?>
-<FormTemplates xmlns="http://schemas.microsoft.com/sharepoint/v3/contenttype/forms">
-  <Display>DocumentLibraryForm</Display>
-  <Edit>DocumentLibraryForm</Edit>
-  <New>DocumentLibraryForm</New>
-</FormTemplates>
-</file>
-
-<file path=customXml/item2.xml><?xml version="1.0" encoding="utf-8"?>
 <ct:contentTypeSchema xmlns:ct="http://schemas.microsoft.com/office/2006/metadata/contentType" xmlns:ma="http://schemas.microsoft.com/office/2006/metadata/properties/metaAttributes" ct:_="" ma:_="" ma:contentTypeName="Document" ma:contentTypeID="0x010100E00F7205C82CFC49993A09459E403F9D" ma:contentTypeVersion="11" ma:contentTypeDescription="Create a new document." ma:contentTypeScope="" ma:versionID="15ca1506d9d0bc3d30df8ed0110f0d4e">
   <xsd:schema xmlns:xsd="http://www.w3.org/2001/XMLSchema" xmlns:xs="http://www.w3.org/2001/XMLSchema" xmlns:p="http://schemas.microsoft.com/office/2006/metadata/properties" xmlns:ns2="8f1b7c86-42c5-4929-b887-8cfd13270314" xmlns:ns3="671c1944-cc4f-476c-949f-52559c641db4" targetNamespace="http://schemas.microsoft.com/office/2006/metadata/properties" ma:root="true" ma:fieldsID="db6c2aada95e6879eb2870ebec6b4aa1" ns2:_="" ns3:_="">
     <xsd:import namespace="8f1b7c86-42c5-4929-b887-8cfd13270314"/>
@@ -4873,15 +4649,16 @@
 </ct:contentTypeSchema>
 </file>
 
-<file path=customXml/itemProps1.xml><?xml version="1.0" encoding="utf-8"?>
-<ds:datastoreItem xmlns:ds="http://schemas.openxmlformats.org/officeDocument/2006/customXml" ds:itemID="{8E8AFA64-578D-46FF-A288-428D1FA7C9F1}">
-  <ds:schemaRefs>
-    <ds:schemaRef ds:uri="http://schemas.microsoft.com/sharepoint/v3/contenttype/forms"/>
-  </ds:schemaRefs>
-</ds:datastoreItem>
+<file path=customXml/item2.xml><?xml version="1.0" encoding="utf-8"?>
+<?mso-contentType ?>
+<FormTemplates xmlns="http://schemas.microsoft.com/sharepoint/v3/contenttype/forms">
+  <Display>DocumentLibraryForm</Display>
+  <Edit>DocumentLibraryForm</Edit>
+  <New>DocumentLibraryForm</New>
+</FormTemplates>
 </file>
 
-<file path=customXml/itemProps2.xml><?xml version="1.0" encoding="utf-8"?>
+<file path=customXml/itemProps1.xml><?xml version="1.0" encoding="utf-8"?>
 <ds:datastoreItem xmlns:ds="http://schemas.openxmlformats.org/officeDocument/2006/customXml" ds:itemID="{5ECCFF00-82E4-439E-8D62-678F77120EF2}">
   <ds:schemaRefs>
     <ds:schemaRef ds:uri="http://schemas.microsoft.com/office/2006/metadata/contentType"/>
@@ -4898,4 +4675,12 @@
     <ds:schemaRef ds:uri="http://schemas.microsoft.com/internal/obd"/>
   </ds:schemaRefs>
 </ds:datastoreItem>
+</file>
+
+<file path=customXml/itemProps2.xml><?xml version="1.0" encoding="utf-8"?>
+<ds:datastoreItem xmlns:ds="http://schemas.openxmlformats.org/officeDocument/2006/customXml" ds:itemID="{8E8AFA64-578D-46FF-A288-428D1FA7C9F1}">
+  <ds:schemaRefs>
+    <ds:schemaRef ds:uri="http://schemas.microsoft.com/sharepoint/v3/contenttype/forms"/>
+  </ds:schemaRefs>
+</ds:datastoreItem>
 </file>